--- a/docs/delivery/support/아가야_관리자_사용보고서.docx
+++ b/docs/delivery/support/아가야_관리자_사용보고서.docx
@@ -5,7 +5,6 @@
     <w:p>
       <w:pPr>
         <w:pStyle w:val="Title"/>
-        <w:spacing w:after="200"/>
       </w:pPr>
       <w:r>
         <w:rPr>
@@ -31,7 +30,7 @@
           <w:b w:val="0"/>
           <w:sz w:val="22"/>
         </w:rPr>
-        <w:t>: 앱 화면에서 보이는 문구와 정보가 관리자 화면의 어느 메뉴에서 수정되는지 매칭해, 완료보고서와 별개로 운영자가 확인할 수 있는 사용 보고서로 제공한다.</w:t>
+        <w:t>: 첨부 앱 화면의 빨간 코멘트가 가리킨 영역을 관리자에서 어디서 수정하거나 노출 제어할 수 있어야 하는지 정의한다.</w:t>
       </w:r>
     </w:p>
     <w:p>
@@ -58,7 +57,7 @@
           <w:i/>
           <w:sz w:val="22"/>
         </w:rPr>
-        <w:t>관리자 사용 보고서</w:t>
+        <w:t>관리자 사용 보고서 + 수정 기능 PRD</w:t>
       </w:r>
       <w:r>
         <w:rPr>
@@ -66,7 +65,7 @@
           <w:b w:val="0"/>
           <w:sz w:val="22"/>
         </w:rPr>
-        <w:t>다. 개발 완료 여부 증빙보다, 앱 화면과 관리자 수정 위치를 연결하는 운영 안내가 목적이다.</w:t>
+        <w:t>다. 단순 현황 매칭이 아니라, 관리자에서 수정 가능해야 할 항목과 추가 개발이 필요한 항목을 함께 정리한다.</w:t>
       </w:r>
     </w:p>
     <w:p>
@@ -84,10 +83,9 @@
           <w:b w:val="0"/>
           <w:sz w:val="22"/>
         </w:rPr>
-        <w:t>: 2026년 5월 11일</w:t>
+        <w:t>: 2026년 5월 12일</w:t>
       </w:r>
     </w:p>
-    <w:p/>
     <w:p>
       <w:pPr>
         <w:pStyle w:val="Heading1"/>
@@ -98,7 +96,7 @@
           <w:b/>
           <w:sz w:val="32"/>
         </w:rPr>
-        <w:t>1. 배경</w:t>
+        <w:t>1. 핵심 정정</w:t>
       </w:r>
     </w:p>
     <w:p>
@@ -108,7 +106,7 @@
           <w:b w:val="0"/>
           <w:sz w:val="22"/>
         </w:rPr>
-        <w:t>전달받은 앱 화면은 사용자 앱 기준으로는 익숙하지만, 관리자 화면은 동일해 보이는 편집 화면이 많고 어떤 항목이 실제 앱의 어느 영역에 반영되는지 구분하기 어렵다.</w:t>
+        <w:t>유저가 준 이미지의 뜻은 “앱 화면 설명”이 아니라 “빨간 표시된 영역을 관리자에서 각각 수정할 수 있게 해야 하지 않느냐”이다.</w:t>
       </w:r>
     </w:p>
     <w:p>
@@ -118,8 +116,52 @@
           <w:b w:val="0"/>
           <w:sz w:val="22"/>
         </w:rPr>
-        <w:t xml:space="preserve">특히 </w:t>
+        <w:t>따라서 이 문서는 아래 관점으로 다시 정리한다.</w:t>
       </w:r>
+    </w:p>
+    <w:p>
+      <w:pPr>
+        <w:pStyle w:val="ListBullet"/>
+      </w:pPr>
+      <w:r>
+        <w:rPr>
+          <w:rFonts w:ascii="Arial" w:hAnsi="Arial" w:eastAsia="Apple SD Gothic Neo"/>
+          <w:b w:val="0"/>
+          <w:sz w:val="22"/>
+        </w:rPr>
+        <w:t>앱에서 보이는 문구/버튼/이미지/노출 상태는 운영자가 관리자에서 수정할 수 있어야 한다.</w:t>
+      </w:r>
+    </w:p>
+    <w:p>
+      <w:pPr>
+        <w:pStyle w:val="ListBullet"/>
+      </w:pPr>
+      <w:r>
+        <w:rPr>
+          <w:rFonts w:ascii="Arial" w:hAnsi="Arial" w:eastAsia="Apple SD Gothic Neo"/>
+          <w:b w:val="0"/>
+          <w:sz w:val="22"/>
+        </w:rPr>
+        <w:t>현재 관리자 메뉴가 있으면 정확한 위치를 적는다.</w:t>
+      </w:r>
+    </w:p>
+    <w:p>
+      <w:pPr>
+        <w:pStyle w:val="ListBullet"/>
+      </w:pPr>
+      <w:r>
+        <w:rPr>
+          <w:rFonts w:ascii="Arial" w:hAnsi="Arial" w:eastAsia="Apple SD Gothic Neo"/>
+          <w:b w:val="0"/>
+          <w:sz w:val="22"/>
+        </w:rPr>
+        <w:t>현재 관리자 메뉴가 없으면 “수정 불가”로 끝내지 말고, 어느 관리자 화면에 기능을 추가해야 하는지 적는다.</w:t>
+      </w:r>
+    </w:p>
+    <w:p>
+      <w:pPr>
+        <w:pStyle w:val="ListBullet"/>
+      </w:pPr>
       <w:r>
         <w:rPr>
           <w:rFonts w:ascii="Arial" w:hAnsi="Arial" w:eastAsia="Apple SD Gothic Neo"/>
@@ -135,17 +177,7 @@
           <w:b w:val="0"/>
           <w:sz w:val="22"/>
         </w:rPr>
-        <w:t>처럼 앱에 직접 크게 보이지 않거나 일부 화면에서만 표시되는 정보가 관리자 화면에는 보이는 경우가 있다. 이 값은 콘텐츠 문구가 아니라 사용자 임신 주차/일차 상태값이므로, 콘텐츠 편집 영역과 분리해서 설명해야 한다.</w:t>
-      </w:r>
-    </w:p>
-    <w:p>
-      <w:r>
-        <w:rPr>
-          <w:rFonts w:ascii="Arial" w:hAnsi="Arial" w:eastAsia="Apple SD Gothic Neo"/>
-          <w:b w:val="0"/>
-          <w:sz w:val="22"/>
-        </w:rPr>
-        <w:t xml:space="preserve">따라서 완료보고서에 단순히 기능 목록을 넣기보다, 별도 </w:t>
+        <w:t xml:space="preserve">, </w:t>
       </w:r>
       <w:r>
         <w:rPr>
@@ -154,7 +186,7 @@
           <w:i/>
           <w:sz w:val="22"/>
         </w:rPr>
-        <w:t>사용 보고서</w:t>
+        <w:t>임신 107일째</w:t>
       </w:r>
       <w:r>
         <w:rPr>
@@ -162,65 +194,756 @@
           <w:b w:val="0"/>
           <w:sz w:val="22"/>
         </w:rPr>
-        <w:t>로 아래 질문에 답하는 문서를 만든다.</w:t>
+        <w:t xml:space="preserve">, </w:t>
       </w:r>
-    </w:p>
-    <w:p>
-      <w:pPr>
-        <w:pStyle w:val="ListBullet"/>
-        <w:spacing w:after="80"/>
-      </w:pPr>
+      <w:r>
+        <w:rPr>
+          <w:rFonts w:ascii="Arial" w:hAnsi="Arial" w:eastAsia="Apple SD Gothic Neo"/>
+          <w:b w:val="0"/>
+          <w:i/>
+          <w:sz w:val="22"/>
+        </w:rPr>
+        <w:t>만나기까지 173일</w:t>
+      </w:r>
       <w:r>
         <w:rPr>
           <w:rFonts w:ascii="Arial" w:hAnsi="Arial" w:eastAsia="Apple SD Gothic Neo"/>
           <w:b w:val="0"/>
           <w:sz w:val="22"/>
         </w:rPr>
-        <w:t>이 앱 화면 문구는 관리자 어디에서 바꾸나요?</w:t>
+        <w:t xml:space="preserve"> 같은 값은 콘텐츠 문구가 아니라 사용자 상태값이지만, 잘못 표시될 수 있으므로 운영 보정 화면이 필요하다.</w:t>
       </w:r>
     </w:p>
     <w:p>
       <w:pPr>
-        <w:pStyle w:val="ListBullet"/>
-        <w:spacing w:after="80"/>
+        <w:pStyle w:val="Heading1"/>
       </w:pPr>
       <w:r>
         <w:rPr>
           <w:rFonts w:ascii="Arial" w:hAnsi="Arial" w:eastAsia="Apple SD Gothic Neo"/>
-          <w:b w:val="0"/>
-          <w:sz w:val="22"/>
+          <w:b/>
+          <w:sz w:val="32"/>
         </w:rPr>
-        <w:t>이 값은 콘텐츠인가요, 사용자 상태값인가요?</w:t>
+        <w:t>2. 이미지별 요구사항 해석</w:t>
       </w:r>
     </w:p>
-    <w:p>
-      <w:pPr>
-        <w:pStyle w:val="ListBullet"/>
-        <w:spacing w:after="80"/>
-      </w:pPr>
-      <w:r>
-        <w:rPr>
-          <w:rFonts w:ascii="Arial" w:hAnsi="Arial" w:eastAsia="Apple SD Gothic Neo"/>
-          <w:b w:val="0"/>
-          <w:sz w:val="22"/>
-        </w:rPr>
-        <w:t>관리자에서 직접 수정 가능한가요, 조회만 가능한가요?</w:t>
-      </w:r>
-    </w:p>
-    <w:p>
-      <w:pPr>
-        <w:pStyle w:val="ListBullet"/>
-        <w:spacing w:after="80"/>
-      </w:pPr>
-      <w:r>
-        <w:rPr>
-          <w:rFonts w:ascii="Arial" w:hAnsi="Arial" w:eastAsia="Apple SD Gothic Neo"/>
-          <w:b w:val="0"/>
-          <w:sz w:val="22"/>
-        </w:rPr>
-        <w:t>수정 후 앱에서 어디에 반영되나요?</w:t>
-      </w:r>
-    </w:p>
+    <w:tbl>
+      <w:tblPr>
+        <w:tblW w:type="auto" w:w="0"/>
+        <w:jc w:val="left"/>
+        <w:tblLayout w:type="fixed"/>
+        <w:tblLook w:firstColumn="1" w:firstRow="1" w:lastColumn="0" w:lastRow="0" w:noHBand="0" w:noVBand="1" w:val="04A0"/>
+        <w:tblBorders>
+          <w:top w:val="single" w:sz="4" w:space="0" w:color="DADCE0"/>
+          <w:left w:val="single" w:sz="4" w:space="0" w:color="DADCE0"/>
+          <w:bottom w:val="single" w:sz="4" w:space="0" w:color="DADCE0"/>
+          <w:right w:val="single" w:sz="4" w:space="0" w:color="DADCE0"/>
+          <w:insideH w:val="single" w:sz="4" w:space="0" w:color="DADCE0"/>
+          <w:insideV w:val="single" w:sz="4" w:space="0" w:color="DADCE0"/>
+        </w:tblBorders>
+      </w:tblPr>
+      <w:tblGrid>
+        <w:gridCol w:w="3120"/>
+        <w:gridCol w:w="3120"/>
+        <w:gridCol w:w="3120"/>
+      </w:tblGrid>
+      <w:tr>
+        <w:tc>
+          <w:tcPr>
+            <w:tcW w:type="dxa" w:w="2088"/>
+            <w:tcMar>
+              <w:top w:w="80" w:type="dxa"/>
+              <w:bottom w:w="80" w:type="dxa"/>
+              <w:start w:w="120" w:type="dxa"/>
+              <w:end w:w="120" w:type="dxa"/>
+            </w:tcMar>
+            <w:vAlign w:val="center"/>
+            <w:shd w:fill="F8F9FA"/>
+          </w:tcPr>
+          <w:p>
+            <w:pPr>
+              <w:spacing w:after="0" w:line="264" w:lineRule="auto"/>
+            </w:pPr>
+            <w:r>
+              <w:rPr>
+                <w:rFonts w:ascii="Arial" w:hAnsi="Arial" w:eastAsia="Apple SD Gothic Neo"/>
+                <w:b/>
+                <w:sz w:val="18"/>
+              </w:rPr>
+              <w:t>첨부 이미지</w:t>
+            </w:r>
+          </w:p>
+        </w:tc>
+        <w:tc>
+          <w:tcPr>
+            <w:tcW w:type="dxa" w:w="3240"/>
+            <w:tcMar>
+              <w:top w:w="80" w:type="dxa"/>
+              <w:bottom w:w="80" w:type="dxa"/>
+              <w:start w:w="120" w:type="dxa"/>
+              <w:end w:w="120" w:type="dxa"/>
+            </w:tcMar>
+            <w:vAlign w:val="center"/>
+            <w:shd w:fill="F8F9FA"/>
+          </w:tcPr>
+          <w:p>
+            <w:pPr>
+              <w:spacing w:after="0" w:line="264" w:lineRule="auto"/>
+            </w:pPr>
+            <w:r>
+              <w:rPr>
+                <w:rFonts w:ascii="Arial" w:hAnsi="Arial" w:eastAsia="Apple SD Gothic Neo"/>
+                <w:b/>
+                <w:sz w:val="18"/>
+              </w:rPr>
+              <w:t>빨간 코멘트 의미</w:t>
+            </w:r>
+          </w:p>
+        </w:tc>
+        <w:tc>
+          <w:tcPr>
+            <w:tcW w:type="dxa" w:w="4032"/>
+            <w:tcMar>
+              <w:top w:w="80" w:type="dxa"/>
+              <w:bottom w:w="80" w:type="dxa"/>
+              <w:start w:w="120" w:type="dxa"/>
+              <w:end w:w="120" w:type="dxa"/>
+            </w:tcMar>
+            <w:vAlign w:val="center"/>
+            <w:shd w:fill="F8F9FA"/>
+          </w:tcPr>
+          <w:p>
+            <w:pPr>
+              <w:spacing w:after="0" w:line="264" w:lineRule="auto"/>
+            </w:pPr>
+            <w:r>
+              <w:rPr>
+                <w:rFonts w:ascii="Arial" w:hAnsi="Arial" w:eastAsia="Apple SD Gothic Neo"/>
+                <w:b/>
+                <w:sz w:val="18"/>
+              </w:rPr>
+              <w:t>PRD 해석</w:t>
+            </w:r>
+          </w:p>
+        </w:tc>
+      </w:tr>
+      <w:tr>
+        <w:tc>
+          <w:tcPr>
+            <w:tcW w:type="dxa" w:w="2088"/>
+            <w:tcMar>
+              <w:top w:w="80" w:type="dxa"/>
+              <w:bottom w:w="80" w:type="dxa"/>
+              <w:start w:w="120" w:type="dxa"/>
+              <w:end w:w="120" w:type="dxa"/>
+            </w:tcMar>
+            <w:vAlign w:val="center"/>
+          </w:tcPr>
+          <w:p>
+            <w:pPr>
+              <w:spacing w:after="0" w:line="264" w:lineRule="auto"/>
+            </w:pPr>
+            <w:r>
+              <w:rPr>
+                <w:rFonts w:ascii="Arial" w:hAnsi="Arial" w:eastAsia="Apple SD Gothic Neo"/>
+                <w:b w:val="0"/>
+                <w:sz w:val="17"/>
+              </w:rPr>
+              <w:t>Image #1</w:t>
+            </w:r>
+          </w:p>
+        </w:tc>
+        <w:tc>
+          <w:tcPr>
+            <w:tcW w:type="dxa" w:w="3240"/>
+            <w:tcMar>
+              <w:top w:w="80" w:type="dxa"/>
+              <w:bottom w:w="80" w:type="dxa"/>
+              <w:start w:w="120" w:type="dxa"/>
+              <w:end w:w="120" w:type="dxa"/>
+            </w:tcMar>
+            <w:vAlign w:val="center"/>
+          </w:tcPr>
+          <w:p>
+            <w:pPr>
+              <w:spacing w:after="0" w:line="264" w:lineRule="auto"/>
+            </w:pPr>
+            <w:r>
+              <w:rPr>
+                <w:rFonts w:ascii="Arial" w:hAnsi="Arial" w:eastAsia="Apple SD Gothic Neo"/>
+                <w:b w:val="0"/>
+                <w:sz w:val="17"/>
+              </w:rPr>
+              <w:t>홈 말풍선, 아기 이미지, 주차/일수/오늘의 한마디를 각각 어디서 수정하는지</w:t>
+            </w:r>
+          </w:p>
+        </w:tc>
+        <w:tc>
+          <w:tcPr>
+            <w:tcW w:type="dxa" w:w="4032"/>
+            <w:tcMar>
+              <w:top w:w="80" w:type="dxa"/>
+              <w:bottom w:w="80" w:type="dxa"/>
+              <w:start w:w="120" w:type="dxa"/>
+              <w:end w:w="120" w:type="dxa"/>
+            </w:tcMar>
+            <w:vAlign w:val="center"/>
+          </w:tcPr>
+          <w:p>
+            <w:pPr>
+              <w:spacing w:after="0" w:line="264" w:lineRule="auto"/>
+            </w:pPr>
+            <w:r>
+              <w:rPr>
+                <w:rFonts w:ascii="Arial" w:hAnsi="Arial" w:eastAsia="Apple SD Gothic Neo"/>
+                <w:b w:val="0"/>
+                <w:sz w:val="17"/>
+              </w:rPr>
+              <w:t>홈 문구/이미지는 관리자 수정 대상. 주차/일수는 사용자 상태값 보정 화면 필요</w:t>
+            </w:r>
+          </w:p>
+        </w:tc>
+      </w:tr>
+      <w:tr>
+        <w:tc>
+          <w:tcPr>
+            <w:tcW w:type="dxa" w:w="2088"/>
+            <w:tcMar>
+              <w:top w:w="80" w:type="dxa"/>
+              <w:bottom w:w="80" w:type="dxa"/>
+              <w:start w:w="120" w:type="dxa"/>
+              <w:end w:w="120" w:type="dxa"/>
+            </w:tcMar>
+            <w:vAlign w:val="center"/>
+          </w:tcPr>
+          <w:p>
+            <w:pPr>
+              <w:spacing w:after="0" w:line="264" w:lineRule="auto"/>
+            </w:pPr>
+            <w:r>
+              <w:rPr>
+                <w:rFonts w:ascii="Arial" w:hAnsi="Arial" w:eastAsia="Apple SD Gothic Neo"/>
+                <w:b w:val="0"/>
+                <w:sz w:val="17"/>
+              </w:rPr>
+              <w:t>Image #2</w:t>
+            </w:r>
+          </w:p>
+        </w:tc>
+        <w:tc>
+          <w:tcPr>
+            <w:tcW w:type="dxa" w:w="3240"/>
+            <w:tcMar>
+              <w:top w:w="80" w:type="dxa"/>
+              <w:bottom w:w="80" w:type="dxa"/>
+              <w:start w:w="120" w:type="dxa"/>
+              <w:end w:w="120" w:type="dxa"/>
+            </w:tcMar>
+            <w:vAlign w:val="center"/>
+          </w:tcPr>
+          <w:p>
+            <w:pPr>
+              <w:spacing w:after="0" w:line="264" w:lineRule="auto"/>
+            </w:pPr>
+            <w:r>
+              <w:rPr>
+                <w:rFonts w:ascii="Arial" w:hAnsi="Arial" w:eastAsia="Apple SD Gothic Neo"/>
+                <w:b w:val="0"/>
+                <w:sz w:val="17"/>
+              </w:rPr>
+              <w:t>오늘 아기는요/오늘 엄마는요 각각 수정 화면 확인</w:t>
+            </w:r>
+          </w:p>
+        </w:tc>
+        <w:tc>
+          <w:tcPr>
+            <w:tcW w:type="dxa" w:w="4032"/>
+            <w:tcMar>
+              <w:top w:w="80" w:type="dxa"/>
+              <w:bottom w:w="80" w:type="dxa"/>
+              <w:start w:w="120" w:type="dxa"/>
+              <w:end w:w="120" w:type="dxa"/>
+            </w:tcMar>
+            <w:vAlign w:val="center"/>
+          </w:tcPr>
+          <w:p>
+            <w:pPr>
+              <w:spacing w:after="0" w:line="264" w:lineRule="auto"/>
+            </w:pPr>
+            <w:r>
+              <w:rPr>
+                <w:rFonts w:ascii="Arial" w:hAnsi="Arial" w:eastAsia="Apple SD Gothic Neo"/>
+                <w:b w:val="0"/>
+                <w:sz w:val="17"/>
+              </w:rPr>
+              <w:t>주차별 일별 콘텐츠에서 아기/엄마 문구를 분리 수정해야 함</w:t>
+            </w:r>
+          </w:p>
+        </w:tc>
+      </w:tr>
+      <w:tr>
+        <w:tc>
+          <w:tcPr>
+            <w:tcW w:type="dxa" w:w="2088"/>
+            <w:tcMar>
+              <w:top w:w="80" w:type="dxa"/>
+              <w:bottom w:w="80" w:type="dxa"/>
+              <w:start w:w="120" w:type="dxa"/>
+              <w:end w:w="120" w:type="dxa"/>
+            </w:tcMar>
+            <w:vAlign w:val="center"/>
+          </w:tcPr>
+          <w:p>
+            <w:pPr>
+              <w:spacing w:after="0" w:line="264" w:lineRule="auto"/>
+            </w:pPr>
+            <w:r>
+              <w:rPr>
+                <w:rFonts w:ascii="Arial" w:hAnsi="Arial" w:eastAsia="Apple SD Gothic Neo"/>
+                <w:b w:val="0"/>
+                <w:sz w:val="17"/>
+              </w:rPr>
+              <w:t>Image #3</w:t>
+            </w:r>
+          </w:p>
+        </w:tc>
+        <w:tc>
+          <w:tcPr>
+            <w:tcW w:type="dxa" w:w="3240"/>
+            <w:tcMar>
+              <w:top w:w="80" w:type="dxa"/>
+              <w:bottom w:w="80" w:type="dxa"/>
+              <w:start w:w="120" w:type="dxa"/>
+              <w:end w:w="120" w:type="dxa"/>
+            </w:tcMar>
+            <w:vAlign w:val="center"/>
+          </w:tcPr>
+          <w:p>
+            <w:pPr>
+              <w:spacing w:after="0" w:line="264" w:lineRule="auto"/>
+            </w:pPr>
+            <w:r>
+              <w:rPr>
+                <w:rFonts w:ascii="Arial" w:hAnsi="Arial" w:eastAsia="Apple SD Gothic Neo"/>
+                <w:b w:val="0"/>
+                <w:sz w:val="17"/>
+              </w:rPr>
+              <w:t>임신백과 카드와 주차별 사전 진입 문구 수정 위치 확인</w:t>
+            </w:r>
+          </w:p>
+        </w:tc>
+        <w:tc>
+          <w:tcPr>
+            <w:tcW w:type="dxa" w:w="4032"/>
+            <w:tcMar>
+              <w:top w:w="80" w:type="dxa"/>
+              <w:bottom w:w="80" w:type="dxa"/>
+              <w:start w:w="120" w:type="dxa"/>
+              <w:end w:w="120" w:type="dxa"/>
+            </w:tcMar>
+            <w:vAlign w:val="center"/>
+          </w:tcPr>
+          <w:p>
+            <w:pPr>
+              <w:spacing w:after="0" w:line="264" w:lineRule="auto"/>
+            </w:pPr>
+            <w:r>
+              <w:rPr>
+                <w:rFonts w:ascii="Arial" w:hAnsi="Arial" w:eastAsia="Apple SD Gothic Neo"/>
+                <w:b w:val="0"/>
+                <w:sz w:val="17"/>
+              </w:rPr>
+              <w:t>임신백과 카드 문구/주차 노출본을 관리자에서 수정해야 함</w:t>
+            </w:r>
+          </w:p>
+        </w:tc>
+      </w:tr>
+      <w:tr>
+        <w:tc>
+          <w:tcPr>
+            <w:tcW w:type="dxa" w:w="2088"/>
+            <w:tcMar>
+              <w:top w:w="80" w:type="dxa"/>
+              <w:bottom w:w="80" w:type="dxa"/>
+              <w:start w:w="120" w:type="dxa"/>
+              <w:end w:w="120" w:type="dxa"/>
+            </w:tcMar>
+            <w:vAlign w:val="center"/>
+          </w:tcPr>
+          <w:p>
+            <w:pPr>
+              <w:spacing w:after="0" w:line="264" w:lineRule="auto"/>
+            </w:pPr>
+            <w:r>
+              <w:rPr>
+                <w:rFonts w:ascii="Arial" w:hAnsi="Arial" w:eastAsia="Apple SD Gothic Neo"/>
+                <w:b w:val="0"/>
+                <w:sz w:val="17"/>
+              </w:rPr>
+              <w:t>Image #4</w:t>
+            </w:r>
+          </w:p>
+        </w:tc>
+        <w:tc>
+          <w:tcPr>
+            <w:tcW w:type="dxa" w:w="3240"/>
+            <w:tcMar>
+              <w:top w:w="80" w:type="dxa"/>
+              <w:bottom w:w="80" w:type="dxa"/>
+              <w:start w:w="120" w:type="dxa"/>
+              <w:end w:w="120" w:type="dxa"/>
+            </w:tcMar>
+            <w:vAlign w:val="center"/>
+          </w:tcPr>
+          <w:p>
+            <w:pPr>
+              <w:spacing w:after="0" w:line="264" w:lineRule="auto"/>
+            </w:pPr>
+            <w:r>
+              <w:rPr>
+                <w:rFonts w:ascii="Arial" w:hAnsi="Arial" w:eastAsia="Apple SD Gothic Neo"/>
+                <w:b w:val="0"/>
+                <w:sz w:val="17"/>
+              </w:rPr>
+              <w:t>체크리스트 항목 수정 방법 확인</w:t>
+            </w:r>
+          </w:p>
+        </w:tc>
+        <w:tc>
+          <w:tcPr>
+            <w:tcW w:type="dxa" w:w="4032"/>
+            <w:tcMar>
+              <w:top w:w="80" w:type="dxa"/>
+              <w:bottom w:w="80" w:type="dxa"/>
+              <w:start w:w="120" w:type="dxa"/>
+              <w:end w:w="120" w:type="dxa"/>
+            </w:tcMar>
+            <w:vAlign w:val="center"/>
+          </w:tcPr>
+          <w:p>
+            <w:pPr>
+              <w:spacing w:after="0" w:line="264" w:lineRule="auto"/>
+            </w:pPr>
+            <w:r>
+              <w:rPr>
+                <w:rFonts w:ascii="Arial" w:hAnsi="Arial" w:eastAsia="Apple SD Gothic Neo"/>
+                <w:b w:val="0"/>
+                <w:sz w:val="17"/>
+              </w:rPr>
+              <w:t>체크리스트 문구와 앱 노출 여부를 주차/일차 기준으로 수정해야 함</w:t>
+            </w:r>
+          </w:p>
+        </w:tc>
+      </w:tr>
+      <w:tr>
+        <w:tc>
+          <w:tcPr>
+            <w:tcW w:type="dxa" w:w="2088"/>
+            <w:tcMar>
+              <w:top w:w="80" w:type="dxa"/>
+              <w:bottom w:w="80" w:type="dxa"/>
+              <w:start w:w="120" w:type="dxa"/>
+              <w:end w:w="120" w:type="dxa"/>
+            </w:tcMar>
+            <w:vAlign w:val="center"/>
+          </w:tcPr>
+          <w:p>
+            <w:pPr>
+              <w:spacing w:after="0" w:line="264" w:lineRule="auto"/>
+            </w:pPr>
+            <w:r>
+              <w:rPr>
+                <w:rFonts w:ascii="Arial" w:hAnsi="Arial" w:eastAsia="Apple SD Gothic Neo"/>
+                <w:b w:val="0"/>
+                <w:sz w:val="17"/>
+              </w:rPr>
+              <w:t>Image #5</w:t>
+            </w:r>
+          </w:p>
+        </w:tc>
+        <w:tc>
+          <w:tcPr>
+            <w:tcW w:type="dxa" w:w="3240"/>
+            <w:tcMar>
+              <w:top w:w="80" w:type="dxa"/>
+              <w:bottom w:w="80" w:type="dxa"/>
+              <w:start w:w="120" w:type="dxa"/>
+              <w:end w:w="120" w:type="dxa"/>
+            </w:tcMar>
+            <w:vAlign w:val="center"/>
+          </w:tcPr>
+          <w:p>
+            <w:pPr>
+              <w:spacing w:after="0" w:line="264" w:lineRule="auto"/>
+            </w:pPr>
+            <w:r>
+              <w:rPr>
+                <w:rFonts w:ascii="Arial" w:hAnsi="Arial" w:eastAsia="Apple SD Gothic Neo"/>
+                <w:b w:val="0"/>
+                <w:sz w:val="17"/>
+              </w:rPr>
+              <w:t>대화 중 나오는 공감 문장/주차 안내 문구 수정 방법 확인</w:t>
+            </w:r>
+          </w:p>
+        </w:tc>
+        <w:tc>
+          <w:tcPr>
+            <w:tcW w:type="dxa" w:w="4032"/>
+            <w:tcMar>
+              <w:top w:w="80" w:type="dxa"/>
+              <w:bottom w:w="80" w:type="dxa"/>
+              <w:start w:w="120" w:type="dxa"/>
+              <w:end w:w="120" w:type="dxa"/>
+            </w:tcMar>
+            <w:vAlign w:val="center"/>
+          </w:tcPr>
+          <w:p>
+            <w:pPr>
+              <w:spacing w:after="0" w:line="264" w:lineRule="auto"/>
+            </w:pPr>
+            <w:r>
+              <w:rPr>
+                <w:rFonts w:ascii="Arial" w:hAnsi="Arial" w:eastAsia="Apple SD Gothic Neo"/>
+                <w:b w:val="0"/>
+                <w:sz w:val="17"/>
+              </w:rPr>
+              <w:t>대화 플로우 문구와 기분별 응답을 관리자에서 수정해야 함</w:t>
+            </w:r>
+          </w:p>
+        </w:tc>
+      </w:tr>
+      <w:tr>
+        <w:tc>
+          <w:tcPr>
+            <w:tcW w:type="dxa" w:w="2088"/>
+            <w:tcMar>
+              <w:top w:w="80" w:type="dxa"/>
+              <w:bottom w:w="80" w:type="dxa"/>
+              <w:start w:w="120" w:type="dxa"/>
+              <w:end w:w="120" w:type="dxa"/>
+            </w:tcMar>
+            <w:vAlign w:val="center"/>
+          </w:tcPr>
+          <w:p>
+            <w:pPr>
+              <w:spacing w:after="0" w:line="264" w:lineRule="auto"/>
+            </w:pPr>
+            <w:r>
+              <w:rPr>
+                <w:rFonts w:ascii="Arial" w:hAnsi="Arial" w:eastAsia="Apple SD Gothic Neo"/>
+                <w:b w:val="0"/>
+                <w:sz w:val="17"/>
+              </w:rPr>
+              <w:t>Image #6</w:t>
+            </w:r>
+          </w:p>
+        </w:tc>
+        <w:tc>
+          <w:tcPr>
+            <w:tcW w:type="dxa" w:w="3240"/>
+            <w:tcMar>
+              <w:top w:w="80" w:type="dxa"/>
+              <w:bottom w:w="80" w:type="dxa"/>
+              <w:start w:w="120" w:type="dxa"/>
+              <w:end w:w="120" w:type="dxa"/>
+            </w:tcMar>
+            <w:vAlign w:val="center"/>
+          </w:tcPr>
+          <w:p>
+            <w:pPr>
+              <w:spacing w:after="0" w:line="264" w:lineRule="auto"/>
+            </w:pPr>
+            <w:r>
+              <w:rPr>
+                <w:rFonts w:ascii="Arial" w:hAnsi="Arial" w:eastAsia="Apple SD Gothic Neo"/>
+                <w:b w:val="0"/>
+                <w:sz w:val="17"/>
+              </w:rPr>
+              <w:t>임신백과 요약 뒤 태교 질문 선택지 수정 방법 확인</w:t>
+            </w:r>
+          </w:p>
+        </w:tc>
+        <w:tc>
+          <w:tcPr>
+            <w:tcW w:type="dxa" w:w="4032"/>
+            <w:tcMar>
+              <w:top w:w="80" w:type="dxa"/>
+              <w:bottom w:w="80" w:type="dxa"/>
+              <w:start w:w="120" w:type="dxa"/>
+              <w:end w:w="120" w:type="dxa"/>
+            </w:tcMar>
+            <w:vAlign w:val="center"/>
+          </w:tcPr>
+          <w:p>
+            <w:pPr>
+              <w:spacing w:after="0" w:line="264" w:lineRule="auto"/>
+            </w:pPr>
+            <w:r>
+              <w:rPr>
+                <w:rFonts w:ascii="Arial" w:hAnsi="Arial" w:eastAsia="Apple SD Gothic Neo"/>
+                <w:b w:val="0"/>
+                <w:sz w:val="17"/>
+              </w:rPr>
+              <w:t>태교 질문과 노출 여부를 주차/일차 기준으로 수정해야 함</w:t>
+            </w:r>
+          </w:p>
+        </w:tc>
+      </w:tr>
+      <w:tr>
+        <w:tc>
+          <w:tcPr>
+            <w:tcW w:type="dxa" w:w="2088"/>
+            <w:tcMar>
+              <w:top w:w="80" w:type="dxa"/>
+              <w:bottom w:w="80" w:type="dxa"/>
+              <w:start w:w="120" w:type="dxa"/>
+              <w:end w:w="120" w:type="dxa"/>
+            </w:tcMar>
+            <w:vAlign w:val="center"/>
+          </w:tcPr>
+          <w:p>
+            <w:pPr>
+              <w:spacing w:after="0" w:line="264" w:lineRule="auto"/>
+            </w:pPr>
+            <w:r>
+              <w:rPr>
+                <w:rFonts w:ascii="Arial" w:hAnsi="Arial" w:eastAsia="Apple SD Gothic Neo"/>
+                <w:b w:val="0"/>
+                <w:sz w:val="17"/>
+              </w:rPr>
+              <w:t>Image #7</w:t>
+            </w:r>
+          </w:p>
+        </w:tc>
+        <w:tc>
+          <w:tcPr>
+            <w:tcW w:type="dxa" w:w="3240"/>
+            <w:tcMar>
+              <w:top w:w="80" w:type="dxa"/>
+              <w:bottom w:w="80" w:type="dxa"/>
+              <w:start w:w="120" w:type="dxa"/>
+              <w:end w:w="120" w:type="dxa"/>
+            </w:tcMar>
+            <w:vAlign w:val="center"/>
+          </w:tcPr>
+          <w:p>
+            <w:pPr>
+              <w:spacing w:after="0" w:line="264" w:lineRule="auto"/>
+            </w:pPr>
+            <w:r>
+              <w:rPr>
+                <w:rFonts w:ascii="Arial" w:hAnsi="Arial" w:eastAsia="Apple SD Gothic Neo"/>
+                <w:b w:val="0"/>
+                <w:sz w:val="17"/>
+              </w:rPr>
+              <w:t>설문 버튼을 보이기/가림 처리할 수 있는지 확인</w:t>
+            </w:r>
+          </w:p>
+        </w:tc>
+        <w:tc>
+          <w:tcPr>
+            <w:tcW w:type="dxa" w:w="4032"/>
+            <w:tcMar>
+              <w:top w:w="80" w:type="dxa"/>
+              <w:bottom w:w="80" w:type="dxa"/>
+              <w:start w:w="120" w:type="dxa"/>
+              <w:end w:w="120" w:type="dxa"/>
+            </w:tcMar>
+            <w:vAlign w:val="center"/>
+          </w:tcPr>
+          <w:p>
+            <w:pPr>
+              <w:spacing w:after="0" w:line="264" w:lineRule="auto"/>
+            </w:pPr>
+            <w:r>
+              <w:rPr>
+                <w:rFonts w:ascii="Arial" w:hAnsi="Arial" w:eastAsia="Apple SD Gothic Neo"/>
+                <w:b w:val="0"/>
+                <w:sz w:val="17"/>
+              </w:rPr>
+              <w:t>외부 설문별 이름/링크/노출 여부를 관리자에서 제어해야 함</w:t>
+            </w:r>
+          </w:p>
+        </w:tc>
+      </w:tr>
+      <w:tr>
+        <w:tc>
+          <w:tcPr>
+            <w:tcW w:type="dxa" w:w="2088"/>
+            <w:tcMar>
+              <w:top w:w="80" w:type="dxa"/>
+              <w:bottom w:w="80" w:type="dxa"/>
+              <w:start w:w="120" w:type="dxa"/>
+              <w:end w:w="120" w:type="dxa"/>
+            </w:tcMar>
+            <w:vAlign w:val="center"/>
+          </w:tcPr>
+          <w:p>
+            <w:pPr>
+              <w:spacing w:after="0" w:line="264" w:lineRule="auto"/>
+            </w:pPr>
+            <w:r>
+              <w:rPr>
+                <w:rFonts w:ascii="Arial" w:hAnsi="Arial" w:eastAsia="Apple SD Gothic Neo"/>
+                <w:b w:val="0"/>
+                <w:sz w:val="17"/>
+              </w:rPr>
+              <w:t>Image #8</w:t>
+            </w:r>
+          </w:p>
+        </w:tc>
+        <w:tc>
+          <w:tcPr>
+            <w:tcW w:type="dxa" w:w="3240"/>
+            <w:tcMar>
+              <w:top w:w="80" w:type="dxa"/>
+              <w:bottom w:w="80" w:type="dxa"/>
+              <w:start w:w="120" w:type="dxa"/>
+              <w:end w:w="120" w:type="dxa"/>
+            </w:tcMar>
+            <w:vAlign w:val="center"/>
+          </w:tcPr>
+          <w:p>
+            <w:pPr>
+              <w:spacing w:after="0" w:line="264" w:lineRule="auto"/>
+            </w:pPr>
+            <w:r>
+              <w:rPr>
+                <w:rFonts w:ascii="Arial" w:hAnsi="Arial" w:eastAsia="Apple SD Gothic Neo"/>
+                <w:b w:val="0"/>
+                <w:sz w:val="17"/>
+              </w:rPr>
+              <w:t>기분 -&gt; 질문 -&gt; 자유대화 flow 페이지를 어디서 수정하는지 확인</w:t>
+            </w:r>
+          </w:p>
+        </w:tc>
+        <w:tc>
+          <w:tcPr>
+            <w:tcW w:type="dxa" w:w="4032"/>
+            <w:tcMar>
+              <w:top w:w="80" w:type="dxa"/>
+              <w:bottom w:w="80" w:type="dxa"/>
+              <w:start w:w="120" w:type="dxa"/>
+              <w:end w:w="120" w:type="dxa"/>
+            </w:tcMar>
+            <w:vAlign w:val="center"/>
+          </w:tcPr>
+          <w:p>
+            <w:pPr>
+              <w:spacing w:after="0" w:line="264" w:lineRule="auto"/>
+            </w:pPr>
+            <w:r>
+              <w:rPr>
+                <w:rFonts w:ascii="Arial" w:hAnsi="Arial" w:eastAsia="Apple SD Gothic Neo"/>
+                <w:b w:val="0"/>
+                <w:sz w:val="17"/>
+              </w:rPr>
+              <w:t>대화 엔진 플로우를 관리자에서 단계별로 수정/확인해야 함</w:t>
+            </w:r>
+          </w:p>
+        </w:tc>
+      </w:tr>
+    </w:tbl>
     <w:p/>
     <w:p>
       <w:pPr>
@@ -232,7 +955,7 @@
           <w:b/>
           <w:sz w:val="32"/>
         </w:rPr>
-        <w:t>2. 대상 사용자</w:t>
+        <w:t>3. 화면별 수정 위치와 필요한 관리자 기능</w:t>
       </w:r>
     </w:p>
     <w:p>
@@ -245,311 +968,7 @@
           <w:b/>
           <w:sz w:val="28"/>
         </w:rPr>
-        <w:t>2.1 교수님/운영 담당자</w:t>
-      </w:r>
-    </w:p>
-    <w:p>
-      <w:r>
-        <w:rPr>
-          <w:rFonts w:ascii="Arial" w:hAnsi="Arial" w:eastAsia="Apple SD Gothic Neo"/>
-          <w:b w:val="0"/>
-          <w:sz w:val="22"/>
-        </w:rPr>
-        <w:t>앱 화면을 보면서 콘텐츠를 검수하고, 문구 수정 요청을 관리자 메뉴 기준으로 전달해야 한다.</w:t>
-      </w:r>
-    </w:p>
-    <w:p>
-      <w:r>
-        <w:rPr>
-          <w:rFonts w:ascii="Arial" w:hAnsi="Arial" w:eastAsia="Apple SD Gothic Neo"/>
-          <w:b w:val="0"/>
-          <w:sz w:val="22"/>
-        </w:rPr>
-        <w:t>필요한 정보:</w:t>
-      </w:r>
-    </w:p>
-    <w:p>
-      <w:pPr>
-        <w:pStyle w:val="ListBullet"/>
-        <w:spacing w:after="80"/>
-      </w:pPr>
-      <w:r>
-        <w:rPr>
-          <w:rFonts w:ascii="Arial" w:hAnsi="Arial" w:eastAsia="Apple SD Gothic Neo"/>
-          <w:b w:val="0"/>
-          <w:sz w:val="22"/>
-        </w:rPr>
-        <w:t>앱 화면 이름</w:t>
-      </w:r>
-    </w:p>
-    <w:p>
-      <w:pPr>
-        <w:pStyle w:val="ListBullet"/>
-        <w:spacing w:after="80"/>
-      </w:pPr>
-      <w:r>
-        <w:rPr>
-          <w:rFonts w:ascii="Arial" w:hAnsi="Arial" w:eastAsia="Apple SD Gothic Neo"/>
-          <w:b w:val="0"/>
-          <w:sz w:val="22"/>
-        </w:rPr>
-        <w:t>수정 가능한 관리자 메뉴</w:t>
-      </w:r>
-    </w:p>
-    <w:p>
-      <w:pPr>
-        <w:pStyle w:val="ListBullet"/>
-        <w:spacing w:after="80"/>
-      </w:pPr>
-      <w:r>
-        <w:rPr>
-          <w:rFonts w:ascii="Arial" w:hAnsi="Arial" w:eastAsia="Apple SD Gothic Neo"/>
-          <w:b w:val="0"/>
-          <w:sz w:val="22"/>
-        </w:rPr>
-        <w:t>수정 필드명</w:t>
-      </w:r>
-    </w:p>
-    <w:p>
-      <w:pPr>
-        <w:pStyle w:val="ListBullet"/>
-        <w:spacing w:after="80"/>
-      </w:pPr>
-      <w:r>
-        <w:rPr>
-          <w:rFonts w:ascii="Arial" w:hAnsi="Arial" w:eastAsia="Apple SD Gothic Neo"/>
-          <w:b w:val="0"/>
-          <w:sz w:val="22"/>
-        </w:rPr>
-        <w:t>앱 반영 위치</w:t>
-      </w:r>
-    </w:p>
-    <w:p>
-      <w:pPr>
-        <w:pStyle w:val="ListBullet"/>
-        <w:spacing w:after="80"/>
-      </w:pPr>
-      <w:r>
-        <w:rPr>
-          <w:rFonts w:ascii="Arial" w:hAnsi="Arial" w:eastAsia="Apple SD Gothic Neo"/>
-          <w:b w:val="0"/>
-          <w:sz w:val="22"/>
-        </w:rPr>
-        <w:t>직접 수정 불가하거나 자동 계산되는 항목의 구분</w:t>
-      </w:r>
-    </w:p>
-    <w:p>
-      <w:pPr>
-        <w:pStyle w:val="Heading2"/>
-      </w:pPr>
-      <w:r>
-        <w:rPr>
-          <w:rFonts w:ascii="Arial" w:hAnsi="Arial" w:eastAsia="Apple SD Gothic Neo"/>
-          <w:b/>
-          <w:sz w:val="28"/>
-        </w:rPr>
-        <w:t>2.2 개발/운영 인수인계 담당자</w:t>
-      </w:r>
-    </w:p>
-    <w:p>
-      <w:r>
-        <w:rPr>
-          <w:rFonts w:ascii="Arial" w:hAnsi="Arial" w:eastAsia="Apple SD Gothic Neo"/>
-          <w:b w:val="0"/>
-          <w:sz w:val="22"/>
-        </w:rPr>
-        <w:t>완료보고서에는 개발 산출물과 기능 범위를 남기고, 사용 보고서에는 관리자 조작 기준을 남긴다.</w:t>
-      </w:r>
-    </w:p>
-    <w:p>
-      <w:r>
-        <w:rPr>
-          <w:rFonts w:ascii="Arial" w:hAnsi="Arial" w:eastAsia="Apple SD Gothic Neo"/>
-          <w:b w:val="0"/>
-          <w:sz w:val="22"/>
-        </w:rPr>
-        <w:t>필요한 정보:</w:t>
-      </w:r>
-    </w:p>
-    <w:p>
-      <w:pPr>
-        <w:pStyle w:val="ListBullet"/>
-        <w:spacing w:after="80"/>
-      </w:pPr>
-      <w:r>
-        <w:rPr>
-          <w:rFonts w:ascii="Arial" w:hAnsi="Arial" w:eastAsia="Apple SD Gothic Neo"/>
-          <w:b w:val="0"/>
-          <w:sz w:val="22"/>
-        </w:rPr>
-        <w:t>사용자 앱과 관리자 메뉴의 1:1 매핑</w:t>
-      </w:r>
-    </w:p>
-    <w:p>
-      <w:pPr>
-        <w:pStyle w:val="ListBullet"/>
-        <w:spacing w:after="80"/>
-      </w:pPr>
-      <w:r>
-        <w:rPr>
-          <w:rFonts w:ascii="Arial" w:hAnsi="Arial" w:eastAsia="Apple SD Gothic Neo"/>
-          <w:b w:val="0"/>
-          <w:sz w:val="22"/>
-        </w:rPr>
-        <w:t>수정 가능/불가 범위</w:t>
-      </w:r>
-    </w:p>
-    <w:p>
-      <w:pPr>
-        <w:pStyle w:val="ListBullet"/>
-        <w:spacing w:after="80"/>
-      </w:pPr>
-      <w:r>
-        <w:rPr>
-          <w:rFonts w:ascii="Arial" w:hAnsi="Arial" w:eastAsia="Apple SD Gothic Neo"/>
-          <w:b w:val="0"/>
-          <w:sz w:val="22"/>
-        </w:rPr>
-        <w:t>콘텐츠와 계정/상태값의 경계</w:t>
-      </w:r>
-    </w:p>
-    <w:p/>
-    <w:p>
-      <w:pPr>
-        <w:pStyle w:val="Heading1"/>
-      </w:pPr>
-      <w:r>
-        <w:rPr>
-          <w:rFonts w:ascii="Arial" w:hAnsi="Arial" w:eastAsia="Apple SD Gothic Neo"/>
-          <w:b/>
-          <w:sz w:val="32"/>
-        </w:rPr>
-        <w:t>3. 보고서 명칭</w:t>
-      </w:r>
-    </w:p>
-    <w:p>
-      <w:r>
-        <w:rPr>
-          <w:rFonts w:ascii="Arial" w:hAnsi="Arial" w:eastAsia="Apple SD Gothic Neo"/>
-          <w:b w:val="0"/>
-          <w:sz w:val="22"/>
-        </w:rPr>
-        <w:t>이 문서는 완료보고서 본문에 섞기보다 별도 산출물로 제공하는 것이 맞다.</w:t>
-      </w:r>
-    </w:p>
-    <w:p>
-      <w:r>
-        <w:rPr>
-          <w:rFonts w:ascii="Arial" w:hAnsi="Arial" w:eastAsia="Apple SD Gothic Neo"/>
-          <w:b w:val="0"/>
-          <w:sz w:val="22"/>
-        </w:rPr>
-        <w:t>권장 명칭:</w:t>
-      </w:r>
-    </w:p>
-    <w:p>
-      <w:pPr>
-        <w:pStyle w:val="ListBullet"/>
-        <w:spacing w:after="80"/>
-      </w:pPr>
-      <w:r>
-        <w:rPr>
-          <w:rFonts w:ascii="Arial" w:hAnsi="Arial" w:eastAsia="Apple SD Gothic Neo"/>
-          <w:b w:val="0"/>
-          <w:i/>
-          <w:sz w:val="22"/>
-        </w:rPr>
-        <w:t>아가야 관리자 사용 보고서</w:t>
-      </w:r>
-    </w:p>
-    <w:p>
-      <w:pPr>
-        <w:pStyle w:val="ListBullet"/>
-        <w:spacing w:after="80"/>
-      </w:pPr>
-      <w:r>
-        <w:rPr>
-          <w:rFonts w:ascii="Arial" w:hAnsi="Arial" w:eastAsia="Apple SD Gothic Neo"/>
-          <w:b w:val="0"/>
-          <w:sz w:val="22"/>
-        </w:rPr>
-        <w:t xml:space="preserve">보조 제목: </w:t>
-      </w:r>
-      <w:r>
-        <w:rPr>
-          <w:rFonts w:ascii="Arial" w:hAnsi="Arial" w:eastAsia="Apple SD Gothic Neo"/>
-          <w:b w:val="0"/>
-          <w:i/>
-          <w:sz w:val="22"/>
-        </w:rPr>
-        <w:t>앱 화면별 관리자 수정 위치 매칭표</w:t>
-      </w:r>
-    </w:p>
-    <w:p>
-      <w:r>
-        <w:rPr>
-          <w:rFonts w:ascii="Arial" w:hAnsi="Arial" w:eastAsia="Apple SD Gothic Neo"/>
-          <w:b w:val="0"/>
-          <w:sz w:val="22"/>
-        </w:rPr>
-        <w:t>완료보고서에는 아래처럼 한 줄로 연결한다.</w:t>
-      </w:r>
-    </w:p>
-    <w:p>
-      <w:pPr>
-        <w:ind w:left="360"/>
-      </w:pPr>
-      <w:r>
-        <w:rPr>
-          <w:rFonts w:ascii="Arial" w:hAnsi="Arial" w:eastAsia="Apple SD Gothic Neo"/>
-          <w:b w:val="0"/>
-          <w:sz w:val="22"/>
-        </w:rPr>
-        <w:t xml:space="preserve">앱 화면별 문구와 관리자 수정 위치는 별도 문서 </w:t>
-      </w:r>
-      <w:r>
-        <w:rPr>
-          <w:rFonts w:ascii="Arial" w:hAnsi="Arial" w:eastAsia="Apple SD Gothic Neo"/>
-          <w:b w:val="0"/>
-          <w:i/>
-          <w:sz w:val="22"/>
-        </w:rPr>
-        <w:t>아가야 관리자 사용 보고서</w:t>
-      </w:r>
-      <w:r>
-        <w:rPr>
-          <w:rFonts w:ascii="Arial" w:hAnsi="Arial" w:eastAsia="Apple SD Gothic Neo"/>
-          <w:b w:val="0"/>
-          <w:sz w:val="22"/>
-        </w:rPr>
-        <w:t>에 정리했습니다.</w:t>
-      </w:r>
-    </w:p>
-    <w:p/>
-    <w:p>
-      <w:pPr>
-        <w:pStyle w:val="Heading1"/>
-      </w:pPr>
-      <w:r>
-        <w:rPr>
-          <w:rFonts w:ascii="Arial" w:hAnsi="Arial" w:eastAsia="Apple SD Gothic Neo"/>
-          <w:b/>
-          <w:sz w:val="32"/>
-        </w:rPr>
-        <w:t>4. 앱 화면별 관리자 매칭</w:t>
-      </w:r>
-    </w:p>
-    <w:p>
-      <w:pPr>
-        <w:pStyle w:val="Heading2"/>
-      </w:pPr>
-      <w:r>
-        <w:rPr>
-          <w:rFonts w:ascii="Arial" w:hAnsi="Arial" w:eastAsia="Apple SD Gothic Neo"/>
-          <w:b/>
-          <w:sz w:val="28"/>
-        </w:rPr>
-        <w:t>4.1 홈 화면 상단 말풍선</w:t>
+        <w:t>3.1 홈 화면 상단</w:t>
       </w:r>
     </w:p>
     <w:p>
@@ -578,17 +997,15 @@
         </w:tblBorders>
       </w:tblPr>
       <w:tblGrid>
-        <w:gridCol w:w="1872"/>
-        <w:gridCol w:w="1872"/>
-        <w:gridCol w:w="1872"/>
-        <w:gridCol w:w="1872"/>
-        <w:gridCol w:w="1872"/>
+        <w:gridCol w:w="2340"/>
+        <w:gridCol w:w="2340"/>
+        <w:gridCol w:w="2340"/>
+        <w:gridCol w:w="2340"/>
       </w:tblGrid>
       <w:tr>
         <w:tc>
           <w:tcPr>
-            <w:tcW w:type="dxa" w:w="1512"/>
-            <w:shd w:fill="F8F9FA"/>
+            <w:tcW w:type="dxa" w:w="1728"/>
             <w:tcMar>
               <w:top w:w="80" w:type="dxa"/>
               <w:bottom w:w="80" w:type="dxa"/>
@@ -596,10 +1013,11 @@
               <w:end w:w="120" w:type="dxa"/>
             </w:tcMar>
             <w:vAlign w:val="center"/>
+            <w:shd w:fill="F8F9FA"/>
           </w:tcPr>
           <w:p>
             <w:pPr>
-              <w:spacing w:after="0"/>
+              <w:spacing w:after="0" w:line="264" w:lineRule="auto"/>
             </w:pPr>
             <w:r>
               <w:rPr>
@@ -613,8 +1031,7 @@
         </w:tc>
         <w:tc>
           <w:tcPr>
-            <w:tcW w:type="dxa" w:w="1728"/>
-            <w:shd w:fill="F8F9FA"/>
+            <w:tcW w:type="dxa" w:w="2232"/>
             <w:tcMar>
               <w:top w:w="80" w:type="dxa"/>
               <w:bottom w:w="80" w:type="dxa"/>
@@ -622,10 +1039,11 @@
               <w:end w:w="120" w:type="dxa"/>
             </w:tcMar>
             <w:vAlign w:val="center"/>
+            <w:shd w:fill="F8F9FA"/>
           </w:tcPr>
           <w:p>
             <w:pPr>
-              <w:spacing w:after="0"/>
+              <w:spacing w:after="0" w:line="264" w:lineRule="auto"/>
             </w:pPr>
             <w:r>
               <w:rPr>
@@ -633,14 +1051,13 @@
                 <w:b/>
                 <w:sz w:val="18"/>
               </w:rPr>
-              <w:t>예시 문구/값</w:t>
+              <w:t>예시</w:t>
             </w:r>
           </w:p>
         </w:tc>
         <w:tc>
           <w:tcPr>
-            <w:tcW w:type="dxa" w:w="2520"/>
-            <w:shd w:fill="F8F9FA"/>
+            <w:tcW w:type="dxa" w:w="2880"/>
             <w:tcMar>
               <w:top w:w="80" w:type="dxa"/>
               <w:bottom w:w="80" w:type="dxa"/>
@@ -648,10 +1065,11 @@
               <w:end w:w="120" w:type="dxa"/>
             </w:tcMar>
             <w:vAlign w:val="center"/>
+            <w:shd w:fill="F8F9FA"/>
           </w:tcPr>
           <w:p>
             <w:pPr>
-              <w:spacing w:after="0"/>
+              <w:spacing w:after="0" w:line="264" w:lineRule="auto"/>
             </w:pPr>
             <w:r>
               <w:rPr>
@@ -665,8 +1083,7 @@
         </w:tc>
         <w:tc>
           <w:tcPr>
-            <w:tcW w:type="dxa" w:w="1440"/>
-            <w:shd w:fill="F8F9FA"/>
+            <w:tcW w:type="dxa" w:w="2520"/>
             <w:tcMar>
               <w:top w:w="80" w:type="dxa"/>
               <w:bottom w:w="80" w:type="dxa"/>
@@ -674,10 +1091,11 @@
               <w:end w:w="120" w:type="dxa"/>
             </w:tcMar>
             <w:vAlign w:val="center"/>
+            <w:shd w:fill="F8F9FA"/>
           </w:tcPr>
           <w:p>
             <w:pPr>
-              <w:spacing w:after="0"/>
+              <w:spacing w:after="0" w:line="264" w:lineRule="auto"/>
             </w:pPr>
             <w:r>
               <w:rPr>
@@ -685,33 +1103,7 @@
                 <w:b/>
                 <w:sz w:val="18"/>
               </w:rPr>
-              <w:t>수정 가능 여부</w:t>
-            </w:r>
-          </w:p>
-        </w:tc>
-        <w:tc>
-          <w:tcPr>
-            <w:tcW w:type="dxa" w:w="2160"/>
-            <w:shd w:fill="F8F9FA"/>
-            <w:tcMar>
-              <w:top w:w="80" w:type="dxa"/>
-              <w:bottom w:w="80" w:type="dxa"/>
-              <w:start w:w="120" w:type="dxa"/>
-              <w:end w:w="120" w:type="dxa"/>
-            </w:tcMar>
-            <w:vAlign w:val="center"/>
-          </w:tcPr>
-          <w:p>
-            <w:pPr>
-              <w:spacing w:after="0"/>
-            </w:pPr>
-            <w:r>
-              <w:rPr>
-                <w:rFonts w:ascii="Arial" w:hAnsi="Arial" w:eastAsia="Apple SD Gothic Neo"/>
-                <w:b/>
-                <w:sz w:val="18"/>
-              </w:rPr>
-              <w:t>비고</w:t>
+              <w:t>필요한 기능</w:t>
             </w:r>
           </w:p>
         </w:tc>
@@ -719,7 +1111,7 @@
       <w:tr>
         <w:tc>
           <w:tcPr>
-            <w:tcW w:type="dxa" w:w="1512"/>
+            <w:tcW w:type="dxa" w:w="1728"/>
             <w:tcMar>
               <w:top w:w="80" w:type="dxa"/>
               <w:bottom w:w="80" w:type="dxa"/>
@@ -738,13 +1130,13 @@
                 <w:b w:val="0"/>
                 <w:sz w:val="17"/>
               </w:rPr>
-              <w:t>아기 말풍선 제목 영역</w:t>
+              <w:t>아기 말풍선 제목</w:t>
             </w:r>
           </w:p>
         </w:tc>
         <w:tc>
           <w:tcPr>
-            <w:tcW w:type="dxa" w:w="1728"/>
+            <w:tcW w:type="dxa" w:w="2232"/>
             <w:tcMar>
               <w:top w:w="80" w:type="dxa"/>
               <w:bottom w:w="80" w:type="dxa"/>
@@ -770,7 +1162,7 @@
         </w:tc>
         <w:tc>
           <w:tcPr>
-            <w:tcW w:type="dxa" w:w="2520"/>
+            <w:tcW w:type="dxa" w:w="2880"/>
             <w:tcMar>
               <w:top w:w="80" w:type="dxa"/>
               <w:bottom w:w="80" w:type="dxa"/>
@@ -795,7 +1187,7 @@
         </w:tc>
         <w:tc>
           <w:tcPr>
-            <w:tcW w:type="dxa" w:w="1440"/>
+            <w:tcW w:type="dxa" w:w="2520"/>
             <w:tcMar>
               <w:top w:w="80" w:type="dxa"/>
               <w:bottom w:w="80" w:type="dxa"/>
@@ -814,49 +1206,7 @@
                 <w:b w:val="0"/>
                 <w:sz w:val="17"/>
               </w:rPr>
-              <w:t>부분 가능</w:t>
-            </w:r>
-          </w:p>
-        </w:tc>
-        <w:tc>
-          <w:tcPr>
-            <w:tcW w:type="dxa" w:w="2160"/>
-            <w:tcMar>
-              <w:top w:w="80" w:type="dxa"/>
-              <w:bottom w:w="80" w:type="dxa"/>
-              <w:start w:w="120" w:type="dxa"/>
-              <w:end w:w="120" w:type="dxa"/>
-            </w:tcMar>
-            <w:vAlign w:val="center"/>
-          </w:tcPr>
-          <w:p>
-            <w:pPr>
-              <w:spacing w:after="0" w:line="264" w:lineRule="auto"/>
-            </w:pPr>
-            <w:r>
-              <w:rPr>
-                <w:rFonts w:ascii="Arial" w:hAnsi="Arial" w:eastAsia="Apple SD Gothic Neo"/>
-                <w:b w:val="0"/>
-                <w:sz w:val="17"/>
-              </w:rPr>
-              <w:t xml:space="preserve">위치를 </w:t>
-            </w:r>
-            <w:r>
-              <w:rPr>
-                <w:rFonts w:ascii="Arial" w:hAnsi="Arial" w:eastAsia="Apple SD Gothic Neo"/>
-                <w:b w:val="0"/>
-                <w:i/>
-                <w:sz w:val="17"/>
-              </w:rPr>
-              <w:t>아기 말풍선</w:t>
-            </w:r>
-            <w:r>
-              <w:rPr>
-                <w:rFonts w:ascii="Arial" w:hAnsi="Arial" w:eastAsia="Apple SD Gothic Neo"/>
-                <w:b w:val="0"/>
-                <w:sz w:val="17"/>
-              </w:rPr>
-              <w:t>으로 선택</w:t>
+              <w:t>문구 제목 수정</w:t>
             </w:r>
           </w:p>
         </w:tc>
@@ -864,7 +1214,7 @@
       <w:tr>
         <w:tc>
           <w:tcPr>
-            <w:tcW w:type="dxa" w:w="1512"/>
+            <w:tcW w:type="dxa" w:w="1728"/>
             <w:tcMar>
               <w:top w:w="80" w:type="dxa"/>
               <w:bottom w:w="80" w:type="dxa"/>
@@ -889,7 +1239,7 @@
         </w:tc>
         <w:tc>
           <w:tcPr>
-            <w:tcW w:type="dxa" w:w="1728"/>
+            <w:tcW w:type="dxa" w:w="2232"/>
             <w:tcMar>
               <w:top w:w="80" w:type="dxa"/>
               <w:bottom w:w="80" w:type="dxa"/>
@@ -915,7 +1265,7 @@
         </w:tc>
         <w:tc>
           <w:tcPr>
-            <w:tcW w:type="dxa" w:w="2520"/>
+            <w:tcW w:type="dxa" w:w="2880"/>
             <w:tcMar>
               <w:top w:w="80" w:type="dxa"/>
               <w:bottom w:w="80" w:type="dxa"/>
@@ -940,7 +1290,7 @@
         </w:tc>
         <w:tc>
           <w:tcPr>
-            <w:tcW w:type="dxa" w:w="1440"/>
+            <w:tcW w:type="dxa" w:w="2520"/>
             <w:tcMar>
               <w:top w:w="80" w:type="dxa"/>
               <w:bottom w:w="80" w:type="dxa"/>
@@ -959,58 +1309,7 @@
                 <w:b w:val="0"/>
                 <w:sz w:val="17"/>
               </w:rPr>
-              <w:t>문구 템플릿 수정 가능</w:t>
-            </w:r>
-          </w:p>
-        </w:tc>
-        <w:tc>
-          <w:tcPr>
-            <w:tcW w:type="dxa" w:w="2160"/>
-            <w:tcMar>
-              <w:top w:w="80" w:type="dxa"/>
-              <w:bottom w:w="80" w:type="dxa"/>
-              <w:start w:w="120" w:type="dxa"/>
-              <w:end w:w="120" w:type="dxa"/>
-            </w:tcMar>
-            <w:vAlign w:val="center"/>
-          </w:tcPr>
-          <w:p>
-            <w:pPr>
-              <w:spacing w:after="0" w:line="264" w:lineRule="auto"/>
-            </w:pPr>
-            <w:r>
-              <w:rPr>
-                <w:rFonts w:ascii="Arial" w:hAnsi="Arial" w:eastAsia="Apple SD Gothic Neo"/>
-                <w:b w:val="0"/>
-                <w:i/>
-                <w:sz w:val="17"/>
-              </w:rPr>
-              <w:t>{babyName}</w:t>
-            </w:r>
-            <w:r>
-              <w:rPr>
-                <w:rFonts w:ascii="Arial" w:hAnsi="Arial" w:eastAsia="Apple SD Gothic Neo"/>
-                <w:b w:val="0"/>
-                <w:sz w:val="17"/>
-              </w:rPr>
-              <w:t xml:space="preserve">, </w:t>
-            </w:r>
-            <w:r>
-              <w:rPr>
-                <w:rFonts w:ascii="Arial" w:hAnsi="Arial" w:eastAsia="Apple SD Gothic Neo"/>
-                <w:b w:val="0"/>
-                <w:i/>
-                <w:sz w:val="17"/>
-              </w:rPr>
-              <w:t>{pregnancyWeekLabel}</w:t>
-            </w:r>
-            <w:r>
-              <w:rPr>
-                <w:rFonts w:ascii="Arial" w:hAnsi="Arial" w:eastAsia="Apple SD Gothic Neo"/>
-                <w:b w:val="0"/>
-                <w:sz w:val="17"/>
-              </w:rPr>
-              <w:t xml:space="preserve"> 같은 템플릿 값은 앱에서 치환</w:t>
+              <w:t>문구 템플릿 수정</w:t>
             </w:r>
           </w:p>
         </w:tc>
@@ -1018,7 +1317,7 @@
       <w:tr>
         <w:tc>
           <w:tcPr>
-            <w:tcW w:type="dxa" w:w="1512"/>
+            <w:tcW w:type="dxa" w:w="1728"/>
             <w:tcMar>
               <w:top w:w="80" w:type="dxa"/>
               <w:bottom w:w="80" w:type="dxa"/>
@@ -1043,7 +1342,7 @@
         </w:tc>
         <w:tc>
           <w:tcPr>
-            <w:tcW w:type="dxa" w:w="1728"/>
+            <w:tcW w:type="dxa" w:w="2232"/>
             <w:tcMar>
               <w:top w:w="80" w:type="dxa"/>
               <w:bottom w:w="80" w:type="dxa"/>
@@ -1062,7 +1361,32 @@
                 <w:b w:val="0"/>
                 <w:sz w:val="17"/>
               </w:rPr>
-              <w:t>주차별 아기 이미지</w:t>
+              <w:t>원형 아기 이미지</w:t>
+            </w:r>
+          </w:p>
+        </w:tc>
+        <w:tc>
+          <w:tcPr>
+            <w:tcW w:type="dxa" w:w="2880"/>
+            <w:tcMar>
+              <w:top w:w="80" w:type="dxa"/>
+              <w:bottom w:w="80" w:type="dxa"/>
+              <w:start w:w="120" w:type="dxa"/>
+              <w:end w:w="120" w:type="dxa"/>
+            </w:tcMar>
+            <w:vAlign w:val="center"/>
+          </w:tcPr>
+          <w:p>
+            <w:pPr>
+              <w:spacing w:after="0" w:line="264" w:lineRule="auto"/>
+            </w:pPr>
+            <w:r>
+              <w:rPr>
+                <w:rFonts w:ascii="Arial" w:hAnsi="Arial" w:eastAsia="Apple SD Gothic Neo"/>
+                <w:b w:val="0"/>
+                <w:sz w:val="17"/>
+              </w:rPr>
+              <w:t>자산 관리 &gt; 주차별 &gt; 해당 주차 &gt; 이미지</w:t>
             </w:r>
           </w:p>
         </w:tc>
@@ -1087,13 +1411,15 @@
                 <w:b w:val="0"/>
                 <w:sz w:val="17"/>
               </w:rPr>
-              <w:t>자산 관리 &gt; 주차별 &gt; 이미지</w:t>
+              <w:t>주차별 이미지 교체</w:t>
             </w:r>
           </w:p>
         </w:tc>
+      </w:tr>
+      <w:tr>
         <w:tc>
           <w:tcPr>
-            <w:tcW w:type="dxa" w:w="1440"/>
+            <w:tcW w:type="dxa" w:w="1728"/>
             <w:tcMar>
               <w:top w:w="80" w:type="dxa"/>
               <w:bottom w:w="80" w:type="dxa"/>
@@ -1112,40 +1438,13 @@
                 <w:b w:val="0"/>
                 <w:sz w:val="17"/>
               </w:rPr>
-              <w:t>수정 가능</w:t>
+              <w:t>현재 주차/일차</w:t>
             </w:r>
           </w:p>
         </w:tc>
         <w:tc>
           <w:tcPr>
-            <w:tcW w:type="dxa" w:w="2160"/>
-            <w:tcMar>
-              <w:top w:w="80" w:type="dxa"/>
-              <w:bottom w:w="80" w:type="dxa"/>
-              <w:start w:w="120" w:type="dxa"/>
-              <w:end w:w="120" w:type="dxa"/>
-            </w:tcMar>
-            <w:vAlign w:val="center"/>
-          </w:tcPr>
-          <w:p>
-            <w:pPr>
-              <w:spacing w:after="0" w:line="264" w:lineRule="auto"/>
-            </w:pPr>
-            <w:r>
-              <w:rPr>
-                <w:rFonts w:ascii="Arial" w:hAnsi="Arial" w:eastAsia="Apple SD Gothic Neo"/>
-                <w:b w:val="0"/>
-                <w:sz w:val="17"/>
-              </w:rPr>
-              <w:t>해당 주차의 대표 이미지/비교 이미지와 연결</w:t>
-            </w:r>
-          </w:p>
-        </w:tc>
-      </w:tr>
-      <w:tr>
-        <w:tc>
-          <w:tcPr>
-            <w:tcW w:type="dxa" w:w="1512"/>
+            <w:tcW w:type="dxa" w:w="2232"/>
             <w:tcMar>
               <w:top w:w="80" w:type="dxa"/>
               <w:bottom w:w="80" w:type="dxa"/>
@@ -1171,7 +1470,7 @@
         </w:tc>
         <w:tc>
           <w:tcPr>
-            <w:tcW w:type="dxa" w:w="1728"/>
+            <w:tcW w:type="dxa" w:w="2880"/>
             <w:tcMar>
               <w:top w:w="80" w:type="dxa"/>
               <w:bottom w:w="80" w:type="dxa"/>
@@ -1190,7 +1489,7 @@
                 <w:b w:val="0"/>
                 <w:sz w:val="17"/>
               </w:rPr>
-              <w:t>현재 임신 주차/일차</w:t>
+              <w:t>계정 &gt; 사용자 상세 또는 채팅 로그 &gt; 유저 상세</w:t>
             </w:r>
           </w:p>
         </w:tc>
@@ -1215,88 +1514,12 @@
                 <w:b w:val="0"/>
                 <w:sz w:val="17"/>
               </w:rPr>
-              <w:t>채팅 로그 &gt; 유저 상세에서 조회</w:t>
-            </w:r>
-          </w:p>
-        </w:tc>
-        <w:tc>
-          <w:tcPr>
-            <w:tcW w:type="dxa" w:w="1440"/>
-            <w:tcMar>
-              <w:top w:w="80" w:type="dxa"/>
-              <w:bottom w:w="80" w:type="dxa"/>
-              <w:start w:w="120" w:type="dxa"/>
-              <w:end w:w="120" w:type="dxa"/>
-            </w:tcMar>
-            <w:vAlign w:val="center"/>
-          </w:tcPr>
-          <w:p>
-            <w:pPr>
-              <w:spacing w:after="0" w:line="264" w:lineRule="auto"/>
-            </w:pPr>
-            <w:r>
-              <w:rPr>
-                <w:rFonts w:ascii="Arial" w:hAnsi="Arial" w:eastAsia="Apple SD Gothic Neo"/>
-                <w:b w:val="0"/>
-                <w:sz w:val="17"/>
-              </w:rPr>
-              <w:t>관리자 콘텐츠로는 수정 불가</w:t>
-            </w:r>
-          </w:p>
-        </w:tc>
-        <w:tc>
-          <w:tcPr>
-            <w:tcW w:type="dxa" w:w="2160"/>
-            <w:tcMar>
-              <w:top w:w="80" w:type="dxa"/>
-              <w:bottom w:w="80" w:type="dxa"/>
-              <w:start w:w="120" w:type="dxa"/>
-              <w:end w:w="120" w:type="dxa"/>
-            </w:tcMar>
-            <w:vAlign w:val="center"/>
-          </w:tcPr>
-          <w:p>
-            <w:pPr>
-              <w:spacing w:after="0" w:line="264" w:lineRule="auto"/>
-            </w:pPr>
-            <w:r>
-              <w:rPr>
-                <w:rFonts w:ascii="Arial" w:hAnsi="Arial" w:eastAsia="Apple SD Gothic Neo"/>
-                <w:b w:val="0"/>
-                <w:sz w:val="17"/>
-              </w:rPr>
-              <w:t>출산예정일 또는 사용자 프로필에서 계산되는 상태값</w:t>
+              <w:t>출산예정일/주차/일차 보정</w:t>
             </w:r>
           </w:p>
         </w:tc>
       </w:tr>
       <w:tr>
-        <w:tc>
-          <w:tcPr>
-            <w:tcW w:type="dxa" w:w="1512"/>
-            <w:tcMar>
-              <w:top w:w="80" w:type="dxa"/>
-              <w:bottom w:w="80" w:type="dxa"/>
-              <w:start w:w="120" w:type="dxa"/>
-              <w:end w:w="120" w:type="dxa"/>
-            </w:tcMar>
-            <w:vAlign w:val="center"/>
-          </w:tcPr>
-          <w:p>
-            <w:pPr>
-              <w:spacing w:after="0" w:line="264" w:lineRule="auto"/>
-            </w:pPr>
-            <w:r>
-              <w:rPr>
-                <w:rFonts w:ascii="Arial" w:hAnsi="Arial" w:eastAsia="Apple SD Gothic Neo"/>
-                <w:b w:val="0"/>
-                <w:i/>
-                <w:sz w:val="17"/>
-              </w:rPr>
-              <w:t>임신 107일째</w:t>
-            </w:r>
-          </w:p>
-        </w:tc>
         <w:tc>
           <w:tcPr>
             <w:tcW w:type="dxa" w:w="1728"/>
@@ -1324,6 +1547,57 @@
         </w:tc>
         <w:tc>
           <w:tcPr>
+            <w:tcW w:type="dxa" w:w="2232"/>
+            <w:tcMar>
+              <w:top w:w="80" w:type="dxa"/>
+              <w:bottom w:w="80" w:type="dxa"/>
+              <w:start w:w="120" w:type="dxa"/>
+              <w:end w:w="120" w:type="dxa"/>
+            </w:tcMar>
+            <w:vAlign w:val="center"/>
+          </w:tcPr>
+          <w:p>
+            <w:pPr>
+              <w:spacing w:after="0" w:line="264" w:lineRule="auto"/>
+            </w:pPr>
+            <w:r>
+              <w:rPr>
+                <w:rFonts w:ascii="Arial" w:hAnsi="Arial" w:eastAsia="Apple SD Gothic Neo"/>
+                <w:b w:val="0"/>
+                <w:i/>
+                <w:sz w:val="17"/>
+              </w:rPr>
+              <w:t>임신 107일째</w:t>
+            </w:r>
+          </w:p>
+        </w:tc>
+        <w:tc>
+          <w:tcPr>
+            <w:tcW w:type="dxa" w:w="2880"/>
+            <w:tcMar>
+              <w:top w:w="80" w:type="dxa"/>
+              <w:bottom w:w="80" w:type="dxa"/>
+              <w:start w:w="120" w:type="dxa"/>
+              <w:end w:w="120" w:type="dxa"/>
+            </w:tcMar>
+            <w:vAlign w:val="center"/>
+          </w:tcPr>
+          <w:p>
+            <w:pPr>
+              <w:spacing w:after="0" w:line="264" w:lineRule="auto"/>
+            </w:pPr>
+            <w:r>
+              <w:rPr>
+                <w:rFonts w:ascii="Arial" w:hAnsi="Arial" w:eastAsia="Apple SD Gothic Neo"/>
+                <w:b w:val="0"/>
+                <w:sz w:val="17"/>
+              </w:rPr>
+              <w:t>계정 &gt; 사용자 상세 또는 채팅 로그 &gt; 유저 상세</w:t>
+            </w:r>
+          </w:p>
+        </w:tc>
+        <w:tc>
+          <w:tcPr>
             <w:tcW w:type="dxa" w:w="2520"/>
             <w:tcMar>
               <w:top w:w="80" w:type="dxa"/>
@@ -1343,88 +1617,12 @@
                 <w:b w:val="0"/>
                 <w:sz w:val="17"/>
               </w:rPr>
-              <w:t>채팅 로그 &gt; 유저 상세에서 조회</w:t>
-            </w:r>
-          </w:p>
-        </w:tc>
-        <w:tc>
-          <w:tcPr>
-            <w:tcW w:type="dxa" w:w="1440"/>
-            <w:tcMar>
-              <w:top w:w="80" w:type="dxa"/>
-              <w:bottom w:w="80" w:type="dxa"/>
-              <w:start w:w="120" w:type="dxa"/>
-              <w:end w:w="120" w:type="dxa"/>
-            </w:tcMar>
-            <w:vAlign w:val="center"/>
-          </w:tcPr>
-          <w:p>
-            <w:pPr>
-              <w:spacing w:after="0" w:line="264" w:lineRule="auto"/>
-            </w:pPr>
-            <w:r>
-              <w:rPr>
-                <w:rFonts w:ascii="Arial" w:hAnsi="Arial" w:eastAsia="Apple SD Gothic Neo"/>
-                <w:b w:val="0"/>
-                <w:sz w:val="17"/>
-              </w:rPr>
-              <w:t>관리자 콘텐츠로는 수정 불가</w:t>
-            </w:r>
-          </w:p>
-        </w:tc>
-        <w:tc>
-          <w:tcPr>
-            <w:tcW w:type="dxa" w:w="2160"/>
-            <w:tcMar>
-              <w:top w:w="80" w:type="dxa"/>
-              <w:bottom w:w="80" w:type="dxa"/>
-              <w:start w:w="120" w:type="dxa"/>
-              <w:end w:w="120" w:type="dxa"/>
-            </w:tcMar>
-            <w:vAlign w:val="center"/>
-          </w:tcPr>
-          <w:p>
-            <w:pPr>
-              <w:spacing w:after="0" w:line="264" w:lineRule="auto"/>
-            </w:pPr>
-            <w:r>
-              <w:rPr>
-                <w:rFonts w:ascii="Arial" w:hAnsi="Arial" w:eastAsia="Apple SD Gothic Neo"/>
-                <w:b w:val="0"/>
-                <w:sz w:val="17"/>
-              </w:rPr>
-              <w:t>사용자별 임신 정보 기반 자동 계산</w:t>
+              <w:t>기준일 보정으로 자동 재계산</w:t>
             </w:r>
           </w:p>
         </w:tc>
       </w:tr>
       <w:tr>
-        <w:tc>
-          <w:tcPr>
-            <w:tcW w:type="dxa" w:w="1512"/>
-            <w:tcMar>
-              <w:top w:w="80" w:type="dxa"/>
-              <w:bottom w:w="80" w:type="dxa"/>
-              <w:start w:w="120" w:type="dxa"/>
-              <w:end w:w="120" w:type="dxa"/>
-            </w:tcMar>
-            <w:vAlign w:val="center"/>
-          </w:tcPr>
-          <w:p>
-            <w:pPr>
-              <w:spacing w:after="0" w:line="264" w:lineRule="auto"/>
-            </w:pPr>
-            <w:r>
-              <w:rPr>
-                <w:rFonts w:ascii="Arial" w:hAnsi="Arial" w:eastAsia="Apple SD Gothic Neo"/>
-                <w:b w:val="0"/>
-                <w:i/>
-                <w:sz w:val="17"/>
-              </w:rPr>
-              <w:t>만나기까지 173일</w:t>
-            </w:r>
-          </w:p>
-        </w:tc>
         <w:tc>
           <w:tcPr>
             <w:tcW w:type="dxa" w:w="1728"/>
@@ -1452,6 +1650,57 @@
         </w:tc>
         <w:tc>
           <w:tcPr>
+            <w:tcW w:type="dxa" w:w="2232"/>
+            <w:tcMar>
+              <w:top w:w="80" w:type="dxa"/>
+              <w:bottom w:w="80" w:type="dxa"/>
+              <w:start w:w="120" w:type="dxa"/>
+              <w:end w:w="120" w:type="dxa"/>
+            </w:tcMar>
+            <w:vAlign w:val="center"/>
+          </w:tcPr>
+          <w:p>
+            <w:pPr>
+              <w:spacing w:after="0" w:line="264" w:lineRule="auto"/>
+            </w:pPr>
+            <w:r>
+              <w:rPr>
+                <w:rFonts w:ascii="Arial" w:hAnsi="Arial" w:eastAsia="Apple SD Gothic Neo"/>
+                <w:b w:val="0"/>
+                <w:i/>
+                <w:sz w:val="17"/>
+              </w:rPr>
+              <w:t>만나기까지 173일</w:t>
+            </w:r>
+          </w:p>
+        </w:tc>
+        <w:tc>
+          <w:tcPr>
+            <w:tcW w:type="dxa" w:w="2880"/>
+            <w:tcMar>
+              <w:top w:w="80" w:type="dxa"/>
+              <w:bottom w:w="80" w:type="dxa"/>
+              <w:start w:w="120" w:type="dxa"/>
+              <w:end w:w="120" w:type="dxa"/>
+            </w:tcMar>
+            <w:vAlign w:val="center"/>
+          </w:tcPr>
+          <w:p>
+            <w:pPr>
+              <w:spacing w:after="0" w:line="264" w:lineRule="auto"/>
+            </w:pPr>
+            <w:r>
+              <w:rPr>
+                <w:rFonts w:ascii="Arial" w:hAnsi="Arial" w:eastAsia="Apple SD Gothic Neo"/>
+                <w:b w:val="0"/>
+                <w:sz w:val="17"/>
+              </w:rPr>
+              <w:t>계정 &gt; 사용자 상세 또는 채팅 로그 &gt; 유저 상세</w:t>
+            </w:r>
+          </w:p>
+        </w:tc>
+        <w:tc>
+          <w:tcPr>
             <w:tcW w:type="dxa" w:w="2520"/>
             <w:tcMar>
               <w:top w:w="80" w:type="dxa"/>
@@ -1471,57 +1720,7 @@
                 <w:b w:val="0"/>
                 <w:sz w:val="17"/>
               </w:rPr>
-              <w:t>채팅 로그 &gt; 유저 상세에서 조회</w:t>
-            </w:r>
-          </w:p>
-        </w:tc>
-        <w:tc>
-          <w:tcPr>
-            <w:tcW w:type="dxa" w:w="1440"/>
-            <w:tcMar>
-              <w:top w:w="80" w:type="dxa"/>
-              <w:bottom w:w="80" w:type="dxa"/>
-              <w:start w:w="120" w:type="dxa"/>
-              <w:end w:w="120" w:type="dxa"/>
-            </w:tcMar>
-            <w:vAlign w:val="center"/>
-          </w:tcPr>
-          <w:p>
-            <w:pPr>
-              <w:spacing w:after="0" w:line="264" w:lineRule="auto"/>
-            </w:pPr>
-            <w:r>
-              <w:rPr>
-                <w:rFonts w:ascii="Arial" w:hAnsi="Arial" w:eastAsia="Apple SD Gothic Neo"/>
-                <w:b w:val="0"/>
-                <w:sz w:val="17"/>
-              </w:rPr>
-              <w:t>관리자 콘텐츠로는 수정 불가</w:t>
-            </w:r>
-          </w:p>
-        </w:tc>
-        <w:tc>
-          <w:tcPr>
-            <w:tcW w:type="dxa" w:w="2160"/>
-            <w:tcMar>
-              <w:top w:w="80" w:type="dxa"/>
-              <w:bottom w:w="80" w:type="dxa"/>
-              <w:start w:w="120" w:type="dxa"/>
-              <w:end w:w="120" w:type="dxa"/>
-            </w:tcMar>
-            <w:vAlign w:val="center"/>
-          </w:tcPr>
-          <w:p>
-            <w:pPr>
-              <w:spacing w:after="0" w:line="264" w:lineRule="auto"/>
-            </w:pPr>
-            <w:r>
-              <w:rPr>
-                <w:rFonts w:ascii="Arial" w:hAnsi="Arial" w:eastAsia="Apple SD Gothic Neo"/>
-                <w:b w:val="0"/>
-                <w:sz w:val="17"/>
-              </w:rPr>
-              <w:t>출산예정일 기반 자동 계산</w:t>
+              <w:t>출산예정일 보정으로 자동 재계산</w:t>
             </w:r>
           </w:p>
         </w:tc>
@@ -1529,7 +1728,7 @@
       <w:tr>
         <w:tc>
           <w:tcPr>
-            <w:tcW w:type="dxa" w:w="1512"/>
+            <w:tcW w:type="dxa" w:w="1728"/>
             <w:tcMar>
               <w:top w:w="80" w:type="dxa"/>
               <w:bottom w:w="80" w:type="dxa"/>
@@ -1554,7 +1753,7 @@
         </w:tc>
         <w:tc>
           <w:tcPr>
-            <w:tcW w:type="dxa" w:w="1728"/>
+            <w:tcW w:type="dxa" w:w="2232"/>
             <w:tcMar>
               <w:top w:w="80" w:type="dxa"/>
               <w:bottom w:w="80" w:type="dxa"/>
@@ -1580,7 +1779,7 @@
         </w:tc>
         <w:tc>
           <w:tcPr>
-            <w:tcW w:type="dxa" w:w="2520"/>
+            <w:tcW w:type="dxa" w:w="2880"/>
             <w:tcMar>
               <w:top w:w="80" w:type="dxa"/>
               <w:bottom w:w="80" w:type="dxa"/>
@@ -1605,7 +1804,7 @@
         </w:tc>
         <w:tc>
           <w:tcPr>
-            <w:tcW w:type="dxa" w:w="1440"/>
+            <w:tcW w:type="dxa" w:w="2520"/>
             <w:tcMar>
               <w:top w:w="80" w:type="dxa"/>
               <w:bottom w:w="80" w:type="dxa"/>
@@ -1622,39 +1821,6 @@
               <w:rPr>
                 <w:rFonts w:ascii="Arial" w:hAnsi="Arial" w:eastAsia="Apple SD Gothic Neo"/>
                 <w:b w:val="0"/>
-                <w:sz w:val="17"/>
-              </w:rPr>
-              <w:t>수정 가능</w:t>
-            </w:r>
-          </w:p>
-        </w:tc>
-        <w:tc>
-          <w:tcPr>
-            <w:tcW w:type="dxa" w:w="2160"/>
-            <w:tcMar>
-              <w:top w:w="80" w:type="dxa"/>
-              <w:bottom w:w="80" w:type="dxa"/>
-              <w:start w:w="120" w:type="dxa"/>
-              <w:end w:w="120" w:type="dxa"/>
-            </w:tcMar>
-            <w:vAlign w:val="center"/>
-          </w:tcPr>
-          <w:p>
-            <w:pPr>
-              <w:spacing w:after="0" w:line="264" w:lineRule="auto"/>
-            </w:pPr>
-            <w:r>
-              <w:rPr>
-                <w:rFonts w:ascii="Arial" w:hAnsi="Arial" w:eastAsia="Apple SD Gothic Neo"/>
-                <w:b w:val="0"/>
-                <w:sz w:val="17"/>
-              </w:rPr>
-              <w:t xml:space="preserve">위치를 </w:t>
-            </w:r>
-            <w:r>
-              <w:rPr>
-                <w:rFonts w:ascii="Arial" w:hAnsi="Arial" w:eastAsia="Apple SD Gothic Neo"/>
-                <w:b w:val="0"/>
                 <w:i/>
                 <w:sz w:val="17"/>
               </w:rPr>
@@ -1666,13 +1832,66 @@
                 <w:b w:val="0"/>
                 <w:sz w:val="17"/>
               </w:rPr>
-              <w:t>로 선택</w:t>
+              <w:t xml:space="preserve"> 위치 문구 수정</w:t>
             </w:r>
           </w:p>
         </w:tc>
       </w:tr>
     </w:tbl>
     <w:p/>
+    <w:p>
+      <w:r>
+        <w:rPr>
+          <w:rFonts w:ascii="Arial" w:hAnsi="Arial" w:eastAsia="Apple SD Gothic Neo"/>
+          <w:b w:val="0"/>
+          <w:sz w:val="22"/>
+        </w:rPr>
+        <w:t>필요 보완:</w:t>
+      </w:r>
+    </w:p>
+    <w:p>
+      <w:pPr>
+        <w:pStyle w:val="ListBullet"/>
+      </w:pPr>
+      <w:r>
+        <w:rPr>
+          <w:rFonts w:ascii="Arial" w:hAnsi="Arial" w:eastAsia="Apple SD Gothic Neo"/>
+          <w:b w:val="0"/>
+          <w:sz w:val="22"/>
+        </w:rPr>
+        <w:t>사용자별 출산예정일/현재 주차/일차를 관리자에서 확인하고 보정하는 화면이 필요하다.</w:t>
+      </w:r>
+    </w:p>
+    <w:p>
+      <w:pPr>
+        <w:pStyle w:val="ListBullet"/>
+      </w:pPr>
+      <w:r>
+        <w:rPr>
+          <w:rFonts w:ascii="Arial" w:hAnsi="Arial" w:eastAsia="Apple SD Gothic Neo"/>
+          <w:b w:val="0"/>
+          <w:sz w:val="22"/>
+        </w:rPr>
+        <w:t xml:space="preserve">이 값들은 주차 콘텐츠가 아니므로 </w:t>
+      </w:r>
+      <w:r>
+        <w:rPr>
+          <w:rFonts w:ascii="Arial" w:hAnsi="Arial" w:eastAsia="Apple SD Gothic Neo"/>
+          <w:b w:val="0"/>
+          <w:i/>
+          <w:sz w:val="22"/>
+        </w:rPr>
+        <w:t>자산 관리 &gt; 주차별</w:t>
+      </w:r>
+      <w:r>
+        <w:rPr>
+          <w:rFonts w:ascii="Arial" w:hAnsi="Arial" w:eastAsia="Apple SD Gothic Neo"/>
+          <w:b w:val="0"/>
+          <w:sz w:val="22"/>
+        </w:rPr>
+        <w:t>에 넣으면 안 된다.</w:t>
+      </w:r>
+    </w:p>
     <w:p>
       <w:pPr>
         <w:pStyle w:val="Heading2"/>
@@ -1683,7 +1902,7 @@
           <w:b/>
           <w:sz w:val="28"/>
         </w:rPr>
-        <w:t>4.2 오늘,우리 &gt; 아기와 엄마</w:t>
+        <w:t>3.2 오늘,우리 &gt; 아기와 엄마</w:t>
       </w:r>
     </w:p>
     <w:p>
@@ -1712,17 +1931,15 @@
         </w:tblBorders>
       </w:tblPr>
       <w:tblGrid>
-        <w:gridCol w:w="1872"/>
-        <w:gridCol w:w="1872"/>
-        <w:gridCol w:w="1872"/>
-        <w:gridCol w:w="1872"/>
-        <w:gridCol w:w="1872"/>
+        <w:gridCol w:w="2340"/>
+        <w:gridCol w:w="2340"/>
+        <w:gridCol w:w="2340"/>
+        <w:gridCol w:w="2340"/>
       </w:tblGrid>
       <w:tr>
         <w:tc>
           <w:tcPr>
-            <w:tcW w:type="dxa" w:w="1512"/>
-            <w:shd w:fill="F8F9FA"/>
+            <w:tcW w:type="dxa" w:w="1728"/>
             <w:tcMar>
               <w:top w:w="80" w:type="dxa"/>
               <w:bottom w:w="80" w:type="dxa"/>
@@ -1730,10 +1947,11 @@
               <w:end w:w="120" w:type="dxa"/>
             </w:tcMar>
             <w:vAlign w:val="center"/>
+            <w:shd w:fill="F8F9FA"/>
           </w:tcPr>
           <w:p>
             <w:pPr>
-              <w:spacing w:after="0"/>
+              <w:spacing w:after="0" w:line="264" w:lineRule="auto"/>
             </w:pPr>
             <w:r>
               <w:rPr>
@@ -1747,8 +1965,7 @@
         </w:tc>
         <w:tc>
           <w:tcPr>
-            <w:tcW w:type="dxa" w:w="1728"/>
-            <w:shd w:fill="F8F9FA"/>
+            <w:tcW w:type="dxa" w:w="2232"/>
             <w:tcMar>
               <w:top w:w="80" w:type="dxa"/>
               <w:bottom w:w="80" w:type="dxa"/>
@@ -1756,10 +1973,11 @@
               <w:end w:w="120" w:type="dxa"/>
             </w:tcMar>
             <w:vAlign w:val="center"/>
+            <w:shd w:fill="F8F9FA"/>
           </w:tcPr>
           <w:p>
             <w:pPr>
-              <w:spacing w:after="0"/>
+              <w:spacing w:after="0" w:line="264" w:lineRule="auto"/>
             </w:pPr>
             <w:r>
               <w:rPr>
@@ -1767,14 +1985,13 @@
                 <w:b/>
                 <w:sz w:val="18"/>
               </w:rPr>
-              <w:t>예시 문구</w:t>
+              <w:t>예시</w:t>
             </w:r>
           </w:p>
         </w:tc>
         <w:tc>
           <w:tcPr>
-            <w:tcW w:type="dxa" w:w="2520"/>
-            <w:shd w:fill="F8F9FA"/>
+            <w:tcW w:type="dxa" w:w="2880"/>
             <w:tcMar>
               <w:top w:w="80" w:type="dxa"/>
               <w:bottom w:w="80" w:type="dxa"/>
@@ -1782,10 +1999,11 @@
               <w:end w:w="120" w:type="dxa"/>
             </w:tcMar>
             <w:vAlign w:val="center"/>
+            <w:shd w:fill="F8F9FA"/>
           </w:tcPr>
           <w:p>
             <w:pPr>
-              <w:spacing w:after="0"/>
+              <w:spacing w:after="0" w:line="264" w:lineRule="auto"/>
             </w:pPr>
             <w:r>
               <w:rPr>
@@ -1799,8 +2017,7 @@
         </w:tc>
         <w:tc>
           <w:tcPr>
-            <w:tcW w:type="dxa" w:w="1440"/>
-            <w:shd w:fill="F8F9FA"/>
+            <w:tcW w:type="dxa" w:w="2520"/>
             <w:tcMar>
               <w:top w:w="80" w:type="dxa"/>
               <w:bottom w:w="80" w:type="dxa"/>
@@ -1808,59 +2025,7 @@
               <w:end w:w="120" w:type="dxa"/>
             </w:tcMar>
             <w:vAlign w:val="center"/>
-          </w:tcPr>
-          <w:p>
-            <w:pPr>
-              <w:spacing w:after="0"/>
-            </w:pPr>
-            <w:r>
-              <w:rPr>
-                <w:rFonts w:ascii="Arial" w:hAnsi="Arial" w:eastAsia="Apple SD Gothic Neo"/>
-                <w:b/>
-                <w:sz w:val="18"/>
-              </w:rPr>
-              <w:t>수정 가능 여부</w:t>
-            </w:r>
-          </w:p>
-        </w:tc>
-        <w:tc>
-          <w:tcPr>
-            <w:tcW w:type="dxa" w:w="2160"/>
             <w:shd w:fill="F8F9FA"/>
-            <w:tcMar>
-              <w:top w:w="80" w:type="dxa"/>
-              <w:bottom w:w="80" w:type="dxa"/>
-              <w:start w:w="120" w:type="dxa"/>
-              <w:end w:w="120" w:type="dxa"/>
-            </w:tcMar>
-            <w:vAlign w:val="center"/>
-          </w:tcPr>
-          <w:p>
-            <w:pPr>
-              <w:spacing w:after="0"/>
-            </w:pPr>
-            <w:r>
-              <w:rPr>
-                <w:rFonts w:ascii="Arial" w:hAnsi="Arial" w:eastAsia="Apple SD Gothic Neo"/>
-                <w:b/>
-                <w:sz w:val="18"/>
-              </w:rPr>
-              <w:t>비고</w:t>
-            </w:r>
-          </w:p>
-        </w:tc>
-      </w:tr>
-      <w:tr>
-        <w:tc>
-          <w:tcPr>
-            <w:tcW w:type="dxa" w:w="1512"/>
-            <w:tcMar>
-              <w:top w:w="80" w:type="dxa"/>
-              <w:bottom w:w="80" w:type="dxa"/>
-              <w:start w:w="120" w:type="dxa"/>
-              <w:end w:w="120" w:type="dxa"/>
-            </w:tcMar>
-            <w:vAlign w:val="center"/>
           </w:tcPr>
           <w:p>
             <w:pPr>
@@ -1869,22 +2034,15 @@
             <w:r>
               <w:rPr>
                 <w:rFonts w:ascii="Arial" w:hAnsi="Arial" w:eastAsia="Apple SD Gothic Neo"/>
-                <w:b w:val="0"/>
-                <w:sz w:val="17"/>
+                <w:b/>
+                <w:sz w:val="18"/>
               </w:rPr>
-              <w:t xml:space="preserve">탭 이름 </w:t>
-            </w:r>
-            <w:r>
-              <w:rPr>
-                <w:rFonts w:ascii="Arial" w:hAnsi="Arial" w:eastAsia="Apple SD Gothic Neo"/>
-                <w:b w:val="0"/>
-                <w:i/>
-                <w:sz w:val="17"/>
-              </w:rPr>
-              <w:t>아기와 엄마</w:t>
+              <w:t>필요한 기능</w:t>
             </w:r>
           </w:p>
         </w:tc>
+      </w:tr>
+      <w:tr>
         <w:tc>
           <w:tcPr>
             <w:tcW w:type="dxa" w:w="1728"/>
@@ -1906,124 +2064,13 @@
                 <w:b w:val="0"/>
                 <w:sz w:val="17"/>
               </w:rPr>
-              <w:t>고정 UI 라벨</w:t>
+              <w:t>오늘 아기는요 본문</w:t>
             </w:r>
           </w:p>
         </w:tc>
         <w:tc>
           <w:tcPr>
-            <w:tcW w:type="dxa" w:w="2520"/>
-            <w:tcMar>
-              <w:top w:w="80" w:type="dxa"/>
-              <w:bottom w:w="80" w:type="dxa"/>
-              <w:start w:w="120" w:type="dxa"/>
-              <w:end w:w="120" w:type="dxa"/>
-            </w:tcMar>
-            <w:vAlign w:val="center"/>
-          </w:tcPr>
-          <w:p>
-            <w:pPr>
-              <w:spacing w:after="0" w:line="264" w:lineRule="auto"/>
-            </w:pPr>
-            <w:r>
-              <w:rPr>
-                <w:rFonts w:ascii="Arial" w:hAnsi="Arial" w:eastAsia="Apple SD Gothic Neo"/>
-                <w:b w:val="0"/>
-                <w:sz w:val="17"/>
-              </w:rPr>
-              <w:t>관리자 수정 대상 아님</w:t>
-            </w:r>
-          </w:p>
-        </w:tc>
-        <w:tc>
-          <w:tcPr>
-            <w:tcW w:type="dxa" w:w="1440"/>
-            <w:tcMar>
-              <w:top w:w="80" w:type="dxa"/>
-              <w:bottom w:w="80" w:type="dxa"/>
-              <w:start w:w="120" w:type="dxa"/>
-              <w:end w:w="120" w:type="dxa"/>
-            </w:tcMar>
-            <w:vAlign w:val="center"/>
-          </w:tcPr>
-          <w:p>
-            <w:pPr>
-              <w:spacing w:after="0" w:line="264" w:lineRule="auto"/>
-            </w:pPr>
-            <w:r>
-              <w:rPr>
-                <w:rFonts w:ascii="Arial" w:hAnsi="Arial" w:eastAsia="Apple SD Gothic Neo"/>
-                <w:b w:val="0"/>
-                <w:sz w:val="17"/>
-              </w:rPr>
-              <w:t>불가</w:t>
-            </w:r>
-          </w:p>
-        </w:tc>
-        <w:tc>
-          <w:tcPr>
-            <w:tcW w:type="dxa" w:w="2160"/>
-            <w:tcMar>
-              <w:top w:w="80" w:type="dxa"/>
-              <w:bottom w:w="80" w:type="dxa"/>
-              <w:start w:w="120" w:type="dxa"/>
-              <w:end w:w="120" w:type="dxa"/>
-            </w:tcMar>
-            <w:vAlign w:val="center"/>
-          </w:tcPr>
-          <w:p>
-            <w:pPr>
-              <w:spacing w:after="0" w:line="264" w:lineRule="auto"/>
-            </w:pPr>
-            <w:r>
-              <w:rPr>
-                <w:rFonts w:ascii="Arial" w:hAnsi="Arial" w:eastAsia="Apple SD Gothic Neo"/>
-                <w:b w:val="0"/>
-                <w:sz w:val="17"/>
-              </w:rPr>
-              <w:t>앱 UI 고정 문구</w:t>
-            </w:r>
-          </w:p>
-        </w:tc>
-      </w:tr>
-      <w:tr>
-        <w:tc>
-          <w:tcPr>
-            <w:tcW w:type="dxa" w:w="1512"/>
-            <w:tcMar>
-              <w:top w:w="80" w:type="dxa"/>
-              <w:bottom w:w="80" w:type="dxa"/>
-              <w:start w:w="120" w:type="dxa"/>
-              <w:end w:w="120" w:type="dxa"/>
-            </w:tcMar>
-            <w:vAlign w:val="center"/>
-          </w:tcPr>
-          <w:p>
-            <w:pPr>
-              <w:spacing w:after="0" w:line="264" w:lineRule="auto"/>
-            </w:pPr>
-            <w:r>
-              <w:rPr>
-                <w:rFonts w:ascii="Arial" w:hAnsi="Arial" w:eastAsia="Apple SD Gothic Neo"/>
-                <w:b w:val="0"/>
-                <w:i/>
-                <w:sz w:val="17"/>
-              </w:rPr>
-              <w:t>오늘 아기는요</w:t>
-            </w:r>
-            <w:r>
-              <w:rPr>
-                <w:rFonts w:ascii="Arial" w:hAnsi="Arial" w:eastAsia="Apple SD Gothic Neo"/>
-                <w:b w:val="0"/>
-                <w:sz w:val="17"/>
-              </w:rPr>
-              <w:t xml:space="preserve"> 본문</w:t>
-            </w:r>
-          </w:p>
-        </w:tc>
-        <w:tc>
-          <w:tcPr>
-            <w:tcW w:type="dxa" w:w="1728"/>
+            <w:tcW w:type="dxa" w:w="2232"/>
             <w:tcMar>
               <w:top w:w="80" w:type="dxa"/>
               <w:bottom w:w="80" w:type="dxa"/>
@@ -2049,7 +2096,7 @@
         </w:tc>
         <w:tc>
           <w:tcPr>
-            <w:tcW w:type="dxa" w:w="2520"/>
+            <w:tcW w:type="dxa" w:w="2880"/>
             <w:tcMar>
               <w:top w:w="80" w:type="dxa"/>
               <w:bottom w:w="80" w:type="dxa"/>
@@ -2074,7 +2121,7 @@
         </w:tc>
         <w:tc>
           <w:tcPr>
-            <w:tcW w:type="dxa" w:w="1440"/>
+            <w:tcW w:type="dxa" w:w="2520"/>
             <w:tcMar>
               <w:top w:w="80" w:type="dxa"/>
               <w:bottom w:w="80" w:type="dxa"/>
@@ -2093,13 +2140,15 @@
                 <w:b w:val="0"/>
                 <w:sz w:val="17"/>
               </w:rPr>
-              <w:t>수정 가능</w:t>
+              <w:t>일차별 아기 문구 수정</w:t>
             </w:r>
           </w:p>
         </w:tc>
+      </w:tr>
+      <w:tr>
         <w:tc>
           <w:tcPr>
-            <w:tcW w:type="dxa" w:w="2160"/>
+            <w:tcW w:type="dxa" w:w="1728"/>
             <w:tcMar>
               <w:top w:w="80" w:type="dxa"/>
               <w:bottom w:w="80" w:type="dxa"/>
@@ -2116,77 +2165,15 @@
               <w:rPr>
                 <w:rFonts w:ascii="Arial" w:hAnsi="Arial" w:eastAsia="Apple SD Gothic Neo"/>
                 <w:b w:val="0"/>
-                <w:i/>
                 <w:sz w:val="17"/>
               </w:rPr>
-              <w:t>아기의 말</w:t>
-            </w:r>
-            <w:r>
-              <w:rPr>
-                <w:rFonts w:ascii="Arial" w:hAnsi="Arial" w:eastAsia="Apple SD Gothic Neo"/>
-                <w:b w:val="0"/>
-                <w:sz w:val="17"/>
-              </w:rPr>
-              <w:t xml:space="preserve"> 또는 </w:t>
-            </w:r>
-            <w:r>
-              <w:rPr>
-                <w:rFonts w:ascii="Arial" w:hAnsi="Arial" w:eastAsia="Apple SD Gothic Neo"/>
-                <w:b w:val="0"/>
-                <w:i/>
-                <w:sz w:val="17"/>
-              </w:rPr>
-              <w:t>아기 발달 항목</w:t>
-            </w:r>
-            <w:r>
-              <w:rPr>
-                <w:rFonts w:ascii="Arial" w:hAnsi="Arial" w:eastAsia="Apple SD Gothic Neo"/>
-                <w:b w:val="0"/>
-                <w:sz w:val="17"/>
-              </w:rPr>
-              <w:t>의 첫 항목이 우선 노출</w:t>
-            </w:r>
-          </w:p>
-        </w:tc>
-      </w:tr>
-      <w:tr>
-        <w:tc>
-          <w:tcPr>
-            <w:tcW w:type="dxa" w:w="1512"/>
-            <w:tcMar>
-              <w:top w:w="80" w:type="dxa"/>
-              <w:bottom w:w="80" w:type="dxa"/>
-              <w:start w:w="120" w:type="dxa"/>
-              <w:end w:w="120" w:type="dxa"/>
-            </w:tcMar>
-            <w:vAlign w:val="center"/>
-          </w:tcPr>
-          <w:p>
-            <w:pPr>
-              <w:spacing w:after="0" w:line="264" w:lineRule="auto"/>
-            </w:pPr>
-            <w:r>
-              <w:rPr>
-                <w:rFonts w:ascii="Arial" w:hAnsi="Arial" w:eastAsia="Apple SD Gothic Neo"/>
-                <w:b w:val="0"/>
-                <w:i/>
-                <w:sz w:val="17"/>
-              </w:rPr>
-              <w:t>오늘 엄마는요</w:t>
-            </w:r>
-            <w:r>
-              <w:rPr>
-                <w:rFonts w:ascii="Arial" w:hAnsi="Arial" w:eastAsia="Apple SD Gothic Neo"/>
-                <w:b w:val="0"/>
-                <w:sz w:val="17"/>
-              </w:rPr>
-              <w:t xml:space="preserve"> 본문</w:t>
+              <w:t>오늘 엄마는요 본문</w:t>
             </w:r>
           </w:p>
         </w:tc>
         <w:tc>
           <w:tcPr>
-            <w:tcW w:type="dxa" w:w="1728"/>
+            <w:tcW w:type="dxa" w:w="2232"/>
             <w:tcMar>
               <w:top w:w="80" w:type="dxa"/>
               <w:bottom w:w="80" w:type="dxa"/>
@@ -2212,7 +2199,7 @@
         </w:tc>
         <w:tc>
           <w:tcPr>
-            <w:tcW w:type="dxa" w:w="2520"/>
+            <w:tcW w:type="dxa" w:w="2880"/>
             <w:tcMar>
               <w:top w:w="80" w:type="dxa"/>
               <w:bottom w:w="80" w:type="dxa"/>
@@ -2237,7 +2224,7 @@
         </w:tc>
         <w:tc>
           <w:tcPr>
-            <w:tcW w:type="dxa" w:w="1440"/>
+            <w:tcW w:type="dxa" w:w="2520"/>
             <w:tcMar>
               <w:top w:w="80" w:type="dxa"/>
               <w:bottom w:w="80" w:type="dxa"/>
@@ -2256,71 +2243,12 @@
                 <w:b w:val="0"/>
                 <w:sz w:val="17"/>
               </w:rPr>
-              <w:t>수정 가능</w:t>
-            </w:r>
-          </w:p>
-        </w:tc>
-        <w:tc>
-          <w:tcPr>
-            <w:tcW w:type="dxa" w:w="2160"/>
-            <w:tcMar>
-              <w:top w:w="80" w:type="dxa"/>
-              <w:bottom w:w="80" w:type="dxa"/>
-              <w:start w:w="120" w:type="dxa"/>
-              <w:end w:w="120" w:type="dxa"/>
-            </w:tcMar>
-            <w:vAlign w:val="center"/>
-          </w:tcPr>
-          <w:p>
-            <w:pPr>
-              <w:spacing w:after="0" w:line="264" w:lineRule="auto"/>
-            </w:pPr>
-            <w:r>
-              <w:rPr>
-                <w:rFonts w:ascii="Arial" w:hAnsi="Arial" w:eastAsia="Apple SD Gothic Neo"/>
-                <w:b w:val="0"/>
-                <w:i/>
-                <w:sz w:val="17"/>
-              </w:rPr>
-              <w:t>산모 변화 항목</w:t>
-            </w:r>
-            <w:r>
-              <w:rPr>
-                <w:rFonts w:ascii="Arial" w:hAnsi="Arial" w:eastAsia="Apple SD Gothic Neo"/>
-                <w:b w:val="0"/>
-                <w:sz w:val="17"/>
-              </w:rPr>
-              <w:t>의 첫 항목이 우선 노출</w:t>
+              <w:t>일차별 엄마 문구 수정</w:t>
             </w:r>
           </w:p>
         </w:tc>
       </w:tr>
       <w:tr>
-        <w:tc>
-          <w:tcPr>
-            <w:tcW w:type="dxa" w:w="1512"/>
-            <w:tcMar>
-              <w:top w:w="80" w:type="dxa"/>
-              <w:bottom w:w="80" w:type="dxa"/>
-              <w:start w:w="120" w:type="dxa"/>
-              <w:end w:w="120" w:type="dxa"/>
-            </w:tcMar>
-            <w:vAlign w:val="center"/>
-          </w:tcPr>
-          <w:p>
-            <w:pPr>
-              <w:spacing w:after="0" w:line="264" w:lineRule="auto"/>
-            </w:pPr>
-            <w:r>
-              <w:rPr>
-                <w:rFonts w:ascii="Arial" w:hAnsi="Arial" w:eastAsia="Apple SD Gothic Neo"/>
-                <w:b w:val="0"/>
-                <w:sz w:val="17"/>
-              </w:rPr>
-              <w:t>일별 기준</w:t>
-            </w:r>
-          </w:p>
-        </w:tc>
         <w:tc>
           <w:tcPr>
             <w:tcW w:type="dxa" w:w="1728"/>
@@ -2342,7 +2270,58 @@
                 <w:b w:val="0"/>
                 <w:sz w:val="17"/>
               </w:rPr>
-              <w:t>15주 2일 등</w:t>
+              <w:t>탭명</w:t>
+            </w:r>
+          </w:p>
+        </w:tc>
+        <w:tc>
+          <w:tcPr>
+            <w:tcW w:type="dxa" w:w="2232"/>
+            <w:tcMar>
+              <w:top w:w="80" w:type="dxa"/>
+              <w:bottom w:w="80" w:type="dxa"/>
+              <w:start w:w="120" w:type="dxa"/>
+              <w:end w:w="120" w:type="dxa"/>
+            </w:tcMar>
+            <w:vAlign w:val="center"/>
+          </w:tcPr>
+          <w:p>
+            <w:pPr>
+              <w:spacing w:after="0" w:line="264" w:lineRule="auto"/>
+            </w:pPr>
+            <w:r>
+              <w:rPr>
+                <w:rFonts w:ascii="Arial" w:hAnsi="Arial" w:eastAsia="Apple SD Gothic Neo"/>
+                <w:b w:val="0"/>
+                <w:i/>
+                <w:sz w:val="17"/>
+              </w:rPr>
+              <w:t>아기와 엄마</w:t>
+            </w:r>
+          </w:p>
+        </w:tc>
+        <w:tc>
+          <w:tcPr>
+            <w:tcW w:type="dxa" w:w="2880"/>
+            <w:tcMar>
+              <w:top w:w="80" w:type="dxa"/>
+              <w:bottom w:w="80" w:type="dxa"/>
+              <w:start w:w="120" w:type="dxa"/>
+              <w:end w:w="120" w:type="dxa"/>
+            </w:tcMar>
+            <w:vAlign w:val="center"/>
+          </w:tcPr>
+          <w:p>
+            <w:pPr>
+              <w:spacing w:after="0" w:line="264" w:lineRule="auto"/>
+            </w:pPr>
+            <w:r>
+              <w:rPr>
+                <w:rFonts w:ascii="Arial" w:hAnsi="Arial" w:eastAsia="Apple SD Gothic Neo"/>
+                <w:b w:val="0"/>
+                <w:sz w:val="17"/>
+              </w:rPr>
+              <w:t>앱 UI 문구 관리 또는 시스템 운영 &gt; 브랜딩</w:t>
             </w:r>
           </w:p>
         </w:tc>
@@ -2367,63 +2346,83 @@
                 <w:b w:val="0"/>
                 <w:sz w:val="17"/>
               </w:rPr>
-              <w:t>자산 관리 &gt; 주차별 &gt; 해당 주차 &gt; 일별 본문</w:t>
-            </w:r>
-          </w:p>
-        </w:tc>
-        <w:tc>
-          <w:tcPr>
-            <w:tcW w:type="dxa" w:w="1440"/>
-            <w:tcMar>
-              <w:top w:w="80" w:type="dxa"/>
-              <w:bottom w:w="80" w:type="dxa"/>
-              <w:start w:w="120" w:type="dxa"/>
-              <w:end w:w="120" w:type="dxa"/>
-            </w:tcMar>
-            <w:vAlign w:val="center"/>
-          </w:tcPr>
-          <w:p>
-            <w:pPr>
-              <w:spacing w:after="0" w:line="264" w:lineRule="auto"/>
-            </w:pPr>
-            <w:r>
-              <w:rPr>
-                <w:rFonts w:ascii="Arial" w:hAnsi="Arial" w:eastAsia="Apple SD Gothic Neo"/>
-                <w:b w:val="0"/>
-                <w:sz w:val="17"/>
-              </w:rPr>
-              <w:t>콘텐츠만 수정 가능</w:t>
-            </w:r>
-          </w:p>
-        </w:tc>
-        <w:tc>
-          <w:tcPr>
-            <w:tcW w:type="dxa" w:w="2160"/>
-            <w:tcMar>
-              <w:top w:w="80" w:type="dxa"/>
-              <w:bottom w:w="80" w:type="dxa"/>
-              <w:start w:w="120" w:type="dxa"/>
-              <w:end w:w="120" w:type="dxa"/>
-            </w:tcMar>
-            <w:vAlign w:val="center"/>
-          </w:tcPr>
-          <w:p>
-            <w:pPr>
-              <w:spacing w:after="0" w:line="264" w:lineRule="auto"/>
-            </w:pPr>
-            <w:r>
-              <w:rPr>
-                <w:rFonts w:ascii="Arial" w:hAnsi="Arial" w:eastAsia="Apple SD Gothic Neo"/>
-                <w:b w:val="0"/>
-                <w:sz w:val="17"/>
-              </w:rPr>
-              <w:t>사용자의 실제 일차에 맞는 Day 항목이 앱에 노출</w:t>
+              <w:t>운영자가 탭명까지 바꿔야 하면 문구 관리 기능 추가</w:t>
             </w:r>
           </w:p>
         </w:tc>
       </w:tr>
     </w:tbl>
     <w:p/>
+    <w:p>
+      <w:r>
+        <w:rPr>
+          <w:rFonts w:ascii="Arial" w:hAnsi="Arial" w:eastAsia="Apple SD Gothic Neo"/>
+          <w:b w:val="0"/>
+          <w:sz w:val="22"/>
+        </w:rPr>
+        <w:t>필요 보완:</w:t>
+      </w:r>
+    </w:p>
+    <w:p>
+      <w:pPr>
+        <w:pStyle w:val="ListBullet"/>
+      </w:pPr>
+      <w:r>
+        <w:rPr>
+          <w:rFonts w:ascii="Arial" w:hAnsi="Arial" w:eastAsia="Apple SD Gothic Neo"/>
+          <w:b w:val="0"/>
+          <w:sz w:val="22"/>
+        </w:rPr>
+        <w:t xml:space="preserve">관리자 화면에서 </w:t>
+      </w:r>
+      <w:r>
+        <w:rPr>
+          <w:rFonts w:ascii="Arial" w:hAnsi="Arial" w:eastAsia="Apple SD Gothic Neo"/>
+          <w:b w:val="0"/>
+          <w:i/>
+          <w:sz w:val="22"/>
+        </w:rPr>
+        <w:t>15주 2일</w:t>
+      </w:r>
+      <w:r>
+        <w:rPr>
+          <w:rFonts w:ascii="Arial" w:hAnsi="Arial" w:eastAsia="Apple SD Gothic Neo"/>
+          <w:b w:val="0"/>
+          <w:sz w:val="22"/>
+        </w:rPr>
+        <w:t>처럼 실제 앱 노출 기준을 함께 보여줘야 한다.</w:t>
+      </w:r>
+    </w:p>
+    <w:p>
+      <w:pPr>
+        <w:pStyle w:val="ListBullet"/>
+      </w:pPr>
+      <w:r>
+        <w:rPr>
+          <w:rFonts w:ascii="Arial" w:hAnsi="Arial" w:eastAsia="Apple SD Gothic Neo"/>
+          <w:b w:val="0"/>
+          <w:sz w:val="22"/>
+        </w:rPr>
+        <w:t xml:space="preserve">Day 1~7이 앱의 </w:t>
+      </w:r>
+      <w:r>
+        <w:rPr>
+          <w:rFonts w:ascii="Arial" w:hAnsi="Arial" w:eastAsia="Apple SD Gothic Neo"/>
+          <w:b w:val="0"/>
+          <w:i/>
+          <w:sz w:val="22"/>
+        </w:rPr>
+        <w:t>15주 1일~15주 7일</w:t>
+      </w:r>
+      <w:r>
+        <w:rPr>
+          <w:rFonts w:ascii="Arial" w:hAnsi="Arial" w:eastAsia="Apple SD Gothic Neo"/>
+          <w:b w:val="0"/>
+          <w:sz w:val="22"/>
+        </w:rPr>
+        <w:t>과 어떻게 매칭되는지 보여줘야 한다.</w:t>
+      </w:r>
+    </w:p>
     <w:p>
       <w:pPr>
         <w:pStyle w:val="Heading2"/>
@@ -2434,7 +2433,7 @@
           <w:b/>
           <w:sz w:val="28"/>
         </w:rPr>
-        <w:t>4.3 오늘,우리 &gt; 임신백과 카드</w:t>
+        <w:t>3.3 임신백과 카드</w:t>
       </w:r>
     </w:p>
     <w:p>
@@ -2463,17 +2462,15 @@
         </w:tblBorders>
       </w:tblPr>
       <w:tblGrid>
-        <w:gridCol w:w="1872"/>
-        <w:gridCol w:w="1872"/>
-        <w:gridCol w:w="1872"/>
-        <w:gridCol w:w="1872"/>
-        <w:gridCol w:w="1872"/>
+        <w:gridCol w:w="2340"/>
+        <w:gridCol w:w="2340"/>
+        <w:gridCol w:w="2340"/>
+        <w:gridCol w:w="2340"/>
       </w:tblGrid>
       <w:tr>
         <w:tc>
           <w:tcPr>
-            <w:tcW w:type="dxa" w:w="1512"/>
-            <w:shd w:fill="F8F9FA"/>
+            <w:tcW w:type="dxa" w:w="1728"/>
             <w:tcMar>
               <w:top w:w="80" w:type="dxa"/>
               <w:bottom w:w="80" w:type="dxa"/>
@@ -2481,10 +2478,11 @@
               <w:end w:w="120" w:type="dxa"/>
             </w:tcMar>
             <w:vAlign w:val="center"/>
+            <w:shd w:fill="F8F9FA"/>
           </w:tcPr>
           <w:p>
             <w:pPr>
-              <w:spacing w:after="0"/>
+              <w:spacing w:after="0" w:line="264" w:lineRule="auto"/>
             </w:pPr>
             <w:r>
               <w:rPr>
@@ -2498,8 +2496,7 @@
         </w:tc>
         <w:tc>
           <w:tcPr>
-            <w:tcW w:type="dxa" w:w="1728"/>
-            <w:shd w:fill="F8F9FA"/>
+            <w:tcW w:type="dxa" w:w="2232"/>
             <w:tcMar>
               <w:top w:w="80" w:type="dxa"/>
               <w:bottom w:w="80" w:type="dxa"/>
@@ -2507,10 +2504,11 @@
               <w:end w:w="120" w:type="dxa"/>
             </w:tcMar>
             <w:vAlign w:val="center"/>
+            <w:shd w:fill="F8F9FA"/>
           </w:tcPr>
           <w:p>
             <w:pPr>
-              <w:spacing w:after="0"/>
+              <w:spacing w:after="0" w:line="264" w:lineRule="auto"/>
             </w:pPr>
             <w:r>
               <w:rPr>
@@ -2518,14 +2516,13 @@
                 <w:b/>
                 <w:sz w:val="18"/>
               </w:rPr>
-              <w:t>예시 문구</w:t>
+              <w:t>예시</w:t>
             </w:r>
           </w:p>
         </w:tc>
         <w:tc>
           <w:tcPr>
-            <w:tcW w:type="dxa" w:w="2520"/>
-            <w:shd w:fill="F8F9FA"/>
+            <w:tcW w:type="dxa" w:w="2880"/>
             <w:tcMar>
               <w:top w:w="80" w:type="dxa"/>
               <w:bottom w:w="80" w:type="dxa"/>
@@ -2533,10 +2530,11 @@
               <w:end w:w="120" w:type="dxa"/>
             </w:tcMar>
             <w:vAlign w:val="center"/>
+            <w:shd w:fill="F8F9FA"/>
           </w:tcPr>
           <w:p>
             <w:pPr>
-              <w:spacing w:after="0"/>
+              <w:spacing w:after="0" w:line="264" w:lineRule="auto"/>
             </w:pPr>
             <w:r>
               <w:rPr>
@@ -2550,8 +2548,7 @@
         </w:tc>
         <w:tc>
           <w:tcPr>
-            <w:tcW w:type="dxa" w:w="1440"/>
-            <w:shd w:fill="F8F9FA"/>
+            <w:tcW w:type="dxa" w:w="2520"/>
             <w:tcMar>
               <w:top w:w="80" w:type="dxa"/>
               <w:bottom w:w="80" w:type="dxa"/>
@@ -2559,59 +2556,7 @@
               <w:end w:w="120" w:type="dxa"/>
             </w:tcMar>
             <w:vAlign w:val="center"/>
-          </w:tcPr>
-          <w:p>
-            <w:pPr>
-              <w:spacing w:after="0"/>
-            </w:pPr>
-            <w:r>
-              <w:rPr>
-                <w:rFonts w:ascii="Arial" w:hAnsi="Arial" w:eastAsia="Apple SD Gothic Neo"/>
-                <w:b/>
-                <w:sz w:val="18"/>
-              </w:rPr>
-              <w:t>수정 가능 여부</w:t>
-            </w:r>
-          </w:p>
-        </w:tc>
-        <w:tc>
-          <w:tcPr>
-            <w:tcW w:type="dxa" w:w="2160"/>
             <w:shd w:fill="F8F9FA"/>
-            <w:tcMar>
-              <w:top w:w="80" w:type="dxa"/>
-              <w:bottom w:w="80" w:type="dxa"/>
-              <w:start w:w="120" w:type="dxa"/>
-              <w:end w:w="120" w:type="dxa"/>
-            </w:tcMar>
-            <w:vAlign w:val="center"/>
-          </w:tcPr>
-          <w:p>
-            <w:pPr>
-              <w:spacing w:after="0"/>
-            </w:pPr>
-            <w:r>
-              <w:rPr>
-                <w:rFonts w:ascii="Arial" w:hAnsi="Arial" w:eastAsia="Apple SD Gothic Neo"/>
-                <w:b/>
-                <w:sz w:val="18"/>
-              </w:rPr>
-              <w:t>비고</w:t>
-            </w:r>
-          </w:p>
-        </w:tc>
-      </w:tr>
-      <w:tr>
-        <w:tc>
-          <w:tcPr>
-            <w:tcW w:type="dxa" w:w="1512"/>
-            <w:tcMar>
-              <w:top w:w="80" w:type="dxa"/>
-              <w:bottom w:w="80" w:type="dxa"/>
-              <w:start w:w="120" w:type="dxa"/>
-              <w:end w:w="120" w:type="dxa"/>
-            </w:tcMar>
-            <w:vAlign w:val="center"/>
           </w:tcPr>
           <w:p>
             <w:pPr>
@@ -2620,22 +2565,15 @@
             <w:r>
               <w:rPr>
                 <w:rFonts w:ascii="Arial" w:hAnsi="Arial" w:eastAsia="Apple SD Gothic Neo"/>
-                <w:b w:val="0"/>
-                <w:sz w:val="17"/>
+                <w:b/>
+                <w:sz w:val="18"/>
               </w:rPr>
-              <w:t xml:space="preserve">섹션 제목 </w:t>
-            </w:r>
-            <w:r>
-              <w:rPr>
-                <w:rFonts w:ascii="Arial" w:hAnsi="Arial" w:eastAsia="Apple SD Gothic Neo"/>
-                <w:b w:val="0"/>
-                <w:i/>
-                <w:sz w:val="17"/>
-              </w:rPr>
-              <w:t>임신백과</w:t>
+              <w:t>필요한 기능</w:t>
             </w:r>
           </w:p>
         </w:tc>
+      </w:tr>
+      <w:tr>
         <w:tc>
           <w:tcPr>
             <w:tcW w:type="dxa" w:w="1728"/>
@@ -2657,7 +2595,58 @@
                 <w:b w:val="0"/>
                 <w:sz w:val="17"/>
               </w:rPr>
-              <w:t>고정 UI 라벨</w:t>
+              <w:t>섹션 제목</w:t>
+            </w:r>
+          </w:p>
+        </w:tc>
+        <w:tc>
+          <w:tcPr>
+            <w:tcW w:type="dxa" w:w="2232"/>
+            <w:tcMar>
+              <w:top w:w="80" w:type="dxa"/>
+              <w:bottom w:w="80" w:type="dxa"/>
+              <w:start w:w="120" w:type="dxa"/>
+              <w:end w:w="120" w:type="dxa"/>
+            </w:tcMar>
+            <w:vAlign w:val="center"/>
+          </w:tcPr>
+          <w:p>
+            <w:pPr>
+              <w:spacing w:after="0" w:line="264" w:lineRule="auto"/>
+            </w:pPr>
+            <w:r>
+              <w:rPr>
+                <w:rFonts w:ascii="Arial" w:hAnsi="Arial" w:eastAsia="Apple SD Gothic Neo"/>
+                <w:b w:val="0"/>
+                <w:i/>
+                <w:sz w:val="17"/>
+              </w:rPr>
+              <w:t>임신백과</w:t>
+            </w:r>
+          </w:p>
+        </w:tc>
+        <w:tc>
+          <w:tcPr>
+            <w:tcW w:type="dxa" w:w="2880"/>
+            <w:tcMar>
+              <w:top w:w="80" w:type="dxa"/>
+              <w:bottom w:w="80" w:type="dxa"/>
+              <w:start w:w="120" w:type="dxa"/>
+              <w:end w:w="120" w:type="dxa"/>
+            </w:tcMar>
+            <w:vAlign w:val="center"/>
+          </w:tcPr>
+          <w:p>
+            <w:pPr>
+              <w:spacing w:after="0" w:line="264" w:lineRule="auto"/>
+            </w:pPr>
+            <w:r>
+              <w:rPr>
+                <w:rFonts w:ascii="Arial" w:hAnsi="Arial" w:eastAsia="Apple SD Gothic Neo"/>
+                <w:b w:val="0"/>
+                <w:sz w:val="17"/>
+              </w:rPr>
+              <w:t>앱 UI 문구 관리 또는 자산 관리 &gt; 주차별</w:t>
             </w:r>
           </w:p>
         </w:tc>
@@ -2682,57 +2671,7 @@
                 <w:b w:val="0"/>
                 <w:sz w:val="17"/>
               </w:rPr>
-              <w:t>관리자 수정 대상 아님</w:t>
-            </w:r>
-          </w:p>
-        </w:tc>
-        <w:tc>
-          <w:tcPr>
-            <w:tcW w:type="dxa" w:w="1440"/>
-            <w:tcMar>
-              <w:top w:w="80" w:type="dxa"/>
-              <w:bottom w:w="80" w:type="dxa"/>
-              <w:start w:w="120" w:type="dxa"/>
-              <w:end w:w="120" w:type="dxa"/>
-            </w:tcMar>
-            <w:vAlign w:val="center"/>
-          </w:tcPr>
-          <w:p>
-            <w:pPr>
-              <w:spacing w:after="0" w:line="264" w:lineRule="auto"/>
-            </w:pPr>
-            <w:r>
-              <w:rPr>
-                <w:rFonts w:ascii="Arial" w:hAnsi="Arial" w:eastAsia="Apple SD Gothic Neo"/>
-                <w:b w:val="0"/>
-                <w:sz w:val="17"/>
-              </w:rPr>
-              <w:t>불가</w:t>
-            </w:r>
-          </w:p>
-        </w:tc>
-        <w:tc>
-          <w:tcPr>
-            <w:tcW w:type="dxa" w:w="2160"/>
-            <w:tcMar>
-              <w:top w:w="80" w:type="dxa"/>
-              <w:bottom w:w="80" w:type="dxa"/>
-              <w:start w:w="120" w:type="dxa"/>
-              <w:end w:w="120" w:type="dxa"/>
-            </w:tcMar>
-            <w:vAlign w:val="center"/>
-          </w:tcPr>
-          <w:p>
-            <w:pPr>
-              <w:spacing w:after="0" w:line="264" w:lineRule="auto"/>
-            </w:pPr>
-            <w:r>
-              <w:rPr>
-                <w:rFonts w:ascii="Arial" w:hAnsi="Arial" w:eastAsia="Apple SD Gothic Neo"/>
-                <w:b w:val="0"/>
-                <w:sz w:val="17"/>
-              </w:rPr>
-              <w:t>앱 UI 고정 문구</w:t>
+              <w:t>제목 수정 여부 결정</w:t>
             </w:r>
           </w:p>
         </w:tc>
@@ -2740,7 +2679,7 @@
       <w:tr>
         <w:tc>
           <w:tcPr>
-            <w:tcW w:type="dxa" w:w="1512"/>
+            <w:tcW w:type="dxa" w:w="1728"/>
             <w:tcMar>
               <w:top w:w="80" w:type="dxa"/>
               <w:bottom w:w="80" w:type="dxa"/>
@@ -2765,7 +2704,7 @@
         </w:tc>
         <w:tc>
           <w:tcPr>
-            <w:tcW w:type="dxa" w:w="1728"/>
+            <w:tcW w:type="dxa" w:w="2232"/>
             <w:tcMar>
               <w:top w:w="80" w:type="dxa"/>
               <w:bottom w:w="80" w:type="dxa"/>
@@ -2791,6 +2730,31 @@
         </w:tc>
         <w:tc>
           <w:tcPr>
+            <w:tcW w:type="dxa" w:w="2880"/>
+            <w:tcMar>
+              <w:top w:w="80" w:type="dxa"/>
+              <w:bottom w:w="80" w:type="dxa"/>
+              <w:start w:w="120" w:type="dxa"/>
+              <w:end w:w="120" w:type="dxa"/>
+            </w:tcMar>
+            <w:vAlign w:val="center"/>
+          </w:tcPr>
+          <w:p>
+            <w:pPr>
+              <w:spacing w:after="0" w:line="264" w:lineRule="auto"/>
+            </w:pPr>
+            <w:r>
+              <w:rPr>
+                <w:rFonts w:ascii="Arial" w:hAnsi="Arial" w:eastAsia="Apple SD Gothic Neo"/>
+                <w:b w:val="0"/>
+                <w:sz w:val="17"/>
+              </w:rPr>
+              <w:t>자산 관리 &gt; 주차별 또는 앱 UI 문구 관리</w:t>
+            </w:r>
+          </w:p>
+        </w:tc>
+        <w:tc>
+          <w:tcPr>
             <w:tcW w:type="dxa" w:w="2520"/>
             <w:tcMar>
               <w:top w:w="80" w:type="dxa"/>
@@ -2810,13 +2774,15 @@
                 <w:b w:val="0"/>
                 <w:sz w:val="17"/>
               </w:rPr>
-              <w:t>앱 UI 고정 문구</w:t>
+              <w:t>현재 고정 문구라면 관리자 필드 추가</w:t>
             </w:r>
           </w:p>
         </w:tc>
+      </w:tr>
+      <w:tr>
         <w:tc>
           <w:tcPr>
-            <w:tcW w:type="dxa" w:w="1440"/>
+            <w:tcW w:type="dxa" w:w="1728"/>
             <w:tcMar>
               <w:top w:w="80" w:type="dxa"/>
               <w:bottom w:w="80" w:type="dxa"/>
@@ -2835,74 +2801,13 @@
                 <w:b w:val="0"/>
                 <w:sz w:val="17"/>
               </w:rPr>
-              <w:t>불가</w:t>
+              <w:t>이번 주 백과 보기</w:t>
             </w:r>
           </w:p>
         </w:tc>
         <w:tc>
           <w:tcPr>
-            <w:tcW w:type="dxa" w:w="2160"/>
-            <w:tcMar>
-              <w:top w:w="80" w:type="dxa"/>
-              <w:bottom w:w="80" w:type="dxa"/>
-              <w:start w:w="120" w:type="dxa"/>
-              <w:end w:w="120" w:type="dxa"/>
-            </w:tcMar>
-            <w:vAlign w:val="center"/>
-          </w:tcPr>
-          <w:p>
-            <w:pPr>
-              <w:spacing w:after="0" w:line="264" w:lineRule="auto"/>
-            </w:pPr>
-            <w:r>
-              <w:rPr>
-                <w:rFonts w:ascii="Arial" w:hAnsi="Arial" w:eastAsia="Apple SD Gothic Neo"/>
-                <w:b w:val="0"/>
-                <w:sz w:val="17"/>
-              </w:rPr>
-              <w:t>현재 관리자 콘텐츠 필드가 아님</w:t>
-            </w:r>
-          </w:p>
-        </w:tc>
-      </w:tr>
-      <w:tr>
-        <w:tc>
-          <w:tcPr>
-            <w:tcW w:type="dxa" w:w="1512"/>
-            <w:tcMar>
-              <w:top w:w="80" w:type="dxa"/>
-              <w:bottom w:w="80" w:type="dxa"/>
-              <w:start w:w="120" w:type="dxa"/>
-              <w:end w:w="120" w:type="dxa"/>
-            </w:tcMar>
-            <w:vAlign w:val="center"/>
-          </w:tcPr>
-          <w:p>
-            <w:pPr>
-              <w:spacing w:after="0" w:line="264" w:lineRule="auto"/>
-            </w:pPr>
-            <w:r>
-              <w:rPr>
-                <w:rFonts w:ascii="Arial" w:hAnsi="Arial" w:eastAsia="Apple SD Gothic Neo"/>
-                <w:b w:val="0"/>
-                <w:i/>
-                <w:sz w:val="17"/>
-              </w:rPr>
-              <w:t>이번 주 백과 보기</w:t>
-            </w:r>
-            <w:r>
-              <w:rPr>
-                <w:rFonts w:ascii="Arial" w:hAnsi="Arial" w:eastAsia="Apple SD Gothic Neo"/>
-                <w:b w:val="0"/>
-                <w:sz w:val="17"/>
-              </w:rPr>
-              <w:t xml:space="preserve"> 대상</w:t>
-            </w:r>
-          </w:p>
-        </w:tc>
-        <w:tc>
-          <w:tcPr>
-            <w:tcW w:type="dxa" w:w="1728"/>
+            <w:tcW w:type="dxa" w:w="2232"/>
             <w:tcMar>
               <w:top w:w="80" w:type="dxa"/>
               <w:bottom w:w="80" w:type="dxa"/>
@@ -2928,7 +2833,7 @@
         </w:tc>
         <w:tc>
           <w:tcPr>
-            <w:tcW w:type="dxa" w:w="2520"/>
+            <w:tcW w:type="dxa" w:w="2880"/>
             <w:tcMar>
               <w:top w:w="80" w:type="dxa"/>
               <w:bottom w:w="80" w:type="dxa"/>
@@ -2953,7 +2858,7 @@
         </w:tc>
         <w:tc>
           <w:tcPr>
-            <w:tcW w:type="dxa" w:w="1440"/>
+            <w:tcW w:type="dxa" w:w="2520"/>
             <w:tcMar>
               <w:top w:w="80" w:type="dxa"/>
               <w:bottom w:w="80" w:type="dxa"/>
@@ -2972,63 +2877,12 @@
                 <w:b w:val="0"/>
                 <w:sz w:val="17"/>
               </w:rPr>
-              <w:t>수정 가능</w:t>
-            </w:r>
-          </w:p>
-        </w:tc>
-        <w:tc>
-          <w:tcPr>
-            <w:tcW w:type="dxa" w:w="2160"/>
-            <w:tcMar>
-              <w:top w:w="80" w:type="dxa"/>
-              <w:bottom w:w="80" w:type="dxa"/>
-              <w:start w:w="120" w:type="dxa"/>
-              <w:end w:w="120" w:type="dxa"/>
-            </w:tcMar>
-            <w:vAlign w:val="center"/>
-          </w:tcPr>
-          <w:p>
-            <w:pPr>
-              <w:spacing w:after="0" w:line="264" w:lineRule="auto"/>
-            </w:pPr>
-            <w:r>
-              <w:rPr>
-                <w:rFonts w:ascii="Arial" w:hAnsi="Arial" w:eastAsia="Apple SD Gothic Neo"/>
-                <w:b w:val="0"/>
-                <w:sz w:val="17"/>
-              </w:rPr>
-              <w:t>주차 기본 정보와 주차 안내문이 상세 화면에 반영</w:t>
+              <w:t>주차별 백과 소개 문구 수정</w:t>
             </w:r>
           </w:p>
         </w:tc>
       </w:tr>
       <w:tr>
-        <w:tc>
-          <w:tcPr>
-            <w:tcW w:type="dxa" w:w="1512"/>
-            <w:tcMar>
-              <w:top w:w="80" w:type="dxa"/>
-              <w:bottom w:w="80" w:type="dxa"/>
-              <w:start w:w="120" w:type="dxa"/>
-              <w:end w:w="120" w:type="dxa"/>
-            </w:tcMar>
-            <w:vAlign w:val="center"/>
-          </w:tcPr>
-          <w:p>
-            <w:pPr>
-              <w:spacing w:after="0" w:line="264" w:lineRule="auto"/>
-            </w:pPr>
-            <w:r>
-              <w:rPr>
-                <w:rFonts w:ascii="Arial" w:hAnsi="Arial" w:eastAsia="Apple SD Gothic Neo"/>
-                <w:b w:val="0"/>
-                <w:i/>
-                <w:sz w:val="17"/>
-              </w:rPr>
-              <w:t>다른 주차 찾아보기</w:t>
-            </w:r>
-          </w:p>
-        </w:tc>
         <w:tc>
           <w:tcPr>
             <w:tcW w:type="dxa" w:w="1728"/>
@@ -3050,7 +2904,57 @@
                 <w:b w:val="0"/>
                 <w:sz w:val="17"/>
               </w:rPr>
-              <w:t>주차 목록 진입</w:t>
+              <w:t>다른 주차 찾아보기</w:t>
+            </w:r>
+          </w:p>
+        </w:tc>
+        <w:tc>
+          <w:tcPr>
+            <w:tcW w:type="dxa" w:w="2232"/>
+            <w:tcMar>
+              <w:top w:w="80" w:type="dxa"/>
+              <w:bottom w:w="80" w:type="dxa"/>
+              <w:start w:w="120" w:type="dxa"/>
+              <w:end w:w="120" w:type="dxa"/>
+            </w:tcMar>
+            <w:vAlign w:val="center"/>
+          </w:tcPr>
+          <w:p>
+            <w:pPr>
+              <w:spacing w:after="0" w:line="264" w:lineRule="auto"/>
+            </w:pPr>
+            <w:r>
+              <w:rPr>
+                <w:rFonts w:ascii="Arial" w:hAnsi="Arial" w:eastAsia="Apple SD Gothic Neo"/>
+                <w:b w:val="0"/>
+                <w:sz w:val="17"/>
+              </w:rPr>
+              <w:t>주차 목록 진입 문구</w:t>
+            </w:r>
+          </w:p>
+        </w:tc>
+        <w:tc>
+          <w:tcPr>
+            <w:tcW w:type="dxa" w:w="2880"/>
+            <w:tcMar>
+              <w:top w:w="80" w:type="dxa"/>
+              <w:bottom w:w="80" w:type="dxa"/>
+              <w:start w:w="120" w:type="dxa"/>
+              <w:end w:w="120" w:type="dxa"/>
+            </w:tcMar>
+            <w:vAlign w:val="center"/>
+          </w:tcPr>
+          <w:p>
+            <w:pPr>
+              <w:spacing w:after="0" w:line="264" w:lineRule="auto"/>
+            </w:pPr>
+            <w:r>
+              <w:rPr>
+                <w:rFonts w:ascii="Arial" w:hAnsi="Arial" w:eastAsia="Apple SD Gothic Neo"/>
+                <w:b w:val="0"/>
+                <w:sz w:val="17"/>
+              </w:rPr>
+              <w:t>자산 관리 &gt; 주차별</w:t>
             </w:r>
           </w:p>
         </w:tc>
@@ -3075,63 +2979,49 @@
                 <w:b w:val="0"/>
                 <w:sz w:val="17"/>
               </w:rPr>
-              <w:t>자산 관리 &gt; 주차별</w:t>
-            </w:r>
-          </w:p>
-        </w:tc>
-        <w:tc>
-          <w:tcPr>
-            <w:tcW w:type="dxa" w:w="1440"/>
-            <w:tcMar>
-              <w:top w:w="80" w:type="dxa"/>
-              <w:bottom w:w="80" w:type="dxa"/>
-              <w:start w:w="120" w:type="dxa"/>
-              <w:end w:w="120" w:type="dxa"/>
-            </w:tcMar>
-            <w:vAlign w:val="center"/>
-          </w:tcPr>
-          <w:p>
-            <w:pPr>
-              <w:spacing w:after="0" w:line="264" w:lineRule="auto"/>
-            </w:pPr>
-            <w:r>
-              <w:rPr>
-                <w:rFonts w:ascii="Arial" w:hAnsi="Arial" w:eastAsia="Apple SD Gothic Neo"/>
-                <w:b w:val="0"/>
-                <w:sz w:val="17"/>
-              </w:rPr>
-              <w:t>간접 수정 가능</w:t>
-            </w:r>
-          </w:p>
-        </w:tc>
-        <w:tc>
-          <w:tcPr>
-            <w:tcW w:type="dxa" w:w="2160"/>
-            <w:tcMar>
-              <w:top w:w="80" w:type="dxa"/>
-              <w:bottom w:w="80" w:type="dxa"/>
-              <w:start w:w="120" w:type="dxa"/>
-              <w:end w:w="120" w:type="dxa"/>
-            </w:tcMar>
-            <w:vAlign w:val="center"/>
-          </w:tcPr>
-          <w:p>
-            <w:pPr>
-              <w:spacing w:after="0" w:line="264" w:lineRule="auto"/>
-            </w:pPr>
-            <w:r>
-              <w:rPr>
-                <w:rFonts w:ascii="Arial" w:hAnsi="Arial" w:eastAsia="Apple SD Gothic Neo"/>
-                <w:b w:val="0"/>
-                <w:sz w:val="17"/>
-              </w:rPr>
-              <w:t>각 주차의 게시 상태와 내용이 목록/상세에 영향</w:t>
+              <w:t>목록 진입 문구/노출 여부 수정</w:t>
             </w:r>
           </w:p>
         </w:tc>
       </w:tr>
     </w:tbl>
     <w:p/>
+    <w:p>
+      <w:r>
+        <w:rPr>
+          <w:rFonts w:ascii="Arial" w:hAnsi="Arial" w:eastAsia="Apple SD Gothic Neo"/>
+          <w:b w:val="0"/>
+          <w:sz w:val="22"/>
+        </w:rPr>
+        <w:t>필요 보완:</w:t>
+      </w:r>
+    </w:p>
+    <w:p>
+      <w:pPr>
+        <w:pStyle w:val="ListBullet"/>
+      </w:pPr>
+      <w:r>
+        <w:rPr>
+          <w:rFonts w:ascii="Arial" w:hAnsi="Arial" w:eastAsia="Apple SD Gothic Neo"/>
+          <w:b w:val="0"/>
+          <w:sz w:val="22"/>
+        </w:rPr>
+        <w:t>임신백과 카드의 안내 문구가 현재 앱 고정이면 관리자 수정 필드로 빼야 한다.</w:t>
+      </w:r>
+    </w:p>
+    <w:p>
+      <w:pPr>
+        <w:pStyle w:val="ListBullet"/>
+      </w:pPr>
+      <w:r>
+        <w:rPr>
+          <w:rFonts w:ascii="Arial" w:hAnsi="Arial" w:eastAsia="Apple SD Gothic Neo"/>
+          <w:b w:val="0"/>
+          <w:sz w:val="22"/>
+        </w:rPr>
+        <w:t>주차별 노출본과 앱 카드 문구가 어떤 필드에서 오는지 관리자 화면에 명시해야 한다.</w:t>
+      </w:r>
+    </w:p>
     <w:p>
       <w:pPr>
         <w:pStyle w:val="Heading2"/>
@@ -3142,7 +3032,7 @@
           <w:b/>
           <w:sz w:val="28"/>
         </w:rPr>
-        <w:t>4.4 오늘,우리 &gt; 체크리스트</w:t>
+        <w:t>3.4 체크리스트</w:t>
       </w:r>
     </w:p>
     <w:p>
@@ -3171,17 +3061,15 @@
         </w:tblBorders>
       </w:tblPr>
       <w:tblGrid>
-        <w:gridCol w:w="1872"/>
-        <w:gridCol w:w="1872"/>
-        <w:gridCol w:w="1872"/>
-        <w:gridCol w:w="1872"/>
-        <w:gridCol w:w="1872"/>
+        <w:gridCol w:w="2340"/>
+        <w:gridCol w:w="2340"/>
+        <w:gridCol w:w="2340"/>
+        <w:gridCol w:w="2340"/>
       </w:tblGrid>
       <w:tr>
         <w:tc>
           <w:tcPr>
-            <w:tcW w:type="dxa" w:w="1512"/>
-            <w:shd w:fill="F8F9FA"/>
+            <w:tcW w:type="dxa" w:w="1728"/>
             <w:tcMar>
               <w:top w:w="80" w:type="dxa"/>
               <w:bottom w:w="80" w:type="dxa"/>
@@ -3189,10 +3077,11 @@
               <w:end w:w="120" w:type="dxa"/>
             </w:tcMar>
             <w:vAlign w:val="center"/>
+            <w:shd w:fill="F8F9FA"/>
           </w:tcPr>
           <w:p>
             <w:pPr>
-              <w:spacing w:after="0"/>
+              <w:spacing w:after="0" w:line="264" w:lineRule="auto"/>
             </w:pPr>
             <w:r>
               <w:rPr>
@@ -3206,8 +3095,7 @@
         </w:tc>
         <w:tc>
           <w:tcPr>
-            <w:tcW w:type="dxa" w:w="1728"/>
-            <w:shd w:fill="F8F9FA"/>
+            <w:tcW w:type="dxa" w:w="2232"/>
             <w:tcMar>
               <w:top w:w="80" w:type="dxa"/>
               <w:bottom w:w="80" w:type="dxa"/>
@@ -3215,10 +3103,11 @@
               <w:end w:w="120" w:type="dxa"/>
             </w:tcMar>
             <w:vAlign w:val="center"/>
+            <w:shd w:fill="F8F9FA"/>
           </w:tcPr>
           <w:p>
             <w:pPr>
-              <w:spacing w:after="0"/>
+              <w:spacing w:after="0" w:line="264" w:lineRule="auto"/>
             </w:pPr>
             <w:r>
               <w:rPr>
@@ -3226,14 +3115,13 @@
                 <w:b/>
                 <w:sz w:val="18"/>
               </w:rPr>
-              <w:t>예시 문구/값</w:t>
+              <w:t>예시</w:t>
             </w:r>
           </w:p>
         </w:tc>
         <w:tc>
           <w:tcPr>
-            <w:tcW w:type="dxa" w:w="2520"/>
-            <w:shd w:fill="F8F9FA"/>
+            <w:tcW w:type="dxa" w:w="2880"/>
             <w:tcMar>
               <w:top w:w="80" w:type="dxa"/>
               <w:bottom w:w="80" w:type="dxa"/>
@@ -3241,10 +3129,11 @@
               <w:end w:w="120" w:type="dxa"/>
             </w:tcMar>
             <w:vAlign w:val="center"/>
+            <w:shd w:fill="F8F9FA"/>
           </w:tcPr>
           <w:p>
             <w:pPr>
-              <w:spacing w:after="0"/>
+              <w:spacing w:after="0" w:line="264" w:lineRule="auto"/>
             </w:pPr>
             <w:r>
               <w:rPr>
@@ -3258,8 +3147,7 @@
         </w:tc>
         <w:tc>
           <w:tcPr>
-            <w:tcW w:type="dxa" w:w="1440"/>
-            <w:shd w:fill="F8F9FA"/>
+            <w:tcW w:type="dxa" w:w="2520"/>
             <w:tcMar>
               <w:top w:w="80" w:type="dxa"/>
               <w:bottom w:w="80" w:type="dxa"/>
@@ -3267,59 +3155,7 @@
               <w:end w:w="120" w:type="dxa"/>
             </w:tcMar>
             <w:vAlign w:val="center"/>
-          </w:tcPr>
-          <w:p>
-            <w:pPr>
-              <w:spacing w:after="0"/>
-            </w:pPr>
-            <w:r>
-              <w:rPr>
-                <w:rFonts w:ascii="Arial" w:hAnsi="Arial" w:eastAsia="Apple SD Gothic Neo"/>
-                <w:b/>
-                <w:sz w:val="18"/>
-              </w:rPr>
-              <w:t>수정 가능 여부</w:t>
-            </w:r>
-          </w:p>
-        </w:tc>
-        <w:tc>
-          <w:tcPr>
-            <w:tcW w:type="dxa" w:w="2160"/>
             <w:shd w:fill="F8F9FA"/>
-            <w:tcMar>
-              <w:top w:w="80" w:type="dxa"/>
-              <w:bottom w:w="80" w:type="dxa"/>
-              <w:start w:w="120" w:type="dxa"/>
-              <w:end w:w="120" w:type="dxa"/>
-            </w:tcMar>
-            <w:vAlign w:val="center"/>
-          </w:tcPr>
-          <w:p>
-            <w:pPr>
-              <w:spacing w:after="0"/>
-            </w:pPr>
-            <w:r>
-              <w:rPr>
-                <w:rFonts w:ascii="Arial" w:hAnsi="Arial" w:eastAsia="Apple SD Gothic Neo"/>
-                <w:b/>
-                <w:sz w:val="18"/>
-              </w:rPr>
-              <w:t>비고</w:t>
-            </w:r>
-          </w:p>
-        </w:tc>
-      </w:tr>
-      <w:tr>
-        <w:tc>
-          <w:tcPr>
-            <w:tcW w:type="dxa" w:w="1512"/>
-            <w:tcMar>
-              <w:top w:w="80" w:type="dxa"/>
-              <w:bottom w:w="80" w:type="dxa"/>
-              <w:start w:w="120" w:type="dxa"/>
-              <w:end w:w="120" w:type="dxa"/>
-            </w:tcMar>
-            <w:vAlign w:val="center"/>
           </w:tcPr>
           <w:p>
             <w:pPr>
@@ -3328,119 +3164,10 @@
             <w:r>
               <w:rPr>
                 <w:rFonts w:ascii="Arial" w:hAnsi="Arial" w:eastAsia="Apple SD Gothic Neo"/>
-                <w:b w:val="0"/>
-                <w:sz w:val="17"/>
+                <w:b/>
+                <w:sz w:val="18"/>
               </w:rPr>
-              <w:t xml:space="preserve">체크리스트 제목 </w:t>
-            </w:r>
-            <w:r>
-              <w:rPr>
-                <w:rFonts w:ascii="Arial" w:hAnsi="Arial" w:eastAsia="Apple SD Gothic Neo"/>
-                <w:b w:val="0"/>
-                <w:i/>
-                <w:sz w:val="17"/>
-              </w:rPr>
-              <w:t>오늘의 체크리스트</w:t>
-            </w:r>
-          </w:p>
-        </w:tc>
-        <w:tc>
-          <w:tcPr>
-            <w:tcW w:type="dxa" w:w="1728"/>
-            <w:tcMar>
-              <w:top w:w="80" w:type="dxa"/>
-              <w:bottom w:w="80" w:type="dxa"/>
-              <w:start w:w="120" w:type="dxa"/>
-              <w:end w:w="120" w:type="dxa"/>
-            </w:tcMar>
-            <w:vAlign w:val="center"/>
-          </w:tcPr>
-          <w:p>
-            <w:pPr>
-              <w:spacing w:after="0" w:line="264" w:lineRule="auto"/>
-            </w:pPr>
-            <w:r>
-              <w:rPr>
-                <w:rFonts w:ascii="Arial" w:hAnsi="Arial" w:eastAsia="Apple SD Gothic Neo"/>
-                <w:b w:val="0"/>
-                <w:sz w:val="17"/>
-              </w:rPr>
-              <w:t>고정 UI 라벨</w:t>
-            </w:r>
-          </w:p>
-        </w:tc>
-        <w:tc>
-          <w:tcPr>
-            <w:tcW w:type="dxa" w:w="2520"/>
-            <w:tcMar>
-              <w:top w:w="80" w:type="dxa"/>
-              <w:bottom w:w="80" w:type="dxa"/>
-              <w:start w:w="120" w:type="dxa"/>
-              <w:end w:w="120" w:type="dxa"/>
-            </w:tcMar>
-            <w:vAlign w:val="center"/>
-          </w:tcPr>
-          <w:p>
-            <w:pPr>
-              <w:spacing w:after="0" w:line="264" w:lineRule="auto"/>
-            </w:pPr>
-            <w:r>
-              <w:rPr>
-                <w:rFonts w:ascii="Arial" w:hAnsi="Arial" w:eastAsia="Apple SD Gothic Neo"/>
-                <w:b w:val="0"/>
-                <w:sz w:val="17"/>
-              </w:rPr>
-              <w:t>관리자 수정 대상 아님</w:t>
-            </w:r>
-          </w:p>
-        </w:tc>
-        <w:tc>
-          <w:tcPr>
-            <w:tcW w:type="dxa" w:w="1440"/>
-            <w:tcMar>
-              <w:top w:w="80" w:type="dxa"/>
-              <w:bottom w:w="80" w:type="dxa"/>
-              <w:start w:w="120" w:type="dxa"/>
-              <w:end w:w="120" w:type="dxa"/>
-            </w:tcMar>
-            <w:vAlign w:val="center"/>
-          </w:tcPr>
-          <w:p>
-            <w:pPr>
-              <w:spacing w:after="0" w:line="264" w:lineRule="auto"/>
-            </w:pPr>
-            <w:r>
-              <w:rPr>
-                <w:rFonts w:ascii="Arial" w:hAnsi="Arial" w:eastAsia="Apple SD Gothic Neo"/>
-                <w:b w:val="0"/>
-                <w:sz w:val="17"/>
-              </w:rPr>
-              <w:t>불가</w:t>
-            </w:r>
-          </w:p>
-        </w:tc>
-        <w:tc>
-          <w:tcPr>
-            <w:tcW w:type="dxa" w:w="2160"/>
-            <w:tcMar>
-              <w:top w:w="80" w:type="dxa"/>
-              <w:bottom w:w="80" w:type="dxa"/>
-              <w:start w:w="120" w:type="dxa"/>
-              <w:end w:w="120" w:type="dxa"/>
-            </w:tcMar>
-            <w:vAlign w:val="center"/>
-          </w:tcPr>
-          <w:p>
-            <w:pPr>
-              <w:spacing w:after="0" w:line="264" w:lineRule="auto"/>
-            </w:pPr>
-            <w:r>
-              <w:rPr>
-                <w:rFonts w:ascii="Arial" w:hAnsi="Arial" w:eastAsia="Apple SD Gothic Neo"/>
-                <w:b w:val="0"/>
-                <w:sz w:val="17"/>
-              </w:rPr>
-              <w:t>앱 UI 고정 문구</w:t>
+              <w:t>필요한 기능</w:t>
             </w:r>
           </w:p>
         </w:tc>
@@ -3448,7 +3175,7 @@
       <w:tr>
         <w:tc>
           <w:tcPr>
-            <w:tcW w:type="dxa" w:w="1512"/>
+            <w:tcW w:type="dxa" w:w="1728"/>
             <w:tcMar>
               <w:top w:w="80" w:type="dxa"/>
               <w:bottom w:w="80" w:type="dxa"/>
@@ -3473,7 +3200,7 @@
         </w:tc>
         <w:tc>
           <w:tcPr>
-            <w:tcW w:type="dxa" w:w="1728"/>
+            <w:tcW w:type="dxa" w:w="2232"/>
             <w:tcMar>
               <w:top w:w="80" w:type="dxa"/>
               <w:bottom w:w="80" w:type="dxa"/>
@@ -3499,7 +3226,7 @@
         </w:tc>
         <w:tc>
           <w:tcPr>
-            <w:tcW w:type="dxa" w:w="2520"/>
+            <w:tcW w:type="dxa" w:w="2880"/>
             <w:tcMar>
               <w:top w:w="80" w:type="dxa"/>
               <w:bottom w:w="80" w:type="dxa"/>
@@ -3524,7 +3251,7 @@
         </w:tc>
         <w:tc>
           <w:tcPr>
-            <w:tcW w:type="dxa" w:w="1440"/>
+            <w:tcW w:type="dxa" w:w="2520"/>
             <w:tcMar>
               <w:top w:w="80" w:type="dxa"/>
               <w:bottom w:w="80" w:type="dxa"/>
@@ -3543,13 +3270,15 @@
                 <w:b w:val="0"/>
                 <w:sz w:val="17"/>
               </w:rPr>
-              <w:t>수정 가능</w:t>
+              <w:t>항목 문구 수정</w:t>
             </w:r>
           </w:p>
         </w:tc>
+      </w:tr>
+      <w:tr>
         <w:tc>
           <w:tcPr>
-            <w:tcW w:type="dxa" w:w="2160"/>
+            <w:tcW w:type="dxa" w:w="1728"/>
             <w:tcMar>
               <w:top w:w="80" w:type="dxa"/>
               <w:bottom w:w="80" w:type="dxa"/>
@@ -3568,32 +3297,13 @@
                 <w:b w:val="0"/>
                 <w:sz w:val="17"/>
               </w:rPr>
-              <w:t xml:space="preserve">항목별 </w:t>
-            </w:r>
-            <w:r>
-              <w:rPr>
-                <w:rFonts w:ascii="Arial" w:hAnsi="Arial" w:eastAsia="Apple SD Gothic Neo"/>
-                <w:b w:val="0"/>
-                <w:i/>
-                <w:sz w:val="17"/>
-              </w:rPr>
-              <w:t>앱 노출</w:t>
-            </w:r>
-            <w:r>
-              <w:rPr>
-                <w:rFonts w:ascii="Arial" w:hAnsi="Arial" w:eastAsia="Apple SD Gothic Neo"/>
-                <w:b w:val="0"/>
-                <w:sz w:val="17"/>
-              </w:rPr>
-              <w:t>을 켜고 끌 수 있음</w:t>
+              <w:t>항목 노출</w:t>
             </w:r>
           </w:p>
         </w:tc>
-      </w:tr>
-      <w:tr>
         <w:tc>
           <w:tcPr>
-            <w:tcW w:type="dxa" w:w="1512"/>
+            <w:tcW w:type="dxa" w:w="2232"/>
             <w:tcMar>
               <w:top w:w="80" w:type="dxa"/>
               <w:bottom w:w="80" w:type="dxa"/>
@@ -3612,13 +3322,90 @@
                 <w:b w:val="0"/>
                 <w:sz w:val="17"/>
               </w:rPr>
-              <w:t>체크 여부</w:t>
+              <w:t>체크 항목 표시/숨김</w:t>
             </w:r>
           </w:p>
         </w:tc>
         <w:tc>
           <w:tcPr>
+            <w:tcW w:type="dxa" w:w="2880"/>
+            <w:tcMar>
+              <w:top w:w="80" w:type="dxa"/>
+              <w:bottom w:w="80" w:type="dxa"/>
+              <w:start w:w="120" w:type="dxa"/>
+              <w:end w:w="120" w:type="dxa"/>
+            </w:tcMar>
+            <w:vAlign w:val="center"/>
+          </w:tcPr>
+          <w:p>
+            <w:pPr>
+              <w:spacing w:after="0" w:line="264" w:lineRule="auto"/>
+            </w:pPr>
+            <w:r>
+              <w:rPr>
+                <w:rFonts w:ascii="Arial" w:hAnsi="Arial" w:eastAsia="Apple SD Gothic Neo"/>
+                <w:b w:val="0"/>
+                <w:sz w:val="17"/>
+              </w:rPr>
+              <w:t>자산 관리 &gt; 주차별 &gt; 해당 주차 &gt; 체크리스트</w:t>
+            </w:r>
+          </w:p>
+        </w:tc>
+        <w:tc>
+          <w:tcPr>
+            <w:tcW w:type="dxa" w:w="2520"/>
+            <w:tcMar>
+              <w:top w:w="80" w:type="dxa"/>
+              <w:bottom w:w="80" w:type="dxa"/>
+              <w:start w:w="120" w:type="dxa"/>
+              <w:end w:w="120" w:type="dxa"/>
+            </w:tcMar>
+            <w:vAlign w:val="center"/>
+          </w:tcPr>
+          <w:p>
+            <w:pPr>
+              <w:spacing w:after="0" w:line="264" w:lineRule="auto"/>
+            </w:pPr>
+            <w:r>
+              <w:rPr>
+                <w:rFonts w:ascii="Arial" w:hAnsi="Arial" w:eastAsia="Apple SD Gothic Neo"/>
+                <w:b w:val="0"/>
+                <w:sz w:val="17"/>
+              </w:rPr>
+              <w:t>항목별 앱 노출 켜기/끄기</w:t>
+            </w:r>
+          </w:p>
+        </w:tc>
+      </w:tr>
+      <w:tr>
+        <w:tc>
+          <w:tcPr>
             <w:tcW w:type="dxa" w:w="1728"/>
+            <w:tcMar>
+              <w:top w:w="80" w:type="dxa"/>
+              <w:bottom w:w="80" w:type="dxa"/>
+              <w:start w:w="120" w:type="dxa"/>
+              <w:end w:w="120" w:type="dxa"/>
+            </w:tcMar>
+            <w:vAlign w:val="center"/>
+          </w:tcPr>
+          <w:p>
+            <w:pPr>
+              <w:spacing w:after="0" w:line="264" w:lineRule="auto"/>
+            </w:pPr>
+            <w:r>
+              <w:rPr>
+                <w:rFonts w:ascii="Arial" w:hAnsi="Arial" w:eastAsia="Apple SD Gothic Neo"/>
+                <w:b w:val="0"/>
+                <w:sz w:val="17"/>
+              </w:rPr>
+              <w:t>완료 상태</w:t>
+            </w:r>
+          </w:p>
+        </w:tc>
+        <w:tc>
+          <w:tcPr>
+            <w:tcW w:type="dxa" w:w="2232"/>
             <w:tcMar>
               <w:top w:w="80" w:type="dxa"/>
               <w:bottom w:w="80" w:type="dxa"/>
@@ -3643,6 +3430,31 @@
         </w:tc>
         <w:tc>
           <w:tcPr>
+            <w:tcW w:type="dxa" w:w="2880"/>
+            <w:tcMar>
+              <w:top w:w="80" w:type="dxa"/>
+              <w:bottom w:w="80" w:type="dxa"/>
+              <w:start w:w="120" w:type="dxa"/>
+              <w:end w:w="120" w:type="dxa"/>
+            </w:tcMar>
+            <w:vAlign w:val="center"/>
+          </w:tcPr>
+          <w:p>
+            <w:pPr>
+              <w:spacing w:after="0" w:line="264" w:lineRule="auto"/>
+            </w:pPr>
+            <w:r>
+              <w:rPr>
+                <w:rFonts w:ascii="Arial" w:hAnsi="Arial" w:eastAsia="Apple SD Gothic Neo"/>
+                <w:b w:val="0"/>
+                <w:sz w:val="17"/>
+              </w:rPr>
+              <w:t>사용자별 기록 관리</w:t>
+            </w:r>
+          </w:p>
+        </w:tc>
+        <w:tc>
+          <w:tcPr>
             <w:tcW w:type="dxa" w:w="2520"/>
             <w:tcMar>
               <w:top w:w="80" w:type="dxa"/>
@@ -3662,57 +3474,7 @@
                 <w:b w:val="0"/>
                 <w:sz w:val="17"/>
               </w:rPr>
-              <w:t>사용자 앱에서 기록</w:t>
-            </w:r>
-          </w:p>
-        </w:tc>
-        <w:tc>
-          <w:tcPr>
-            <w:tcW w:type="dxa" w:w="1440"/>
-            <w:tcMar>
-              <w:top w:w="80" w:type="dxa"/>
-              <w:bottom w:w="80" w:type="dxa"/>
-              <w:start w:w="120" w:type="dxa"/>
-              <w:end w:w="120" w:type="dxa"/>
-            </w:tcMar>
-            <w:vAlign w:val="center"/>
-          </w:tcPr>
-          <w:p>
-            <w:pPr>
-              <w:spacing w:after="0" w:line="264" w:lineRule="auto"/>
-            </w:pPr>
-            <w:r>
-              <w:rPr>
-                <w:rFonts w:ascii="Arial" w:hAnsi="Arial" w:eastAsia="Apple SD Gothic Neo"/>
-                <w:b w:val="0"/>
-                <w:sz w:val="17"/>
-              </w:rPr>
-              <w:t>관리자 직접 수정 대상 아님</w:t>
-            </w:r>
-          </w:p>
-        </w:tc>
-        <w:tc>
-          <w:tcPr>
-            <w:tcW w:type="dxa" w:w="2160"/>
-            <w:tcMar>
-              <w:top w:w="80" w:type="dxa"/>
-              <w:bottom w:w="80" w:type="dxa"/>
-              <w:start w:w="120" w:type="dxa"/>
-              <w:end w:w="120" w:type="dxa"/>
-            </w:tcMar>
-            <w:vAlign w:val="center"/>
-          </w:tcPr>
-          <w:p>
-            <w:pPr>
-              <w:spacing w:after="0" w:line="264" w:lineRule="auto"/>
-            </w:pPr>
-            <w:r>
-              <w:rPr>
-                <w:rFonts w:ascii="Arial" w:hAnsi="Arial" w:eastAsia="Apple SD Gothic Neo"/>
-                <w:b w:val="0"/>
-                <w:sz w:val="17"/>
-              </w:rPr>
-              <w:t>사용자별 완료 상태</w:t>
+              <w:t>운영자가 사용자별 완료 상태를 보정할지 정책 결정</w:t>
             </w:r>
           </w:p>
         </w:tc>
@@ -3720,7 +3482,7 @@
       <w:tr>
         <w:tc>
           <w:tcPr>
-            <w:tcW w:type="dxa" w:w="1512"/>
+            <w:tcW w:type="dxa" w:w="1728"/>
             <w:tcMar>
               <w:top w:w="80" w:type="dxa"/>
               <w:bottom w:w="80" w:type="dxa"/>
@@ -3745,7 +3507,7 @@
         </w:tc>
         <w:tc>
           <w:tcPr>
-            <w:tcW w:type="dxa" w:w="1728"/>
+            <w:tcW w:type="dxa" w:w="2232"/>
             <w:tcMar>
               <w:top w:w="80" w:type="dxa"/>
               <w:bottom w:w="80" w:type="dxa"/>
@@ -3771,6 +3533,31 @@
         </w:tc>
         <w:tc>
           <w:tcPr>
+            <w:tcW w:type="dxa" w:w="2880"/>
+            <w:tcMar>
+              <w:top w:w="80" w:type="dxa"/>
+              <w:bottom w:w="80" w:type="dxa"/>
+              <w:start w:w="120" w:type="dxa"/>
+              <w:end w:w="120" w:type="dxa"/>
+            </w:tcMar>
+            <w:vAlign w:val="center"/>
+          </w:tcPr>
+          <w:p>
+            <w:pPr>
+              <w:spacing w:after="0" w:line="264" w:lineRule="auto"/>
+            </w:pPr>
+            <w:r>
+              <w:rPr>
+                <w:rFonts w:ascii="Arial" w:hAnsi="Arial" w:eastAsia="Apple SD Gothic Neo"/>
+                <w:b w:val="0"/>
+                <w:sz w:val="17"/>
+              </w:rPr>
+              <w:t>사용자별 기록 관리</w:t>
+            </w:r>
+          </w:p>
+        </w:tc>
+        <w:tc>
+          <w:tcPr>
             <w:tcW w:type="dxa" w:w="2520"/>
             <w:tcMar>
               <w:top w:w="80" w:type="dxa"/>
@@ -3790,63 +3577,49 @@
                 <w:b w:val="0"/>
                 <w:sz w:val="17"/>
               </w:rPr>
-              <w:t>사용자 앱에서 자동 계산</w:t>
-            </w:r>
-          </w:p>
-        </w:tc>
-        <w:tc>
-          <w:tcPr>
-            <w:tcW w:type="dxa" w:w="1440"/>
-            <w:tcMar>
-              <w:top w:w="80" w:type="dxa"/>
-              <w:bottom w:w="80" w:type="dxa"/>
-              <w:start w:w="120" w:type="dxa"/>
-              <w:end w:w="120" w:type="dxa"/>
-            </w:tcMar>
-            <w:vAlign w:val="center"/>
-          </w:tcPr>
-          <w:p>
-            <w:pPr>
-              <w:spacing w:after="0" w:line="264" w:lineRule="auto"/>
-            </w:pPr>
-            <w:r>
-              <w:rPr>
-                <w:rFonts w:ascii="Arial" w:hAnsi="Arial" w:eastAsia="Apple SD Gothic Neo"/>
-                <w:b w:val="0"/>
-                <w:sz w:val="17"/>
-              </w:rPr>
-              <w:t>관리자 직접 수정 대상 아님</w:t>
-            </w:r>
-          </w:p>
-        </w:tc>
-        <w:tc>
-          <w:tcPr>
-            <w:tcW w:type="dxa" w:w="2160"/>
-            <w:tcMar>
-              <w:top w:w="80" w:type="dxa"/>
-              <w:bottom w:w="80" w:type="dxa"/>
-              <w:start w:w="120" w:type="dxa"/>
-              <w:end w:w="120" w:type="dxa"/>
-            </w:tcMar>
-            <w:vAlign w:val="center"/>
-          </w:tcPr>
-          <w:p>
-            <w:pPr>
-              <w:spacing w:after="0" w:line="264" w:lineRule="auto"/>
-            </w:pPr>
-            <w:r>
-              <w:rPr>
-                <w:rFonts w:ascii="Arial" w:hAnsi="Arial" w:eastAsia="Apple SD Gothic Neo"/>
-                <w:b w:val="0"/>
-                <w:sz w:val="17"/>
-              </w:rPr>
-              <w:t>체크리스트 완료 개수 기반</w:t>
+              <w:t>체크 완료 상태 기반 자동 계산</w:t>
             </w:r>
           </w:p>
         </w:tc>
       </w:tr>
     </w:tbl>
     <w:p/>
+    <w:p>
+      <w:r>
+        <w:rPr>
+          <w:rFonts w:ascii="Arial" w:hAnsi="Arial" w:eastAsia="Apple SD Gothic Neo"/>
+          <w:b w:val="0"/>
+          <w:sz w:val="22"/>
+        </w:rPr>
+        <w:t>필요 보완:</w:t>
+      </w:r>
+    </w:p>
+    <w:p>
+      <w:pPr>
+        <w:pStyle w:val="ListBullet"/>
+      </w:pPr>
+      <w:r>
+        <w:rPr>
+          <w:rFonts w:ascii="Arial" w:hAnsi="Arial" w:eastAsia="Apple SD Gothic Neo"/>
+          <w:b w:val="0"/>
+          <w:sz w:val="22"/>
+        </w:rPr>
+        <w:t>빨간 코멘트의 “수정방법”은 체크리스트 항목 편집과 노출 제어를 뜻한다.</w:t>
+      </w:r>
+    </w:p>
+    <w:p>
+      <w:pPr>
+        <w:pStyle w:val="ListBullet"/>
+      </w:pPr>
+      <w:r>
+        <w:rPr>
+          <w:rFonts w:ascii="Arial" w:hAnsi="Arial" w:eastAsia="Apple SD Gothic Neo"/>
+          <w:b w:val="0"/>
+          <w:sz w:val="22"/>
+        </w:rPr>
+        <w:t>완료율은 콘텐츠가 아니지만, 사용자별 기록 보정이 필요한지 검토해야 한다.</w:t>
+      </w:r>
+    </w:p>
     <w:p>
       <w:pPr>
         <w:pStyle w:val="Heading2"/>
@@ -3857,7 +3630,7 @@
           <w:b/>
           <w:sz w:val="28"/>
         </w:rPr>
-        <w:t>4.5 아기와 대화 &gt; 기분 선택</w:t>
+        <w:t>3.5 아기와 대화 &gt; 기분 선택과 공감 문장</w:t>
       </w:r>
     </w:p>
     <w:p>
@@ -3886,17 +3659,15 @@
         </w:tblBorders>
       </w:tblPr>
       <w:tblGrid>
-        <w:gridCol w:w="1872"/>
-        <w:gridCol w:w="1872"/>
-        <w:gridCol w:w="1872"/>
-        <w:gridCol w:w="1872"/>
-        <w:gridCol w:w="1872"/>
+        <w:gridCol w:w="2340"/>
+        <w:gridCol w:w="2340"/>
+        <w:gridCol w:w="2340"/>
+        <w:gridCol w:w="2340"/>
       </w:tblGrid>
       <w:tr>
         <w:tc>
           <w:tcPr>
-            <w:tcW w:type="dxa" w:w="1512"/>
-            <w:shd w:fill="F8F9FA"/>
+            <w:tcW w:type="dxa" w:w="1728"/>
             <w:tcMar>
               <w:top w:w="80" w:type="dxa"/>
               <w:bottom w:w="80" w:type="dxa"/>
@@ -3904,10 +3675,11 @@
               <w:end w:w="120" w:type="dxa"/>
             </w:tcMar>
             <w:vAlign w:val="center"/>
+            <w:shd w:fill="F8F9FA"/>
           </w:tcPr>
           <w:p>
             <w:pPr>
-              <w:spacing w:after="0"/>
+              <w:spacing w:after="0" w:line="264" w:lineRule="auto"/>
             </w:pPr>
             <w:r>
               <w:rPr>
@@ -3921,8 +3693,7 @@
         </w:tc>
         <w:tc>
           <w:tcPr>
-            <w:tcW w:type="dxa" w:w="1728"/>
-            <w:shd w:fill="F8F9FA"/>
+            <w:tcW w:type="dxa" w:w="2232"/>
             <w:tcMar>
               <w:top w:w="80" w:type="dxa"/>
               <w:bottom w:w="80" w:type="dxa"/>
@@ -3930,10 +3701,11 @@
               <w:end w:w="120" w:type="dxa"/>
             </w:tcMar>
             <w:vAlign w:val="center"/>
+            <w:shd w:fill="F8F9FA"/>
           </w:tcPr>
           <w:p>
             <w:pPr>
-              <w:spacing w:after="0"/>
+              <w:spacing w:after="0" w:line="264" w:lineRule="auto"/>
             </w:pPr>
             <w:r>
               <w:rPr>
@@ -3941,14 +3713,13 @@
                 <w:b/>
                 <w:sz w:val="18"/>
               </w:rPr>
-              <w:t>예시 문구</w:t>
+              <w:t>예시</w:t>
             </w:r>
           </w:p>
         </w:tc>
         <w:tc>
           <w:tcPr>
-            <w:tcW w:type="dxa" w:w="2520"/>
-            <w:shd w:fill="F8F9FA"/>
+            <w:tcW w:type="dxa" w:w="2880"/>
             <w:tcMar>
               <w:top w:w="80" w:type="dxa"/>
               <w:bottom w:w="80" w:type="dxa"/>
@@ -3956,10 +3727,11 @@
               <w:end w:w="120" w:type="dxa"/>
             </w:tcMar>
             <w:vAlign w:val="center"/>
+            <w:shd w:fill="F8F9FA"/>
           </w:tcPr>
           <w:p>
             <w:pPr>
-              <w:spacing w:after="0"/>
+              <w:spacing w:after="0" w:line="264" w:lineRule="auto"/>
             </w:pPr>
             <w:r>
               <w:rPr>
@@ -3973,8 +3745,7 @@
         </w:tc>
         <w:tc>
           <w:tcPr>
-            <w:tcW w:type="dxa" w:w="1440"/>
-            <w:shd w:fill="F8F9FA"/>
+            <w:tcW w:type="dxa" w:w="2520"/>
             <w:tcMar>
               <w:top w:w="80" w:type="dxa"/>
               <w:bottom w:w="80" w:type="dxa"/>
@@ -3982,10 +3753,11 @@
               <w:end w:w="120" w:type="dxa"/>
             </w:tcMar>
             <w:vAlign w:val="center"/>
+            <w:shd w:fill="F8F9FA"/>
           </w:tcPr>
           <w:p>
             <w:pPr>
-              <w:spacing w:after="0"/>
+              <w:spacing w:after="0" w:line="264" w:lineRule="auto"/>
             </w:pPr>
             <w:r>
               <w:rPr>
@@ -3993,33 +3765,7 @@
                 <w:b/>
                 <w:sz w:val="18"/>
               </w:rPr>
-              <w:t>수정 가능 여부</w:t>
-            </w:r>
-          </w:p>
-        </w:tc>
-        <w:tc>
-          <w:tcPr>
-            <w:tcW w:type="dxa" w:w="2160"/>
-            <w:shd w:fill="F8F9FA"/>
-            <w:tcMar>
-              <w:top w:w="80" w:type="dxa"/>
-              <w:bottom w:w="80" w:type="dxa"/>
-              <w:start w:w="120" w:type="dxa"/>
-              <w:end w:w="120" w:type="dxa"/>
-            </w:tcMar>
-            <w:vAlign w:val="center"/>
-          </w:tcPr>
-          <w:p>
-            <w:pPr>
-              <w:spacing w:after="0"/>
-            </w:pPr>
-            <w:r>
-              <w:rPr>
-                <w:rFonts w:ascii="Arial" w:hAnsi="Arial" w:eastAsia="Apple SD Gothic Neo"/>
-                <w:b/>
-                <w:sz w:val="18"/>
-              </w:rPr>
-              <w:t>비고</w:t>
+              <w:t>필요한 기능</w:t>
             </w:r>
           </w:p>
         </w:tc>
@@ -4027,7 +3773,7 @@
       <w:tr>
         <w:tc>
           <w:tcPr>
-            <w:tcW w:type="dxa" w:w="1512"/>
+            <w:tcW w:type="dxa" w:w="1728"/>
             <w:tcMar>
               <w:top w:w="80" w:type="dxa"/>
               <w:bottom w:w="80" w:type="dxa"/>
@@ -4052,7 +3798,7 @@
         </w:tc>
         <w:tc>
           <w:tcPr>
-            <w:tcW w:type="dxa" w:w="1728"/>
+            <w:tcW w:type="dxa" w:w="2232"/>
             <w:tcMar>
               <w:top w:w="80" w:type="dxa"/>
               <w:bottom w:w="80" w:type="dxa"/>
@@ -4078,7 +3824,7 @@
         </w:tc>
         <w:tc>
           <w:tcPr>
-            <w:tcW w:type="dxa" w:w="2520"/>
+            <w:tcW w:type="dxa" w:w="2880"/>
             <w:tcMar>
               <w:top w:w="80" w:type="dxa"/>
               <w:bottom w:w="80" w:type="dxa"/>
@@ -4103,7 +3849,7 @@
         </w:tc>
         <w:tc>
           <w:tcPr>
-            <w:tcW w:type="dxa" w:w="1440"/>
+            <w:tcW w:type="dxa" w:w="2520"/>
             <w:tcMar>
               <w:top w:w="80" w:type="dxa"/>
               <w:bottom w:w="80" w:type="dxa"/>
@@ -4122,41 +3868,7 @@
                 <w:b w:val="0"/>
                 <w:sz w:val="17"/>
               </w:rPr>
-              <w:t>수정 가능</w:t>
-            </w:r>
-          </w:p>
-        </w:tc>
-        <w:tc>
-          <w:tcPr>
-            <w:tcW w:type="dxa" w:w="2160"/>
-            <w:tcMar>
-              <w:top w:w="80" w:type="dxa"/>
-              <w:bottom w:w="80" w:type="dxa"/>
-              <w:start w:w="120" w:type="dxa"/>
-              <w:end w:w="120" w:type="dxa"/>
-            </w:tcMar>
-            <w:vAlign w:val="center"/>
-          </w:tcPr>
-          <w:p>
-            <w:pPr>
-              <w:spacing w:after="0" w:line="264" w:lineRule="auto"/>
-            </w:pPr>
-            <w:r>
-              <w:rPr>
-                <w:rFonts w:ascii="Arial" w:hAnsi="Arial" w:eastAsia="Apple SD Gothic Neo"/>
-                <w:b w:val="0"/>
-                <w:i/>
-                <w:sz w:val="17"/>
-              </w:rPr>
-              <w:t>mood_intake</w:t>
-            </w:r>
-            <w:r>
-              <w:rPr>
-                <w:rFonts w:ascii="Arial" w:hAnsi="Arial" w:eastAsia="Apple SD Gothic Neo"/>
-                <w:b w:val="0"/>
-                <w:sz w:val="17"/>
-              </w:rPr>
-              <w:t xml:space="preserve"> 단계의 프롬프트</w:t>
+              <w:t>질문 문구 수정</w:t>
             </w:r>
           </w:p>
         </w:tc>
@@ -4164,7 +3876,7 @@
       <w:tr>
         <w:tc>
           <w:tcPr>
-            <w:tcW w:type="dxa" w:w="1512"/>
+            <w:tcW w:type="dxa" w:w="1728"/>
             <w:tcMar>
               <w:top w:w="80" w:type="dxa"/>
               <w:bottom w:w="80" w:type="dxa"/>
@@ -4189,7 +3901,7 @@
         </w:tc>
         <w:tc>
           <w:tcPr>
-            <w:tcW w:type="dxa" w:w="1728"/>
+            <w:tcW w:type="dxa" w:w="2232"/>
             <w:tcMar>
               <w:top w:w="80" w:type="dxa"/>
               <w:bottom w:w="80" w:type="dxa"/>
@@ -4283,7 +3995,7 @@
         </w:tc>
         <w:tc>
           <w:tcPr>
-            <w:tcW w:type="dxa" w:w="2520"/>
+            <w:tcW w:type="dxa" w:w="2880"/>
             <w:tcMar>
               <w:top w:w="80" w:type="dxa"/>
               <w:bottom w:w="80" w:type="dxa"/>
@@ -4308,7 +4020,7 @@
         </w:tc>
         <w:tc>
           <w:tcPr>
-            <w:tcW w:type="dxa" w:w="1440"/>
+            <w:tcW w:type="dxa" w:w="2520"/>
             <w:tcMar>
               <w:top w:w="80" w:type="dxa"/>
               <w:bottom w:w="80" w:type="dxa"/>
@@ -4327,41 +4039,7 @@
                 <w:b w:val="0"/>
                 <w:sz w:val="17"/>
               </w:rPr>
-              <w:t>수정 가능</w:t>
-            </w:r>
-          </w:p>
-        </w:tc>
-        <w:tc>
-          <w:tcPr>
-            <w:tcW w:type="dxa" w:w="2160"/>
-            <w:tcMar>
-              <w:top w:w="80" w:type="dxa"/>
-              <w:bottom w:w="80" w:type="dxa"/>
-              <w:start w:w="120" w:type="dxa"/>
-              <w:end w:w="120" w:type="dxa"/>
-            </w:tcMar>
-            <w:vAlign w:val="center"/>
-          </w:tcPr>
-          <w:p>
-            <w:pPr>
-              <w:spacing w:after="0" w:line="264" w:lineRule="auto"/>
-            </w:pPr>
-            <w:r>
-              <w:rPr>
-                <w:rFonts w:ascii="Arial" w:hAnsi="Arial" w:eastAsia="Apple SD Gothic Neo"/>
-                <w:b w:val="0"/>
-                <w:i/>
-                <w:sz w:val="17"/>
-              </w:rPr>
-              <w:t>mood_intake</w:t>
-            </w:r>
-            <w:r>
-              <w:rPr>
-                <w:rFonts w:ascii="Arial" w:hAnsi="Arial" w:eastAsia="Apple SD Gothic Neo"/>
-                <w:b w:val="0"/>
-                <w:sz w:val="17"/>
-              </w:rPr>
-              <w:t xml:space="preserve"> 선택지</w:t>
+              <w:t>버튼 라벨/전송 문구 수정</w:t>
             </w:r>
           </w:p>
         </w:tc>
@@ -4369,7 +4047,7 @@
       <w:tr>
         <w:tc>
           <w:tcPr>
-            <w:tcW w:type="dxa" w:w="1512"/>
+            <w:tcW w:type="dxa" w:w="1728"/>
             <w:tcMar>
               <w:top w:w="80" w:type="dxa"/>
               <w:bottom w:w="80" w:type="dxa"/>
@@ -4394,7 +4072,7 @@
         </w:tc>
         <w:tc>
           <w:tcPr>
-            <w:tcW w:type="dxa" w:w="1728"/>
+            <w:tcW w:type="dxa" w:w="2232"/>
             <w:tcMar>
               <w:top w:w="80" w:type="dxa"/>
               <w:bottom w:w="80" w:type="dxa"/>
@@ -4414,7 +4092,32 @@
                 <w:i/>
                 <w:sz w:val="17"/>
               </w:rPr>
-              <w:t>좋은 마음이 느껴져서...</w:t>
+              <w:t>좋은 마음이 느껴져서 저도 반가워요.</w:t>
+            </w:r>
+          </w:p>
+        </w:tc>
+        <w:tc>
+          <w:tcPr>
+            <w:tcW w:type="dxa" w:w="2880"/>
+            <w:tcMar>
+              <w:top w:w="80" w:type="dxa"/>
+              <w:bottom w:w="80" w:type="dxa"/>
+              <w:start w:w="120" w:type="dxa"/>
+              <w:end w:w="120" w:type="dxa"/>
+            </w:tcMar>
+            <w:vAlign w:val="center"/>
+          </w:tcPr>
+          <w:p>
+            <w:pPr>
+              <w:spacing w:after="0" w:line="264" w:lineRule="auto"/>
+            </w:pPr>
+            <w:r>
+              <w:rPr>
+                <w:rFonts w:ascii="Arial" w:hAnsi="Arial" w:eastAsia="Apple SD Gothic Neo"/>
+                <w:b w:val="0"/>
+                <w:sz w:val="17"/>
+              </w:rPr>
+              <w:t>대화 엔진 &gt; 기분별 변주</w:t>
             </w:r>
           </w:p>
         </w:tc>
@@ -4439,96 +4142,12 @@
                 <w:b w:val="0"/>
                 <w:sz w:val="17"/>
               </w:rPr>
-              <w:t>대화 엔진 &gt; 기분별 변주</w:t>
-            </w:r>
-          </w:p>
-        </w:tc>
-        <w:tc>
-          <w:tcPr>
-            <w:tcW w:type="dxa" w:w="1440"/>
-            <w:tcMar>
-              <w:top w:w="80" w:type="dxa"/>
-              <w:bottom w:w="80" w:type="dxa"/>
-              <w:start w:w="120" w:type="dxa"/>
-              <w:end w:w="120" w:type="dxa"/>
-            </w:tcMar>
-            <w:vAlign w:val="center"/>
-          </w:tcPr>
-          <w:p>
-            <w:pPr>
-              <w:spacing w:after="0" w:line="264" w:lineRule="auto"/>
-            </w:pPr>
-            <w:r>
-              <w:rPr>
-                <w:rFonts w:ascii="Arial" w:hAnsi="Arial" w:eastAsia="Apple SD Gothic Neo"/>
-                <w:b w:val="0"/>
-                <w:sz w:val="17"/>
-              </w:rPr>
-              <w:t>수정 가능</w:t>
-            </w:r>
-          </w:p>
-        </w:tc>
-        <w:tc>
-          <w:tcPr>
-            <w:tcW w:type="dxa" w:w="2160"/>
-            <w:tcMar>
-              <w:top w:w="80" w:type="dxa"/>
-              <w:bottom w:w="80" w:type="dxa"/>
-              <w:start w:w="120" w:type="dxa"/>
-              <w:end w:w="120" w:type="dxa"/>
-            </w:tcMar>
-            <w:vAlign w:val="center"/>
-          </w:tcPr>
-          <w:p>
-            <w:pPr>
-              <w:spacing w:after="0" w:line="264" w:lineRule="auto"/>
-            </w:pPr>
-            <w:r>
-              <w:rPr>
-                <w:rFonts w:ascii="Arial" w:hAnsi="Arial" w:eastAsia="Apple SD Gothic Neo"/>
-                <w:b w:val="0"/>
-                <w:i/>
-                <w:sz w:val="17"/>
-              </w:rPr>
-              <w:t>mood_intake</w:t>
-            </w:r>
-            <w:r>
-              <w:rPr>
-                <w:rFonts w:ascii="Arial" w:hAnsi="Arial" w:eastAsia="Apple SD Gothic Neo"/>
-                <w:b w:val="0"/>
-                <w:sz w:val="17"/>
-              </w:rPr>
-              <w:t xml:space="preserve"> 행, 기분별 칸에서 문구 후보 관리</w:t>
+              <w:t>기분별 응답 후보 수정</w:t>
             </w:r>
           </w:p>
         </w:tc>
       </w:tr>
       <w:tr>
-        <w:tc>
-          <w:tcPr>
-            <w:tcW w:type="dxa" w:w="1512"/>
-            <w:tcMar>
-              <w:top w:w="80" w:type="dxa"/>
-              <w:bottom w:w="80" w:type="dxa"/>
-              <w:start w:w="120" w:type="dxa"/>
-              <w:end w:w="120" w:type="dxa"/>
-            </w:tcMar>
-            <w:vAlign w:val="center"/>
-          </w:tcPr>
-          <w:p>
-            <w:pPr>
-              <w:spacing w:after="0" w:line="264" w:lineRule="auto"/>
-            </w:pPr>
-            <w:r>
-              <w:rPr>
-                <w:rFonts w:ascii="Arial" w:hAnsi="Arial" w:eastAsia="Apple SD Gothic Neo"/>
-                <w:b w:val="0"/>
-                <w:sz w:val="17"/>
-              </w:rPr>
-              <w:t>자유 입력 안내</w:t>
-            </w:r>
-          </w:p>
-        </w:tc>
         <w:tc>
           <w:tcPr>
             <w:tcW w:type="dxa" w:w="1728"/>
@@ -4550,7 +4169,58 @@
                 <w:b w:val="0"/>
                 <w:sz w:val="17"/>
               </w:rPr>
-              <w:t>입력창 placeholder</w:t>
+              <w:t>입력창 안내문</w:t>
+            </w:r>
+          </w:p>
+        </w:tc>
+        <w:tc>
+          <w:tcPr>
+            <w:tcW w:type="dxa" w:w="2232"/>
+            <w:tcMar>
+              <w:top w:w="80" w:type="dxa"/>
+              <w:bottom w:w="80" w:type="dxa"/>
+              <w:start w:w="120" w:type="dxa"/>
+              <w:end w:w="120" w:type="dxa"/>
+            </w:tcMar>
+            <w:vAlign w:val="center"/>
+          </w:tcPr>
+          <w:p>
+            <w:pPr>
+              <w:spacing w:after="0" w:line="264" w:lineRule="auto"/>
+            </w:pPr>
+            <w:r>
+              <w:rPr>
+                <w:rFonts w:ascii="Arial" w:hAnsi="Arial" w:eastAsia="Apple SD Gothic Neo"/>
+                <w:b w:val="0"/>
+                <w:i/>
+                <w:sz w:val="17"/>
+              </w:rPr>
+              <w:t>아기에게 하고 싶은 말을 적어보세요...</w:t>
+            </w:r>
+          </w:p>
+        </w:tc>
+        <w:tc>
+          <w:tcPr>
+            <w:tcW w:type="dxa" w:w="2880"/>
+            <w:tcMar>
+              <w:top w:w="80" w:type="dxa"/>
+              <w:bottom w:w="80" w:type="dxa"/>
+              <w:start w:w="120" w:type="dxa"/>
+              <w:end w:w="120" w:type="dxa"/>
+            </w:tcMar>
+            <w:vAlign w:val="center"/>
+          </w:tcPr>
+          <w:p>
+            <w:pPr>
+              <w:spacing w:after="0" w:line="264" w:lineRule="auto"/>
+            </w:pPr>
+            <w:r>
+              <w:rPr>
+                <w:rFonts w:ascii="Arial" w:hAnsi="Arial" w:eastAsia="Apple SD Gothic Neo"/>
+                <w:b w:val="0"/>
+                <w:sz w:val="17"/>
+              </w:rPr>
+              <w:t>앱 UI 문구 관리</w:t>
             </w:r>
           </w:p>
         </w:tc>
@@ -4575,63 +4245,66 @@
                 <w:b w:val="0"/>
                 <w:sz w:val="17"/>
               </w:rPr>
-              <w:t>앱 UI 고정 문구</w:t>
-            </w:r>
-          </w:p>
-        </w:tc>
-        <w:tc>
-          <w:tcPr>
-            <w:tcW w:type="dxa" w:w="1440"/>
-            <w:tcMar>
-              <w:top w:w="80" w:type="dxa"/>
-              <w:bottom w:w="80" w:type="dxa"/>
-              <w:start w:w="120" w:type="dxa"/>
-              <w:end w:w="120" w:type="dxa"/>
-            </w:tcMar>
-            <w:vAlign w:val="center"/>
-          </w:tcPr>
-          <w:p>
-            <w:pPr>
-              <w:spacing w:after="0" w:line="264" w:lineRule="auto"/>
-            </w:pPr>
-            <w:r>
-              <w:rPr>
-                <w:rFonts w:ascii="Arial" w:hAnsi="Arial" w:eastAsia="Apple SD Gothic Neo"/>
-                <w:b w:val="0"/>
-                <w:sz w:val="17"/>
-              </w:rPr>
-              <w:t>불가</w:t>
-            </w:r>
-          </w:p>
-        </w:tc>
-        <w:tc>
-          <w:tcPr>
-            <w:tcW w:type="dxa" w:w="2160"/>
-            <w:tcMar>
-              <w:top w:w="80" w:type="dxa"/>
-              <w:bottom w:w="80" w:type="dxa"/>
-              <w:start w:w="120" w:type="dxa"/>
-              <w:end w:w="120" w:type="dxa"/>
-            </w:tcMar>
-            <w:vAlign w:val="center"/>
-          </w:tcPr>
-          <w:p>
-            <w:pPr>
-              <w:spacing w:after="0" w:line="264" w:lineRule="auto"/>
-            </w:pPr>
-            <w:r>
-              <w:rPr>
-                <w:rFonts w:ascii="Arial" w:hAnsi="Arial" w:eastAsia="Apple SD Gothic Neo"/>
-                <w:b w:val="0"/>
-                <w:sz w:val="17"/>
-              </w:rPr>
-              <w:t>관리자 콘텐츠 필드가 아님</w:t>
+              <w:t>현재 고정 문구라면 관리자 필드 추가</w:t>
             </w:r>
           </w:p>
         </w:tc>
       </w:tr>
     </w:tbl>
     <w:p/>
+    <w:p>
+      <w:r>
+        <w:rPr>
+          <w:rFonts w:ascii="Arial" w:hAnsi="Arial" w:eastAsia="Apple SD Gothic Neo"/>
+          <w:b w:val="0"/>
+          <w:sz w:val="22"/>
+        </w:rPr>
+        <w:t>필요 보완:</w:t>
+      </w:r>
+    </w:p>
+    <w:p>
+      <w:pPr>
+        <w:pStyle w:val="ListBullet"/>
+      </w:pPr>
+      <w:r>
+        <w:rPr>
+          <w:rFonts w:ascii="Arial" w:hAnsi="Arial" w:eastAsia="Apple SD Gothic Neo"/>
+          <w:b w:val="0"/>
+          <w:sz w:val="22"/>
+        </w:rPr>
+        <w:t xml:space="preserve">Image #8의 뜻은 </w:t>
+      </w:r>
+      <w:r>
+        <w:rPr>
+          <w:rFonts w:ascii="Arial" w:hAnsi="Arial" w:eastAsia="Apple SD Gothic Neo"/>
+          <w:b w:val="0"/>
+          <w:i/>
+          <w:sz w:val="22"/>
+        </w:rPr>
+        <w:t>기분 -&gt; 질문 -&gt; 자유대화</w:t>
+      </w:r>
+      <w:r>
+        <w:rPr>
+          <w:rFonts w:ascii="Arial" w:hAnsi="Arial" w:eastAsia="Apple SD Gothic Neo"/>
+          <w:b w:val="0"/>
+          <w:sz w:val="22"/>
+        </w:rPr>
+        <w:t xml:space="preserve"> 흐름 전체를 관리자에서 볼 수 있어야 한다는 것이다.</w:t>
+      </w:r>
+    </w:p>
+    <w:p>
+      <w:pPr>
+        <w:pStyle w:val="ListBullet"/>
+      </w:pPr>
+      <w:r>
+        <w:rPr>
+          <w:rFonts w:ascii="Arial" w:hAnsi="Arial" w:eastAsia="Apple SD Gothic Neo"/>
+          <w:b w:val="0"/>
+          <w:sz w:val="22"/>
+        </w:rPr>
+        <w:t>워크플로우 수정 화면에는 단계별 미리보기와 앱 노출 위치가 함께 표시되어야 한다.</w:t>
+      </w:r>
+    </w:p>
     <w:p>
       <w:pPr>
         <w:pStyle w:val="Heading2"/>
@@ -4642,7 +4315,7 @@
           <w:b/>
           <w:sz w:val="28"/>
         </w:rPr>
-        <w:t>4.6 아기와 대화 &gt; 주차 정보 안내</w:t>
+        <w:t>3.6 아기와 대화 &gt; 주차 정보 안내</w:t>
       </w:r>
     </w:p>
     <w:p>
@@ -4671,17 +4344,15 @@
         </w:tblBorders>
       </w:tblPr>
       <w:tblGrid>
-        <w:gridCol w:w="1872"/>
-        <w:gridCol w:w="1872"/>
-        <w:gridCol w:w="1872"/>
-        <w:gridCol w:w="1872"/>
-        <w:gridCol w:w="1872"/>
+        <w:gridCol w:w="2340"/>
+        <w:gridCol w:w="2340"/>
+        <w:gridCol w:w="2340"/>
+        <w:gridCol w:w="2340"/>
       </w:tblGrid>
       <w:tr>
         <w:tc>
           <w:tcPr>
-            <w:tcW w:type="dxa" w:w="1512"/>
-            <w:shd w:fill="F8F9FA"/>
+            <w:tcW w:type="dxa" w:w="1728"/>
             <w:tcMar>
               <w:top w:w="80" w:type="dxa"/>
               <w:bottom w:w="80" w:type="dxa"/>
@@ -4689,10 +4360,11 @@
               <w:end w:w="120" w:type="dxa"/>
             </w:tcMar>
             <w:vAlign w:val="center"/>
+            <w:shd w:fill="F8F9FA"/>
           </w:tcPr>
           <w:p>
             <w:pPr>
-              <w:spacing w:after="0"/>
+              <w:spacing w:after="0" w:line="264" w:lineRule="auto"/>
             </w:pPr>
             <w:r>
               <w:rPr>
@@ -4706,8 +4378,7 @@
         </w:tc>
         <w:tc>
           <w:tcPr>
-            <w:tcW w:type="dxa" w:w="1728"/>
-            <w:shd w:fill="F8F9FA"/>
+            <w:tcW w:type="dxa" w:w="2232"/>
             <w:tcMar>
               <w:top w:w="80" w:type="dxa"/>
               <w:bottom w:w="80" w:type="dxa"/>
@@ -4715,10 +4386,11 @@
               <w:end w:w="120" w:type="dxa"/>
             </w:tcMar>
             <w:vAlign w:val="center"/>
+            <w:shd w:fill="F8F9FA"/>
           </w:tcPr>
           <w:p>
             <w:pPr>
-              <w:spacing w:after="0"/>
+              <w:spacing w:after="0" w:line="264" w:lineRule="auto"/>
             </w:pPr>
             <w:r>
               <w:rPr>
@@ -4726,14 +4398,13 @@
                 <w:b/>
                 <w:sz w:val="18"/>
               </w:rPr>
-              <w:t>예시 문구</w:t>
+              <w:t>예시</w:t>
             </w:r>
           </w:p>
         </w:tc>
         <w:tc>
           <w:tcPr>
-            <w:tcW w:type="dxa" w:w="2520"/>
-            <w:shd w:fill="F8F9FA"/>
+            <w:tcW w:type="dxa" w:w="2880"/>
             <w:tcMar>
               <w:top w:w="80" w:type="dxa"/>
               <w:bottom w:w="80" w:type="dxa"/>
@@ -4741,10 +4412,11 @@
               <w:end w:w="120" w:type="dxa"/>
             </w:tcMar>
             <w:vAlign w:val="center"/>
+            <w:shd w:fill="F8F9FA"/>
           </w:tcPr>
           <w:p>
             <w:pPr>
-              <w:spacing w:after="0"/>
+              <w:spacing w:after="0" w:line="264" w:lineRule="auto"/>
             </w:pPr>
             <w:r>
               <w:rPr>
@@ -4758,8 +4430,7 @@
         </w:tc>
         <w:tc>
           <w:tcPr>
-            <w:tcW w:type="dxa" w:w="1440"/>
-            <w:shd w:fill="F8F9FA"/>
+            <w:tcW w:type="dxa" w:w="2520"/>
             <w:tcMar>
               <w:top w:w="80" w:type="dxa"/>
               <w:bottom w:w="80" w:type="dxa"/>
@@ -4767,10 +4438,11 @@
               <w:end w:w="120" w:type="dxa"/>
             </w:tcMar>
             <w:vAlign w:val="center"/>
+            <w:shd w:fill="F8F9FA"/>
           </w:tcPr>
           <w:p>
             <w:pPr>
-              <w:spacing w:after="0"/>
+              <w:spacing w:after="0" w:line="264" w:lineRule="auto"/>
             </w:pPr>
             <w:r>
               <w:rPr>
@@ -4778,33 +4450,7 @@
                 <w:b/>
                 <w:sz w:val="18"/>
               </w:rPr>
-              <w:t>수정 가능 여부</w:t>
-            </w:r>
-          </w:p>
-        </w:tc>
-        <w:tc>
-          <w:tcPr>
-            <w:tcW w:type="dxa" w:w="2160"/>
-            <w:shd w:fill="F8F9FA"/>
-            <w:tcMar>
-              <w:top w:w="80" w:type="dxa"/>
-              <w:bottom w:w="80" w:type="dxa"/>
-              <w:start w:w="120" w:type="dxa"/>
-              <w:end w:w="120" w:type="dxa"/>
-            </w:tcMar>
-            <w:vAlign w:val="center"/>
-          </w:tcPr>
-          <w:p>
-            <w:pPr>
-              <w:spacing w:after="0"/>
-            </w:pPr>
-            <w:r>
-              <w:rPr>
-                <w:rFonts w:ascii="Arial" w:hAnsi="Arial" w:eastAsia="Apple SD Gothic Neo"/>
-                <w:b/>
-                <w:sz w:val="18"/>
-              </w:rPr>
-              <w:t>비고</w:t>
+              <w:t>필요한 기능</w:t>
             </w:r>
           </w:p>
         </w:tc>
@@ -4812,7 +4458,7 @@
       <w:tr>
         <w:tc>
           <w:tcPr>
-            <w:tcW w:type="dxa" w:w="1512"/>
+            <w:tcW w:type="dxa" w:w="1728"/>
             <w:tcMar>
               <w:top w:w="80" w:type="dxa"/>
               <w:bottom w:w="80" w:type="dxa"/>
@@ -4837,7 +4483,7 @@
         </w:tc>
         <w:tc>
           <w:tcPr>
-            <w:tcW w:type="dxa" w:w="1728"/>
+            <w:tcW w:type="dxa" w:w="2232"/>
             <w:tcMar>
               <w:top w:w="80" w:type="dxa"/>
               <w:bottom w:w="80" w:type="dxa"/>
@@ -4863,7 +4509,7 @@
         </w:tc>
         <w:tc>
           <w:tcPr>
-            <w:tcW w:type="dxa" w:w="2520"/>
+            <w:tcW w:type="dxa" w:w="2880"/>
             <w:tcMar>
               <w:top w:w="80" w:type="dxa"/>
               <w:bottom w:w="80" w:type="dxa"/>
@@ -4888,7 +4534,7 @@
         </w:tc>
         <w:tc>
           <w:tcPr>
-            <w:tcW w:type="dxa" w:w="1440"/>
+            <w:tcW w:type="dxa" w:w="2520"/>
             <w:tcMar>
               <w:top w:w="80" w:type="dxa"/>
               <w:bottom w:w="80" w:type="dxa"/>
@@ -4907,41 +4553,7 @@
                 <w:b w:val="0"/>
                 <w:sz w:val="17"/>
               </w:rPr>
-              <w:t>수정 가능</w:t>
-            </w:r>
-          </w:p>
-        </w:tc>
-        <w:tc>
-          <w:tcPr>
-            <w:tcW w:type="dxa" w:w="2160"/>
-            <w:tcMar>
-              <w:top w:w="80" w:type="dxa"/>
-              <w:bottom w:w="80" w:type="dxa"/>
-              <w:start w:w="120" w:type="dxa"/>
-              <w:end w:w="120" w:type="dxa"/>
-            </w:tcMar>
-            <w:vAlign w:val="center"/>
-          </w:tcPr>
-          <w:p>
-            <w:pPr>
-              <w:spacing w:after="0" w:line="264" w:lineRule="auto"/>
-            </w:pPr>
-            <w:r>
-              <w:rPr>
-                <w:rFonts w:ascii="Arial" w:hAnsi="Arial" w:eastAsia="Apple SD Gothic Neo"/>
-                <w:b w:val="0"/>
-                <w:i/>
-                <w:sz w:val="17"/>
-              </w:rPr>
-              <w:t>week_info_opt_in</w:t>
-            </w:r>
-            <w:r>
-              <w:rPr>
-                <w:rFonts w:ascii="Arial" w:hAnsi="Arial" w:eastAsia="Apple SD Gothic Neo"/>
-                <w:b w:val="0"/>
-                <w:sz w:val="17"/>
-              </w:rPr>
-              <w:t xml:space="preserve"> 단계</w:t>
+              <w:t>제안 문구 수정</w:t>
             </w:r>
           </w:p>
         </w:tc>
@@ -4949,7 +4561,7 @@
       <w:tr>
         <w:tc>
           <w:tcPr>
-            <w:tcW w:type="dxa" w:w="1512"/>
+            <w:tcW w:type="dxa" w:w="1728"/>
             <w:tcMar>
               <w:top w:w="80" w:type="dxa"/>
               <w:bottom w:w="80" w:type="dxa"/>
@@ -4974,7 +4586,7 @@
         </w:tc>
         <w:tc>
           <w:tcPr>
-            <w:tcW w:type="dxa" w:w="1728"/>
+            <w:tcW w:type="dxa" w:w="2232"/>
             <w:tcMar>
               <w:top w:w="80" w:type="dxa"/>
               <w:bottom w:w="80" w:type="dxa"/>
@@ -5017,7 +4629,7 @@
         </w:tc>
         <w:tc>
           <w:tcPr>
-            <w:tcW w:type="dxa" w:w="2520"/>
+            <w:tcW w:type="dxa" w:w="2880"/>
             <w:tcMar>
               <w:top w:w="80" w:type="dxa"/>
               <w:bottom w:w="80" w:type="dxa"/>
@@ -5042,7 +4654,7 @@
         </w:tc>
         <w:tc>
           <w:tcPr>
-            <w:tcW w:type="dxa" w:w="1440"/>
+            <w:tcW w:type="dxa" w:w="2520"/>
             <w:tcMar>
               <w:top w:w="80" w:type="dxa"/>
               <w:bottom w:w="80" w:type="dxa"/>
@@ -5061,33 +4673,7 @@
                 <w:b w:val="0"/>
                 <w:sz w:val="17"/>
               </w:rPr>
-              <w:t>수정 가능</w:t>
-            </w:r>
-          </w:p>
-        </w:tc>
-        <w:tc>
-          <w:tcPr>
-            <w:tcW w:type="dxa" w:w="2160"/>
-            <w:tcMar>
-              <w:top w:w="80" w:type="dxa"/>
-              <w:bottom w:w="80" w:type="dxa"/>
-              <w:start w:w="120" w:type="dxa"/>
-              <w:end w:w="120" w:type="dxa"/>
-            </w:tcMar>
-            <w:vAlign w:val="center"/>
-          </w:tcPr>
-          <w:p>
-            <w:pPr>
-              <w:spacing w:after="0" w:line="264" w:lineRule="auto"/>
-            </w:pPr>
-            <w:r>
-              <w:rPr>
-                <w:rFonts w:ascii="Arial" w:hAnsi="Arial" w:eastAsia="Apple SD Gothic Neo"/>
-                <w:b w:val="0"/>
-                <w:i/>
-                <w:sz w:val="17"/>
-              </w:rPr>
-              <w:t>week_info_opt_in.quick_replies</w:t>
+              <w:t>버튼 라벨/전송 문구 수정</w:t>
             </w:r>
           </w:p>
         </w:tc>
@@ -5095,7 +4681,7 @@
       <w:tr>
         <w:tc>
           <w:tcPr>
-            <w:tcW w:type="dxa" w:w="1512"/>
+            <w:tcW w:type="dxa" w:w="1728"/>
             <w:tcMar>
               <w:top w:w="80" w:type="dxa"/>
               <w:bottom w:w="80" w:type="dxa"/>
@@ -5120,7 +4706,7 @@
         </w:tc>
         <w:tc>
           <w:tcPr>
-            <w:tcW w:type="dxa" w:w="1728"/>
+            <w:tcW w:type="dxa" w:w="2232"/>
             <w:tcMar>
               <w:top w:w="80" w:type="dxa"/>
               <w:bottom w:w="80" w:type="dxa"/>
@@ -5146,7 +4732,7 @@
         </w:tc>
         <w:tc>
           <w:tcPr>
-            <w:tcW w:type="dxa" w:w="2520"/>
+            <w:tcW w:type="dxa" w:w="2880"/>
             <w:tcMar>
               <w:top w:w="80" w:type="dxa"/>
               <w:bottom w:w="80" w:type="dxa"/>
@@ -5171,7 +4757,7 @@
         </w:tc>
         <w:tc>
           <w:tcPr>
-            <w:tcW w:type="dxa" w:w="1440"/>
+            <w:tcW w:type="dxa" w:w="2520"/>
             <w:tcMar>
               <w:top w:w="80" w:type="dxa"/>
               <w:bottom w:w="80" w:type="dxa"/>
@@ -5190,32 +4776,7 @@
                 <w:b w:val="0"/>
                 <w:sz w:val="17"/>
               </w:rPr>
-              <w:t>수정 가능</w:t>
-            </w:r>
-          </w:p>
-        </w:tc>
-        <w:tc>
-          <w:tcPr>
-            <w:tcW w:type="dxa" w:w="2160"/>
-            <w:tcMar>
-              <w:top w:w="80" w:type="dxa"/>
-              <w:bottom w:w="80" w:type="dxa"/>
-              <w:start w:w="120" w:type="dxa"/>
-              <w:end w:w="120" w:type="dxa"/>
-            </w:tcMar>
-            <w:vAlign w:val="center"/>
-          </w:tcPr>
-          <w:p>
-            <w:pPr>
-              <w:spacing w:after="0" w:line="264" w:lineRule="auto"/>
-            </w:pPr>
-            <w:r>
-              <w:rPr>
-                <w:rFonts w:ascii="Arial" w:hAnsi="Arial" w:eastAsia="Apple SD Gothic Neo"/>
-                <w:b w:val="0"/>
-                <w:sz w:val="17"/>
-              </w:rPr>
-              <w:t>주차/일차 콘텐츠를 대화 응답이 참조</w:t>
+              <w:t>주차/일차 아기 정보 수정</w:t>
             </w:r>
           </w:p>
         </w:tc>
@@ -5223,7 +4784,7 @@
       <w:tr>
         <w:tc>
           <w:tcPr>
-            <w:tcW w:type="dxa" w:w="1512"/>
+            <w:tcW w:type="dxa" w:w="1728"/>
             <w:tcMar>
               <w:top w:w="80" w:type="dxa"/>
               <w:bottom w:w="80" w:type="dxa"/>
@@ -5248,7 +4809,7 @@
         </w:tc>
         <w:tc>
           <w:tcPr>
-            <w:tcW w:type="dxa" w:w="1728"/>
+            <w:tcW w:type="dxa" w:w="2232"/>
             <w:tcMar>
               <w:top w:w="80" w:type="dxa"/>
               <w:bottom w:w="80" w:type="dxa"/>
@@ -5274,7 +4835,7 @@
         </w:tc>
         <w:tc>
           <w:tcPr>
-            <w:tcW w:type="dxa" w:w="2520"/>
+            <w:tcW w:type="dxa" w:w="2880"/>
             <w:tcMar>
               <w:top w:w="80" w:type="dxa"/>
               <w:bottom w:w="80" w:type="dxa"/>
@@ -5299,7 +4860,7 @@
         </w:tc>
         <w:tc>
           <w:tcPr>
-            <w:tcW w:type="dxa" w:w="1440"/>
+            <w:tcW w:type="dxa" w:w="2520"/>
             <w:tcMar>
               <w:top w:w="80" w:type="dxa"/>
               <w:bottom w:w="80" w:type="dxa"/>
@@ -5318,71 +4879,12 @@
                 <w:b w:val="0"/>
                 <w:sz w:val="17"/>
               </w:rPr>
-              <w:t>수정 가능</w:t>
-            </w:r>
-          </w:p>
-        </w:tc>
-        <w:tc>
-          <w:tcPr>
-            <w:tcW w:type="dxa" w:w="2160"/>
-            <w:tcMar>
-              <w:top w:w="80" w:type="dxa"/>
-              <w:bottom w:w="80" w:type="dxa"/>
-              <w:start w:w="120" w:type="dxa"/>
-              <w:end w:w="120" w:type="dxa"/>
-            </w:tcMar>
-            <w:vAlign w:val="center"/>
-          </w:tcPr>
-          <w:p>
-            <w:pPr>
-              <w:spacing w:after="0" w:line="264" w:lineRule="auto"/>
-            </w:pPr>
-            <w:r>
-              <w:rPr>
-                <w:rFonts w:ascii="Arial" w:hAnsi="Arial" w:eastAsia="Apple SD Gothic Neo"/>
-                <w:b w:val="0"/>
-                <w:sz w:val="17"/>
-              </w:rPr>
-              <w:t>주차/일차 콘텐츠를 대화 응답이 참조</w:t>
+              <w:t>주차/일차 엄마 정보 수정</w:t>
             </w:r>
           </w:p>
         </w:tc>
       </w:tr>
       <w:tr>
-        <w:tc>
-          <w:tcPr>
-            <w:tcW w:type="dxa" w:w="1512"/>
-            <w:tcMar>
-              <w:top w:w="80" w:type="dxa"/>
-              <w:bottom w:w="80" w:type="dxa"/>
-              <w:start w:w="120" w:type="dxa"/>
-              <w:end w:w="120" w:type="dxa"/>
-            </w:tcMar>
-            <w:vAlign w:val="center"/>
-          </w:tcPr>
-          <w:p>
-            <w:pPr>
-              <w:spacing w:after="0" w:line="264" w:lineRule="auto"/>
-            </w:pPr>
-            <w:r>
-              <w:rPr>
-                <w:rFonts w:ascii="Arial" w:hAnsi="Arial" w:eastAsia="Apple SD Gothic Neo"/>
-                <w:b w:val="0"/>
-                <w:i/>
-                <w:sz w:val="17"/>
-              </w:rPr>
-              <w:t>15주차 임신백과 →</w:t>
-            </w:r>
-            <w:r>
-              <w:rPr>
-                <w:rFonts w:ascii="Arial" w:hAnsi="Arial" w:eastAsia="Apple SD Gothic Neo"/>
-                <w:b w:val="0"/>
-                <w:sz w:val="17"/>
-              </w:rPr>
-              <w:t xml:space="preserve"> 링크</w:t>
-            </w:r>
-          </w:p>
-        </w:tc>
         <w:tc>
           <w:tcPr>
             <w:tcW w:type="dxa" w:w="1728"/>
@@ -5404,7 +4906,58 @@
                 <w:b w:val="0"/>
                 <w:sz w:val="17"/>
               </w:rPr>
-              <w:t>현재 주차 백과 딥링크</w:t>
+              <w:t>임신백과 링크</w:t>
+            </w:r>
+          </w:p>
+        </w:tc>
+        <w:tc>
+          <w:tcPr>
+            <w:tcW w:type="dxa" w:w="2232"/>
+            <w:tcMar>
+              <w:top w:w="80" w:type="dxa"/>
+              <w:bottom w:w="80" w:type="dxa"/>
+              <w:start w:w="120" w:type="dxa"/>
+              <w:end w:w="120" w:type="dxa"/>
+            </w:tcMar>
+            <w:vAlign w:val="center"/>
+          </w:tcPr>
+          <w:p>
+            <w:pPr>
+              <w:spacing w:after="0" w:line="264" w:lineRule="auto"/>
+            </w:pPr>
+            <w:r>
+              <w:rPr>
+                <w:rFonts w:ascii="Arial" w:hAnsi="Arial" w:eastAsia="Apple SD Gothic Neo"/>
+                <w:b w:val="0"/>
+                <w:i/>
+                <w:sz w:val="17"/>
+              </w:rPr>
+              <w:t>15주차 임신백과 -&gt;</w:t>
+            </w:r>
+          </w:p>
+        </w:tc>
+        <w:tc>
+          <w:tcPr>
+            <w:tcW w:type="dxa" w:w="2880"/>
+            <w:tcMar>
+              <w:top w:w="80" w:type="dxa"/>
+              <w:bottom w:w="80" w:type="dxa"/>
+              <w:start w:w="120" w:type="dxa"/>
+              <w:end w:w="120" w:type="dxa"/>
+            </w:tcMar>
+            <w:vAlign w:val="center"/>
+          </w:tcPr>
+          <w:p>
+            <w:pPr>
+              <w:spacing w:after="0" w:line="264" w:lineRule="auto"/>
+            </w:pPr>
+            <w:r>
+              <w:rPr>
+                <w:rFonts w:ascii="Arial" w:hAnsi="Arial" w:eastAsia="Apple SD Gothic Neo"/>
+                <w:b w:val="0"/>
+                <w:sz w:val="17"/>
+              </w:rPr>
+              <w:t>자산 관리 &gt; 주차별 또는 대화 엔진</w:t>
             </w:r>
           </w:p>
         </w:tc>
@@ -5429,63 +4982,49 @@
                 <w:b w:val="0"/>
                 <w:sz w:val="17"/>
               </w:rPr>
-              <w:t>자산 관리 &gt; 주차별 &gt; 해당 주차 &gt; 노출본</w:t>
-            </w:r>
-          </w:p>
-        </w:tc>
-        <w:tc>
-          <w:tcPr>
-            <w:tcW w:type="dxa" w:w="1440"/>
-            <w:tcMar>
-              <w:top w:w="80" w:type="dxa"/>
-              <w:bottom w:w="80" w:type="dxa"/>
-              <w:start w:w="120" w:type="dxa"/>
-              <w:end w:w="120" w:type="dxa"/>
-            </w:tcMar>
-            <w:vAlign w:val="center"/>
-          </w:tcPr>
-          <w:p>
-            <w:pPr>
-              <w:spacing w:after="0" w:line="264" w:lineRule="auto"/>
-            </w:pPr>
-            <w:r>
-              <w:rPr>
-                <w:rFonts w:ascii="Arial" w:hAnsi="Arial" w:eastAsia="Apple SD Gothic Neo"/>
-                <w:b w:val="0"/>
-                <w:sz w:val="17"/>
-              </w:rPr>
-              <w:t>간접 수정 가능</w:t>
-            </w:r>
-          </w:p>
-        </w:tc>
-        <w:tc>
-          <w:tcPr>
-            <w:tcW w:type="dxa" w:w="2160"/>
-            <w:tcMar>
-              <w:top w:w="80" w:type="dxa"/>
-              <w:bottom w:w="80" w:type="dxa"/>
-              <w:start w:w="120" w:type="dxa"/>
-              <w:end w:w="120" w:type="dxa"/>
-            </w:tcMar>
-            <w:vAlign w:val="center"/>
-          </w:tcPr>
-          <w:p>
-            <w:pPr>
-              <w:spacing w:after="0" w:line="264" w:lineRule="auto"/>
-            </w:pPr>
-            <w:r>
-              <w:rPr>
-                <w:rFonts w:ascii="Arial" w:hAnsi="Arial" w:eastAsia="Apple SD Gothic Neo"/>
-                <w:b w:val="0"/>
-                <w:sz w:val="17"/>
-              </w:rPr>
-              <w:t>버튼 라벨은 앱/대화 렌더러가 생성</w:t>
+              <w:t>링크 라벨/노출 여부 수정 가능 여부 결정</w:t>
             </w:r>
           </w:p>
         </w:tc>
       </w:tr>
     </w:tbl>
     <w:p/>
+    <w:p>
+      <w:r>
+        <w:rPr>
+          <w:rFonts w:ascii="Arial" w:hAnsi="Arial" w:eastAsia="Apple SD Gothic Neo"/>
+          <w:b w:val="0"/>
+          <w:sz w:val="22"/>
+        </w:rPr>
+        <w:t>필요 보완:</w:t>
+      </w:r>
+    </w:p>
+    <w:p>
+      <w:pPr>
+        <w:pStyle w:val="ListBullet"/>
+      </w:pPr>
+      <w:r>
+        <w:rPr>
+          <w:rFonts w:ascii="Arial" w:hAnsi="Arial" w:eastAsia="Apple SD Gothic Neo"/>
+          <w:b w:val="0"/>
+          <w:sz w:val="22"/>
+        </w:rPr>
+        <w:t>대화에서 나오는 주차 정보가 어느 주차 콘텐츠를 참조하는지 관리자에서 추적 가능해야 한다.</w:t>
+      </w:r>
+    </w:p>
+    <w:p>
+      <w:pPr>
+        <w:pStyle w:val="ListBullet"/>
+      </w:pPr>
+      <w:r>
+        <w:rPr>
+          <w:rFonts w:ascii="Arial" w:hAnsi="Arial" w:eastAsia="Apple SD Gothic Neo"/>
+          <w:b w:val="0"/>
+          <w:sz w:val="22"/>
+        </w:rPr>
+        <w:t>링크 라벨이 자동 생성이면 라벨 템플릿 관리가 필요하다.</w:t>
+      </w:r>
+    </w:p>
     <w:p>
       <w:pPr>
         <w:pStyle w:val="Heading2"/>
@@ -5496,7 +5035,7 @@
           <w:b/>
           <w:sz w:val="28"/>
         </w:rPr>
-        <w:t>4.7 아기와 대화 &gt; 태교 질문 선택</w:t>
+        <w:t>3.7 아기와 대화 &gt; 태교 질문</w:t>
       </w:r>
     </w:p>
     <w:p>
@@ -5525,17 +5064,15 @@
         </w:tblBorders>
       </w:tblPr>
       <w:tblGrid>
-        <w:gridCol w:w="1872"/>
-        <w:gridCol w:w="1872"/>
-        <w:gridCol w:w="1872"/>
-        <w:gridCol w:w="1872"/>
-        <w:gridCol w:w="1872"/>
+        <w:gridCol w:w="2340"/>
+        <w:gridCol w:w="2340"/>
+        <w:gridCol w:w="2340"/>
+        <w:gridCol w:w="2340"/>
       </w:tblGrid>
       <w:tr>
         <w:tc>
           <w:tcPr>
-            <w:tcW w:type="dxa" w:w="1512"/>
-            <w:shd w:fill="F8F9FA"/>
+            <w:tcW w:type="dxa" w:w="1728"/>
             <w:tcMar>
               <w:top w:w="80" w:type="dxa"/>
               <w:bottom w:w="80" w:type="dxa"/>
@@ -5543,10 +5080,11 @@
               <w:end w:w="120" w:type="dxa"/>
             </w:tcMar>
             <w:vAlign w:val="center"/>
+            <w:shd w:fill="F8F9FA"/>
           </w:tcPr>
           <w:p>
             <w:pPr>
-              <w:spacing w:after="0"/>
+              <w:spacing w:after="0" w:line="264" w:lineRule="auto"/>
             </w:pPr>
             <w:r>
               <w:rPr>
@@ -5560,8 +5098,7 @@
         </w:tc>
         <w:tc>
           <w:tcPr>
-            <w:tcW w:type="dxa" w:w="1728"/>
-            <w:shd w:fill="F8F9FA"/>
+            <w:tcW w:type="dxa" w:w="2232"/>
             <w:tcMar>
               <w:top w:w="80" w:type="dxa"/>
               <w:bottom w:w="80" w:type="dxa"/>
@@ -5569,10 +5106,11 @@
               <w:end w:w="120" w:type="dxa"/>
             </w:tcMar>
             <w:vAlign w:val="center"/>
+            <w:shd w:fill="F8F9FA"/>
           </w:tcPr>
           <w:p>
             <w:pPr>
-              <w:spacing w:after="0"/>
+              <w:spacing w:after="0" w:line="264" w:lineRule="auto"/>
             </w:pPr>
             <w:r>
               <w:rPr>
@@ -5580,14 +5118,13 @@
                 <w:b/>
                 <w:sz w:val="18"/>
               </w:rPr>
-              <w:t>예시 문구</w:t>
+              <w:t>예시</w:t>
             </w:r>
           </w:p>
         </w:tc>
         <w:tc>
           <w:tcPr>
-            <w:tcW w:type="dxa" w:w="2520"/>
-            <w:shd w:fill="F8F9FA"/>
+            <w:tcW w:type="dxa" w:w="2880"/>
             <w:tcMar>
               <w:top w:w="80" w:type="dxa"/>
               <w:bottom w:w="80" w:type="dxa"/>
@@ -5595,10 +5132,11 @@
               <w:end w:w="120" w:type="dxa"/>
             </w:tcMar>
             <w:vAlign w:val="center"/>
+            <w:shd w:fill="F8F9FA"/>
           </w:tcPr>
           <w:p>
             <w:pPr>
-              <w:spacing w:after="0"/>
+              <w:spacing w:after="0" w:line="264" w:lineRule="auto"/>
             </w:pPr>
             <w:r>
               <w:rPr>
@@ -5612,8 +5150,7 @@
         </w:tc>
         <w:tc>
           <w:tcPr>
-            <w:tcW w:type="dxa" w:w="1440"/>
-            <w:shd w:fill="F8F9FA"/>
+            <w:tcW w:type="dxa" w:w="2520"/>
             <w:tcMar>
               <w:top w:w="80" w:type="dxa"/>
               <w:bottom w:w="80" w:type="dxa"/>
@@ -5621,10 +5158,11 @@
               <w:end w:w="120" w:type="dxa"/>
             </w:tcMar>
             <w:vAlign w:val="center"/>
+            <w:shd w:fill="F8F9FA"/>
           </w:tcPr>
           <w:p>
             <w:pPr>
-              <w:spacing w:after="0"/>
+              <w:spacing w:after="0" w:line="264" w:lineRule="auto"/>
             </w:pPr>
             <w:r>
               <w:rPr>
@@ -5632,33 +5170,7 @@
                 <w:b/>
                 <w:sz w:val="18"/>
               </w:rPr>
-              <w:t>수정 가능 여부</w:t>
-            </w:r>
-          </w:p>
-        </w:tc>
-        <w:tc>
-          <w:tcPr>
-            <w:tcW w:type="dxa" w:w="2160"/>
-            <w:shd w:fill="F8F9FA"/>
-            <w:tcMar>
-              <w:top w:w="80" w:type="dxa"/>
-              <w:bottom w:w="80" w:type="dxa"/>
-              <w:start w:w="120" w:type="dxa"/>
-              <w:end w:w="120" w:type="dxa"/>
-            </w:tcMar>
-            <w:vAlign w:val="center"/>
-          </w:tcPr>
-          <w:p>
-            <w:pPr>
-              <w:spacing w:after="0"/>
-            </w:pPr>
-            <w:r>
-              <w:rPr>
-                <w:rFonts w:ascii="Arial" w:hAnsi="Arial" w:eastAsia="Apple SD Gothic Neo"/>
-                <w:b/>
-                <w:sz w:val="18"/>
-              </w:rPr>
-              <w:t>비고</w:t>
+              <w:t>필요한 기능</w:t>
             </w:r>
           </w:p>
         </w:tc>
@@ -5666,7 +5178,7 @@
       <w:tr>
         <w:tc>
           <w:tcPr>
-            <w:tcW w:type="dxa" w:w="1512"/>
+            <w:tcW w:type="dxa" w:w="1728"/>
             <w:tcMar>
               <w:top w:w="80" w:type="dxa"/>
               <w:bottom w:w="80" w:type="dxa"/>
@@ -5691,7 +5203,7 @@
         </w:tc>
         <w:tc>
           <w:tcPr>
-            <w:tcW w:type="dxa" w:w="1728"/>
+            <w:tcW w:type="dxa" w:w="2232"/>
             <w:tcMar>
               <w:top w:w="80" w:type="dxa"/>
               <w:bottom w:w="80" w:type="dxa"/>
@@ -5717,7 +5229,7 @@
         </w:tc>
         <w:tc>
           <w:tcPr>
-            <w:tcW w:type="dxa" w:w="2520"/>
+            <w:tcW w:type="dxa" w:w="2880"/>
             <w:tcMar>
               <w:top w:w="80" w:type="dxa"/>
               <w:bottom w:w="80" w:type="dxa"/>
@@ -5742,7 +5254,7 @@
         </w:tc>
         <w:tc>
           <w:tcPr>
-            <w:tcW w:type="dxa" w:w="1440"/>
+            <w:tcW w:type="dxa" w:w="2520"/>
             <w:tcMar>
               <w:top w:w="80" w:type="dxa"/>
               <w:bottom w:w="80" w:type="dxa"/>
@@ -5761,33 +5273,7 @@
                 <w:b w:val="0"/>
                 <w:sz w:val="17"/>
               </w:rPr>
-              <w:t>수정 가능</w:t>
-            </w:r>
-          </w:p>
-        </w:tc>
-        <w:tc>
-          <w:tcPr>
-            <w:tcW w:type="dxa" w:w="2160"/>
-            <w:tcMar>
-              <w:top w:w="80" w:type="dxa"/>
-              <w:bottom w:w="80" w:type="dxa"/>
-              <w:start w:w="120" w:type="dxa"/>
-              <w:end w:w="120" w:type="dxa"/>
-            </w:tcMar>
-            <w:vAlign w:val="center"/>
-          </w:tcPr>
-          <w:p>
-            <w:pPr>
-              <w:spacing w:after="0" w:line="264" w:lineRule="auto"/>
-            </w:pPr>
-            <w:r>
-              <w:rPr>
-                <w:rFonts w:ascii="Arial" w:hAnsi="Arial" w:eastAsia="Apple SD Gothic Neo"/>
-                <w:b w:val="0"/>
-                <w:i/>
-                <w:sz w:val="17"/>
-              </w:rPr>
-              <w:t>today_question.prompt_text</w:t>
+              <w:t>안내 문구 수정</w:t>
             </w:r>
           </w:p>
         </w:tc>
@@ -5795,7 +5281,7 @@
       <w:tr>
         <w:tc>
           <w:tcPr>
-            <w:tcW w:type="dxa" w:w="1512"/>
+            <w:tcW w:type="dxa" w:w="1728"/>
             <w:tcMar>
               <w:top w:w="80" w:type="dxa"/>
               <w:bottom w:w="80" w:type="dxa"/>
@@ -5820,7 +5306,7 @@
         </w:tc>
         <w:tc>
           <w:tcPr>
-            <w:tcW w:type="dxa" w:w="1728"/>
+            <w:tcW w:type="dxa" w:w="2232"/>
             <w:tcMar>
               <w:top w:w="80" w:type="dxa"/>
               <w:bottom w:w="80" w:type="dxa"/>
@@ -5846,7 +5332,7 @@
         </w:tc>
         <w:tc>
           <w:tcPr>
-            <w:tcW w:type="dxa" w:w="2520"/>
+            <w:tcW w:type="dxa" w:w="2880"/>
             <w:tcMar>
               <w:top w:w="80" w:type="dxa"/>
               <w:bottom w:w="80" w:type="dxa"/>
@@ -5871,7 +5357,7 @@
         </w:tc>
         <w:tc>
           <w:tcPr>
-            <w:tcW w:type="dxa" w:w="1440"/>
+            <w:tcW w:type="dxa" w:w="2520"/>
             <w:tcMar>
               <w:top w:w="80" w:type="dxa"/>
               <w:bottom w:w="80" w:type="dxa"/>
@@ -5890,79 +5376,12 @@
                 <w:b w:val="0"/>
                 <w:sz w:val="17"/>
               </w:rPr>
-              <w:t>수정 가능</w:t>
-            </w:r>
-          </w:p>
-        </w:tc>
-        <w:tc>
-          <w:tcPr>
-            <w:tcW w:type="dxa" w:w="2160"/>
-            <w:tcMar>
-              <w:top w:w="80" w:type="dxa"/>
-              <w:bottom w:w="80" w:type="dxa"/>
-              <w:start w:w="120" w:type="dxa"/>
-              <w:end w:w="120" w:type="dxa"/>
-            </w:tcMar>
-            <w:vAlign w:val="center"/>
-          </w:tcPr>
-          <w:p>
-            <w:pPr>
-              <w:spacing w:after="0" w:line="264" w:lineRule="auto"/>
-            </w:pPr>
-            <w:r>
-              <w:rPr>
-                <w:rFonts w:ascii="Arial" w:hAnsi="Arial" w:eastAsia="Apple SD Gothic Neo"/>
-                <w:b w:val="0"/>
-                <w:sz w:val="17"/>
-              </w:rPr>
-              <w:t xml:space="preserve">질문별 </w:t>
-            </w:r>
-            <w:r>
-              <w:rPr>
-                <w:rFonts w:ascii="Arial" w:hAnsi="Arial" w:eastAsia="Apple SD Gothic Neo"/>
-                <w:b w:val="0"/>
-                <w:i/>
-                <w:sz w:val="17"/>
-              </w:rPr>
-              <w:t>앱 노출</w:t>
-            </w:r>
-            <w:r>
-              <w:rPr>
-                <w:rFonts w:ascii="Arial" w:hAnsi="Arial" w:eastAsia="Apple SD Gothic Neo"/>
-                <w:b w:val="0"/>
-                <w:sz w:val="17"/>
-              </w:rPr>
-              <w:t xml:space="preserve"> 켜기/끄기 가능</w:t>
+              <w:t>질문 문구 수정</w:t>
             </w:r>
           </w:p>
         </w:tc>
       </w:tr>
       <w:tr>
-        <w:tc>
-          <w:tcPr>
-            <w:tcW w:type="dxa" w:w="1512"/>
-            <w:tcMar>
-              <w:top w:w="80" w:type="dxa"/>
-              <w:bottom w:w="80" w:type="dxa"/>
-              <w:start w:w="120" w:type="dxa"/>
-              <w:end w:w="120" w:type="dxa"/>
-            </w:tcMar>
-            <w:vAlign w:val="center"/>
-          </w:tcPr>
-          <w:p>
-            <w:pPr>
-              <w:spacing w:after="0" w:line="264" w:lineRule="auto"/>
-            </w:pPr>
-            <w:r>
-              <w:rPr>
-                <w:rFonts w:ascii="Arial" w:hAnsi="Arial" w:eastAsia="Apple SD Gothic Neo"/>
-                <w:b w:val="0"/>
-                <w:sz w:val="17"/>
-              </w:rPr>
-              <w:t>질문 진행 규칙</w:t>
-            </w:r>
-          </w:p>
-        </w:tc>
         <w:tc>
           <w:tcPr>
             <w:tcW w:type="dxa" w:w="1728"/>
@@ -5984,7 +5403,57 @@
                 <w:b w:val="0"/>
                 <w:sz w:val="17"/>
               </w:rPr>
-              <w:t>질문 후 자유대화 전환</w:t>
+              <w:t>질문 노출</w:t>
+            </w:r>
+          </w:p>
+        </w:tc>
+        <w:tc>
+          <w:tcPr>
+            <w:tcW w:type="dxa" w:w="2232"/>
+            <w:tcMar>
+              <w:top w:w="80" w:type="dxa"/>
+              <w:bottom w:w="80" w:type="dxa"/>
+              <w:start w:w="120" w:type="dxa"/>
+              <w:end w:w="120" w:type="dxa"/>
+            </w:tcMar>
+            <w:vAlign w:val="center"/>
+          </w:tcPr>
+          <w:p>
+            <w:pPr>
+              <w:spacing w:after="0" w:line="264" w:lineRule="auto"/>
+            </w:pPr>
+            <w:r>
+              <w:rPr>
+                <w:rFonts w:ascii="Arial" w:hAnsi="Arial" w:eastAsia="Apple SD Gothic Neo"/>
+                <w:b w:val="0"/>
+                <w:sz w:val="17"/>
+              </w:rPr>
+              <w:t>질문 카드 표시/숨김</w:t>
+            </w:r>
+          </w:p>
+        </w:tc>
+        <w:tc>
+          <w:tcPr>
+            <w:tcW w:type="dxa" w:w="2880"/>
+            <w:tcMar>
+              <w:top w:w="80" w:type="dxa"/>
+              <w:bottom w:w="80" w:type="dxa"/>
+              <w:start w:w="120" w:type="dxa"/>
+              <w:end w:w="120" w:type="dxa"/>
+            </w:tcMar>
+            <w:vAlign w:val="center"/>
+          </w:tcPr>
+          <w:p>
+            <w:pPr>
+              <w:spacing w:after="0" w:line="264" w:lineRule="auto"/>
+            </w:pPr>
+            <w:r>
+              <w:rPr>
+                <w:rFonts w:ascii="Arial" w:hAnsi="Arial" w:eastAsia="Apple SD Gothic Neo"/>
+                <w:b w:val="0"/>
+                <w:sz w:val="17"/>
+              </w:rPr>
+              <w:t>자산 관리 &gt; 주차별 &gt; 해당 주차 &gt; 질문</w:t>
             </w:r>
           </w:p>
         </w:tc>
@@ -6009,13 +5478,15 @@
                 <w:b w:val="0"/>
                 <w:sz w:val="17"/>
               </w:rPr>
-              <w:t>대화 엔진 &gt; 워크플로우</w:t>
+              <w:t>질문별 앱 노출 켜기/끄기</w:t>
             </w:r>
           </w:p>
         </w:tc>
+      </w:tr>
+      <w:tr>
         <w:tc>
           <w:tcPr>
-            <w:tcW w:type="dxa" w:w="1440"/>
+            <w:tcW w:type="dxa" w:w="1728"/>
             <w:tcMar>
               <w:top w:w="80" w:type="dxa"/>
               <w:bottom w:w="80" w:type="dxa"/>
@@ -6034,13 +5505,13 @@
                 <w:b w:val="0"/>
                 <w:sz w:val="17"/>
               </w:rPr>
-              <w:t>수정 가능</w:t>
+              <w:t>질문 후 흐름</w:t>
             </w:r>
           </w:p>
         </w:tc>
         <w:tc>
           <w:tcPr>
-            <w:tcW w:type="dxa" w:w="2160"/>
+            <w:tcW w:type="dxa" w:w="2232"/>
             <w:tcMar>
               <w:top w:w="80" w:type="dxa"/>
               <w:bottom w:w="80" w:type="dxa"/>
@@ -6057,58 +5528,101 @@
               <w:rPr>
                 <w:rFonts w:ascii="Arial" w:hAnsi="Arial" w:eastAsia="Apple SD Gothic Neo"/>
                 <w:b w:val="0"/>
-                <w:i/>
                 <w:sz w:val="17"/>
               </w:rPr>
-              <w:t>question_selected</w:t>
+              <w:t>질문 답변 후 자유대화 전환</w:t>
             </w:r>
+          </w:p>
+        </w:tc>
+        <w:tc>
+          <w:tcPr>
+            <w:tcW w:type="dxa" w:w="2880"/>
+            <w:tcMar>
+              <w:top w:w="80" w:type="dxa"/>
+              <w:bottom w:w="80" w:type="dxa"/>
+              <w:start w:w="120" w:type="dxa"/>
+              <w:end w:w="120" w:type="dxa"/>
+            </w:tcMar>
+            <w:vAlign w:val="center"/>
+          </w:tcPr>
+          <w:p>
+            <w:pPr>
+              <w:spacing w:after="0" w:line="264" w:lineRule="auto"/>
+            </w:pPr>
             <w:r>
               <w:rPr>
                 <w:rFonts w:ascii="Arial" w:hAnsi="Arial" w:eastAsia="Apple SD Gothic Neo"/>
                 <w:b w:val="0"/>
                 <w:sz w:val="17"/>
               </w:rPr>
-              <w:t xml:space="preserve">, </w:t>
+              <w:t>대화 엔진 &gt; 워크플로우</w:t>
             </w:r>
-            <w:r>
-              <w:rPr>
-                <w:rFonts w:ascii="Arial" w:hAnsi="Arial" w:eastAsia="Apple SD Gothic Neo"/>
-                <w:b w:val="0"/>
-                <w:i/>
-                <w:sz w:val="17"/>
-              </w:rPr>
-              <w:t>question_answer</w:t>
-            </w:r>
+          </w:p>
+        </w:tc>
+        <w:tc>
+          <w:tcPr>
+            <w:tcW w:type="dxa" w:w="2520"/>
+            <w:tcMar>
+              <w:top w:w="80" w:type="dxa"/>
+              <w:bottom w:w="80" w:type="dxa"/>
+              <w:start w:w="120" w:type="dxa"/>
+              <w:end w:w="120" w:type="dxa"/>
+            </w:tcMar>
+            <w:vAlign w:val="center"/>
+          </w:tcPr>
+          <w:p>
+            <w:pPr>
+              <w:spacing w:after="0" w:line="264" w:lineRule="auto"/>
+            </w:pPr>
             <w:r>
               <w:rPr>
                 <w:rFonts w:ascii="Arial" w:hAnsi="Arial" w:eastAsia="Apple SD Gothic Neo"/>
                 <w:b w:val="0"/>
                 <w:sz w:val="17"/>
               </w:rPr>
-              <w:t xml:space="preserve">, </w:t>
-            </w:r>
-            <w:r>
-              <w:rPr>
-                <w:rFonts w:ascii="Arial" w:hAnsi="Arial" w:eastAsia="Apple SD Gothic Neo"/>
-                <w:b w:val="0"/>
-                <w:i/>
-                <w:sz w:val="17"/>
-              </w:rPr>
-              <w:t>free_chat_intro</w:t>
-            </w:r>
-            <w:r>
-              <w:rPr>
-                <w:rFonts w:ascii="Arial" w:hAnsi="Arial" w:eastAsia="Apple SD Gothic Neo"/>
-                <w:b w:val="0"/>
-                <w:sz w:val="17"/>
-              </w:rPr>
-              <w:t xml:space="preserve"> 단계</w:t>
+              <w:t>흐름 규칙 수정/미리보기</w:t>
             </w:r>
           </w:p>
         </w:tc>
       </w:tr>
     </w:tbl>
     <w:p/>
+    <w:p>
+      <w:r>
+        <w:rPr>
+          <w:rFonts w:ascii="Arial" w:hAnsi="Arial" w:eastAsia="Apple SD Gothic Neo"/>
+          <w:b w:val="0"/>
+          <w:sz w:val="22"/>
+        </w:rPr>
+        <w:t>필요 보완:</w:t>
+      </w:r>
+    </w:p>
+    <w:p>
+      <w:pPr>
+        <w:pStyle w:val="ListBullet"/>
+      </w:pPr>
+      <w:r>
+        <w:rPr>
+          <w:rFonts w:ascii="Arial" w:hAnsi="Arial" w:eastAsia="Apple SD Gothic Neo"/>
+          <w:b w:val="0"/>
+          <w:sz w:val="22"/>
+        </w:rPr>
+        <w:t>질문은 단순 문구가 아니라 대화 플로우의 다음 단계와 연결된다.</w:t>
+      </w:r>
+    </w:p>
+    <w:p>
+      <w:pPr>
+        <w:pStyle w:val="ListBullet"/>
+      </w:pPr>
+      <w:r>
+        <w:rPr>
+          <w:rFonts w:ascii="Arial" w:hAnsi="Arial" w:eastAsia="Apple SD Gothic Neo"/>
+          <w:b w:val="0"/>
+          <w:sz w:val="22"/>
+        </w:rPr>
+        <w:t>관리자에서 질문 문구와 노출 여부, 질문 이후 전환 규칙을 함께 확인할 수 있어야 한다.</w:t>
+      </w:r>
+    </w:p>
     <w:p>
       <w:pPr>
         <w:pStyle w:val="Heading2"/>
@@ -6119,7 +5633,7 @@
           <w:b/>
           <w:sz w:val="28"/>
         </w:rPr>
-        <w:t>4.8 마이페이지 &gt; 외부 설문</w:t>
+        <w:t>3.8 마이페이지 &gt; 외부 설문</w:t>
       </w:r>
     </w:p>
     <w:p>
@@ -6148,17 +5662,15 @@
         </w:tblBorders>
       </w:tblPr>
       <w:tblGrid>
-        <w:gridCol w:w="1872"/>
-        <w:gridCol w:w="1872"/>
-        <w:gridCol w:w="1872"/>
-        <w:gridCol w:w="1872"/>
-        <w:gridCol w:w="1872"/>
+        <w:gridCol w:w="2340"/>
+        <w:gridCol w:w="2340"/>
+        <w:gridCol w:w="2340"/>
+        <w:gridCol w:w="2340"/>
       </w:tblGrid>
       <w:tr>
         <w:tc>
           <w:tcPr>
-            <w:tcW w:type="dxa" w:w="1512"/>
-            <w:shd w:fill="F8F9FA"/>
+            <w:tcW w:type="dxa" w:w="1728"/>
             <w:tcMar>
               <w:top w:w="80" w:type="dxa"/>
               <w:bottom w:w="80" w:type="dxa"/>
@@ -6166,10 +5678,11 @@
               <w:end w:w="120" w:type="dxa"/>
             </w:tcMar>
             <w:vAlign w:val="center"/>
+            <w:shd w:fill="F8F9FA"/>
           </w:tcPr>
           <w:p>
             <w:pPr>
-              <w:spacing w:after="0"/>
+              <w:spacing w:after="0" w:line="264" w:lineRule="auto"/>
             </w:pPr>
             <w:r>
               <w:rPr>
@@ -6183,8 +5696,7 @@
         </w:tc>
         <w:tc>
           <w:tcPr>
-            <w:tcW w:type="dxa" w:w="1728"/>
-            <w:shd w:fill="F8F9FA"/>
+            <w:tcW w:type="dxa" w:w="2232"/>
             <w:tcMar>
               <w:top w:w="80" w:type="dxa"/>
               <w:bottom w:w="80" w:type="dxa"/>
@@ -6192,10 +5704,11 @@
               <w:end w:w="120" w:type="dxa"/>
             </w:tcMar>
             <w:vAlign w:val="center"/>
+            <w:shd w:fill="F8F9FA"/>
           </w:tcPr>
           <w:p>
             <w:pPr>
-              <w:spacing w:after="0"/>
+              <w:spacing w:after="0" w:line="264" w:lineRule="auto"/>
             </w:pPr>
             <w:r>
               <w:rPr>
@@ -6203,14 +5716,13 @@
                 <w:b/>
                 <w:sz w:val="18"/>
               </w:rPr>
-              <w:t>예시 문구/버튼</w:t>
+              <w:t>예시</w:t>
             </w:r>
           </w:p>
         </w:tc>
         <w:tc>
           <w:tcPr>
-            <w:tcW w:type="dxa" w:w="2520"/>
-            <w:shd w:fill="F8F9FA"/>
+            <w:tcW w:type="dxa" w:w="2880"/>
             <w:tcMar>
               <w:top w:w="80" w:type="dxa"/>
               <w:bottom w:w="80" w:type="dxa"/>
@@ -6218,10 +5730,11 @@
               <w:end w:w="120" w:type="dxa"/>
             </w:tcMar>
             <w:vAlign w:val="center"/>
+            <w:shd w:fill="F8F9FA"/>
           </w:tcPr>
           <w:p>
             <w:pPr>
-              <w:spacing w:after="0"/>
+              <w:spacing w:after="0" w:line="264" w:lineRule="auto"/>
             </w:pPr>
             <w:r>
               <w:rPr>
@@ -6235,8 +5748,7 @@
         </w:tc>
         <w:tc>
           <w:tcPr>
-            <w:tcW w:type="dxa" w:w="1440"/>
-            <w:shd w:fill="F8F9FA"/>
+            <w:tcW w:type="dxa" w:w="2520"/>
             <w:tcMar>
               <w:top w:w="80" w:type="dxa"/>
               <w:bottom w:w="80" w:type="dxa"/>
@@ -6244,10 +5756,11 @@
               <w:end w:w="120" w:type="dxa"/>
             </w:tcMar>
             <w:vAlign w:val="center"/>
+            <w:shd w:fill="F8F9FA"/>
           </w:tcPr>
           <w:p>
             <w:pPr>
-              <w:spacing w:after="0"/>
+              <w:spacing w:after="0" w:line="264" w:lineRule="auto"/>
             </w:pPr>
             <w:r>
               <w:rPr>
@@ -6255,33 +5768,7 @@
                 <w:b/>
                 <w:sz w:val="18"/>
               </w:rPr>
-              <w:t>수정 가능 여부</w:t>
-            </w:r>
-          </w:p>
-        </w:tc>
-        <w:tc>
-          <w:tcPr>
-            <w:tcW w:type="dxa" w:w="2160"/>
-            <w:shd w:fill="F8F9FA"/>
-            <w:tcMar>
-              <w:top w:w="80" w:type="dxa"/>
-              <w:bottom w:w="80" w:type="dxa"/>
-              <w:start w:w="120" w:type="dxa"/>
-              <w:end w:w="120" w:type="dxa"/>
-            </w:tcMar>
-            <w:vAlign w:val="center"/>
-          </w:tcPr>
-          <w:p>
-            <w:pPr>
-              <w:spacing w:after="0"/>
-            </w:pPr>
-            <w:r>
-              <w:rPr>
-                <w:rFonts w:ascii="Arial" w:hAnsi="Arial" w:eastAsia="Apple SD Gothic Neo"/>
-                <w:b/>
-                <w:sz w:val="18"/>
-              </w:rPr>
-              <w:t>비고</w:t>
+              <w:t>필요한 기능</w:t>
             </w:r>
           </w:p>
         </w:tc>
@@ -6289,7 +5776,7 @@
       <w:tr>
         <w:tc>
           <w:tcPr>
-            <w:tcW w:type="dxa" w:w="1512"/>
+            <w:tcW w:type="dxa" w:w="1728"/>
             <w:tcMar>
               <w:top w:w="80" w:type="dxa"/>
               <w:bottom w:w="80" w:type="dxa"/>
@@ -6314,7 +5801,7 @@
         </w:tc>
         <w:tc>
           <w:tcPr>
-            <w:tcW w:type="dxa" w:w="1728"/>
+            <w:tcW w:type="dxa" w:w="2232"/>
             <w:tcMar>
               <w:top w:w="80" w:type="dxa"/>
               <w:bottom w:w="80" w:type="dxa"/>
@@ -6340,7 +5827,7 @@
         </w:tc>
         <w:tc>
           <w:tcPr>
-            <w:tcW w:type="dxa" w:w="2520"/>
+            <w:tcW w:type="dxa" w:w="2880"/>
             <w:tcMar>
               <w:top w:w="80" w:type="dxa"/>
               <w:bottom w:w="80" w:type="dxa"/>
@@ -6365,7 +5852,7 @@
         </w:tc>
         <w:tc>
           <w:tcPr>
-            <w:tcW w:type="dxa" w:w="1440"/>
+            <w:tcW w:type="dxa" w:w="2520"/>
             <w:tcMar>
               <w:top w:w="80" w:type="dxa"/>
               <w:bottom w:w="80" w:type="dxa"/>
@@ -6384,32 +5871,7 @@
                 <w:b w:val="0"/>
                 <w:sz w:val="17"/>
               </w:rPr>
-              <w:t>수정 가능</w:t>
-            </w:r>
-          </w:p>
-        </w:tc>
-        <w:tc>
-          <w:tcPr>
-            <w:tcW w:type="dxa" w:w="2160"/>
-            <w:tcMar>
-              <w:top w:w="80" w:type="dxa"/>
-              <w:bottom w:w="80" w:type="dxa"/>
-              <w:start w:w="120" w:type="dxa"/>
-              <w:end w:w="120" w:type="dxa"/>
-            </w:tcMar>
-            <w:vAlign w:val="center"/>
-          </w:tcPr>
-          <w:p>
-            <w:pPr>
-              <w:spacing w:after="0" w:line="264" w:lineRule="auto"/>
-            </w:pPr>
-            <w:r>
-              <w:rPr>
-                <w:rFonts w:ascii="Arial" w:hAnsi="Arial" w:eastAsia="Apple SD Gothic Neo"/>
-                <w:b w:val="0"/>
-                <w:sz w:val="17"/>
-              </w:rPr>
-              <w:t>설문 노출 여부와 링크 관리</w:t>
+              <w:t>섹션 제목 수정 여부 결정</w:t>
             </w:r>
           </w:p>
         </w:tc>
@@ -6417,7 +5879,7 @@
       <w:tr>
         <w:tc>
           <w:tcPr>
-            <w:tcW w:type="dxa" w:w="1512"/>
+            <w:tcW w:type="dxa" w:w="1728"/>
             <w:tcMar>
               <w:top w:w="80" w:type="dxa"/>
               <w:bottom w:w="80" w:type="dxa"/>
@@ -6442,7 +5904,7 @@
         </w:tc>
         <w:tc>
           <w:tcPr>
-            <w:tcW w:type="dxa" w:w="1728"/>
+            <w:tcW w:type="dxa" w:w="2232"/>
             <w:tcMar>
               <w:top w:w="80" w:type="dxa"/>
               <w:bottom w:w="80" w:type="dxa"/>
@@ -6502,7 +5964,7 @@
         </w:tc>
         <w:tc>
           <w:tcPr>
-            <w:tcW w:type="dxa" w:w="2520"/>
+            <w:tcW w:type="dxa" w:w="2880"/>
             <w:tcMar>
               <w:top w:w="80" w:type="dxa"/>
               <w:bottom w:w="80" w:type="dxa"/>
@@ -6527,7 +5989,7 @@
         </w:tc>
         <w:tc>
           <w:tcPr>
-            <w:tcW w:type="dxa" w:w="1440"/>
+            <w:tcW w:type="dxa" w:w="2520"/>
             <w:tcMar>
               <w:top w:w="80" w:type="dxa"/>
               <w:bottom w:w="80" w:type="dxa"/>
@@ -6546,62 +6008,12 @@
                 <w:b w:val="0"/>
                 <w:sz w:val="17"/>
               </w:rPr>
-              <w:t>수정 가능</w:t>
-            </w:r>
-          </w:p>
-        </w:tc>
-        <w:tc>
-          <w:tcPr>
-            <w:tcW w:type="dxa" w:w="2160"/>
-            <w:tcMar>
-              <w:top w:w="80" w:type="dxa"/>
-              <w:bottom w:w="80" w:type="dxa"/>
-              <w:start w:w="120" w:type="dxa"/>
-              <w:end w:w="120" w:type="dxa"/>
-            </w:tcMar>
-            <w:vAlign w:val="center"/>
-          </w:tcPr>
-          <w:p>
-            <w:pPr>
-              <w:spacing w:after="0" w:line="264" w:lineRule="auto"/>
-            </w:pPr>
-            <w:r>
-              <w:rPr>
-                <w:rFonts w:ascii="Arial" w:hAnsi="Arial" w:eastAsia="Apple SD Gothic Neo"/>
-                <w:b w:val="0"/>
-                <w:sz w:val="17"/>
-              </w:rPr>
-              <w:t>이름, 링크, 보임/숨김 관리</w:t>
+              <w:t>버튼명/링크 수정</w:t>
             </w:r>
           </w:p>
         </w:tc>
       </w:tr>
       <w:tr>
-        <w:tc>
-          <w:tcPr>
-            <w:tcW w:type="dxa" w:w="1512"/>
-            <w:tcMar>
-              <w:top w:w="80" w:type="dxa"/>
-              <w:bottom w:w="80" w:type="dxa"/>
-              <w:start w:w="120" w:type="dxa"/>
-              <w:end w:w="120" w:type="dxa"/>
-            </w:tcMar>
-            <w:vAlign w:val="center"/>
-          </w:tcPr>
-          <w:p>
-            <w:pPr>
-              <w:spacing w:after="0" w:line="264" w:lineRule="auto"/>
-            </w:pPr>
-            <w:r>
-              <w:rPr>
-                <w:rFonts w:ascii="Arial" w:hAnsi="Arial" w:eastAsia="Apple SD Gothic Neo"/>
-                <w:b w:val="0"/>
-                <w:sz w:val="17"/>
-              </w:rPr>
-              <w:t>버튼 숨김 처리</w:t>
-            </w:r>
-          </w:p>
-        </w:tc>
         <w:tc>
           <w:tcPr>
             <w:tcW w:type="dxa" w:w="1728"/>
@@ -6623,7 +6035,57 @@
                 <w:b w:val="0"/>
                 <w:sz w:val="17"/>
               </w:rPr>
-              <w:t>특정 설문 숨김</w:t>
+              <w:t>설문 노출</w:t>
+            </w:r>
+          </w:p>
+        </w:tc>
+        <w:tc>
+          <w:tcPr>
+            <w:tcW w:type="dxa" w:w="2232"/>
+            <w:tcMar>
+              <w:top w:w="80" w:type="dxa"/>
+              <w:bottom w:w="80" w:type="dxa"/>
+              <w:start w:w="120" w:type="dxa"/>
+              <w:end w:w="120" w:type="dxa"/>
+            </w:tcMar>
+            <w:vAlign w:val="center"/>
+          </w:tcPr>
+          <w:p>
+            <w:pPr>
+              <w:spacing w:after="0" w:line="264" w:lineRule="auto"/>
+            </w:pPr>
+            <w:r>
+              <w:rPr>
+                <w:rFonts w:ascii="Arial" w:hAnsi="Arial" w:eastAsia="Apple SD Gothic Neo"/>
+                <w:b w:val="0"/>
+                <w:sz w:val="17"/>
+              </w:rPr>
+              <w:t>보이기/가림 처리</w:t>
+            </w:r>
+          </w:p>
+        </w:tc>
+        <w:tc>
+          <w:tcPr>
+            <w:tcW w:type="dxa" w:w="2880"/>
+            <w:tcMar>
+              <w:top w:w="80" w:type="dxa"/>
+              <w:bottom w:w="80" w:type="dxa"/>
+              <w:start w:w="120" w:type="dxa"/>
+              <w:end w:w="120" w:type="dxa"/>
+            </w:tcMar>
+            <w:vAlign w:val="center"/>
+          </w:tcPr>
+          <w:p>
+            <w:pPr>
+              <w:spacing w:after="0" w:line="264" w:lineRule="auto"/>
+            </w:pPr>
+            <w:r>
+              <w:rPr>
+                <w:rFonts w:ascii="Arial" w:hAnsi="Arial" w:eastAsia="Apple SD Gothic Neo"/>
+                <w:b w:val="0"/>
+                <w:sz w:val="17"/>
+              </w:rPr>
+              <w:t>시스템 운영 &gt; 브랜딩 &gt; 외부 설문 노출</w:t>
             </w:r>
           </w:p>
         </w:tc>
@@ -6648,66 +6110,7 @@
                 <w:b w:val="0"/>
                 <w:sz w:val="17"/>
               </w:rPr>
-              <w:t>시스템 운영 &gt; 브랜딩 &gt; 외부 설문 노출</w:t>
-            </w:r>
-          </w:p>
-        </w:tc>
-        <w:tc>
-          <w:tcPr>
-            <w:tcW w:type="dxa" w:w="1440"/>
-            <w:tcMar>
-              <w:top w:w="80" w:type="dxa"/>
-              <w:bottom w:w="80" w:type="dxa"/>
-              <w:start w:w="120" w:type="dxa"/>
-              <w:end w:w="120" w:type="dxa"/>
-            </w:tcMar>
-            <w:vAlign w:val="center"/>
-          </w:tcPr>
-          <w:p>
-            <w:pPr>
-              <w:spacing w:after="0" w:line="264" w:lineRule="auto"/>
-            </w:pPr>
-            <w:r>
-              <w:rPr>
-                <w:rFonts w:ascii="Arial" w:hAnsi="Arial" w:eastAsia="Apple SD Gothic Neo"/>
-                <w:b w:val="0"/>
-                <w:sz w:val="17"/>
-              </w:rPr>
-              <w:t>가능</w:t>
-            </w:r>
-          </w:p>
-        </w:tc>
-        <w:tc>
-          <w:tcPr>
-            <w:tcW w:type="dxa" w:w="2160"/>
-            <w:tcMar>
-              <w:top w:w="80" w:type="dxa"/>
-              <w:bottom w:w="80" w:type="dxa"/>
-              <w:start w:w="120" w:type="dxa"/>
-              <w:end w:w="120" w:type="dxa"/>
-            </w:tcMar>
-            <w:vAlign w:val="center"/>
-          </w:tcPr>
-          <w:p>
-            <w:pPr>
-              <w:spacing w:after="0" w:line="264" w:lineRule="auto"/>
-            </w:pPr>
-            <w:r>
-              <w:rPr>
-                <w:rFonts w:ascii="Arial" w:hAnsi="Arial" w:eastAsia="Apple SD Gothic Neo"/>
-                <w:b w:val="0"/>
-                <w:i/>
-                <w:sz w:val="17"/>
-              </w:rPr>
-              <w:t>보임</w:t>
-            </w:r>
-            <w:r>
-              <w:rPr>
-                <w:rFonts w:ascii="Arial" w:hAnsi="Arial" w:eastAsia="Apple SD Gothic Neo"/>
-                <w:b w:val="0"/>
-                <w:sz w:val="17"/>
-              </w:rPr>
-              <w:t xml:space="preserve"> 체크 해제</w:t>
+              <w:t>설문별 노출 on/off</w:t>
             </w:r>
           </w:p>
         </w:tc>
@@ -6715,7 +6118,7 @@
       <w:tr>
         <w:tc>
           <w:tcPr>
-            <w:tcW w:type="dxa" w:w="1512"/>
+            <w:tcW w:type="dxa" w:w="1728"/>
             <w:tcMar>
               <w:top w:w="80" w:type="dxa"/>
               <w:bottom w:w="80" w:type="dxa"/>
@@ -6740,7 +6143,7 @@
         </w:tc>
         <w:tc>
           <w:tcPr>
-            <w:tcW w:type="dxa" w:w="1728"/>
+            <w:tcW w:type="dxa" w:w="2232"/>
             <w:tcMar>
               <w:top w:w="80" w:type="dxa"/>
               <w:bottom w:w="80" w:type="dxa"/>
@@ -6765,7 +6168,7 @@
         </w:tc>
         <w:tc>
           <w:tcPr>
-            <w:tcW w:type="dxa" w:w="2520"/>
+            <w:tcW w:type="dxa" w:w="2880"/>
             <w:tcMar>
               <w:top w:w="80" w:type="dxa"/>
               <w:bottom w:w="80" w:type="dxa"/>
@@ -6790,7 +6193,7 @@
         </w:tc>
         <w:tc>
           <w:tcPr>
-            <w:tcW w:type="dxa" w:w="1440"/>
+            <w:tcW w:type="dxa" w:w="2520"/>
             <w:tcMar>
               <w:top w:w="80" w:type="dxa"/>
               <w:bottom w:w="80" w:type="dxa"/>
@@ -6809,38 +6212,49 @@
                 <w:b w:val="0"/>
                 <w:sz w:val="17"/>
               </w:rPr>
-              <w:t>수정 가능</w:t>
-            </w:r>
-          </w:p>
-        </w:tc>
-        <w:tc>
-          <w:tcPr>
-            <w:tcW w:type="dxa" w:w="2160"/>
-            <w:tcMar>
-              <w:top w:w="80" w:type="dxa"/>
-              <w:bottom w:w="80" w:type="dxa"/>
-              <w:start w:w="120" w:type="dxa"/>
-              <w:end w:w="120" w:type="dxa"/>
-            </w:tcMar>
-            <w:vAlign w:val="center"/>
-          </w:tcPr>
-          <w:p>
-            <w:pPr>
-              <w:spacing w:after="0" w:line="264" w:lineRule="auto"/>
-            </w:pPr>
-            <w:r>
-              <w:rPr>
-                <w:rFonts w:ascii="Arial" w:hAnsi="Arial" w:eastAsia="Apple SD Gothic Neo"/>
-                <w:b w:val="0"/>
-                <w:sz w:val="17"/>
-              </w:rPr>
-              <w:t>Google Forms HTTPS 링크만 허용</w:t>
+              <w:t>링크 수정 및 유효성 검증</w:t>
             </w:r>
           </w:p>
         </w:tc>
       </w:tr>
     </w:tbl>
     <w:p/>
+    <w:p>
+      <w:r>
+        <w:rPr>
+          <w:rFonts w:ascii="Arial" w:hAnsi="Arial" w:eastAsia="Apple SD Gothic Neo"/>
+          <w:b w:val="0"/>
+          <w:sz w:val="22"/>
+        </w:rPr>
+        <w:t>필요 보완:</w:t>
+      </w:r>
+    </w:p>
+    <w:p>
+      <w:pPr>
+        <w:pStyle w:val="ListBullet"/>
+      </w:pPr>
+      <w:r>
+        <w:rPr>
+          <w:rFonts w:ascii="Arial" w:hAnsi="Arial" w:eastAsia="Apple SD Gothic Neo"/>
+          <w:b w:val="0"/>
+          <w:sz w:val="22"/>
+        </w:rPr>
+        <w:t>Image #7의 “보이기. 가림처리”는 설문별 노출 on/off 요구다.</w:t>
+      </w:r>
+    </w:p>
+    <w:p>
+      <w:pPr>
+        <w:pStyle w:val="ListBullet"/>
+      </w:pPr>
+      <w:r>
+        <w:rPr>
+          <w:rFonts w:ascii="Arial" w:hAnsi="Arial" w:eastAsia="Apple SD Gothic Neo"/>
+          <w:b w:val="0"/>
+          <w:sz w:val="22"/>
+        </w:rPr>
+        <w:t>설문 버튼명과 링크는 운영자가 직접 수정할 수 있어야 한다.</w:t>
+      </w:r>
+    </w:p>
     <w:p>
       <w:pPr>
         <w:pStyle w:val="Heading2"/>
@@ -6851,7 +6265,7 @@
           <w:b/>
           <w:sz w:val="28"/>
         </w:rPr>
-        <w:t>4.9 마이페이지 &gt; 사용설명서</w:t>
+        <w:t>3.9 마이페이지 &gt; 사용설명서</w:t>
       </w:r>
     </w:p>
     <w:p>
@@ -6880,17 +6294,15 @@
         </w:tblBorders>
       </w:tblPr>
       <w:tblGrid>
-        <w:gridCol w:w="1872"/>
-        <w:gridCol w:w="1872"/>
-        <w:gridCol w:w="1872"/>
-        <w:gridCol w:w="1872"/>
-        <w:gridCol w:w="1872"/>
+        <w:gridCol w:w="2340"/>
+        <w:gridCol w:w="2340"/>
+        <w:gridCol w:w="2340"/>
+        <w:gridCol w:w="2340"/>
       </w:tblGrid>
       <w:tr>
         <w:tc>
           <w:tcPr>
-            <w:tcW w:type="dxa" w:w="1512"/>
-            <w:shd w:fill="F8F9FA"/>
+            <w:tcW w:type="dxa" w:w="1728"/>
             <w:tcMar>
               <w:top w:w="80" w:type="dxa"/>
               <w:bottom w:w="80" w:type="dxa"/>
@@ -6898,10 +6310,11 @@
               <w:end w:w="120" w:type="dxa"/>
             </w:tcMar>
             <w:vAlign w:val="center"/>
+            <w:shd w:fill="F8F9FA"/>
           </w:tcPr>
           <w:p>
             <w:pPr>
-              <w:spacing w:after="0"/>
+              <w:spacing w:after="0" w:line="264" w:lineRule="auto"/>
             </w:pPr>
             <w:r>
               <w:rPr>
@@ -6915,8 +6328,7 @@
         </w:tc>
         <w:tc>
           <w:tcPr>
-            <w:tcW w:type="dxa" w:w="1728"/>
-            <w:shd w:fill="F8F9FA"/>
+            <w:tcW w:type="dxa" w:w="2232"/>
             <w:tcMar>
               <w:top w:w="80" w:type="dxa"/>
               <w:bottom w:w="80" w:type="dxa"/>
@@ -6924,10 +6336,11 @@
               <w:end w:w="120" w:type="dxa"/>
             </w:tcMar>
             <w:vAlign w:val="center"/>
+            <w:shd w:fill="F8F9FA"/>
           </w:tcPr>
           <w:p>
             <w:pPr>
-              <w:spacing w:after="0"/>
+              <w:spacing w:after="0" w:line="264" w:lineRule="auto"/>
             </w:pPr>
             <w:r>
               <w:rPr>
@@ -6935,14 +6348,13 @@
                 <w:b/>
                 <w:sz w:val="18"/>
               </w:rPr>
-              <w:t>예시 문구/버튼</w:t>
+              <w:t>예시</w:t>
             </w:r>
           </w:p>
         </w:tc>
         <w:tc>
           <w:tcPr>
-            <w:tcW w:type="dxa" w:w="2520"/>
-            <w:shd w:fill="F8F9FA"/>
+            <w:tcW w:type="dxa" w:w="2880"/>
             <w:tcMar>
               <w:top w:w="80" w:type="dxa"/>
               <w:bottom w:w="80" w:type="dxa"/>
@@ -6950,10 +6362,11 @@
               <w:end w:w="120" w:type="dxa"/>
             </w:tcMar>
             <w:vAlign w:val="center"/>
+            <w:shd w:fill="F8F9FA"/>
           </w:tcPr>
           <w:p>
             <w:pPr>
-              <w:spacing w:after="0"/>
+              <w:spacing w:after="0" w:line="264" w:lineRule="auto"/>
             </w:pPr>
             <w:r>
               <w:rPr>
@@ -6967,8 +6380,7 @@
         </w:tc>
         <w:tc>
           <w:tcPr>
-            <w:tcW w:type="dxa" w:w="1440"/>
-            <w:shd w:fill="F8F9FA"/>
+            <w:tcW w:type="dxa" w:w="2520"/>
             <w:tcMar>
               <w:top w:w="80" w:type="dxa"/>
               <w:bottom w:w="80" w:type="dxa"/>
@@ -6976,10 +6388,11 @@
               <w:end w:w="120" w:type="dxa"/>
             </w:tcMar>
             <w:vAlign w:val="center"/>
+            <w:shd w:fill="F8F9FA"/>
           </w:tcPr>
           <w:p>
             <w:pPr>
-              <w:spacing w:after="0"/>
+              <w:spacing w:after="0" w:line="264" w:lineRule="auto"/>
             </w:pPr>
             <w:r>
               <w:rPr>
@@ -6987,33 +6400,7 @@
                 <w:b/>
                 <w:sz w:val="18"/>
               </w:rPr>
-              <w:t>수정 가능 여부</w:t>
-            </w:r>
-          </w:p>
-        </w:tc>
-        <w:tc>
-          <w:tcPr>
-            <w:tcW w:type="dxa" w:w="2160"/>
-            <w:shd w:fill="F8F9FA"/>
-            <w:tcMar>
-              <w:top w:w="80" w:type="dxa"/>
-              <w:bottom w:w="80" w:type="dxa"/>
-              <w:start w:w="120" w:type="dxa"/>
-              <w:end w:w="120" w:type="dxa"/>
-            </w:tcMar>
-            <w:vAlign w:val="center"/>
-          </w:tcPr>
-          <w:p>
-            <w:pPr>
-              <w:spacing w:after="0"/>
-            </w:pPr>
-            <w:r>
-              <w:rPr>
-                <w:rFonts w:ascii="Arial" w:hAnsi="Arial" w:eastAsia="Apple SD Gothic Neo"/>
-                <w:b/>
-                <w:sz w:val="18"/>
-              </w:rPr>
-              <w:t>비고</w:t>
+              <w:t>필요한 기능</w:t>
             </w:r>
           </w:p>
         </w:tc>
@@ -7021,7 +6408,7 @@
       <w:tr>
         <w:tc>
           <w:tcPr>
-            <w:tcW w:type="dxa" w:w="1512"/>
+            <w:tcW w:type="dxa" w:w="1728"/>
             <w:tcMar>
               <w:top w:w="80" w:type="dxa"/>
               <w:bottom w:w="80" w:type="dxa"/>
@@ -7046,7 +6433,7 @@
         </w:tc>
         <w:tc>
           <w:tcPr>
-            <w:tcW w:type="dxa" w:w="1728"/>
+            <w:tcW w:type="dxa" w:w="2232"/>
             <w:tcMar>
               <w:top w:w="80" w:type="dxa"/>
               <w:bottom w:w="80" w:type="dxa"/>
@@ -7072,7 +6459,7 @@
         </w:tc>
         <w:tc>
           <w:tcPr>
-            <w:tcW w:type="dxa" w:w="2520"/>
+            <w:tcW w:type="dxa" w:w="2880"/>
             <w:tcMar>
               <w:top w:w="80" w:type="dxa"/>
               <w:bottom w:w="80" w:type="dxa"/>
@@ -7091,118 +6478,7 @@
                 <w:b w:val="0"/>
                 <w:sz w:val="17"/>
               </w:rPr>
-              <w:t>현재 관리자 수정 대상 아님</w:t>
-            </w:r>
-          </w:p>
-        </w:tc>
-        <w:tc>
-          <w:tcPr>
-            <w:tcW w:type="dxa" w:w="1440"/>
-            <w:tcMar>
-              <w:top w:w="80" w:type="dxa"/>
-              <w:bottom w:w="80" w:type="dxa"/>
-              <w:start w:w="120" w:type="dxa"/>
-              <w:end w:w="120" w:type="dxa"/>
-            </w:tcMar>
-            <w:vAlign w:val="center"/>
-          </w:tcPr>
-          <w:p>
-            <w:pPr>
-              <w:spacing w:after="0" w:line="264" w:lineRule="auto"/>
-            </w:pPr>
-            <w:r>
-              <w:rPr>
-                <w:rFonts w:ascii="Arial" w:hAnsi="Arial" w:eastAsia="Apple SD Gothic Neo"/>
-                <w:b w:val="0"/>
-                <w:sz w:val="17"/>
-              </w:rPr>
-              <w:t>불가</w:t>
-            </w:r>
-          </w:p>
-        </w:tc>
-        <w:tc>
-          <w:tcPr>
-            <w:tcW w:type="dxa" w:w="2160"/>
-            <w:tcMar>
-              <w:top w:w="80" w:type="dxa"/>
-              <w:bottom w:w="80" w:type="dxa"/>
-              <w:start w:w="120" w:type="dxa"/>
-              <w:end w:w="120" w:type="dxa"/>
-            </w:tcMar>
-            <w:vAlign w:val="center"/>
-          </w:tcPr>
-          <w:p>
-            <w:pPr>
-              <w:spacing w:after="0" w:line="264" w:lineRule="auto"/>
-            </w:pPr>
-            <w:r>
-              <w:rPr>
-                <w:rFonts w:ascii="Arial" w:hAnsi="Arial" w:eastAsia="Apple SD Gothic Neo"/>
-                <w:b w:val="0"/>
-                <w:sz w:val="17"/>
-              </w:rPr>
-              <w:t>앱 화면 고정 영역</w:t>
-            </w:r>
-          </w:p>
-        </w:tc>
-      </w:tr>
-      <w:tr>
-        <w:tc>
-          <w:tcPr>
-            <w:tcW w:type="dxa" w:w="1512"/>
-            <w:tcMar>
-              <w:top w:w="80" w:type="dxa"/>
-              <w:bottom w:w="80" w:type="dxa"/>
-              <w:start w:w="120" w:type="dxa"/>
-              <w:end w:w="120" w:type="dxa"/>
-            </w:tcMar>
-            <w:vAlign w:val="center"/>
-          </w:tcPr>
-          <w:p>
-            <w:pPr>
-              <w:spacing w:after="0" w:line="264" w:lineRule="auto"/>
-            </w:pPr>
-            <w:r>
-              <w:rPr>
-                <w:rFonts w:ascii="Arial" w:hAnsi="Arial" w:eastAsia="Apple SD Gothic Neo"/>
-                <w:b w:val="0"/>
-                <w:i/>
-                <w:sz w:val="17"/>
-              </w:rPr>
-              <w:t>사용설명서 보기</w:t>
-            </w:r>
-            <w:r>
-              <w:rPr>
-                <w:rFonts w:ascii="Arial" w:hAnsi="Arial" w:eastAsia="Apple SD Gothic Neo"/>
-                <w:b w:val="0"/>
-                <w:sz w:val="17"/>
-              </w:rPr>
-              <w:t xml:space="preserve"> 버튼</w:t>
-            </w:r>
-          </w:p>
-        </w:tc>
-        <w:tc>
-          <w:tcPr>
-            <w:tcW w:type="dxa" w:w="1728"/>
-            <w:tcMar>
-              <w:top w:w="80" w:type="dxa"/>
-              <w:bottom w:w="80" w:type="dxa"/>
-              <w:start w:w="120" w:type="dxa"/>
-              <w:end w:w="120" w:type="dxa"/>
-            </w:tcMar>
-            <w:vAlign w:val="center"/>
-          </w:tcPr>
-          <w:p>
-            <w:pPr>
-              <w:spacing w:after="0" w:line="264" w:lineRule="auto"/>
-            </w:pPr>
-            <w:r>
-              <w:rPr>
-                <w:rFonts w:ascii="Arial" w:hAnsi="Arial" w:eastAsia="Apple SD Gothic Neo"/>
-                <w:b w:val="0"/>
-                <w:sz w:val="17"/>
-              </w:rPr>
-              <w:t>고정 버튼</w:t>
+              <w:t>시스템 운영 &gt; 브랜딩 또는 앱 UI 문구 관리</w:t>
             </w:r>
           </w:p>
         </w:tc>
@@ -7227,13 +6503,15 @@
                 <w:b w:val="0"/>
                 <w:sz w:val="17"/>
               </w:rPr>
-              <w:t>현재 관리자 수정 대상 아님</w:t>
+              <w:t>섹션명 수정 여부 결정</w:t>
             </w:r>
           </w:p>
         </w:tc>
+      </w:tr>
+      <w:tr>
         <w:tc>
           <w:tcPr>
-            <w:tcW w:type="dxa" w:w="1440"/>
+            <w:tcW w:type="dxa" w:w="1728"/>
             <w:tcMar>
               <w:top w:w="80" w:type="dxa"/>
               <w:bottom w:w="80" w:type="dxa"/>
@@ -7252,13 +6530,39 @@
                 <w:b w:val="0"/>
                 <w:sz w:val="17"/>
               </w:rPr>
-              <w:t>불가</w:t>
+              <w:t>사용설명서 버튼</w:t>
             </w:r>
           </w:p>
         </w:tc>
         <w:tc>
           <w:tcPr>
-            <w:tcW w:type="dxa" w:w="2160"/>
+            <w:tcW w:type="dxa" w:w="2232"/>
+            <w:tcMar>
+              <w:top w:w="80" w:type="dxa"/>
+              <w:bottom w:w="80" w:type="dxa"/>
+              <w:start w:w="120" w:type="dxa"/>
+              <w:end w:w="120" w:type="dxa"/>
+            </w:tcMar>
+            <w:vAlign w:val="center"/>
+          </w:tcPr>
+          <w:p>
+            <w:pPr>
+              <w:spacing w:after="0" w:line="264" w:lineRule="auto"/>
+            </w:pPr>
+            <w:r>
+              <w:rPr>
+                <w:rFonts w:ascii="Arial" w:hAnsi="Arial" w:eastAsia="Apple SD Gothic Neo"/>
+                <w:b w:val="0"/>
+                <w:i/>
+                <w:sz w:val="17"/>
+              </w:rPr>
+              <w:t>사용설명서 보기</w:t>
+            </w:r>
+          </w:p>
+        </w:tc>
+        <w:tc>
+          <w:tcPr>
+            <w:tcW w:type="dxa" w:w="2880"/>
             <w:tcMar>
               <w:top w:w="80" w:type="dxa"/>
               <w:bottom w:w="80" w:type="dxa"/>
@@ -7277,128 +6581,10 @@
                 <w:b w:val="0"/>
                 <w:sz w:val="17"/>
               </w:rPr>
-              <w:t>앱 내부 링크/화면으로 연결</w:t>
+              <w:t>시스템 운영 &gt; 브랜딩 또는 앱 UI 문구 관리</w:t>
             </w:r>
           </w:p>
         </w:tc>
-      </w:tr>
-    </w:tbl>
-    <w:p/>
-    <w:p/>
-    <w:p>
-      <w:pPr>
-        <w:pStyle w:val="Heading1"/>
-      </w:pPr>
-      <w:r>
-        <w:rPr>
-          <w:rFonts w:ascii="Arial" w:hAnsi="Arial" w:eastAsia="Apple SD Gothic Neo"/>
-          <w:b/>
-          <w:sz w:val="32"/>
-        </w:rPr>
-        <w:t>5. 관리자 메뉴 기준 요약</w:t>
-      </w:r>
-    </w:p>
-    <w:tbl>
-      <w:tblPr>
-        <w:tblW w:type="auto" w:w="0"/>
-        <w:jc w:val="left"/>
-        <w:tblLayout w:type="fixed"/>
-        <w:tblLook w:firstColumn="1" w:firstRow="1" w:lastColumn="0" w:lastRow="0" w:noHBand="0" w:noVBand="1" w:val="04A0"/>
-        <w:tblBorders>
-          <w:top w:val="single" w:sz="4" w:space="0" w:color="DADCE0"/>
-          <w:left w:val="single" w:sz="4" w:space="0" w:color="DADCE0"/>
-          <w:bottom w:val="single" w:sz="4" w:space="0" w:color="DADCE0"/>
-          <w:right w:val="single" w:sz="4" w:space="0" w:color="DADCE0"/>
-          <w:insideH w:val="single" w:sz="4" w:space="0" w:color="DADCE0"/>
-          <w:insideV w:val="single" w:sz="4" w:space="0" w:color="DADCE0"/>
-        </w:tblBorders>
-      </w:tblPr>
-      <w:tblGrid>
-        <w:gridCol w:w="3120"/>
-        <w:gridCol w:w="3120"/>
-        <w:gridCol w:w="3120"/>
-      </w:tblGrid>
-      <w:tr>
-        <w:tc>
-          <w:tcPr>
-            <w:tcW w:type="dxa" w:w="2520"/>
-            <w:shd w:fill="F8F9FA"/>
-            <w:tcMar>
-              <w:top w:w="80" w:type="dxa"/>
-              <w:bottom w:w="80" w:type="dxa"/>
-              <w:start w:w="120" w:type="dxa"/>
-              <w:end w:w="120" w:type="dxa"/>
-            </w:tcMar>
-            <w:vAlign w:val="center"/>
-          </w:tcPr>
-          <w:p>
-            <w:pPr>
-              <w:spacing w:after="0"/>
-            </w:pPr>
-            <w:r>
-              <w:rPr>
-                <w:rFonts w:ascii="Arial" w:hAnsi="Arial" w:eastAsia="Apple SD Gothic Neo"/>
-                <w:b/>
-                <w:sz w:val="18"/>
-              </w:rPr>
-              <w:t>관리자 메뉴</w:t>
-            </w:r>
-          </w:p>
-        </w:tc>
-        <w:tc>
-          <w:tcPr>
-            <w:tcW w:type="dxa" w:w="3816"/>
-            <w:shd w:fill="F8F9FA"/>
-            <w:tcMar>
-              <w:top w:w="80" w:type="dxa"/>
-              <w:bottom w:w="80" w:type="dxa"/>
-              <w:start w:w="120" w:type="dxa"/>
-              <w:end w:w="120" w:type="dxa"/>
-            </w:tcMar>
-            <w:vAlign w:val="center"/>
-          </w:tcPr>
-          <w:p>
-            <w:pPr>
-              <w:spacing w:after="0"/>
-            </w:pPr>
-            <w:r>
-              <w:rPr>
-                <w:rFonts w:ascii="Arial" w:hAnsi="Arial" w:eastAsia="Apple SD Gothic Neo"/>
-                <w:b/>
-                <w:sz w:val="18"/>
-              </w:rPr>
-              <w:t>앱에서 영향받는 영역</w:t>
-            </w:r>
-          </w:p>
-        </w:tc>
-        <w:tc>
-          <w:tcPr>
-            <w:tcW w:type="dxa" w:w="3024"/>
-            <w:shd w:fill="F8F9FA"/>
-            <w:tcMar>
-              <w:top w:w="80" w:type="dxa"/>
-              <w:bottom w:w="80" w:type="dxa"/>
-              <w:start w:w="120" w:type="dxa"/>
-              <w:end w:w="120" w:type="dxa"/>
-            </w:tcMar>
-            <w:vAlign w:val="center"/>
-          </w:tcPr>
-          <w:p>
-            <w:pPr>
-              <w:spacing w:after="0"/>
-            </w:pPr>
-            <w:r>
-              <w:rPr>
-                <w:rFonts w:ascii="Arial" w:hAnsi="Arial" w:eastAsia="Apple SD Gothic Neo"/>
-                <w:b/>
-                <w:sz w:val="18"/>
-              </w:rPr>
-              <w:t>주요 수정 항목</w:t>
-            </w:r>
-          </w:p>
-        </w:tc>
-      </w:tr>
-      <w:tr>
         <w:tc>
           <w:tcPr>
             <w:tcW w:type="dxa" w:w="2520"/>
@@ -7420,603 +6606,36 @@
                 <w:b w:val="0"/>
                 <w:sz w:val="17"/>
               </w:rPr>
-              <w:t>자산 관리 &gt; 주차별</w:t>
-            </w:r>
-          </w:p>
-        </w:tc>
-        <w:tc>
-          <w:tcPr>
-            <w:tcW w:type="dxa" w:w="3816"/>
-            <w:tcMar>
-              <w:top w:w="80" w:type="dxa"/>
-              <w:bottom w:w="80" w:type="dxa"/>
-              <w:start w:w="120" w:type="dxa"/>
-              <w:end w:w="120" w:type="dxa"/>
-            </w:tcMar>
-            <w:vAlign w:val="center"/>
-          </w:tcPr>
-          <w:p>
-            <w:pPr>
-              <w:spacing w:after="0" w:line="264" w:lineRule="auto"/>
-            </w:pPr>
-            <w:r>
-              <w:rPr>
-                <w:rFonts w:ascii="Arial" w:hAnsi="Arial" w:eastAsia="Apple SD Gothic Neo"/>
-                <w:b w:val="0"/>
-                <w:sz w:val="17"/>
-              </w:rPr>
-              <w:t>오늘 아기는요, 오늘 엄마는요, 체크리스트, 태교 질문, 임신백과</w:t>
-            </w:r>
-          </w:p>
-        </w:tc>
-        <w:tc>
-          <w:tcPr>
-            <w:tcW w:type="dxa" w:w="3024"/>
-            <w:tcMar>
-              <w:top w:w="80" w:type="dxa"/>
-              <w:bottom w:w="80" w:type="dxa"/>
-              <w:start w:w="120" w:type="dxa"/>
-              <w:end w:w="120" w:type="dxa"/>
-            </w:tcMar>
-            <w:vAlign w:val="center"/>
-          </w:tcPr>
-          <w:p>
-            <w:pPr>
-              <w:spacing w:after="0" w:line="264" w:lineRule="auto"/>
-            </w:pPr>
-            <w:r>
-              <w:rPr>
-                <w:rFonts w:ascii="Arial" w:hAnsi="Arial" w:eastAsia="Apple SD Gothic Neo"/>
-                <w:b w:val="0"/>
-                <w:sz w:val="17"/>
-              </w:rPr>
-              <w:t>주차 기본 정보, 일별 본문, 체크리스트, 질문, 이미지, 노출본</w:t>
-            </w:r>
-          </w:p>
-        </w:tc>
-      </w:tr>
-      <w:tr>
-        <w:tc>
-          <w:tcPr>
-            <w:tcW w:type="dxa" w:w="2520"/>
-            <w:tcMar>
-              <w:top w:w="80" w:type="dxa"/>
-              <w:bottom w:w="80" w:type="dxa"/>
-              <w:start w:w="120" w:type="dxa"/>
-              <w:end w:w="120" w:type="dxa"/>
-            </w:tcMar>
-            <w:vAlign w:val="center"/>
-          </w:tcPr>
-          <w:p>
-            <w:pPr>
-              <w:spacing w:after="0" w:line="264" w:lineRule="auto"/>
-            </w:pPr>
-            <w:r>
-              <w:rPr>
-                <w:rFonts w:ascii="Arial" w:hAnsi="Arial" w:eastAsia="Apple SD Gothic Neo"/>
-                <w:b w:val="0"/>
-                <w:sz w:val="17"/>
-              </w:rPr>
-              <w:t>자산 관리 &gt; 공통 풀 &gt; 홈 위안 풀</w:t>
-            </w:r>
-          </w:p>
-        </w:tc>
-        <w:tc>
-          <w:tcPr>
-            <w:tcW w:type="dxa" w:w="3816"/>
-            <w:tcMar>
-              <w:top w:w="80" w:type="dxa"/>
-              <w:bottom w:w="80" w:type="dxa"/>
-              <w:start w:w="120" w:type="dxa"/>
-              <w:end w:w="120" w:type="dxa"/>
-            </w:tcMar>
-            <w:vAlign w:val="center"/>
-          </w:tcPr>
-          <w:p>
-            <w:pPr>
-              <w:spacing w:after="0" w:line="264" w:lineRule="auto"/>
-            </w:pPr>
-            <w:r>
-              <w:rPr>
-                <w:rFonts w:ascii="Arial" w:hAnsi="Arial" w:eastAsia="Apple SD Gothic Neo"/>
-                <w:b w:val="0"/>
-                <w:sz w:val="17"/>
-              </w:rPr>
-              <w:t>홈 상단 말풍선, 오늘의 한마디, 응원 문구</w:t>
-            </w:r>
-          </w:p>
-        </w:tc>
-        <w:tc>
-          <w:tcPr>
-            <w:tcW w:type="dxa" w:w="3024"/>
-            <w:tcMar>
-              <w:top w:w="80" w:type="dxa"/>
-              <w:bottom w:w="80" w:type="dxa"/>
-              <w:start w:w="120" w:type="dxa"/>
-              <w:end w:w="120" w:type="dxa"/>
-            </w:tcMar>
-            <w:vAlign w:val="center"/>
-          </w:tcPr>
-          <w:p>
-            <w:pPr>
-              <w:spacing w:after="0" w:line="264" w:lineRule="auto"/>
-            </w:pPr>
-            <w:r>
-              <w:rPr>
-                <w:rFonts w:ascii="Arial" w:hAnsi="Arial" w:eastAsia="Apple SD Gothic Neo"/>
-                <w:b w:val="0"/>
-                <w:sz w:val="17"/>
-              </w:rPr>
-              <w:t>위치, 제목, 본문, 대상, 게시 상태, 순서</w:t>
-            </w:r>
-          </w:p>
-        </w:tc>
-      </w:tr>
-      <w:tr>
-        <w:tc>
-          <w:tcPr>
-            <w:tcW w:type="dxa" w:w="2520"/>
-            <w:tcMar>
-              <w:top w:w="80" w:type="dxa"/>
-              <w:bottom w:w="80" w:type="dxa"/>
-              <w:start w:w="120" w:type="dxa"/>
-              <w:end w:w="120" w:type="dxa"/>
-            </w:tcMar>
-            <w:vAlign w:val="center"/>
-          </w:tcPr>
-          <w:p>
-            <w:pPr>
-              <w:spacing w:after="0" w:line="264" w:lineRule="auto"/>
-            </w:pPr>
-            <w:r>
-              <w:rPr>
-                <w:rFonts w:ascii="Arial" w:hAnsi="Arial" w:eastAsia="Apple SD Gothic Neo"/>
-                <w:b w:val="0"/>
-                <w:sz w:val="17"/>
-              </w:rPr>
-              <w:t>자산 관리 &gt; 공통 풀 &gt; 아기 위안 풀</w:t>
-            </w:r>
-          </w:p>
-        </w:tc>
-        <w:tc>
-          <w:tcPr>
-            <w:tcW w:type="dxa" w:w="3816"/>
-            <w:tcMar>
-              <w:top w:w="80" w:type="dxa"/>
-              <w:bottom w:w="80" w:type="dxa"/>
-              <w:start w:w="120" w:type="dxa"/>
-              <w:end w:w="120" w:type="dxa"/>
-            </w:tcMar>
-            <w:vAlign w:val="center"/>
-          </w:tcPr>
-          <w:p>
-            <w:pPr>
-              <w:spacing w:after="0" w:line="264" w:lineRule="auto"/>
-            </w:pPr>
-            <w:r>
-              <w:rPr>
-                <w:rFonts w:ascii="Arial" w:hAnsi="Arial" w:eastAsia="Apple SD Gothic Neo"/>
-                <w:b w:val="0"/>
-                <w:sz w:val="17"/>
-              </w:rPr>
-              <w:t>대화/홈 보조 위안 문구</w:t>
-            </w:r>
-          </w:p>
-        </w:tc>
-        <w:tc>
-          <w:tcPr>
-            <w:tcW w:type="dxa" w:w="3024"/>
-            <w:tcMar>
-              <w:top w:w="80" w:type="dxa"/>
-              <w:bottom w:w="80" w:type="dxa"/>
-              <w:start w:w="120" w:type="dxa"/>
-              <w:end w:w="120" w:type="dxa"/>
-            </w:tcMar>
-            <w:vAlign w:val="center"/>
-          </w:tcPr>
-          <w:p>
-            <w:pPr>
-              <w:spacing w:after="0" w:line="264" w:lineRule="auto"/>
-            </w:pPr>
-            <w:r>
-              <w:rPr>
-                <w:rFonts w:ascii="Arial" w:hAnsi="Arial" w:eastAsia="Apple SD Gothic Neo"/>
-                <w:b w:val="0"/>
-                <w:sz w:val="17"/>
-              </w:rPr>
-              <w:t>주차 태그, 기분 태그, 문구, 활성 여부</w:t>
-            </w:r>
-          </w:p>
-        </w:tc>
-      </w:tr>
-      <w:tr>
-        <w:tc>
-          <w:tcPr>
-            <w:tcW w:type="dxa" w:w="2520"/>
-            <w:tcMar>
-              <w:top w:w="80" w:type="dxa"/>
-              <w:bottom w:w="80" w:type="dxa"/>
-              <w:start w:w="120" w:type="dxa"/>
-              <w:end w:w="120" w:type="dxa"/>
-            </w:tcMar>
-            <w:vAlign w:val="center"/>
-          </w:tcPr>
-          <w:p>
-            <w:pPr>
-              <w:spacing w:after="0" w:line="264" w:lineRule="auto"/>
-            </w:pPr>
-            <w:r>
-              <w:rPr>
-                <w:rFonts w:ascii="Arial" w:hAnsi="Arial" w:eastAsia="Apple SD Gothic Neo"/>
-                <w:b w:val="0"/>
-                <w:sz w:val="17"/>
-              </w:rPr>
-              <w:t>자산 관리 &gt; 공통 풀 &gt; 캐릭터 이미지</w:t>
-            </w:r>
-          </w:p>
-        </w:tc>
-        <w:tc>
-          <w:tcPr>
-            <w:tcW w:type="dxa" w:w="3816"/>
-            <w:tcMar>
-              <w:top w:w="80" w:type="dxa"/>
-              <w:bottom w:w="80" w:type="dxa"/>
-              <w:start w:w="120" w:type="dxa"/>
-              <w:end w:w="120" w:type="dxa"/>
-            </w:tcMar>
-            <w:vAlign w:val="center"/>
-          </w:tcPr>
-          <w:p>
-            <w:pPr>
-              <w:spacing w:after="0" w:line="264" w:lineRule="auto"/>
-            </w:pPr>
-            <w:r>
-              <w:rPr>
-                <w:rFonts w:ascii="Arial" w:hAnsi="Arial" w:eastAsia="Apple SD Gothic Neo"/>
-                <w:b w:val="0"/>
-                <w:sz w:val="17"/>
-              </w:rPr>
-              <w:t>대화 캐릭터 이미지</w:t>
-            </w:r>
-          </w:p>
-        </w:tc>
-        <w:tc>
-          <w:tcPr>
-            <w:tcW w:type="dxa" w:w="3024"/>
-            <w:tcMar>
-              <w:top w:w="80" w:type="dxa"/>
-              <w:bottom w:w="80" w:type="dxa"/>
-              <w:start w:w="120" w:type="dxa"/>
-              <w:end w:w="120" w:type="dxa"/>
-            </w:tcMar>
-            <w:vAlign w:val="center"/>
-          </w:tcPr>
-          <w:p>
-            <w:pPr>
-              <w:spacing w:after="0" w:line="264" w:lineRule="auto"/>
-            </w:pPr>
-            <w:r>
-              <w:rPr>
-                <w:rFonts w:ascii="Arial" w:hAnsi="Arial" w:eastAsia="Apple SD Gothic Neo"/>
-                <w:b w:val="0"/>
-                <w:sz w:val="17"/>
-              </w:rPr>
-              <w:t>기본/차분/기쁨/걱정/피곤/슬픔 이미지</w:t>
-            </w:r>
-          </w:p>
-        </w:tc>
-      </w:tr>
-      <w:tr>
-        <w:tc>
-          <w:tcPr>
-            <w:tcW w:type="dxa" w:w="2520"/>
-            <w:tcMar>
-              <w:top w:w="80" w:type="dxa"/>
-              <w:bottom w:w="80" w:type="dxa"/>
-              <w:start w:w="120" w:type="dxa"/>
-              <w:end w:w="120" w:type="dxa"/>
-            </w:tcMar>
-            <w:vAlign w:val="center"/>
-          </w:tcPr>
-          <w:p>
-            <w:pPr>
-              <w:spacing w:after="0" w:line="264" w:lineRule="auto"/>
-            </w:pPr>
-            <w:r>
-              <w:rPr>
-                <w:rFonts w:ascii="Arial" w:hAnsi="Arial" w:eastAsia="Apple SD Gothic Neo"/>
-                <w:b w:val="0"/>
-                <w:sz w:val="17"/>
-              </w:rPr>
-              <w:t>대화 엔진 &gt; 워크플로우</w:t>
-            </w:r>
-          </w:p>
-        </w:tc>
-        <w:tc>
-          <w:tcPr>
-            <w:tcW w:type="dxa" w:w="3816"/>
-            <w:tcMar>
-              <w:top w:w="80" w:type="dxa"/>
-              <w:bottom w:w="80" w:type="dxa"/>
-              <w:start w:w="120" w:type="dxa"/>
-              <w:end w:w="120" w:type="dxa"/>
-            </w:tcMar>
-            <w:vAlign w:val="center"/>
-          </w:tcPr>
-          <w:p>
-            <w:pPr>
-              <w:spacing w:after="0" w:line="264" w:lineRule="auto"/>
-            </w:pPr>
-            <w:r>
-              <w:rPr>
-                <w:rFonts w:ascii="Arial" w:hAnsi="Arial" w:eastAsia="Apple SD Gothic Neo"/>
-                <w:b w:val="0"/>
-                <w:sz w:val="17"/>
-              </w:rPr>
-              <w:t>기분 선택, 주차 정보 제안, 태교 질문 흐름, 자유대화 전환</w:t>
-            </w:r>
-          </w:p>
-        </w:tc>
-        <w:tc>
-          <w:tcPr>
-            <w:tcW w:type="dxa" w:w="3024"/>
-            <w:tcMar>
-              <w:top w:w="80" w:type="dxa"/>
-              <w:bottom w:w="80" w:type="dxa"/>
-              <w:start w:w="120" w:type="dxa"/>
-              <w:end w:w="120" w:type="dxa"/>
-            </w:tcMar>
-            <w:vAlign w:val="center"/>
-          </w:tcPr>
-          <w:p>
-            <w:pPr>
-              <w:spacing w:after="0" w:line="264" w:lineRule="auto"/>
-            </w:pPr>
-            <w:r>
-              <w:rPr>
-                <w:rFonts w:ascii="Arial" w:hAnsi="Arial" w:eastAsia="Apple SD Gothic Neo"/>
-                <w:b w:val="0"/>
-                <w:sz w:val="17"/>
-              </w:rPr>
-              <w:t>단계별 프롬프트, 버튼, 응답 흐름</w:t>
-            </w:r>
-          </w:p>
-        </w:tc>
-      </w:tr>
-      <w:tr>
-        <w:tc>
-          <w:tcPr>
-            <w:tcW w:type="dxa" w:w="2520"/>
-            <w:tcMar>
-              <w:top w:w="80" w:type="dxa"/>
-              <w:bottom w:w="80" w:type="dxa"/>
-              <w:start w:w="120" w:type="dxa"/>
-              <w:end w:w="120" w:type="dxa"/>
-            </w:tcMar>
-            <w:vAlign w:val="center"/>
-          </w:tcPr>
-          <w:p>
-            <w:pPr>
-              <w:spacing w:after="0" w:line="264" w:lineRule="auto"/>
-            </w:pPr>
-            <w:r>
-              <w:rPr>
-                <w:rFonts w:ascii="Arial" w:hAnsi="Arial" w:eastAsia="Apple SD Gothic Neo"/>
-                <w:b w:val="0"/>
-                <w:sz w:val="17"/>
-              </w:rPr>
-              <w:t>대화 엔진 &gt; 기분별 변주</w:t>
-            </w:r>
-          </w:p>
-        </w:tc>
-        <w:tc>
-          <w:tcPr>
-            <w:tcW w:type="dxa" w:w="3816"/>
-            <w:tcMar>
-              <w:top w:w="80" w:type="dxa"/>
-              <w:bottom w:w="80" w:type="dxa"/>
-              <w:start w:w="120" w:type="dxa"/>
-              <w:end w:w="120" w:type="dxa"/>
-            </w:tcMar>
-            <w:vAlign w:val="center"/>
-          </w:tcPr>
-          <w:p>
-            <w:pPr>
-              <w:spacing w:after="0" w:line="264" w:lineRule="auto"/>
-            </w:pPr>
-            <w:r>
-              <w:rPr>
-                <w:rFonts w:ascii="Arial" w:hAnsi="Arial" w:eastAsia="Apple SD Gothic Neo"/>
-                <w:b w:val="0"/>
-                <w:sz w:val="17"/>
-              </w:rPr>
-              <w:t>기분 선택 직후 공감 문장</w:t>
-            </w:r>
-          </w:p>
-        </w:tc>
-        <w:tc>
-          <w:tcPr>
-            <w:tcW w:type="dxa" w:w="3024"/>
-            <w:tcMar>
-              <w:top w:w="80" w:type="dxa"/>
-              <w:bottom w:w="80" w:type="dxa"/>
-              <w:start w:w="120" w:type="dxa"/>
-              <w:end w:w="120" w:type="dxa"/>
-            </w:tcMar>
-            <w:vAlign w:val="center"/>
-          </w:tcPr>
-          <w:p>
-            <w:pPr>
-              <w:spacing w:after="0" w:line="264" w:lineRule="auto"/>
-            </w:pPr>
-            <w:r>
-              <w:rPr>
-                <w:rFonts w:ascii="Arial" w:hAnsi="Arial" w:eastAsia="Apple SD Gothic Neo"/>
-                <w:b w:val="0"/>
-                <w:sz w:val="17"/>
-              </w:rPr>
-              <w:t>시나리오별/기분별 문구 후보</w:t>
-            </w:r>
-          </w:p>
-        </w:tc>
-      </w:tr>
-      <w:tr>
-        <w:tc>
-          <w:tcPr>
-            <w:tcW w:type="dxa" w:w="2520"/>
-            <w:tcMar>
-              <w:top w:w="80" w:type="dxa"/>
-              <w:bottom w:w="80" w:type="dxa"/>
-              <w:start w:w="120" w:type="dxa"/>
-              <w:end w:w="120" w:type="dxa"/>
-            </w:tcMar>
-            <w:vAlign w:val="center"/>
-          </w:tcPr>
-          <w:p>
-            <w:pPr>
-              <w:spacing w:after="0" w:line="264" w:lineRule="auto"/>
-            </w:pPr>
-            <w:r>
-              <w:rPr>
-                <w:rFonts w:ascii="Arial" w:hAnsi="Arial" w:eastAsia="Apple SD Gothic Neo"/>
-                <w:b w:val="0"/>
-                <w:sz w:val="17"/>
-              </w:rPr>
-              <w:t>시스템 운영 &gt; 브랜딩</w:t>
-            </w:r>
-          </w:p>
-        </w:tc>
-        <w:tc>
-          <w:tcPr>
-            <w:tcW w:type="dxa" w:w="3816"/>
-            <w:tcMar>
-              <w:top w:w="80" w:type="dxa"/>
-              <w:bottom w:w="80" w:type="dxa"/>
-              <w:start w:w="120" w:type="dxa"/>
-              <w:end w:w="120" w:type="dxa"/>
-            </w:tcMar>
-            <w:vAlign w:val="center"/>
-          </w:tcPr>
-          <w:p>
-            <w:pPr>
-              <w:spacing w:after="0" w:line="264" w:lineRule="auto"/>
-            </w:pPr>
-            <w:r>
-              <w:rPr>
-                <w:rFonts w:ascii="Arial" w:hAnsi="Arial" w:eastAsia="Apple SD Gothic Neo"/>
-                <w:b w:val="0"/>
-                <w:sz w:val="17"/>
-              </w:rPr>
-              <w:t>마이페이지 외부 설문, FAB 마스코트</w:t>
-            </w:r>
-          </w:p>
-        </w:tc>
-        <w:tc>
-          <w:tcPr>
-            <w:tcW w:type="dxa" w:w="3024"/>
-            <w:tcMar>
-              <w:top w:w="80" w:type="dxa"/>
-              <w:bottom w:w="80" w:type="dxa"/>
-              <w:start w:w="120" w:type="dxa"/>
-              <w:end w:w="120" w:type="dxa"/>
-            </w:tcMar>
-            <w:vAlign w:val="center"/>
-          </w:tcPr>
-          <w:p>
-            <w:pPr>
-              <w:spacing w:after="0" w:line="264" w:lineRule="auto"/>
-            </w:pPr>
-            <w:r>
-              <w:rPr>
-                <w:rFonts w:ascii="Arial" w:hAnsi="Arial" w:eastAsia="Apple SD Gothic Neo"/>
-                <w:b w:val="0"/>
-                <w:sz w:val="17"/>
-              </w:rPr>
-              <w:t>설문 이름, 링크, 보임/숨김, 마스코트 이미지</w:t>
-            </w:r>
-          </w:p>
-        </w:tc>
-      </w:tr>
-      <w:tr>
-        <w:tc>
-          <w:tcPr>
-            <w:tcW w:type="dxa" w:w="2520"/>
-            <w:tcMar>
-              <w:top w:w="80" w:type="dxa"/>
-              <w:bottom w:w="80" w:type="dxa"/>
-              <w:start w:w="120" w:type="dxa"/>
-              <w:end w:w="120" w:type="dxa"/>
-            </w:tcMar>
-            <w:vAlign w:val="center"/>
-          </w:tcPr>
-          <w:p>
-            <w:pPr>
-              <w:spacing w:after="0" w:line="264" w:lineRule="auto"/>
-            </w:pPr>
-            <w:r>
-              <w:rPr>
-                <w:rFonts w:ascii="Arial" w:hAnsi="Arial" w:eastAsia="Apple SD Gothic Neo"/>
-                <w:b w:val="0"/>
-                <w:sz w:val="17"/>
-              </w:rPr>
-              <w:t>채팅 로그 &gt; 유저 상세</w:t>
-            </w:r>
-          </w:p>
-        </w:tc>
-        <w:tc>
-          <w:tcPr>
-            <w:tcW w:type="dxa" w:w="3816"/>
-            <w:tcMar>
-              <w:top w:w="80" w:type="dxa"/>
-              <w:bottom w:w="80" w:type="dxa"/>
-              <w:start w:w="120" w:type="dxa"/>
-              <w:end w:w="120" w:type="dxa"/>
-            </w:tcMar>
-            <w:vAlign w:val="center"/>
-          </w:tcPr>
-          <w:p>
-            <w:pPr>
-              <w:spacing w:after="0" w:line="264" w:lineRule="auto"/>
-            </w:pPr>
-            <w:r>
-              <w:rPr>
-                <w:rFonts w:ascii="Arial" w:hAnsi="Arial" w:eastAsia="Apple SD Gothic Neo"/>
-                <w:b w:val="0"/>
-                <w:sz w:val="17"/>
-              </w:rPr>
-              <w:t>사용자별 주차/일차, 대화 내역 확인</w:t>
-            </w:r>
-          </w:p>
-        </w:tc>
-        <w:tc>
-          <w:tcPr>
-            <w:tcW w:type="dxa" w:w="3024"/>
-            <w:tcMar>
-              <w:top w:w="80" w:type="dxa"/>
-              <w:bottom w:w="80" w:type="dxa"/>
-              <w:start w:w="120" w:type="dxa"/>
-              <w:end w:w="120" w:type="dxa"/>
-            </w:tcMar>
-            <w:vAlign w:val="center"/>
-          </w:tcPr>
-          <w:p>
-            <w:pPr>
-              <w:spacing w:after="0" w:line="264" w:lineRule="auto"/>
-            </w:pPr>
-            <w:r>
-              <w:rPr>
-                <w:rFonts w:ascii="Arial" w:hAnsi="Arial" w:eastAsia="Apple SD Gothic Neo"/>
-                <w:b w:val="0"/>
-                <w:sz w:val="17"/>
-              </w:rPr>
-              <w:t>조회 중심. 콘텐츠 수정 화면 아님</w:t>
+              <w:t>버튼명/연결 문서 수정</w:t>
             </w:r>
           </w:p>
         </w:tc>
       </w:tr>
     </w:tbl>
     <w:p/>
-    <w:p/>
+    <w:p>
+      <w:r>
+        <w:rPr>
+          <w:rFonts w:ascii="Arial" w:hAnsi="Arial" w:eastAsia="Apple SD Gothic Neo"/>
+          <w:b w:val="0"/>
+          <w:sz w:val="22"/>
+        </w:rPr>
+        <w:t>필요 보완:</w:t>
+      </w:r>
+    </w:p>
+    <w:p>
+      <w:pPr>
+        <w:pStyle w:val="ListBullet"/>
+      </w:pPr>
+      <w:r>
+        <w:rPr>
+          <w:rFonts w:ascii="Arial" w:hAnsi="Arial" w:eastAsia="Apple SD Gothic Neo"/>
+          <w:b w:val="0"/>
+          <w:sz w:val="22"/>
+        </w:rPr>
+        <w:t>현재 고정 링크라면 관리자에서 사용설명서 문서 URL 또는 파일을 교체할 수 있게 해야 한다.</w:t>
+      </w:r>
+    </w:p>
     <w:p>
       <w:pPr>
         <w:pStyle w:val="Heading1"/>
@@ -8027,7 +6646,7 @@
           <w:b/>
           <w:sz w:val="32"/>
         </w:rPr>
-        <w:t>6. 수정 가능 여부 기준</w:t>
+        <w:t>4. 추가 개발이 필요한 관리자 화면</w:t>
       </w:r>
     </w:p>
     <w:p>
@@ -8040,244 +6659,7 @@
           <w:b/>
           <w:sz w:val="28"/>
         </w:rPr>
-        <w:t>6.1 관리자에서 수정 가능한 콘텐츠</w:t>
-      </w:r>
-    </w:p>
-    <w:p>
-      <w:pPr>
-        <w:pStyle w:val="ListBullet"/>
-        <w:spacing w:after="80"/>
-      </w:pPr>
-      <w:r>
-        <w:rPr>
-          <w:rFonts w:ascii="Arial" w:hAnsi="Arial" w:eastAsia="Apple SD Gothic Neo"/>
-          <w:b w:val="0"/>
-          <w:sz w:val="22"/>
-        </w:rPr>
-        <w:t>홈 말풍선/오늘의 한마디/응원 문구</w:t>
-      </w:r>
-    </w:p>
-    <w:p>
-      <w:pPr>
-        <w:pStyle w:val="ListBullet"/>
-        <w:spacing w:after="80"/>
-      </w:pPr>
-      <w:r>
-        <w:rPr>
-          <w:rFonts w:ascii="Arial" w:hAnsi="Arial" w:eastAsia="Apple SD Gothic Neo"/>
-          <w:b w:val="0"/>
-          <w:sz w:val="22"/>
-        </w:rPr>
-        <w:t>주차별 아기/엄마 요약</w:t>
-      </w:r>
-    </w:p>
-    <w:p>
-      <w:pPr>
-        <w:pStyle w:val="ListBullet"/>
-        <w:spacing w:after="80"/>
-      </w:pPr>
-      <w:r>
-        <w:rPr>
-          <w:rFonts w:ascii="Arial" w:hAnsi="Arial" w:eastAsia="Apple SD Gothic Neo"/>
-          <w:b w:val="0"/>
-          <w:sz w:val="22"/>
-        </w:rPr>
-        <w:t>일별 아기 발달/엄마 변화 문구</w:t>
-      </w:r>
-    </w:p>
-    <w:p>
-      <w:pPr>
-        <w:pStyle w:val="ListBullet"/>
-        <w:spacing w:after="80"/>
-      </w:pPr>
-      <w:r>
-        <w:rPr>
-          <w:rFonts w:ascii="Arial" w:hAnsi="Arial" w:eastAsia="Apple SD Gothic Neo"/>
-          <w:b w:val="0"/>
-          <w:sz w:val="22"/>
-        </w:rPr>
-        <w:t>체크리스트 항목</w:t>
-      </w:r>
-    </w:p>
-    <w:p>
-      <w:pPr>
-        <w:pStyle w:val="ListBullet"/>
-        <w:spacing w:after="80"/>
-      </w:pPr>
-      <w:r>
-        <w:rPr>
-          <w:rFonts w:ascii="Arial" w:hAnsi="Arial" w:eastAsia="Apple SD Gothic Neo"/>
-          <w:b w:val="0"/>
-          <w:sz w:val="22"/>
-        </w:rPr>
-        <w:t>태교 질문</w:t>
-      </w:r>
-    </w:p>
-    <w:p>
-      <w:pPr>
-        <w:pStyle w:val="ListBullet"/>
-        <w:spacing w:after="80"/>
-      </w:pPr>
-      <w:r>
-        <w:rPr>
-          <w:rFonts w:ascii="Arial" w:hAnsi="Arial" w:eastAsia="Apple SD Gothic Neo"/>
-          <w:b w:val="0"/>
-          <w:sz w:val="22"/>
-        </w:rPr>
-        <w:t>주차 대표 이미지/비교 이미지</w:t>
-      </w:r>
-    </w:p>
-    <w:p>
-      <w:pPr>
-        <w:pStyle w:val="ListBullet"/>
-        <w:spacing w:after="80"/>
-      </w:pPr>
-      <w:r>
-        <w:rPr>
-          <w:rFonts w:ascii="Arial" w:hAnsi="Arial" w:eastAsia="Apple SD Gothic Neo"/>
-          <w:b w:val="0"/>
-          <w:sz w:val="22"/>
-        </w:rPr>
-        <w:t>임신백과 노출본</w:t>
-      </w:r>
-    </w:p>
-    <w:p>
-      <w:pPr>
-        <w:pStyle w:val="ListBullet"/>
-        <w:spacing w:after="80"/>
-      </w:pPr>
-      <w:r>
-        <w:rPr>
-          <w:rFonts w:ascii="Arial" w:hAnsi="Arial" w:eastAsia="Apple SD Gothic Neo"/>
-          <w:b w:val="0"/>
-          <w:sz w:val="22"/>
-        </w:rPr>
-        <w:t>기분 선택 문구와 대화 흐름</w:t>
-      </w:r>
-    </w:p>
-    <w:p>
-      <w:pPr>
-        <w:pStyle w:val="ListBullet"/>
-        <w:spacing w:after="80"/>
-      </w:pPr>
-      <w:r>
-        <w:rPr>
-          <w:rFonts w:ascii="Arial" w:hAnsi="Arial" w:eastAsia="Apple SD Gothic Neo"/>
-          <w:b w:val="0"/>
-          <w:sz w:val="22"/>
-        </w:rPr>
-        <w:t>기분별 공감 문장</w:t>
-      </w:r>
-    </w:p>
-    <w:p>
-      <w:pPr>
-        <w:pStyle w:val="ListBullet"/>
-        <w:spacing w:after="80"/>
-      </w:pPr>
-      <w:r>
-        <w:rPr>
-          <w:rFonts w:ascii="Arial" w:hAnsi="Arial" w:eastAsia="Apple SD Gothic Neo"/>
-          <w:b w:val="0"/>
-          <w:sz w:val="22"/>
-        </w:rPr>
-        <w:t>외부 설문 이름/링크/노출 여부</w:t>
-      </w:r>
-    </w:p>
-    <w:p>
-      <w:pPr>
-        <w:pStyle w:val="Heading2"/>
-      </w:pPr>
-      <w:r>
-        <w:rPr>
-          <w:rFonts w:ascii="Arial" w:hAnsi="Arial" w:eastAsia="Apple SD Gothic Neo"/>
-          <w:b/>
-          <w:sz w:val="28"/>
-        </w:rPr>
-        <w:t>6.2 관리자에서 조회는 되지만 콘텐츠처럼 수정하지 않는 값</w:t>
-      </w:r>
-    </w:p>
-    <w:p>
-      <w:pPr>
-        <w:pStyle w:val="ListBullet"/>
-        <w:spacing w:after="80"/>
-      </w:pPr>
-      <w:r>
-        <w:rPr>
-          <w:rFonts w:ascii="Arial" w:hAnsi="Arial" w:eastAsia="Apple SD Gothic Neo"/>
-          <w:b w:val="0"/>
-          <w:sz w:val="22"/>
-        </w:rPr>
-        <w:t>사용자별 현재 임신 주차/일차</w:t>
-      </w:r>
-    </w:p>
-    <w:p>
-      <w:pPr>
-        <w:pStyle w:val="ListBullet"/>
-        <w:spacing w:after="80"/>
-      </w:pPr>
-      <w:r>
-        <w:rPr>
-          <w:rFonts w:ascii="Arial" w:hAnsi="Arial" w:eastAsia="Apple SD Gothic Neo"/>
-          <w:b w:val="0"/>
-          <w:sz w:val="22"/>
-        </w:rPr>
-        <w:t>임신 일수</w:t>
-      </w:r>
-    </w:p>
-    <w:p>
-      <w:pPr>
-        <w:pStyle w:val="ListBullet"/>
-        <w:spacing w:after="80"/>
-      </w:pPr>
-      <w:r>
-        <w:rPr>
-          <w:rFonts w:ascii="Arial" w:hAnsi="Arial" w:eastAsia="Apple SD Gothic Neo"/>
-          <w:b w:val="0"/>
-          <w:sz w:val="22"/>
-        </w:rPr>
-        <w:t>출산예정일까지 남은 일수</w:t>
-      </w:r>
-    </w:p>
-    <w:p>
-      <w:pPr>
-        <w:pStyle w:val="ListBullet"/>
-        <w:spacing w:after="80"/>
-      </w:pPr>
-      <w:r>
-        <w:rPr>
-          <w:rFonts w:ascii="Arial" w:hAnsi="Arial" w:eastAsia="Apple SD Gothic Neo"/>
-          <w:b w:val="0"/>
-          <w:sz w:val="22"/>
-        </w:rPr>
-        <w:t>체크리스트 완료율</w:t>
-      </w:r>
-    </w:p>
-    <w:p>
-      <w:pPr>
-        <w:pStyle w:val="ListBullet"/>
-        <w:spacing w:after="80"/>
-      </w:pPr>
-      <w:r>
-        <w:rPr>
-          <w:rFonts w:ascii="Arial" w:hAnsi="Arial" w:eastAsia="Apple SD Gothic Neo"/>
-          <w:b w:val="0"/>
-          <w:sz w:val="22"/>
-        </w:rPr>
-        <w:t>사용자별 체크 완료 상태</w:t>
-      </w:r>
-    </w:p>
-    <w:p>
-      <w:pPr>
-        <w:pStyle w:val="ListBullet"/>
-        <w:spacing w:after="80"/>
-      </w:pPr>
-      <w:r>
-        <w:rPr>
-          <w:rFonts w:ascii="Arial" w:hAnsi="Arial" w:eastAsia="Apple SD Gothic Neo"/>
-          <w:b w:val="0"/>
-          <w:sz w:val="22"/>
-        </w:rPr>
-        <w:t>채팅 세션 기록</w:t>
+        <w:t>4.1 사용자 상태값 보정 화면</w:t>
       </w:r>
     </w:p>
     <w:p>
@@ -8287,8 +6669,13 @@
           <w:b w:val="0"/>
           <w:sz w:val="22"/>
         </w:rPr>
-        <w:t xml:space="preserve">이 값들은 운영자가 앱 화면을 이해하는 데 필요하지만, </w:t>
+        <w:t>필요 이유:</w:t>
       </w:r>
+    </w:p>
+    <w:p>
+      <w:pPr>
+        <w:pStyle w:val="ListBullet"/>
+      </w:pPr>
       <w:r>
         <w:rPr>
           <w:rFonts w:ascii="Arial" w:hAnsi="Arial" w:eastAsia="Apple SD Gothic Neo"/>
@@ -8296,67 +6683,7 @@
           <w:i/>
           <w:sz w:val="22"/>
         </w:rPr>
-        <w:t>자산 관리 &gt; 주차별</w:t>
-      </w:r>
-      <w:r>
-        <w:rPr>
-          <w:rFonts w:ascii="Arial" w:hAnsi="Arial" w:eastAsia="Apple SD Gothic Neo"/>
-          <w:b w:val="0"/>
-          <w:sz w:val="22"/>
-        </w:rPr>
-        <w:t xml:space="preserve">에서 수정하는 콘텐츠가 아니다. 완료보고서나 사용 보고서에는 </w:t>
-      </w:r>
-      <w:r>
-        <w:rPr>
-          <w:rFonts w:ascii="Arial" w:hAnsi="Arial" w:eastAsia="Apple SD Gothic Neo"/>
-          <w:b w:val="0"/>
-          <w:sz w:val="22"/>
-        </w:rPr>
-        <w:t>“자동 계산/사용자 상태값”</w:t>
-      </w:r>
-      <w:r>
-        <w:rPr>
-          <w:rFonts w:ascii="Arial" w:hAnsi="Arial" w:eastAsia="Apple SD Gothic Neo"/>
-          <w:b w:val="0"/>
-          <w:sz w:val="22"/>
-        </w:rPr>
-        <w:t>으로 표시한다.</w:t>
-      </w:r>
-    </w:p>
-    <w:p>
-      <w:pPr>
-        <w:pStyle w:val="Heading2"/>
-      </w:pPr>
-      <w:r>
-        <w:rPr>
-          <w:rFonts w:ascii="Arial" w:hAnsi="Arial" w:eastAsia="Apple SD Gothic Neo"/>
-          <w:b/>
-          <w:sz w:val="28"/>
-        </w:rPr>
-        <w:t>6.3 현재 관리자 수정 대상이 아닌 앱 고정 문구</w:t>
-      </w:r>
-    </w:p>
-    <w:p>
-      <w:pPr>
-        <w:pStyle w:val="ListBullet"/>
-        <w:spacing w:after="80"/>
-      </w:pPr>
-      <w:r>
-        <w:rPr>
-          <w:rFonts w:ascii="Arial" w:hAnsi="Arial" w:eastAsia="Apple SD Gothic Neo"/>
-          <w:b w:val="0"/>
-          <w:sz w:val="22"/>
-        </w:rPr>
-        <w:t xml:space="preserve">하단 탭 이름: </w:t>
-      </w:r>
-      <w:r>
-        <w:rPr>
-          <w:rFonts w:ascii="Arial" w:hAnsi="Arial" w:eastAsia="Apple SD Gothic Neo"/>
-          <w:b w:val="0"/>
-          <w:i/>
-          <w:sz w:val="22"/>
-        </w:rPr>
-        <w:t>홈</w:t>
+        <w:t>15주 2일</w:t>
       </w:r>
       <w:r>
         <w:rPr>
@@ -8373,7 +6700,7 @@
           <w:i/>
           <w:sz w:val="22"/>
         </w:rPr>
-        <w:t>오늘,우리</w:t>
+        <w:t>임신 107일째</w:t>
       </w:r>
       <w:r>
         <w:rPr>
@@ -8390,13 +6717,20 @@
           <w:i/>
           <w:sz w:val="22"/>
         </w:rPr>
-        <w:t>마이페이지</w:t>
+        <w:t>만나기까지 173일</w:t>
+      </w:r>
+      <w:r>
+        <w:rPr>
+          <w:rFonts w:ascii="Arial" w:hAnsi="Arial" w:eastAsia="Apple SD Gothic Neo"/>
+          <w:b w:val="0"/>
+          <w:sz w:val="22"/>
+        </w:rPr>
+        <w:t>은 콘텐츠가 아니라 사용자별 계산값이다.</w:t>
       </w:r>
     </w:p>
     <w:p>
       <w:pPr>
         <w:pStyle w:val="ListBullet"/>
-        <w:spacing w:after="80"/>
       </w:pPr>
       <w:r>
         <w:rPr>
@@ -8404,8 +6738,255 @@
           <w:b w:val="0"/>
           <w:sz w:val="22"/>
         </w:rPr>
-        <w:t xml:space="preserve">오늘,우리 내부 탭 이름: </w:t>
+        <w:t>하지만 운영 중 잘못 표시되면 관리자에서 바로 보정해야 한다.</w:t>
       </w:r>
+    </w:p>
+    <w:p>
+      <w:r>
+        <w:rPr>
+          <w:rFonts w:ascii="Arial" w:hAnsi="Arial" w:eastAsia="Apple SD Gothic Neo"/>
+          <w:b w:val="0"/>
+          <w:sz w:val="22"/>
+        </w:rPr>
+        <w:t>위치 제안:</w:t>
+      </w:r>
+    </w:p>
+    <w:p>
+      <w:pPr>
+        <w:pStyle w:val="ListBullet"/>
+      </w:pPr>
+      <w:r>
+        <w:rPr>
+          <w:rFonts w:ascii="Arial" w:hAnsi="Arial" w:eastAsia="Apple SD Gothic Neo"/>
+          <w:b w:val="0"/>
+          <w:sz w:val="22"/>
+        </w:rPr>
+        <w:t>계정 &gt; 사용자 관리 &gt; 사용자 상세</w:t>
+      </w:r>
+    </w:p>
+    <w:p>
+      <w:pPr>
+        <w:pStyle w:val="ListBullet"/>
+      </w:pPr>
+      <w:r>
+        <w:rPr>
+          <w:rFonts w:ascii="Arial" w:hAnsi="Arial" w:eastAsia="Apple SD Gothic Neo"/>
+          <w:b w:val="0"/>
+          <w:sz w:val="22"/>
+        </w:rPr>
+        <w:t>또는 채팅 로그 &gt; 유저 상세 &gt; 프로필 보정</w:t>
+      </w:r>
+    </w:p>
+    <w:p>
+      <w:r>
+        <w:rPr>
+          <w:rFonts w:ascii="Arial" w:hAnsi="Arial" w:eastAsia="Apple SD Gothic Neo"/>
+          <w:b w:val="0"/>
+          <w:sz w:val="22"/>
+        </w:rPr>
+        <w:t>필드:</w:t>
+      </w:r>
+    </w:p>
+    <w:p>
+      <w:pPr>
+        <w:pStyle w:val="ListBullet"/>
+      </w:pPr>
+      <w:r>
+        <w:rPr>
+          <w:rFonts w:ascii="Arial" w:hAnsi="Arial" w:eastAsia="Apple SD Gothic Neo"/>
+          <w:b w:val="0"/>
+          <w:sz w:val="22"/>
+        </w:rPr>
+        <w:t>출산예정일</w:t>
+      </w:r>
+    </w:p>
+    <w:p>
+      <w:pPr>
+        <w:pStyle w:val="ListBullet"/>
+      </w:pPr>
+      <w:r>
+        <w:rPr>
+          <w:rFonts w:ascii="Arial" w:hAnsi="Arial" w:eastAsia="Apple SD Gothic Neo"/>
+          <w:b w:val="0"/>
+          <w:sz w:val="22"/>
+        </w:rPr>
+        <w:t>임신 주차/일차 override</w:t>
+      </w:r>
+    </w:p>
+    <w:p>
+      <w:pPr>
+        <w:pStyle w:val="ListBullet"/>
+      </w:pPr>
+      <w:r>
+        <w:rPr>
+          <w:rFonts w:ascii="Arial" w:hAnsi="Arial" w:eastAsia="Apple SD Gothic Neo"/>
+          <w:b w:val="0"/>
+          <w:sz w:val="22"/>
+        </w:rPr>
+        <w:t>보정 사유 메모</w:t>
+      </w:r>
+    </w:p>
+    <w:p>
+      <w:pPr>
+        <w:pStyle w:val="ListBullet"/>
+      </w:pPr>
+      <w:r>
+        <w:rPr>
+          <w:rFonts w:ascii="Arial" w:hAnsi="Arial" w:eastAsia="Apple SD Gothic Neo"/>
+          <w:b w:val="0"/>
+          <w:sz w:val="22"/>
+        </w:rPr>
+        <w:t>보정 이력</w:t>
+      </w:r>
+    </w:p>
+    <w:p>
+      <w:r>
+        <w:rPr>
+          <w:rFonts w:ascii="Arial" w:hAnsi="Arial" w:eastAsia="Apple SD Gothic Neo"/>
+          <w:b w:val="0"/>
+          <w:sz w:val="22"/>
+        </w:rPr>
+        <w:t>앱 반영:</w:t>
+      </w:r>
+    </w:p>
+    <w:p>
+      <w:pPr>
+        <w:pStyle w:val="ListBullet"/>
+      </w:pPr>
+      <w:r>
+        <w:rPr>
+          <w:rFonts w:ascii="Arial" w:hAnsi="Arial" w:eastAsia="Apple SD Gothic Neo"/>
+          <w:b w:val="0"/>
+          <w:sz w:val="22"/>
+        </w:rPr>
+        <w:t>홈 주차/일수</w:t>
+      </w:r>
+    </w:p>
+    <w:p>
+      <w:pPr>
+        <w:pStyle w:val="ListBullet"/>
+      </w:pPr>
+      <w:r>
+        <w:rPr>
+          <w:rFonts w:ascii="Arial" w:hAnsi="Arial" w:eastAsia="Apple SD Gothic Neo"/>
+          <w:b w:val="0"/>
+          <w:sz w:val="22"/>
+        </w:rPr>
+        <w:t>오늘,우리 일별 콘텐츠 선택</w:t>
+      </w:r>
+    </w:p>
+    <w:p>
+      <w:pPr>
+        <w:pStyle w:val="ListBullet"/>
+      </w:pPr>
+      <w:r>
+        <w:rPr>
+          <w:rFonts w:ascii="Arial" w:hAnsi="Arial" w:eastAsia="Apple SD Gothic Neo"/>
+          <w:b w:val="0"/>
+          <w:sz w:val="22"/>
+        </w:rPr>
+        <w:t>대화 중 주차 정보</w:t>
+      </w:r>
+    </w:p>
+    <w:p>
+      <w:pPr>
+        <w:pStyle w:val="Heading2"/>
+      </w:pPr>
+      <w:r>
+        <w:rPr>
+          <w:rFonts w:ascii="Arial" w:hAnsi="Arial" w:eastAsia="Apple SD Gothic Neo"/>
+          <w:b/>
+          <w:sz w:val="28"/>
+        </w:rPr>
+        <w:t>4.2 앱 UI 문구 관리 화면</w:t>
+      </w:r>
+    </w:p>
+    <w:p>
+      <w:r>
+        <w:rPr>
+          <w:rFonts w:ascii="Arial" w:hAnsi="Arial" w:eastAsia="Apple SD Gothic Neo"/>
+          <w:b w:val="0"/>
+          <w:sz w:val="22"/>
+        </w:rPr>
+        <w:t>필요 이유:</w:t>
+      </w:r>
+    </w:p>
+    <w:p>
+      <w:pPr>
+        <w:pStyle w:val="ListBullet"/>
+      </w:pPr>
+      <w:r>
+        <w:rPr>
+          <w:rFonts w:ascii="Arial" w:hAnsi="Arial" w:eastAsia="Apple SD Gothic Neo"/>
+          <w:b w:val="0"/>
+          <w:sz w:val="22"/>
+        </w:rPr>
+        <w:t>현재 일부 섹션명/탭명/placeholder가 앱 고정 문구일 수 있다.</w:t>
+      </w:r>
+    </w:p>
+    <w:p>
+      <w:pPr>
+        <w:pStyle w:val="ListBullet"/>
+      </w:pPr>
+      <w:r>
+        <w:rPr>
+          <w:rFonts w:ascii="Arial" w:hAnsi="Arial" w:eastAsia="Apple SD Gothic Neo"/>
+          <w:b w:val="0"/>
+          <w:sz w:val="22"/>
+        </w:rPr>
+        <w:t>이미지 코멘트 의도상 운영자가 바꾸고 싶어 하는 문구는 “수정 불가”가 아니라 관리자화 후보로 분류해야 한다.</w:t>
+      </w:r>
+    </w:p>
+    <w:p>
+      <w:r>
+        <w:rPr>
+          <w:rFonts w:ascii="Arial" w:hAnsi="Arial" w:eastAsia="Apple SD Gothic Neo"/>
+          <w:b w:val="0"/>
+          <w:sz w:val="22"/>
+        </w:rPr>
+        <w:t>위치 제안:</w:t>
+      </w:r>
+    </w:p>
+    <w:p>
+      <w:pPr>
+        <w:pStyle w:val="ListBullet"/>
+      </w:pPr>
+      <w:r>
+        <w:rPr>
+          <w:rFonts w:ascii="Arial" w:hAnsi="Arial" w:eastAsia="Apple SD Gothic Neo"/>
+          <w:b w:val="0"/>
+          <w:sz w:val="22"/>
+        </w:rPr>
+        <w:t>자산 관리 &gt; 공통 풀 &gt; 앱 UI 문구</w:t>
+      </w:r>
+    </w:p>
+    <w:p>
+      <w:pPr>
+        <w:pStyle w:val="ListBullet"/>
+      </w:pPr>
+      <w:r>
+        <w:rPr>
+          <w:rFonts w:ascii="Arial" w:hAnsi="Arial" w:eastAsia="Apple SD Gothic Neo"/>
+          <w:b w:val="0"/>
+          <w:sz w:val="22"/>
+        </w:rPr>
+        <w:t>또는 시스템 운영 &gt; 브랜딩 &gt; 앱 문구</w:t>
+      </w:r>
+    </w:p>
+    <w:p>
+      <w:r>
+        <w:rPr>
+          <w:rFonts w:ascii="Arial" w:hAnsi="Arial" w:eastAsia="Apple SD Gothic Neo"/>
+          <w:b w:val="0"/>
+          <w:sz w:val="22"/>
+        </w:rPr>
+        <w:t>대상 후보:</w:t>
+      </w:r>
+    </w:p>
+    <w:p>
+      <w:pPr>
+        <w:pStyle w:val="ListBullet"/>
+      </w:pPr>
       <w:r>
         <w:rPr>
           <w:rFonts w:ascii="Arial" w:hAnsi="Arial" w:eastAsia="Apple SD Gothic Neo"/>
@@ -8453,16 +7034,7 @@
     <w:p>
       <w:pPr>
         <w:pStyle w:val="ListBullet"/>
-        <w:spacing w:after="80"/>
       </w:pPr>
-      <w:r>
-        <w:rPr>
-          <w:rFonts w:ascii="Arial" w:hAnsi="Arial" w:eastAsia="Apple SD Gothic Neo"/>
-          <w:b w:val="0"/>
-          <w:sz w:val="22"/>
-        </w:rPr>
-        <w:t xml:space="preserve">섹션 제목: </w:t>
-      </w:r>
       <w:r>
         <w:rPr>
           <w:rFonts w:ascii="Arial" w:hAnsi="Arial" w:eastAsia="Apple SD Gothic Neo"/>
@@ -8506,14 +7078,11 @@
         </w:rPr>
         <w:t>오늘의 체크리스트</w:t>
       </w:r>
-      <w:r>
-        <w:rPr>
-          <w:rFonts w:ascii="Arial" w:hAnsi="Arial" w:eastAsia="Apple SD Gothic Neo"/>
-          <w:b w:val="0"/>
-          <w:sz w:val="22"/>
-        </w:rPr>
-        <w:t xml:space="preserve">, </w:t>
-      </w:r>
+    </w:p>
+    <w:p>
+      <w:pPr>
+        <w:pStyle w:val="ListBullet"/>
+      </w:pPr>
       <w:r>
         <w:rPr>
           <w:rFonts w:ascii="Arial" w:hAnsi="Arial" w:eastAsia="Apple SD Gothic Neo"/>
@@ -8522,6 +7091,28 @@
           <w:sz w:val="22"/>
         </w:rPr>
         <w:t>임신백과</w:t>
+      </w:r>
+      <w:r>
+        <w:rPr>
+          <w:rFonts w:ascii="Arial" w:hAnsi="Arial" w:eastAsia="Apple SD Gothic Neo"/>
+          <w:b w:val="0"/>
+          <w:sz w:val="22"/>
+        </w:rPr>
+        <w:t xml:space="preserve"> 카드 설명 문구</w:t>
+      </w:r>
+    </w:p>
+    <w:p>
+      <w:pPr>
+        <w:pStyle w:val="ListBullet"/>
+      </w:pPr>
+      <w:r>
+        <w:rPr>
+          <w:rFonts w:ascii="Arial" w:hAnsi="Arial" w:eastAsia="Apple SD Gothic Neo"/>
+          <w:b w:val="0"/>
+          <w:i/>
+          <w:sz w:val="22"/>
+        </w:rPr>
+        <w:t>사용설명서</w:t>
       </w:r>
       <w:r>
         <w:rPr>
@@ -8538,13 +7129,12 @@
           <w:i/>
           <w:sz w:val="22"/>
         </w:rPr>
-        <w:t>사용설명서</w:t>
+        <w:t>사용설명서 보기</w:t>
       </w:r>
     </w:p>
     <w:p>
       <w:pPr>
         <w:pStyle w:val="ListBullet"/>
-        <w:spacing w:after="80"/>
       </w:pPr>
       <w:r>
         <w:rPr>
@@ -8552,16 +7142,20 @@
           <w:b w:val="0"/>
           <w:sz w:val="22"/>
         </w:rPr>
-        <w:t xml:space="preserve">입력창 placeholder: </w:t>
+        <w:t>채팅 입력창 안내문</w:t>
       </w:r>
+    </w:p>
+    <w:p>
+      <w:pPr>
+        <w:pStyle w:val="Heading2"/>
+      </w:pPr>
       <w:r>
         <w:rPr>
           <w:rFonts w:ascii="Arial" w:hAnsi="Arial" w:eastAsia="Apple SD Gothic Neo"/>
-          <w:b w:val="0"/>
-          <w:i/>
-          <w:sz w:val="22"/>
+          <w:b/>
+          <w:sz w:val="28"/>
         </w:rPr>
-        <w:t>아기에게 하고 싶은 말을 적어보세요...</w:t>
+        <w:t>4.3 대화 플로우 편집/미리보기 화면</w:t>
       </w:r>
     </w:p>
     <w:p>
@@ -8571,7 +7165,29 @@
           <w:b w:val="0"/>
           <w:sz w:val="22"/>
         </w:rPr>
-        <w:t xml:space="preserve">필요하면 추후 </w:t>
+        <w:t>필요 이유:</w:t>
+      </w:r>
+    </w:p>
+    <w:p>
+      <w:pPr>
+        <w:pStyle w:val="ListBullet"/>
+      </w:pPr>
+      <w:r>
+        <w:rPr>
+          <w:rFonts w:ascii="Arial" w:hAnsi="Arial" w:eastAsia="Apple SD Gothic Neo"/>
+          <w:b w:val="0"/>
+          <w:sz w:val="22"/>
+        </w:rPr>
+        <w:t xml:space="preserve">Image #8은 </w:t>
+      </w:r>
+      <w:r>
+        <w:rPr>
+          <w:rFonts w:ascii="Arial" w:hAnsi="Arial" w:eastAsia="Apple SD Gothic Neo"/>
+          <w:b w:val="0"/>
+          <w:i/>
+          <w:sz w:val="22"/>
+        </w:rPr>
+        <w:t>기분 -&gt; 질문 -&gt; 자유대화</w:t>
       </w:r>
       <w:r>
         <w:rPr>
@@ -8579,18 +7195,159 @@
           <w:b w:val="0"/>
           <w:sz w:val="22"/>
         </w:rPr>
-        <w:t>“앱 UI 문구 관리”</w:t>
+        <w:t xml:space="preserve"> flow 페이지를 어디서 수정하는지 묻고 있다.</w:t>
       </w:r>
+    </w:p>
+    <w:p>
+      <w:pPr>
+        <w:pStyle w:val="ListBullet"/>
+      </w:pPr>
       <w:r>
         <w:rPr>
           <w:rFonts w:ascii="Arial" w:hAnsi="Arial" w:eastAsia="Apple SD Gothic Neo"/>
           <w:b w:val="0"/>
           <w:sz w:val="22"/>
         </w:rPr>
-        <w:t xml:space="preserve"> 기능으로 별도 관리자화할 수 있지만, 이번 사용 보고서에서는 고정 UI 문구로 분류한다.</w:t>
+        <w:t>운영자는 YAML이나 내부 이름이 아니라 앱 화면 흐름 기준으로 수정해야 한다.</w:t>
       </w:r>
     </w:p>
-    <w:p/>
+    <w:p>
+      <w:r>
+        <w:rPr>
+          <w:rFonts w:ascii="Arial" w:hAnsi="Arial" w:eastAsia="Apple SD Gothic Neo"/>
+          <w:b w:val="0"/>
+          <w:sz w:val="22"/>
+        </w:rPr>
+        <w:t>위치:</w:t>
+      </w:r>
+    </w:p>
+    <w:p>
+      <w:pPr>
+        <w:pStyle w:val="ListBullet"/>
+      </w:pPr>
+      <w:r>
+        <w:rPr>
+          <w:rFonts w:ascii="Arial" w:hAnsi="Arial" w:eastAsia="Apple SD Gothic Neo"/>
+          <w:b w:val="0"/>
+          <w:sz w:val="22"/>
+        </w:rPr>
+        <w:t>대화 엔진 &gt; 워크플로우</w:t>
+      </w:r>
+    </w:p>
+    <w:p>
+      <w:pPr>
+        <w:pStyle w:val="ListBullet"/>
+      </w:pPr>
+      <w:r>
+        <w:rPr>
+          <w:rFonts w:ascii="Arial" w:hAnsi="Arial" w:eastAsia="Apple SD Gothic Neo"/>
+          <w:b w:val="0"/>
+          <w:sz w:val="22"/>
+        </w:rPr>
+        <w:t>대화 엔진 &gt; 기분별 변주</w:t>
+      </w:r>
+    </w:p>
+    <w:p>
+      <w:r>
+        <w:rPr>
+          <w:rFonts w:ascii="Arial" w:hAnsi="Arial" w:eastAsia="Apple SD Gothic Neo"/>
+          <w:b w:val="0"/>
+          <w:sz w:val="22"/>
+        </w:rPr>
+        <w:t>필요 기능:</w:t>
+      </w:r>
+    </w:p>
+    <w:p>
+      <w:pPr>
+        <w:pStyle w:val="ListBullet"/>
+      </w:pPr>
+      <w:r>
+        <w:rPr>
+          <w:rFonts w:ascii="Arial" w:hAnsi="Arial" w:eastAsia="Apple SD Gothic Neo"/>
+          <w:b w:val="0"/>
+          <w:sz w:val="22"/>
+        </w:rPr>
+        <w:t>기분 질문 수정</w:t>
+      </w:r>
+    </w:p>
+    <w:p>
+      <w:pPr>
+        <w:pStyle w:val="ListBullet"/>
+      </w:pPr>
+      <w:r>
+        <w:rPr>
+          <w:rFonts w:ascii="Arial" w:hAnsi="Arial" w:eastAsia="Apple SD Gothic Neo"/>
+          <w:b w:val="0"/>
+          <w:sz w:val="22"/>
+        </w:rPr>
+        <w:t>기분 버튼 목록 수정</w:t>
+      </w:r>
+    </w:p>
+    <w:p>
+      <w:pPr>
+        <w:pStyle w:val="ListBullet"/>
+      </w:pPr>
+      <w:r>
+        <w:rPr>
+          <w:rFonts w:ascii="Arial" w:hAnsi="Arial" w:eastAsia="Apple SD Gothic Neo"/>
+          <w:b w:val="0"/>
+          <w:sz w:val="22"/>
+        </w:rPr>
+        <w:t>기분 선택 후 공감 문장 수정</w:t>
+      </w:r>
+    </w:p>
+    <w:p>
+      <w:pPr>
+        <w:pStyle w:val="ListBullet"/>
+      </w:pPr>
+      <w:r>
+        <w:rPr>
+          <w:rFonts w:ascii="Arial" w:hAnsi="Arial" w:eastAsia="Apple SD Gothic Neo"/>
+          <w:b w:val="0"/>
+          <w:sz w:val="22"/>
+        </w:rPr>
+        <w:t>주차 정보 제안 문구/버튼 수정</w:t>
+      </w:r>
+    </w:p>
+    <w:p>
+      <w:pPr>
+        <w:pStyle w:val="ListBullet"/>
+      </w:pPr>
+      <w:r>
+        <w:rPr>
+          <w:rFonts w:ascii="Arial" w:hAnsi="Arial" w:eastAsia="Apple SD Gothic Neo"/>
+          <w:b w:val="0"/>
+          <w:sz w:val="22"/>
+        </w:rPr>
+        <w:t>태교 질문 연결 확인</w:t>
+      </w:r>
+    </w:p>
+    <w:p>
+      <w:pPr>
+        <w:pStyle w:val="ListBullet"/>
+      </w:pPr>
+      <w:r>
+        <w:rPr>
+          <w:rFonts w:ascii="Arial" w:hAnsi="Arial" w:eastAsia="Apple SD Gothic Neo"/>
+          <w:b w:val="0"/>
+          <w:sz w:val="22"/>
+        </w:rPr>
+        <w:t>자유대화 전환 규칙 확인</w:t>
+      </w:r>
+    </w:p>
+    <w:p>
+      <w:pPr>
+        <w:pStyle w:val="ListBullet"/>
+      </w:pPr>
+      <w:r>
+        <w:rPr>
+          <w:rFonts w:ascii="Arial" w:hAnsi="Arial" w:eastAsia="Apple SD Gothic Neo"/>
+          <w:b w:val="0"/>
+          <w:sz w:val="22"/>
+        </w:rPr>
+        <w:t>앱 화면 미리보기</w:t>
+      </w:r>
+    </w:p>
     <w:p>
       <w:pPr>
         <w:pStyle w:val="Heading1"/>
@@ -8601,7 +7358,7 @@
           <w:b/>
           <w:sz w:val="32"/>
         </w:rPr>
-        <w:t>7. 보고서 구성안</w:t>
+        <w:t>5. 완료보고서와 사용 보고서의 구분</w:t>
       </w:r>
     </w:p>
     <w:p>
@@ -8611,7 +7368,17 @@
           <w:b w:val="0"/>
           <w:sz w:val="22"/>
         </w:rPr>
-        <w:t xml:space="preserve">최종 전달용 </w:t>
+        <w:t>완료보고서에는 개발 산출물과 기능 범위를 적는다.</w:t>
+      </w:r>
+    </w:p>
+    <w:p>
+      <w:r>
+        <w:rPr>
+          <w:rFonts w:ascii="Arial" w:hAnsi="Arial" w:eastAsia="Apple SD Gothic Neo"/>
+          <w:b w:val="0"/>
+          <w:sz w:val="22"/>
+        </w:rPr>
+        <w:t xml:space="preserve">이 문서는 별도 </w:t>
       </w:r>
       <w:r>
         <w:rPr>
@@ -8628,91 +7395,7 @@
           <w:b w:val="0"/>
           <w:sz w:val="22"/>
         </w:rPr>
-        <w:t>는 아래 순서로 구성한다.</w:t>
-      </w:r>
-    </w:p>
-    <w:p>
-      <w:pPr>
-        <w:pStyle w:val="ListNumber"/>
-        <w:spacing w:after="80"/>
-      </w:pPr>
-      <w:r>
-        <w:rPr>
-          <w:rFonts w:ascii="Arial" w:hAnsi="Arial" w:eastAsia="Apple SD Gothic Neo"/>
-          <w:b w:val="0"/>
-          <w:sz w:val="22"/>
-        </w:rPr>
-        <w:t>문서 목적</w:t>
-      </w:r>
-    </w:p>
-    <w:p>
-      <w:pPr>
-        <w:pStyle w:val="ListNumber"/>
-        <w:spacing w:after="80"/>
-      </w:pPr>
-      <w:r>
-        <w:rPr>
-          <w:rFonts w:ascii="Arial" w:hAnsi="Arial" w:eastAsia="Apple SD Gothic Neo"/>
-          <w:b w:val="0"/>
-          <w:sz w:val="22"/>
-        </w:rPr>
-        <w:t>앱 화면과 관리자 메뉴 매칭 개요</w:t>
-      </w:r>
-    </w:p>
-    <w:p>
-      <w:pPr>
-        <w:pStyle w:val="ListNumber"/>
-        <w:spacing w:after="80"/>
-      </w:pPr>
-      <w:r>
-        <w:rPr>
-          <w:rFonts w:ascii="Arial" w:hAnsi="Arial" w:eastAsia="Apple SD Gothic Neo"/>
-          <w:b w:val="0"/>
-          <w:sz w:val="22"/>
-        </w:rPr>
-        <w:t>앱 화면별 수정 위치 매칭표</w:t>
-      </w:r>
-    </w:p>
-    <w:p>
-      <w:pPr>
-        <w:pStyle w:val="ListNumber"/>
-        <w:spacing w:after="80"/>
-      </w:pPr>
-      <w:r>
-        <w:rPr>
-          <w:rFonts w:ascii="Arial" w:hAnsi="Arial" w:eastAsia="Apple SD Gothic Neo"/>
-          <w:b w:val="0"/>
-          <w:sz w:val="22"/>
-        </w:rPr>
-        <w:t>관리자 메뉴별 수정 가능 항목</w:t>
-      </w:r>
-    </w:p>
-    <w:p>
-      <w:pPr>
-        <w:pStyle w:val="ListNumber"/>
-        <w:spacing w:after="80"/>
-      </w:pPr>
-      <w:r>
-        <w:rPr>
-          <w:rFonts w:ascii="Arial" w:hAnsi="Arial" w:eastAsia="Apple SD Gothic Neo"/>
-          <w:b w:val="0"/>
-          <w:sz w:val="22"/>
-        </w:rPr>
-        <w:t>직접 수정 불가한 자동 계산값 안내</w:t>
-      </w:r>
-    </w:p>
-    <w:p>
-      <w:pPr>
-        <w:pStyle w:val="ListNumber"/>
-        <w:spacing w:after="80"/>
-      </w:pPr>
-      <w:r>
-        <w:rPr>
-          <w:rFonts w:ascii="Arial" w:hAnsi="Arial" w:eastAsia="Apple SD Gothic Neo"/>
-          <w:b w:val="0"/>
-          <w:sz w:val="22"/>
-        </w:rPr>
-        <w:t>운영자가 수정 요청을 보낼 때의 표준 양식</w:t>
+        <w:t>로 제공한다.</w:t>
       </w:r>
     </w:p>
     <w:p>
@@ -8722,7 +7405,164 @@
           <w:b w:val="0"/>
           <w:sz w:val="22"/>
         </w:rPr>
-        <w:t>표준 요청 양식:</w:t>
+        <w:t>완료보고서에는 아래처럼 연결한다.</w:t>
+      </w:r>
+    </w:p>
+    <w:p>
+      <w:r>
+        <w:rPr>
+          <w:rFonts w:ascii="Arial" w:hAnsi="Arial" w:eastAsia="Apple SD Gothic Neo"/>
+          <w:b w:val="0"/>
+          <w:sz w:val="22"/>
+        </w:rPr>
+        <w:t xml:space="preserve">&gt; 앱 화면별 문구와 관리자 수정 위치, 추가 관리자화가 필요한 항목은 별도 문서 </w:t>
+      </w:r>
+      <w:r>
+        <w:rPr>
+          <w:rFonts w:ascii="Arial" w:hAnsi="Arial" w:eastAsia="Apple SD Gothic Neo"/>
+          <w:b w:val="0"/>
+          <w:i/>
+          <w:sz w:val="22"/>
+        </w:rPr>
+        <w:t>아가야 관리자 사용 보고서</w:t>
+      </w:r>
+      <w:r>
+        <w:rPr>
+          <w:rFonts w:ascii="Arial" w:hAnsi="Arial" w:eastAsia="Apple SD Gothic Neo"/>
+          <w:b w:val="0"/>
+          <w:sz w:val="22"/>
+        </w:rPr>
+        <w:t>에 정리했습니다.</w:t>
+      </w:r>
+    </w:p>
+    <w:p>
+      <w:pPr>
+        <w:pStyle w:val="Heading1"/>
+      </w:pPr>
+      <w:r>
+        <w:rPr>
+          <w:rFonts w:ascii="Arial" w:hAnsi="Arial" w:eastAsia="Apple SD Gothic Neo"/>
+          <w:b/>
+          <w:sz w:val="32"/>
+        </w:rPr>
+        <w:t>6. 수용 기준</w:t>
+      </w:r>
+    </w:p>
+    <w:p>
+      <w:pPr>
+        <w:pStyle w:val="ListBullet"/>
+      </w:pPr>
+      <w:r>
+        <w:rPr>
+          <w:rFonts w:ascii="Arial" w:hAnsi="Arial" w:eastAsia="Apple SD Gothic Neo"/>
+          <w:b w:val="0"/>
+          <w:sz w:val="22"/>
+        </w:rPr>
+        <w:t>빨간 코멘트가 달린 앱 화면 요소별로 관리자 수정 위치가 있어야 한다.</w:t>
+      </w:r>
+    </w:p>
+    <w:p>
+      <w:pPr>
+        <w:pStyle w:val="ListBullet"/>
+      </w:pPr>
+      <w:r>
+        <w:rPr>
+          <w:rFonts w:ascii="Arial" w:hAnsi="Arial" w:eastAsia="Apple SD Gothic Neo"/>
+          <w:b w:val="0"/>
+          <w:sz w:val="22"/>
+        </w:rPr>
+        <w:t>현재 수정 위치가 없으면 추가해야 할 관리자 화면과 필드를 명시해야 한다.</w:t>
+      </w:r>
+    </w:p>
+    <w:p>
+      <w:pPr>
+        <w:pStyle w:val="ListBullet"/>
+      </w:pPr>
+      <w:r>
+        <w:rPr>
+          <w:rFonts w:ascii="Arial" w:hAnsi="Arial" w:eastAsia="Apple SD Gothic Neo"/>
+          <w:b w:val="0"/>
+          <w:i/>
+          <w:sz w:val="22"/>
+        </w:rPr>
+        <w:t>15주 2일</w:t>
+      </w:r>
+      <w:r>
+        <w:rPr>
+          <w:rFonts w:ascii="Arial" w:hAnsi="Arial" w:eastAsia="Apple SD Gothic Neo"/>
+          <w:b w:val="0"/>
+          <w:sz w:val="22"/>
+        </w:rPr>
+        <w:t xml:space="preserve"> 같은 사용자 상태값은 콘텐츠로 오해하지 않되, 운영 보정 기능이 필요하다고 명시해야 한다.</w:t>
+      </w:r>
+    </w:p>
+    <w:p>
+      <w:pPr>
+        <w:pStyle w:val="ListBullet"/>
+      </w:pPr>
+      <w:r>
+        <w:rPr>
+          <w:rFonts w:ascii="Arial" w:hAnsi="Arial" w:eastAsia="Apple SD Gothic Neo"/>
+          <w:b w:val="0"/>
+          <w:sz w:val="22"/>
+        </w:rPr>
+        <w:t>설문은 버튼별 보이기/가림 처리와 링크 수정이 가능해야 한다.</w:t>
+      </w:r>
+    </w:p>
+    <w:p>
+      <w:pPr>
+        <w:pStyle w:val="ListBullet"/>
+      </w:pPr>
+      <w:r>
+        <w:rPr>
+          <w:rFonts w:ascii="Arial" w:hAnsi="Arial" w:eastAsia="Apple SD Gothic Neo"/>
+          <w:b w:val="0"/>
+          <w:sz w:val="22"/>
+        </w:rPr>
+        <w:t xml:space="preserve">대화는 </w:t>
+      </w:r>
+      <w:r>
+        <w:rPr>
+          <w:rFonts w:ascii="Arial" w:hAnsi="Arial" w:eastAsia="Apple SD Gothic Neo"/>
+          <w:b w:val="0"/>
+          <w:i/>
+          <w:sz w:val="22"/>
+        </w:rPr>
+        <w:t>기분 -&gt; 질문 -&gt; 자유대화</w:t>
+      </w:r>
+      <w:r>
+        <w:rPr>
+          <w:rFonts w:ascii="Arial" w:hAnsi="Arial" w:eastAsia="Apple SD Gothic Neo"/>
+          <w:b w:val="0"/>
+          <w:sz w:val="22"/>
+        </w:rPr>
+        <w:t xml:space="preserve"> 흐름을 관리자에서 단계별로 수정/확인할 수 있어야 한다.</w:t>
+      </w:r>
+    </w:p>
+    <w:p>
+      <w:pPr>
+        <w:pStyle w:val="ListBullet"/>
+      </w:pPr>
+      <w:r>
+        <w:rPr>
+          <w:rFonts w:ascii="Arial" w:hAnsi="Arial" w:eastAsia="Apple SD Gothic Neo"/>
+          <w:b w:val="0"/>
+          <w:sz w:val="22"/>
+        </w:rPr>
+        <w:t>교수님/운영자에게 전달해도 개발자 용어 없이 이해 가능한 문장이어야 한다.</w:t>
+      </w:r>
+    </w:p>
+    <w:p>
+      <w:pPr>
+        <w:pStyle w:val="Heading1"/>
+      </w:pPr>
+      <w:r>
+        <w:rPr>
+          <w:rFonts w:ascii="Arial" w:hAnsi="Arial" w:eastAsia="Apple SD Gothic Neo"/>
+          <w:b/>
+          <w:sz w:val="32"/>
+        </w:rPr>
+        <w:t>7. 운영자 수정 요청 양식</w:t>
       </w:r>
     </w:p>
     <w:tbl>
@@ -8748,7 +7588,6 @@
         <w:tc>
           <w:tcPr>
             <w:tcW w:type="dxa" w:w="2448"/>
-            <w:shd w:fill="F8F9FA"/>
             <w:tcMar>
               <w:top w:w="80" w:type="dxa"/>
               <w:bottom w:w="80" w:type="dxa"/>
@@ -8756,10 +7595,11 @@
               <w:end w:w="120" w:type="dxa"/>
             </w:tcMar>
             <w:vAlign w:val="center"/>
+            <w:shd w:fill="F8F9FA"/>
           </w:tcPr>
           <w:p>
             <w:pPr>
-              <w:spacing w:after="0"/>
+              <w:spacing w:after="0" w:line="264" w:lineRule="auto"/>
             </w:pPr>
             <w:r>
               <w:rPr>
@@ -8774,7 +7614,6 @@
         <w:tc>
           <w:tcPr>
             <w:tcW w:type="dxa" w:w="6912"/>
-            <w:shd w:fill="F8F9FA"/>
             <w:tcMar>
               <w:top w:w="80" w:type="dxa"/>
               <w:bottom w:w="80" w:type="dxa"/>
@@ -8782,10 +7621,11 @@
               <w:end w:w="120" w:type="dxa"/>
             </w:tcMar>
             <w:vAlign w:val="center"/>
+            <w:shd w:fill="F8F9FA"/>
           </w:tcPr>
           <w:p>
             <w:pPr>
-              <w:spacing w:after="0"/>
+              <w:spacing w:after="0" w:line="264" w:lineRule="auto"/>
             </w:pPr>
             <w:r>
               <w:rPr>
@@ -9080,7 +7920,7 @@
                 <w:b w:val="0"/>
                 <w:sz w:val="17"/>
               </w:rPr>
-              <w:t>비고</w:t>
+              <w:t>현재 관리자 기능</w:t>
             </w:r>
           </w:p>
         </w:tc>
@@ -9105,146 +7945,65 @@
                 <w:b w:val="0"/>
                 <w:sz w:val="17"/>
               </w:rPr>
-              <w:t>앱 노출 확인 필요</w:t>
+              <w:t>있음</w:t>
+            </w:r>
+          </w:p>
+        </w:tc>
+      </w:tr>
+      <w:tr>
+        <w:tc>
+          <w:tcPr>
+            <w:tcW w:type="dxa" w:w="2448"/>
+            <w:tcMar>
+              <w:top w:w="80" w:type="dxa"/>
+              <w:bottom w:w="80" w:type="dxa"/>
+              <w:start w:w="120" w:type="dxa"/>
+              <w:end w:w="120" w:type="dxa"/>
+            </w:tcMar>
+            <w:vAlign w:val="center"/>
+          </w:tcPr>
+          <w:p>
+            <w:pPr>
+              <w:spacing w:after="0" w:line="264" w:lineRule="auto"/>
+            </w:pPr>
+            <w:r>
+              <w:rPr>
+                <w:rFonts w:ascii="Arial" w:hAnsi="Arial" w:eastAsia="Apple SD Gothic Neo"/>
+                <w:b w:val="0"/>
+                <w:sz w:val="17"/>
+              </w:rPr>
+              <w:t>추가 개발 필요 여부</w:t>
+            </w:r>
+          </w:p>
+        </w:tc>
+        <w:tc>
+          <w:tcPr>
+            <w:tcW w:type="dxa" w:w="6912"/>
+            <w:tcMar>
+              <w:top w:w="80" w:type="dxa"/>
+              <w:bottom w:w="80" w:type="dxa"/>
+              <w:start w:w="120" w:type="dxa"/>
+              <w:end w:w="120" w:type="dxa"/>
+            </w:tcMar>
+            <w:vAlign w:val="center"/>
+          </w:tcPr>
+          <w:p>
+            <w:pPr>
+              <w:spacing w:after="0" w:line="264" w:lineRule="auto"/>
+            </w:pPr>
+            <w:r>
+              <w:rPr>
+                <w:rFonts w:ascii="Arial" w:hAnsi="Arial" w:eastAsia="Apple SD Gothic Neo"/>
+                <w:b w:val="0"/>
+                <w:sz w:val="17"/>
+              </w:rPr>
+              <w:t>없음</w:t>
             </w:r>
           </w:p>
         </w:tc>
       </w:tr>
     </w:tbl>
     <w:p/>
-    <w:p/>
-    <w:p>
-      <w:pPr>
-        <w:pStyle w:val="Heading1"/>
-      </w:pPr>
-      <w:r>
-        <w:rPr>
-          <w:rFonts w:ascii="Arial" w:hAnsi="Arial" w:eastAsia="Apple SD Gothic Neo"/>
-          <w:b/>
-          <w:sz w:val="32"/>
-        </w:rPr>
-        <w:t>8. 수용 기준</w:t>
-      </w:r>
-    </w:p>
-    <w:p>
-      <w:pPr>
-        <w:pStyle w:val="ListBullet"/>
-        <w:spacing w:after="80"/>
-      </w:pPr>
-      <w:r>
-        <w:rPr>
-          <w:rFonts w:ascii="Arial" w:hAnsi="Arial" w:eastAsia="Apple SD Gothic Neo"/>
-          <w:b w:val="0"/>
-          <w:sz w:val="22"/>
-        </w:rPr>
-        <w:t>사용자는 첨부된 앱 화면을 보고 관리자 수정 위치를 찾을 수 있어야 한다.</w:t>
-      </w:r>
-    </w:p>
-    <w:p>
-      <w:pPr>
-        <w:pStyle w:val="ListBullet"/>
-        <w:spacing w:after="80"/>
-      </w:pPr>
-      <w:r>
-        <w:rPr>
-          <w:rFonts w:ascii="Arial" w:hAnsi="Arial" w:eastAsia="Apple SD Gothic Neo"/>
-          <w:b w:val="0"/>
-          <w:i/>
-          <w:sz w:val="22"/>
-        </w:rPr>
-        <w:t>콘텐츠 수정 가능 항목</w:t>
-      </w:r>
-      <w:r>
-        <w:rPr>
-          <w:rFonts w:ascii="Arial" w:hAnsi="Arial" w:eastAsia="Apple SD Gothic Neo"/>
-          <w:b w:val="0"/>
-          <w:sz w:val="22"/>
-        </w:rPr>
-        <w:t xml:space="preserve">과 </w:t>
-      </w:r>
-      <w:r>
-        <w:rPr>
-          <w:rFonts w:ascii="Arial" w:hAnsi="Arial" w:eastAsia="Apple SD Gothic Neo"/>
-          <w:b w:val="0"/>
-          <w:i/>
-          <w:sz w:val="22"/>
-        </w:rPr>
-        <w:t>자동 계산/조회 항목</w:t>
-      </w:r>
-      <w:r>
-        <w:rPr>
-          <w:rFonts w:ascii="Arial" w:hAnsi="Arial" w:eastAsia="Apple SD Gothic Neo"/>
-          <w:b w:val="0"/>
-          <w:sz w:val="22"/>
-        </w:rPr>
-        <w:t>이 구분되어야 한다.</w:t>
-      </w:r>
-    </w:p>
-    <w:p>
-      <w:pPr>
-        <w:pStyle w:val="ListBullet"/>
-        <w:spacing w:after="80"/>
-      </w:pPr>
-      <w:r>
-        <w:rPr>
-          <w:rFonts w:ascii="Arial" w:hAnsi="Arial" w:eastAsia="Apple SD Gothic Neo"/>
-          <w:b w:val="0"/>
-          <w:i/>
-          <w:sz w:val="22"/>
-        </w:rPr>
-        <w:t>15주 2일</w:t>
-      </w:r>
-      <w:r>
-        <w:rPr>
-          <w:rFonts w:ascii="Arial" w:hAnsi="Arial" w:eastAsia="Apple SD Gothic Neo"/>
-          <w:b w:val="0"/>
-          <w:sz w:val="22"/>
-        </w:rPr>
-        <w:t xml:space="preserve"> 같은 사용자 상태값을 주차 콘텐츠 문구로 오해하지 않게 설명해야 한다.</w:t>
-      </w:r>
-    </w:p>
-    <w:p>
-      <w:pPr>
-        <w:pStyle w:val="ListBullet"/>
-        <w:spacing w:after="80"/>
-      </w:pPr>
-      <w:r>
-        <w:rPr>
-          <w:rFonts w:ascii="Arial" w:hAnsi="Arial" w:eastAsia="Apple SD Gothic Neo"/>
-          <w:b w:val="0"/>
-          <w:sz w:val="22"/>
-        </w:rPr>
-        <w:t>완료보고서와 별개 문서로 사용할 수 있는 제목과 구조를 가져야 한다.</w:t>
-      </w:r>
-    </w:p>
-    <w:p>
-      <w:pPr>
-        <w:pStyle w:val="ListBullet"/>
-        <w:spacing w:after="80"/>
-      </w:pPr>
-      <w:r>
-        <w:rPr>
-          <w:rFonts w:ascii="Arial" w:hAnsi="Arial" w:eastAsia="Apple SD Gothic Neo"/>
-          <w:b w:val="0"/>
-          <w:sz w:val="22"/>
-        </w:rPr>
-        <w:t>교수님/운영자에게 전달해도 개발자 용어 없이 이해 가능한 문장이어야 한다.</w:t>
-      </w:r>
-    </w:p>
-    <w:p/>
-    <w:p>
-      <w:pPr>
-        <w:pStyle w:val="Heading1"/>
-      </w:pPr>
-      <w:r>
-        <w:rPr>
-          <w:rFonts w:ascii="Arial" w:hAnsi="Arial" w:eastAsia="Apple SD Gothic Neo"/>
-          <w:b/>
-          <w:sz w:val="32"/>
-        </w:rPr>
-        <w:t>9. 남은 확인 항목</w:t>
-      </w:r>
-    </w:p>
     <w:p>
       <w:r>
         <w:rPr>
@@ -9252,82 +8011,353 @@
           <w:b w:val="0"/>
           <w:sz w:val="22"/>
         </w:rPr>
-        <w:t>아래 항목은 최종 사용 보고서로 변환할 때 화면 캡처 또는 실제 운영 관리자 URL 기준으로 한 번 더 확인한다.</w:t>
+        <w:t>추가 개발이 필요한 경우:</w:t>
       </w:r>
     </w:p>
-    <w:p>
-      <w:pPr>
-        <w:pStyle w:val="ListBullet"/>
-        <w:spacing w:after="80"/>
-      </w:pPr>
-      <w:r>
-        <w:rPr>
-          <w:rFonts w:ascii="Arial" w:hAnsi="Arial" w:eastAsia="Apple SD Gothic Neo"/>
-          <w:b w:val="0"/>
-          <w:sz w:val="22"/>
-        </w:rPr>
-        <w:t>관리자 화면의 실제 메뉴명과 현재 배포본 메뉴명이 동일한지</w:t>
-      </w:r>
-    </w:p>
-    <w:p>
-      <w:pPr>
-        <w:pStyle w:val="ListBullet"/>
-        <w:spacing w:after="80"/>
-      </w:pPr>
-      <w:r>
-        <w:rPr>
-          <w:rFonts w:ascii="Arial" w:hAnsi="Arial" w:eastAsia="Apple SD Gothic Neo"/>
-          <w:b w:val="0"/>
-          <w:sz w:val="22"/>
-        </w:rPr>
-        <w:t xml:space="preserve">외부 설문 버튼명 </w:t>
-      </w:r>
-      <w:r>
-        <w:rPr>
-          <w:rFonts w:ascii="Arial" w:hAnsi="Arial" w:eastAsia="Apple SD Gothic Neo"/>
-          <w:b w:val="0"/>
-          <w:i/>
-          <w:sz w:val="22"/>
-        </w:rPr>
-        <w:t>1차/2차/3차 설문지 열기</w:t>
-      </w:r>
-      <w:r>
-        <w:rPr>
-          <w:rFonts w:ascii="Arial" w:hAnsi="Arial" w:eastAsia="Apple SD Gothic Neo"/>
-          <w:b w:val="0"/>
-          <w:sz w:val="22"/>
-        </w:rPr>
-        <w:t>가 운영 설정과 일치하는지</w:t>
-      </w:r>
-    </w:p>
-    <w:p>
-      <w:pPr>
-        <w:pStyle w:val="ListBullet"/>
-        <w:spacing w:after="80"/>
-      </w:pPr>
-      <w:r>
-        <w:rPr>
-          <w:rFonts w:ascii="Arial" w:hAnsi="Arial" w:eastAsia="Apple SD Gothic Neo"/>
-          <w:b w:val="0"/>
-          <w:sz w:val="22"/>
-        </w:rPr>
-        <w:t>15주 2일 예시 사용자의 출산예정일/주차 계산값이 실제 테스트 계정과 일치하는지</w:t>
-      </w:r>
-    </w:p>
-    <w:p>
-      <w:pPr>
-        <w:pStyle w:val="ListBullet"/>
-        <w:spacing w:after="80"/>
-      </w:pPr>
-      <w:r>
-        <w:rPr>
-          <w:rFonts w:ascii="Arial" w:hAnsi="Arial" w:eastAsia="Apple SD Gothic Neo"/>
-          <w:b w:val="0"/>
-          <w:sz w:val="22"/>
-        </w:rPr>
-        <w:t>사용설명서 화면이 관리자에서 편집 가능한 최신 기능으로 바뀌었는지</w:t>
-      </w:r>
-    </w:p>
+    <w:tbl>
+      <w:tblPr>
+        <w:tblW w:type="auto" w:w="0"/>
+        <w:jc w:val="left"/>
+        <w:tblLayout w:type="fixed"/>
+        <w:tblLook w:firstColumn="1" w:firstRow="1" w:lastColumn="0" w:lastRow="0" w:noHBand="0" w:noVBand="1" w:val="04A0"/>
+        <w:tblBorders>
+          <w:top w:val="single" w:sz="4" w:space="0" w:color="DADCE0"/>
+          <w:left w:val="single" w:sz="4" w:space="0" w:color="DADCE0"/>
+          <w:bottom w:val="single" w:sz="4" w:space="0" w:color="DADCE0"/>
+          <w:right w:val="single" w:sz="4" w:space="0" w:color="DADCE0"/>
+          <w:insideH w:val="single" w:sz="4" w:space="0" w:color="DADCE0"/>
+          <w:insideV w:val="single" w:sz="4" w:space="0" w:color="DADCE0"/>
+        </w:tblBorders>
+      </w:tblPr>
+      <w:tblGrid>
+        <w:gridCol w:w="4680"/>
+        <w:gridCol w:w="4680"/>
+      </w:tblGrid>
+      <w:tr>
+        <w:tc>
+          <w:tcPr>
+            <w:tcW w:type="dxa" w:w="2448"/>
+            <w:tcMar>
+              <w:top w:w="80" w:type="dxa"/>
+              <w:bottom w:w="80" w:type="dxa"/>
+              <w:start w:w="120" w:type="dxa"/>
+              <w:end w:w="120" w:type="dxa"/>
+            </w:tcMar>
+            <w:vAlign w:val="center"/>
+            <w:shd w:fill="F8F9FA"/>
+          </w:tcPr>
+          <w:p>
+            <w:pPr>
+              <w:spacing w:after="0" w:line="264" w:lineRule="auto"/>
+            </w:pPr>
+            <w:r>
+              <w:rPr>
+                <w:rFonts w:ascii="Arial" w:hAnsi="Arial" w:eastAsia="Apple SD Gothic Neo"/>
+                <w:b/>
+                <w:sz w:val="18"/>
+              </w:rPr>
+              <w:t>항목</w:t>
+            </w:r>
+          </w:p>
+        </w:tc>
+        <w:tc>
+          <w:tcPr>
+            <w:tcW w:type="dxa" w:w="6912"/>
+            <w:tcMar>
+              <w:top w:w="80" w:type="dxa"/>
+              <w:bottom w:w="80" w:type="dxa"/>
+              <w:start w:w="120" w:type="dxa"/>
+              <w:end w:w="120" w:type="dxa"/>
+            </w:tcMar>
+            <w:vAlign w:val="center"/>
+            <w:shd w:fill="F8F9FA"/>
+          </w:tcPr>
+          <w:p>
+            <w:pPr>
+              <w:spacing w:after="0" w:line="264" w:lineRule="auto"/>
+            </w:pPr>
+            <w:r>
+              <w:rPr>
+                <w:rFonts w:ascii="Arial" w:hAnsi="Arial" w:eastAsia="Apple SD Gothic Neo"/>
+                <w:b/>
+                <w:sz w:val="18"/>
+              </w:rPr>
+              <w:t>작성 예시</w:t>
+            </w:r>
+          </w:p>
+        </w:tc>
+      </w:tr>
+      <w:tr>
+        <w:tc>
+          <w:tcPr>
+            <w:tcW w:type="dxa" w:w="2448"/>
+            <w:tcMar>
+              <w:top w:w="80" w:type="dxa"/>
+              <w:bottom w:w="80" w:type="dxa"/>
+              <w:start w:w="120" w:type="dxa"/>
+              <w:end w:w="120" w:type="dxa"/>
+            </w:tcMar>
+            <w:vAlign w:val="center"/>
+          </w:tcPr>
+          <w:p>
+            <w:pPr>
+              <w:spacing w:after="0" w:line="264" w:lineRule="auto"/>
+            </w:pPr>
+            <w:r>
+              <w:rPr>
+                <w:rFonts w:ascii="Arial" w:hAnsi="Arial" w:eastAsia="Apple SD Gothic Neo"/>
+                <w:b w:val="0"/>
+                <w:sz w:val="17"/>
+              </w:rPr>
+              <w:t>앱 화면</w:t>
+            </w:r>
+          </w:p>
+        </w:tc>
+        <w:tc>
+          <w:tcPr>
+            <w:tcW w:type="dxa" w:w="6912"/>
+            <w:tcMar>
+              <w:top w:w="80" w:type="dxa"/>
+              <w:bottom w:w="80" w:type="dxa"/>
+              <w:start w:w="120" w:type="dxa"/>
+              <w:end w:w="120" w:type="dxa"/>
+            </w:tcMar>
+            <w:vAlign w:val="center"/>
+          </w:tcPr>
+          <w:p>
+            <w:pPr>
+              <w:spacing w:after="0" w:line="264" w:lineRule="auto"/>
+            </w:pPr>
+            <w:r>
+              <w:rPr>
+                <w:rFonts w:ascii="Arial" w:hAnsi="Arial" w:eastAsia="Apple SD Gothic Neo"/>
+                <w:b w:val="0"/>
+                <w:sz w:val="17"/>
+              </w:rPr>
+              <w:t>홈</w:t>
+            </w:r>
+          </w:p>
+        </w:tc>
+      </w:tr>
+      <w:tr>
+        <w:tc>
+          <w:tcPr>
+            <w:tcW w:type="dxa" w:w="2448"/>
+            <w:tcMar>
+              <w:top w:w="80" w:type="dxa"/>
+              <w:bottom w:w="80" w:type="dxa"/>
+              <w:start w:w="120" w:type="dxa"/>
+              <w:end w:w="120" w:type="dxa"/>
+            </w:tcMar>
+            <w:vAlign w:val="center"/>
+          </w:tcPr>
+          <w:p>
+            <w:pPr>
+              <w:spacing w:after="0" w:line="264" w:lineRule="auto"/>
+            </w:pPr>
+            <w:r>
+              <w:rPr>
+                <w:rFonts w:ascii="Arial" w:hAnsi="Arial" w:eastAsia="Apple SD Gothic Neo"/>
+                <w:b w:val="0"/>
+                <w:sz w:val="17"/>
+              </w:rPr>
+              <w:t>수정 대상</w:t>
+            </w:r>
+          </w:p>
+        </w:tc>
+        <w:tc>
+          <w:tcPr>
+            <w:tcW w:type="dxa" w:w="6912"/>
+            <w:tcMar>
+              <w:top w:w="80" w:type="dxa"/>
+              <w:bottom w:w="80" w:type="dxa"/>
+              <w:start w:w="120" w:type="dxa"/>
+              <w:end w:w="120" w:type="dxa"/>
+            </w:tcMar>
+            <w:vAlign w:val="center"/>
+          </w:tcPr>
+          <w:p>
+            <w:pPr>
+              <w:spacing w:after="0" w:line="264" w:lineRule="auto"/>
+            </w:pPr>
+            <w:r>
+              <w:rPr>
+                <w:rFonts w:ascii="Arial" w:hAnsi="Arial" w:eastAsia="Apple SD Gothic Neo"/>
+                <w:b w:val="0"/>
+                <w:i/>
+                <w:sz w:val="17"/>
+              </w:rPr>
+              <w:t>15주 2일</w:t>
+            </w:r>
+            <w:r>
+              <w:rPr>
+                <w:rFonts w:ascii="Arial" w:hAnsi="Arial" w:eastAsia="Apple SD Gothic Neo"/>
+                <w:b w:val="0"/>
+                <w:sz w:val="17"/>
+              </w:rPr>
+              <w:t xml:space="preserve"> 표시</w:t>
+            </w:r>
+          </w:p>
+        </w:tc>
+      </w:tr>
+      <w:tr>
+        <w:tc>
+          <w:tcPr>
+            <w:tcW w:type="dxa" w:w="2448"/>
+            <w:tcMar>
+              <w:top w:w="80" w:type="dxa"/>
+              <w:bottom w:w="80" w:type="dxa"/>
+              <w:start w:w="120" w:type="dxa"/>
+              <w:end w:w="120" w:type="dxa"/>
+            </w:tcMar>
+            <w:vAlign w:val="center"/>
+          </w:tcPr>
+          <w:p>
+            <w:pPr>
+              <w:spacing w:after="0" w:line="264" w:lineRule="auto"/>
+            </w:pPr>
+            <w:r>
+              <w:rPr>
+                <w:rFonts w:ascii="Arial" w:hAnsi="Arial" w:eastAsia="Apple SD Gothic Neo"/>
+                <w:b w:val="0"/>
+                <w:sz w:val="17"/>
+              </w:rPr>
+              <w:t>현재 상태</w:t>
+            </w:r>
+          </w:p>
+        </w:tc>
+        <w:tc>
+          <w:tcPr>
+            <w:tcW w:type="dxa" w:w="6912"/>
+            <w:tcMar>
+              <w:top w:w="80" w:type="dxa"/>
+              <w:bottom w:w="80" w:type="dxa"/>
+              <w:start w:w="120" w:type="dxa"/>
+              <w:end w:w="120" w:type="dxa"/>
+            </w:tcMar>
+            <w:vAlign w:val="center"/>
+          </w:tcPr>
+          <w:p>
+            <w:pPr>
+              <w:spacing w:after="0" w:line="264" w:lineRule="auto"/>
+            </w:pPr>
+            <w:r>
+              <w:rPr>
+                <w:rFonts w:ascii="Arial" w:hAnsi="Arial" w:eastAsia="Apple SD Gothic Neo"/>
+                <w:b w:val="0"/>
+                <w:sz w:val="17"/>
+              </w:rPr>
+              <w:t>사용자 상태값 자동 계산</w:t>
+            </w:r>
+          </w:p>
+        </w:tc>
+      </w:tr>
+      <w:tr>
+        <w:tc>
+          <w:tcPr>
+            <w:tcW w:type="dxa" w:w="2448"/>
+            <w:tcMar>
+              <w:top w:w="80" w:type="dxa"/>
+              <w:bottom w:w="80" w:type="dxa"/>
+              <w:start w:w="120" w:type="dxa"/>
+              <w:end w:w="120" w:type="dxa"/>
+            </w:tcMar>
+            <w:vAlign w:val="center"/>
+          </w:tcPr>
+          <w:p>
+            <w:pPr>
+              <w:spacing w:after="0" w:line="264" w:lineRule="auto"/>
+            </w:pPr>
+            <w:r>
+              <w:rPr>
+                <w:rFonts w:ascii="Arial" w:hAnsi="Arial" w:eastAsia="Apple SD Gothic Neo"/>
+                <w:b w:val="0"/>
+                <w:sz w:val="17"/>
+              </w:rPr>
+              <w:t>필요한 기능</w:t>
+            </w:r>
+          </w:p>
+        </w:tc>
+        <w:tc>
+          <w:tcPr>
+            <w:tcW w:type="dxa" w:w="6912"/>
+            <w:tcMar>
+              <w:top w:w="80" w:type="dxa"/>
+              <w:bottom w:w="80" w:type="dxa"/>
+              <w:start w:w="120" w:type="dxa"/>
+              <w:end w:w="120" w:type="dxa"/>
+            </w:tcMar>
+            <w:vAlign w:val="center"/>
+          </w:tcPr>
+          <w:p>
+            <w:pPr>
+              <w:spacing w:after="0" w:line="264" w:lineRule="auto"/>
+            </w:pPr>
+            <w:r>
+              <w:rPr>
+                <w:rFonts w:ascii="Arial" w:hAnsi="Arial" w:eastAsia="Apple SD Gothic Neo"/>
+                <w:b w:val="0"/>
+                <w:sz w:val="17"/>
+              </w:rPr>
+              <w:t>관리자에서 출산예정일/주차 기준값 보정</w:t>
+            </w:r>
+          </w:p>
+        </w:tc>
+      </w:tr>
+      <w:tr>
+        <w:tc>
+          <w:tcPr>
+            <w:tcW w:type="dxa" w:w="2448"/>
+            <w:tcMar>
+              <w:top w:w="80" w:type="dxa"/>
+              <w:bottom w:w="80" w:type="dxa"/>
+              <w:start w:w="120" w:type="dxa"/>
+              <w:end w:w="120" w:type="dxa"/>
+            </w:tcMar>
+            <w:vAlign w:val="center"/>
+          </w:tcPr>
+          <w:p>
+            <w:pPr>
+              <w:spacing w:after="0" w:line="264" w:lineRule="auto"/>
+            </w:pPr>
+            <w:r>
+              <w:rPr>
+                <w:rFonts w:ascii="Arial" w:hAnsi="Arial" w:eastAsia="Apple SD Gothic Neo"/>
+                <w:b w:val="0"/>
+                <w:sz w:val="17"/>
+              </w:rPr>
+              <w:t>추가될 위치</w:t>
+            </w:r>
+          </w:p>
+        </w:tc>
+        <w:tc>
+          <w:tcPr>
+            <w:tcW w:type="dxa" w:w="6912"/>
+            <w:tcMar>
+              <w:top w:w="80" w:type="dxa"/>
+              <w:bottom w:w="80" w:type="dxa"/>
+              <w:start w:w="120" w:type="dxa"/>
+              <w:end w:w="120" w:type="dxa"/>
+            </w:tcMar>
+            <w:vAlign w:val="center"/>
+          </w:tcPr>
+          <w:p>
+            <w:pPr>
+              <w:spacing w:after="0" w:line="264" w:lineRule="auto"/>
+            </w:pPr>
+            <w:r>
+              <w:rPr>
+                <w:rFonts w:ascii="Arial" w:hAnsi="Arial" w:eastAsia="Apple SD Gothic Neo"/>
+                <w:b w:val="0"/>
+                <w:sz w:val="17"/>
+              </w:rPr>
+              <w:t>계정 &gt; 사용자 관리 &gt; 사용자 상세</w:t>
+            </w:r>
+          </w:p>
+        </w:tc>
+      </w:tr>
+    </w:tbl>
+    <w:p/>
     <w:sectPr>
       <w:pgSz w:w="12240" w:h="15840"/>
       <w:pgMar w:top="1440" w:right="1440" w:bottom="1440" w:left="1440" w:header="720" w:footer="720" w:gutter="0"/>
@@ -9702,7 +8732,7 @@
     <w:qFormat/>
     <w:rsid w:val="00FC693F"/>
     <w:pPr>
-      <w:spacing w:before="0" w:after="160" w:line="276" w:lineRule="auto"/>
+      <w:spacing w:after="160" w:line="276" w:lineRule="auto"/>
     </w:pPr>
     <w:rPr>
       <w:rFonts w:ascii="Arial" w:hAnsi="Arial" w:eastAsia="Apple SD Gothic Neo"/>

--- a/docs/delivery/support/아가야_관리자_사용보고서.docx
+++ b/docs/delivery/support/아가야_관리자_사용보고서.docx
@@ -11,7 +11,6 @@
         <w:rPr>
           <w:rFonts w:ascii="Arial" w:hAnsi="Arial" w:eastAsia="Apple SD Gothic Neo"/>
           <w:b/>
-          <w:color w:val="000000"/>
           <w:sz w:val="44"/>
         </w:rPr>
         <w:t>아가야 관리자 사용 보고서</w:t>
@@ -28,7 +27,7 @@
           <w:color w:val="505050"/>
           <w:sz w:val="24"/>
         </w:rPr>
-        <w:t>앱 화면별 수정 가능 여부 및 관리자 수정 위치</w:t>
+        <w:t>관리자 웹 화면별 수정 가능 여부 및 구현 확인표</w:t>
       </w:r>
     </w:p>
     <w:p>
@@ -48,7 +47,7 @@
           <w:b w:val="0"/>
           <w:sz w:val="20"/>
         </w:rPr>
-        <w:t>목적: 외주 개발사가 앱 화면의 각 표시 영역을 어떤 관리자 화면에서 수정 가능하게 해야 하는지 확인할 수 있도록, 실제 앱 캡처와 판정 마크를 함께 정리합니다.</w:t>
+        <w:t>목적: 외주 개발사가 앱에서 보이는 각 영역을 관리자 웹의 어떤 화면에서 수정 가능하게 해야 하는지 확인할 수 있도록, 관리자 웹 캡처와 판정 마크를 함께 정리합니다.</w:t>
       </w:r>
     </w:p>
     <w:tbl>
@@ -67,14 +66,14 @@
         </w:tblBorders>
       </w:tblPr>
       <w:tblGrid>
-        <w:gridCol w:w="3360"/>
-        <w:gridCol w:w="3360"/>
-        <w:gridCol w:w="3360"/>
+        <w:gridCol w:w="3408"/>
+        <w:gridCol w:w="3408"/>
+        <w:gridCol w:w="3408"/>
       </w:tblGrid>
       <w:tr>
         <w:tc>
           <w:tcPr>
-            <w:tcW w:type="dxa" w:w="1584"/>
+            <w:tcW w:type="dxa" w:w="1728"/>
             <w:tcMar>
               <w:top w:w="80" w:type="dxa"/>
               <w:bottom w:w="80" w:type="dxa"/>
@@ -100,7 +99,7 @@
         </w:tc>
         <w:tc>
           <w:tcPr>
-            <w:tcW w:type="dxa" w:w="2880"/>
+            <w:tcW w:type="dxa" w:w="3456"/>
             <w:tcMar>
               <w:top w:w="80" w:type="dxa"/>
               <w:bottom w:w="80" w:type="dxa"/>
@@ -126,7 +125,7 @@
         </w:tc>
         <w:tc>
           <w:tcPr>
-            <w:tcW w:type="dxa" w:w="5472"/>
+            <w:tcW w:type="dxa" w:w="5040"/>
             <w:tcMar>
               <w:top w:w="80" w:type="dxa"/>
               <w:bottom w:w="80" w:type="dxa"/>
@@ -154,7 +153,7 @@
       <w:tr>
         <w:tc>
           <w:tcPr>
-            <w:tcW w:type="dxa" w:w="1584"/>
+            <w:tcW w:type="dxa" w:w="1728"/>
             <w:tcMar>
               <w:top w:w="80" w:type="dxa"/>
               <w:bottom w:w="80" w:type="dxa"/>
@@ -172,7 +171,7 @@
               <w:rPr>
                 <w:rFonts w:ascii="Arial" w:hAnsi="Arial" w:eastAsia="Apple SD Gothic Neo"/>
                 <w:b w:val="0"/>
-                <w:sz w:val="17"/>
+                <w:sz w:val="16"/>
               </w:rPr>
               <w:t>수정 가능</w:t>
             </w:r>
@@ -180,7 +179,7 @@
         </w:tc>
         <w:tc>
           <w:tcPr>
-            <w:tcW w:type="dxa" w:w="2880"/>
+            <w:tcW w:type="dxa" w:w="3456"/>
             <w:tcMar>
               <w:top w:w="80" w:type="dxa"/>
               <w:bottom w:w="80" w:type="dxa"/>
@@ -198,15 +197,15 @@
               <w:rPr>
                 <w:rFonts w:ascii="Arial" w:hAnsi="Arial" w:eastAsia="Apple SD Gothic Neo"/>
                 <w:b w:val="0"/>
-                <w:sz w:val="17"/>
+                <w:sz w:val="16"/>
               </w:rPr>
-              <w:t>현재 또는 목표 관리자에서 직접 수정되어야 하는 항목</w:t>
+              <w:t>해당 관리자 웹 화면에서 수정 가능해야 함</w:t>
             </w:r>
           </w:p>
         </w:tc>
         <w:tc>
           <w:tcPr>
-            <w:tcW w:type="dxa" w:w="5472"/>
+            <w:tcW w:type="dxa" w:w="5040"/>
             <w:tcMar>
               <w:top w:w="80" w:type="dxa"/>
               <w:bottom w:w="80" w:type="dxa"/>
@@ -224,9 +223,9 @@
               <w:rPr>
                 <w:rFonts w:ascii="Arial" w:hAnsi="Arial" w:eastAsia="Apple SD Gothic Neo"/>
                 <w:b w:val="0"/>
-                <w:sz w:val="17"/>
+                <w:sz w:val="16"/>
               </w:rPr>
-              <w:t>관리자 화면/필드가 있는지 확인하고 없으면 추가</w:t>
+              <w:t>저장 필드/API/앱 반영 캡처 증빙</w:t>
             </w:r>
           </w:p>
         </w:tc>
@@ -234,7 +233,7 @@
       <w:tr>
         <w:tc>
           <w:tcPr>
-            <w:tcW w:type="dxa" w:w="1584"/>
+            <w:tcW w:type="dxa" w:w="1728"/>
             <w:tcMar>
               <w:top w:w="80" w:type="dxa"/>
               <w:bottom w:w="80" w:type="dxa"/>
@@ -252,7 +251,7 @@
               <w:rPr>
                 <w:rFonts w:ascii="Arial" w:hAnsi="Arial" w:eastAsia="Apple SD Gothic Neo"/>
                 <w:b w:val="0"/>
-                <w:sz w:val="17"/>
+                <w:sz w:val="16"/>
               </w:rPr>
               <w:t>보완 필요</w:t>
             </w:r>
@@ -260,7 +259,7 @@
         </w:tc>
         <w:tc>
           <w:tcPr>
-            <w:tcW w:type="dxa" w:w="2880"/>
+            <w:tcW w:type="dxa" w:w="3456"/>
             <w:tcMar>
               <w:top w:w="80" w:type="dxa"/>
               <w:bottom w:w="80" w:type="dxa"/>
@@ -278,15 +277,15 @@
               <w:rPr>
                 <w:rFonts w:ascii="Arial" w:hAnsi="Arial" w:eastAsia="Apple SD Gothic Neo"/>
                 <w:b w:val="0"/>
-                <w:sz w:val="17"/>
+                <w:sz w:val="16"/>
               </w:rPr>
-              <w:t>현재 앱 고정 또는 기능 분리가 부족해 관리자화가 필요한 항목</w:t>
+              <w:t>현재 화면만으로는 부족하거나 새 기능 필요</w:t>
             </w:r>
           </w:p>
         </w:tc>
         <w:tc>
           <w:tcPr>
-            <w:tcW w:type="dxa" w:w="5472"/>
+            <w:tcW w:type="dxa" w:w="5040"/>
             <w:tcMar>
               <w:top w:w="80" w:type="dxa"/>
               <w:bottom w:w="80" w:type="dxa"/>
@@ -304,9 +303,9 @@
               <w:rPr>
                 <w:rFonts w:ascii="Arial" w:hAnsi="Arial" w:eastAsia="Apple SD Gothic Neo"/>
                 <w:b w:val="0"/>
-                <w:sz w:val="17"/>
+                <w:sz w:val="16"/>
               </w:rPr>
-              <w:t>새 관리자 필드, 미리보기, 노출 제어 추가</w:t>
+              <w:t>필드 추가, 노출 제어, 미리보기, 문서/링크 관리 추가</w:t>
             </w:r>
           </w:p>
         </w:tc>
@@ -314,7 +313,7 @@
       <w:tr>
         <w:tc>
           <w:tcPr>
-            <w:tcW w:type="dxa" w:w="1584"/>
+            <w:tcW w:type="dxa" w:w="1728"/>
             <w:tcMar>
               <w:top w:w="80" w:type="dxa"/>
               <w:bottom w:w="80" w:type="dxa"/>
@@ -332,7 +331,7 @@
               <w:rPr>
                 <w:rFonts w:ascii="Arial" w:hAnsi="Arial" w:eastAsia="Apple SD Gothic Neo"/>
                 <w:b w:val="0"/>
-                <w:sz w:val="17"/>
+                <w:sz w:val="16"/>
               </w:rPr>
               <w:t>자동 계산/보정</w:t>
             </w:r>
@@ -340,7 +339,7 @@
         </w:tc>
         <w:tc>
           <w:tcPr>
-            <w:tcW w:type="dxa" w:w="2880"/>
+            <w:tcW w:type="dxa" w:w="3456"/>
             <w:tcMar>
               <w:top w:w="80" w:type="dxa"/>
               <w:bottom w:w="80" w:type="dxa"/>
@@ -358,15 +357,15 @@
               <w:rPr>
                 <w:rFonts w:ascii="Arial" w:hAnsi="Arial" w:eastAsia="Apple SD Gothic Neo"/>
                 <w:b w:val="0"/>
-                <w:sz w:val="17"/>
+                <w:sz w:val="16"/>
               </w:rPr>
-              <w:t>콘텐츠가 아니라 사용자 상태값 또는 기록값</w:t>
+              <w:t>콘텐츠가 아니라 사용자 상태값</w:t>
             </w:r>
           </w:p>
         </w:tc>
         <w:tc>
           <w:tcPr>
-            <w:tcW w:type="dxa" w:w="5472"/>
+            <w:tcW w:type="dxa" w:w="5040"/>
             <w:tcMar>
               <w:top w:w="80" w:type="dxa"/>
               <w:bottom w:w="80" w:type="dxa"/>
@@ -384,95 +383,20 @@
               <w:rPr>
                 <w:rFonts w:ascii="Arial" w:hAnsi="Arial" w:eastAsia="Apple SD Gothic Neo"/>
                 <w:b w:val="0"/>
-                <w:sz w:val="17"/>
+                <w:sz w:val="16"/>
               </w:rPr>
-              <w:t>운영자가 기준값을 보정할 수 있는 사용자 상세 화면 필요</w:t>
-            </w:r>
-          </w:p>
-        </w:tc>
-      </w:tr>
-      <w:tr>
-        <w:tc>
-          <w:tcPr>
-            <w:tcW w:type="dxa" w:w="1584"/>
-            <w:tcMar>
-              <w:top w:w="80" w:type="dxa"/>
-              <w:bottom w:w="80" w:type="dxa"/>
-              <w:start w:w="100" w:type="dxa"/>
-              <w:end w:w="100" w:type="dxa"/>
-            </w:tcMar>
-            <w:vAlign w:val="center"/>
-          </w:tcPr>
-          <w:p>
-            <w:pPr>
-              <w:spacing w:after="0"/>
-            </w:pPr>
-            <w:r/>
-            <w:r>
-              <w:rPr>
-                <w:rFonts w:ascii="Arial" w:hAnsi="Arial" w:eastAsia="Apple SD Gothic Neo"/>
-                <w:b w:val="0"/>
-                <w:sz w:val="17"/>
-              </w:rPr>
-              <w:t>사용자 기록</w:t>
-            </w:r>
-          </w:p>
-        </w:tc>
-        <w:tc>
-          <w:tcPr>
-            <w:tcW w:type="dxa" w:w="2880"/>
-            <w:tcMar>
-              <w:top w:w="80" w:type="dxa"/>
-              <w:bottom w:w="80" w:type="dxa"/>
-              <w:start w:w="100" w:type="dxa"/>
-              <w:end w:w="100" w:type="dxa"/>
-            </w:tcMar>
-            <w:vAlign w:val="center"/>
-          </w:tcPr>
-          <w:p>
-            <w:pPr>
-              <w:spacing w:after="0"/>
-            </w:pPr>
-            <w:r/>
-            <w:r>
-              <w:rPr>
-                <w:rFonts w:ascii="Arial" w:hAnsi="Arial" w:eastAsia="Apple SD Gothic Neo"/>
-                <w:b w:val="0"/>
-                <w:sz w:val="17"/>
-              </w:rPr>
-              <w:t>사용자 행동으로 생성되는 값</w:t>
-            </w:r>
-          </w:p>
-        </w:tc>
-        <w:tc>
-          <w:tcPr>
-            <w:tcW w:type="dxa" w:w="5472"/>
-            <w:tcMar>
-              <w:top w:w="80" w:type="dxa"/>
-              <w:bottom w:w="80" w:type="dxa"/>
-              <w:start w:w="100" w:type="dxa"/>
-              <w:end w:w="100" w:type="dxa"/>
-            </w:tcMar>
-            <w:vAlign w:val="center"/>
-          </w:tcPr>
-          <w:p>
-            <w:pPr>
-              <w:spacing w:after="0"/>
-            </w:pPr>
-            <w:r/>
-            <w:r>
-              <w:rPr>
-                <w:rFonts w:ascii="Arial" w:hAnsi="Arial" w:eastAsia="Apple SD Gothic Neo"/>
-                <w:b w:val="0"/>
-                <w:sz w:val="17"/>
-              </w:rPr>
-              <w:t>관리자 수정 정책 필요 시 별도 보정 기능 추가</w:t>
+              <w:t>사용자 상세에서 기준값 보정 가능해야 함</w:t>
             </w:r>
           </w:p>
         </w:tc>
       </w:tr>
     </w:tbl>
     <w:p/>
+    <w:p>
+      <w:r>
+        <w:br w:type="page"/>
+      </w:r>
+    </w:p>
     <w:p>
       <w:pPr>
         <w:pStyle w:val="Heading1"/>
@@ -484,14 +408,14 @@
           <w:color w:val="2E5C96"/>
           <w:sz w:val="30"/>
         </w:rPr>
-        <w:t>1. 홈 화면</w:t>
+        <w:t>1. 자산 관리 &gt; 주차별</w:t>
       </w:r>
     </w:p>
     <w:p>
       <w:r>
         <w:drawing>
           <wp:inline xmlns:a="http://schemas.openxmlformats.org/drawingml/2006/main" xmlns:pic="http://schemas.openxmlformats.org/drawingml/2006/picture">
-            <wp:extent cx="2331720" cy="5068252"/>
+            <wp:extent cx="6035040" cy="4149090"/>
             <wp:docPr id="1" name="Picture 1"/>
             <wp:cNvGraphicFramePr>
               <a:graphicFrameLocks noChangeAspect="1"/>
@@ -500,7 +424,7 @@
               <a:graphicData uri="http://schemas.openxmlformats.org/drawingml/2006/picture">
                 <pic:pic>
                   <pic:nvPicPr>
-                    <pic:cNvPr id="0" name="01-home.png"/>
+                    <pic:cNvPr id="0" name="01-admin-weeks.png"/>
                     <pic:cNvPicPr/>
                   </pic:nvPicPr>
                   <pic:blipFill>
@@ -512,7 +436,7 @@
                   <pic:spPr>
                     <a:xfrm>
                       <a:off x="0" y="0"/>
-                      <a:ext cx="2331720" cy="5068252"/>
+                      <a:ext cx="6035040" cy="4149090"/>
                     </a:xfrm>
                     <a:prstGeom prst="rect"/>
                   </pic:spPr>
@@ -539,15 +463,15 @@
         </w:tblBorders>
       </w:tblPr>
       <w:tblGrid>
-        <w:gridCol w:w="2520"/>
-        <w:gridCol w:w="2520"/>
-        <w:gridCol w:w="2520"/>
-        <w:gridCol w:w="2520"/>
+        <w:gridCol w:w="2556"/>
+        <w:gridCol w:w="2556"/>
+        <w:gridCol w:w="2556"/>
+        <w:gridCol w:w="2556"/>
       </w:tblGrid>
       <w:tr>
         <w:tc>
           <w:tcPr>
-            <w:tcW w:type="dxa" w:w="1944"/>
+            <w:tcW w:type="dxa" w:w="2448"/>
             <w:tcMar>
               <w:top w:w="80" w:type="dxa"/>
               <w:bottom w:w="80" w:type="dxa"/>
@@ -567,7 +491,7 @@
                 <w:b/>
                 <w:sz w:val="17"/>
               </w:rPr>
-              <w:t>앱 화면 요소</w:t>
+              <w:t>앱 반영 영역</w:t>
             </w:r>
           </w:p>
         </w:tc>
@@ -599,7 +523,7 @@
         </w:tc>
         <w:tc>
           <w:tcPr>
-            <w:tcW w:type="dxa" w:w="3240"/>
+            <w:tcW w:type="dxa" w:w="3024"/>
             <w:tcMar>
               <w:top w:w="80" w:type="dxa"/>
               <w:bottom w:w="80" w:type="dxa"/>
@@ -619,7 +543,7 @@
                 <w:b/>
                 <w:sz w:val="17"/>
               </w:rPr>
-              <w:t>관리자 수정 위치</w:t>
+              <w:t>관리자 웹 수정 위치</w:t>
             </w:r>
           </w:p>
         </w:tc>
@@ -653,7 +577,7 @@
       <w:tr>
         <w:tc>
           <w:tcPr>
-            <w:tcW w:type="dxa" w:w="1944"/>
+            <w:tcW w:type="dxa" w:w="2448"/>
             <w:tcMar>
               <w:top w:w="80" w:type="dxa"/>
               <w:bottom w:w="80" w:type="dxa"/>
@@ -671,9 +595,9 @@
               <w:rPr>
                 <w:rFonts w:ascii="Arial" w:hAnsi="Arial" w:eastAsia="Apple SD Gothic Neo"/>
                 <w:b w:val="0"/>
-                <w:sz w:val="17"/>
+                <w:sz w:val="16"/>
               </w:rPr>
-              <w:t>아기 말풍선 제목/본문</w:t>
+              <w:t>앱: 오늘 아기는요/오늘 엄마는요</w:t>
             </w:r>
           </w:p>
         </w:tc>
@@ -706,7 +630,7 @@
         </w:tc>
         <w:tc>
           <w:tcPr>
-            <w:tcW w:type="dxa" w:w="3240"/>
+            <w:tcW w:type="dxa" w:w="3024"/>
             <w:tcMar>
               <w:top w:w="80" w:type="dxa"/>
               <w:bottom w:w="80" w:type="dxa"/>
@@ -724,9 +648,9 @@
               <w:rPr>
                 <w:rFonts w:ascii="Arial" w:hAnsi="Arial" w:eastAsia="Apple SD Gothic Neo"/>
                 <w:b w:val="0"/>
-                <w:sz w:val="17"/>
+                <w:sz w:val="16"/>
               </w:rPr>
-              <w:t>자산 관리 &gt; 공통 풀 &gt; 홈 위안 풀</w:t>
+              <w:t>주차별 &gt; 상세 편집 &gt; 일별 본문</w:t>
             </w:r>
           </w:p>
         </w:tc>
@@ -750,9 +674,9 @@
               <w:rPr>
                 <w:rFonts w:ascii="Arial" w:hAnsi="Arial" w:eastAsia="Apple SD Gothic Neo"/>
                 <w:b w:val="0"/>
-                <w:sz w:val="17"/>
+                <w:sz w:val="16"/>
               </w:rPr>
-              <w:t>문구 템플릿 수정</w:t>
+              <w:t>아기/엄마 문구를 일차별로 분리 수정</w:t>
             </w:r>
           </w:p>
         </w:tc>
@@ -760,7 +684,7 @@
       <w:tr>
         <w:tc>
           <w:tcPr>
-            <w:tcW w:type="dxa" w:w="1944"/>
+            <w:tcW w:type="dxa" w:w="2448"/>
             <w:tcMar>
               <w:top w:w="80" w:type="dxa"/>
               <w:bottom w:w="80" w:type="dxa"/>
@@ -778,9 +702,9 @@
               <w:rPr>
                 <w:rFonts w:ascii="Arial" w:hAnsi="Arial" w:eastAsia="Apple SD Gothic Neo"/>
                 <w:b w:val="0"/>
-                <w:sz w:val="17"/>
+                <w:sz w:val="16"/>
               </w:rPr>
-              <w:t>아기 이미지</w:t>
+              <w:t>앱: 체크리스트</w:t>
             </w:r>
           </w:p>
         </w:tc>
@@ -813,7 +737,7 @@
         </w:tc>
         <w:tc>
           <w:tcPr>
-            <w:tcW w:type="dxa" w:w="3240"/>
+            <w:tcW w:type="dxa" w:w="3024"/>
             <w:tcMar>
               <w:top w:w="80" w:type="dxa"/>
               <w:bottom w:w="80" w:type="dxa"/>
@@ -831,9 +755,9 @@
               <w:rPr>
                 <w:rFonts w:ascii="Arial" w:hAnsi="Arial" w:eastAsia="Apple SD Gothic Neo"/>
                 <w:b w:val="0"/>
-                <w:sz w:val="17"/>
+                <w:sz w:val="16"/>
               </w:rPr>
-              <w:t>자산 관리 &gt; 주차별 &gt; 해당 주차 &gt; 이미지</w:t>
+              <w:t>주차별 &gt; 상세 편집 &gt; 체크리스트</w:t>
             </w:r>
           </w:p>
         </w:tc>
@@ -857,9 +781,9 @@
               <w:rPr>
                 <w:rFonts w:ascii="Arial" w:hAnsi="Arial" w:eastAsia="Apple SD Gothic Neo"/>
                 <w:b w:val="0"/>
-                <w:sz w:val="17"/>
+                <w:sz w:val="16"/>
               </w:rPr>
-              <w:t>주차별 대표 이미지 교체</w:t>
+              <w:t>항목 문구와 앱 노출 on/off</w:t>
             </w:r>
           </w:p>
         </w:tc>
@@ -867,7 +791,7 @@
       <w:tr>
         <w:tc>
           <w:tcPr>
-            <w:tcW w:type="dxa" w:w="1944"/>
+            <w:tcW w:type="dxa" w:w="2448"/>
             <w:tcMar>
               <w:top w:w="80" w:type="dxa"/>
               <w:bottom w:w="80" w:type="dxa"/>
@@ -885,116 +809,9 @@
               <w:rPr>
                 <w:rFonts w:ascii="Arial" w:hAnsi="Arial" w:eastAsia="Apple SD Gothic Neo"/>
                 <w:b w:val="0"/>
-                <w:sz w:val="17"/>
+                <w:sz w:val="16"/>
               </w:rPr>
-              <w:t>주차/임신일수/남은일수</w:t>
-            </w:r>
-          </w:p>
-        </w:tc>
-        <w:tc>
-          <w:tcPr>
-            <w:tcW w:type="dxa" w:w="1440"/>
-            <w:tcMar>
-              <w:top w:w="80" w:type="dxa"/>
-              <w:bottom w:w="80" w:type="dxa"/>
-              <w:start w:w="100" w:type="dxa"/>
-              <w:end w:w="100" w:type="dxa"/>
-            </w:tcMar>
-            <w:vAlign w:val="center"/>
-            <w:shd w:fill="E4ECFF"/>
-          </w:tcPr>
-          <w:p>
-            <w:pPr>
-              <w:spacing w:after="0"/>
-            </w:pPr>
-            <w:r/>
-            <w:r>
-              <w:rPr>
-                <w:rFonts w:ascii="Arial" w:hAnsi="Arial" w:eastAsia="Apple SD Gothic Neo"/>
-                <w:b/>
-                <w:sz w:val="17"/>
-              </w:rPr>
-              <w:t>자동 계산/보정</w:t>
-            </w:r>
-          </w:p>
-        </w:tc>
-        <w:tc>
-          <w:tcPr>
-            <w:tcW w:type="dxa" w:w="3240"/>
-            <w:tcMar>
-              <w:top w:w="80" w:type="dxa"/>
-              <w:bottom w:w="80" w:type="dxa"/>
-              <w:start w:w="100" w:type="dxa"/>
-              <w:end w:w="100" w:type="dxa"/>
-            </w:tcMar>
-            <w:vAlign w:val="center"/>
-          </w:tcPr>
-          <w:p>
-            <w:pPr>
-              <w:spacing w:after="0"/>
-            </w:pPr>
-            <w:r/>
-            <w:r>
-              <w:rPr>
-                <w:rFonts w:ascii="Arial" w:hAnsi="Arial" w:eastAsia="Apple SD Gothic Neo"/>
-                <w:b w:val="0"/>
-                <w:sz w:val="17"/>
-              </w:rPr>
-              <w:t>계정 &gt; 사용자 관리 &gt; 사용자 상세</w:t>
-            </w:r>
-          </w:p>
-        </w:tc>
-        <w:tc>
-          <w:tcPr>
-            <w:tcW w:type="dxa" w:w="3312"/>
-            <w:tcMar>
-              <w:top w:w="80" w:type="dxa"/>
-              <w:bottom w:w="80" w:type="dxa"/>
-              <w:start w:w="100" w:type="dxa"/>
-              <w:end w:w="100" w:type="dxa"/>
-            </w:tcMar>
-            <w:vAlign w:val="center"/>
-          </w:tcPr>
-          <w:p>
-            <w:pPr>
-              <w:spacing w:after="0"/>
-            </w:pPr>
-            <w:r/>
-            <w:r>
-              <w:rPr>
-                <w:rFonts w:ascii="Arial" w:hAnsi="Arial" w:eastAsia="Apple SD Gothic Neo"/>
-                <w:b w:val="0"/>
-                <w:sz w:val="17"/>
-              </w:rPr>
-              <w:t>출산예정일 또는 주차 기준값 보정</w:t>
-            </w:r>
-          </w:p>
-        </w:tc>
-      </w:tr>
-      <w:tr>
-        <w:tc>
-          <w:tcPr>
-            <w:tcW w:type="dxa" w:w="1944"/>
-            <w:tcMar>
-              <w:top w:w="80" w:type="dxa"/>
-              <w:bottom w:w="80" w:type="dxa"/>
-              <w:start w:w="100" w:type="dxa"/>
-              <w:end w:w="100" w:type="dxa"/>
-            </w:tcMar>
-            <w:vAlign w:val="center"/>
-          </w:tcPr>
-          <w:p>
-            <w:pPr>
-              <w:spacing w:after="0"/>
-            </w:pPr>
-            <w:r/>
-            <w:r>
-              <w:rPr>
-                <w:rFonts w:ascii="Arial" w:hAnsi="Arial" w:eastAsia="Apple SD Gothic Neo"/>
-                <w:b w:val="0"/>
-                <w:sz w:val="17"/>
-              </w:rPr>
-              <w:t>오늘의 한마디</w:t>
+              <w:t>앱: 태교 질문</w:t>
             </w:r>
           </w:p>
         </w:tc>
@@ -1027,7 +844,7 @@
         </w:tc>
         <w:tc>
           <w:tcPr>
-            <w:tcW w:type="dxa" w:w="3240"/>
+            <w:tcW w:type="dxa" w:w="3024"/>
             <w:tcMar>
               <w:top w:w="80" w:type="dxa"/>
               <w:bottom w:w="80" w:type="dxa"/>
@@ -1045,9 +862,9 @@
               <w:rPr>
                 <w:rFonts w:ascii="Arial" w:hAnsi="Arial" w:eastAsia="Apple SD Gothic Neo"/>
                 <w:b w:val="0"/>
-                <w:sz w:val="17"/>
+                <w:sz w:val="16"/>
               </w:rPr>
-              <w:t>자산 관리 &gt; 공통 풀 &gt; 홈 위안 풀</w:t>
+              <w:t>주차별 &gt; 상세 편집 &gt; 질문</w:t>
             </w:r>
           </w:p>
         </w:tc>
@@ -1071,15 +888,127 @@
               <w:rPr>
                 <w:rFonts w:ascii="Arial" w:hAnsi="Arial" w:eastAsia="Apple SD Gothic Neo"/>
                 <w:b w:val="0"/>
+                <w:sz w:val="16"/>
+              </w:rPr>
+              <w:t>질문 문구와 앱 노출 on/off</w:t>
+            </w:r>
+          </w:p>
+        </w:tc>
+      </w:tr>
+      <w:tr>
+        <w:tc>
+          <w:tcPr>
+            <w:tcW w:type="dxa" w:w="2448"/>
+            <w:tcMar>
+              <w:top w:w="80" w:type="dxa"/>
+              <w:bottom w:w="80" w:type="dxa"/>
+              <w:start w:w="100" w:type="dxa"/>
+              <w:end w:w="100" w:type="dxa"/>
+            </w:tcMar>
+            <w:vAlign w:val="center"/>
+          </w:tcPr>
+          <w:p>
+            <w:pPr>
+              <w:spacing w:after="0"/>
+            </w:pPr>
+            <w:r/>
+            <w:r>
+              <w:rPr>
+                <w:rFonts w:ascii="Arial" w:hAnsi="Arial" w:eastAsia="Apple SD Gothic Neo"/>
+                <w:b w:val="0"/>
+                <w:sz w:val="16"/>
+              </w:rPr>
+              <w:t>앱: 아기 이미지/임신백과</w:t>
+            </w:r>
+          </w:p>
+        </w:tc>
+        <w:tc>
+          <w:tcPr>
+            <w:tcW w:type="dxa" w:w="1440"/>
+            <w:tcMar>
+              <w:top w:w="80" w:type="dxa"/>
+              <w:bottom w:w="80" w:type="dxa"/>
+              <w:start w:w="100" w:type="dxa"/>
+              <w:end w:w="100" w:type="dxa"/>
+            </w:tcMar>
+            <w:vAlign w:val="center"/>
+            <w:shd w:fill="DFF2E6"/>
+          </w:tcPr>
+          <w:p>
+            <w:pPr>
+              <w:spacing w:after="0"/>
+            </w:pPr>
+            <w:r/>
+            <w:r>
+              <w:rPr>
+                <w:rFonts w:ascii="Arial" w:hAnsi="Arial" w:eastAsia="Apple SD Gothic Neo"/>
+                <w:b/>
                 <w:sz w:val="17"/>
               </w:rPr>
-              <w:t>오늘의 한마디 위치 문구 수정</w:t>
+              <w:t>수정 가능</w:t>
+            </w:r>
+          </w:p>
+        </w:tc>
+        <w:tc>
+          <w:tcPr>
+            <w:tcW w:type="dxa" w:w="3024"/>
+            <w:tcMar>
+              <w:top w:w="80" w:type="dxa"/>
+              <w:bottom w:w="80" w:type="dxa"/>
+              <w:start w:w="100" w:type="dxa"/>
+              <w:end w:w="100" w:type="dxa"/>
+            </w:tcMar>
+            <w:vAlign w:val="center"/>
+          </w:tcPr>
+          <w:p>
+            <w:pPr>
+              <w:spacing w:after="0"/>
+            </w:pPr>
+            <w:r/>
+            <w:r>
+              <w:rPr>
+                <w:rFonts w:ascii="Arial" w:hAnsi="Arial" w:eastAsia="Apple SD Gothic Neo"/>
+                <w:b w:val="0"/>
+                <w:sz w:val="16"/>
+              </w:rPr>
+              <w:t>주차별 &gt; 이미지/노출본</w:t>
+            </w:r>
+          </w:p>
+        </w:tc>
+        <w:tc>
+          <w:tcPr>
+            <w:tcW w:type="dxa" w:w="3312"/>
+            <w:tcMar>
+              <w:top w:w="80" w:type="dxa"/>
+              <w:bottom w:w="80" w:type="dxa"/>
+              <w:start w:w="100" w:type="dxa"/>
+              <w:end w:w="100" w:type="dxa"/>
+            </w:tcMar>
+            <w:vAlign w:val="center"/>
+          </w:tcPr>
+          <w:p>
+            <w:pPr>
+              <w:spacing w:after="0"/>
+            </w:pPr>
+            <w:r/>
+            <w:r>
+              <w:rPr>
+                <w:rFonts w:ascii="Arial" w:hAnsi="Arial" w:eastAsia="Apple SD Gothic Neo"/>
+                <w:b w:val="0"/>
+                <w:sz w:val="16"/>
+              </w:rPr>
+              <w:t>이미지 교체와 백과 카드 문구 수정</w:t>
             </w:r>
           </w:p>
         </w:tc>
       </w:tr>
     </w:tbl>
     <w:p/>
+    <w:p>
+      <w:r>
+        <w:br w:type="page"/>
+      </w:r>
+    </w:p>
     <w:p>
       <w:pPr>
         <w:pStyle w:val="Heading1"/>
@@ -1091,14 +1020,14 @@
           <w:color w:val="2E5C96"/>
           <w:sz w:val="30"/>
         </w:rPr>
-        <w:t>2. 오늘,우리 &gt; 아기와 엄마</w:t>
+        <w:t>2. 자산 관리 &gt; 공통 풀</w:t>
       </w:r>
     </w:p>
     <w:p>
       <w:r>
         <w:drawing>
           <wp:inline xmlns:a="http://schemas.openxmlformats.org/drawingml/2006/main" xmlns:pic="http://schemas.openxmlformats.org/drawingml/2006/picture">
-            <wp:extent cx="2331720" cy="5068252"/>
+            <wp:extent cx="6035040" cy="4149090"/>
             <wp:docPr id="2" name="Picture 2"/>
             <wp:cNvGraphicFramePr>
               <a:graphicFrameLocks noChangeAspect="1"/>
@@ -1107,7 +1036,7 @@
               <a:graphicData uri="http://schemas.openxmlformats.org/drawingml/2006/picture">
                 <pic:pic>
                   <pic:nvPicPr>
-                    <pic:cNvPr id="0" name="02-today-baby-mom.png"/>
+                    <pic:cNvPr id="0" name="02-admin-pools.png"/>
                     <pic:cNvPicPr/>
                   </pic:nvPicPr>
                   <pic:blipFill>
@@ -1119,7 +1048,7 @@
                   <pic:spPr>
                     <a:xfrm>
                       <a:off x="0" y="0"/>
-                      <a:ext cx="2331720" cy="5068252"/>
+                      <a:ext cx="6035040" cy="4149090"/>
                     </a:xfrm>
                     <a:prstGeom prst="rect"/>
                   </pic:spPr>
@@ -1146,15 +1075,15 @@
         </w:tblBorders>
       </w:tblPr>
       <w:tblGrid>
-        <w:gridCol w:w="2520"/>
-        <w:gridCol w:w="2520"/>
-        <w:gridCol w:w="2520"/>
-        <w:gridCol w:w="2520"/>
+        <w:gridCol w:w="2556"/>
+        <w:gridCol w:w="2556"/>
+        <w:gridCol w:w="2556"/>
+        <w:gridCol w:w="2556"/>
       </w:tblGrid>
       <w:tr>
         <w:tc>
           <w:tcPr>
-            <w:tcW w:type="dxa" w:w="1944"/>
+            <w:tcW w:type="dxa" w:w="2448"/>
             <w:tcMar>
               <w:top w:w="80" w:type="dxa"/>
               <w:bottom w:w="80" w:type="dxa"/>
@@ -1174,7 +1103,7 @@
                 <w:b/>
                 <w:sz w:val="17"/>
               </w:rPr>
-              <w:t>앱 화면 요소</w:t>
+              <w:t>앱 반영 영역</w:t>
             </w:r>
           </w:p>
         </w:tc>
@@ -1206,7 +1135,7 @@
         </w:tc>
         <w:tc>
           <w:tcPr>
-            <w:tcW w:type="dxa" w:w="3240"/>
+            <w:tcW w:type="dxa" w:w="3024"/>
             <w:tcMar>
               <w:top w:w="80" w:type="dxa"/>
               <w:bottom w:w="80" w:type="dxa"/>
@@ -1226,7 +1155,7 @@
                 <w:b/>
                 <w:sz w:val="17"/>
               </w:rPr>
-              <w:t>관리자 수정 위치</w:t>
+              <w:t>관리자 웹 수정 위치</w:t>
             </w:r>
           </w:p>
         </w:tc>
@@ -1260,7 +1189,7 @@
       <w:tr>
         <w:tc>
           <w:tcPr>
-            <w:tcW w:type="dxa" w:w="1944"/>
+            <w:tcW w:type="dxa" w:w="2448"/>
             <w:tcMar>
               <w:top w:w="80" w:type="dxa"/>
               <w:bottom w:w="80" w:type="dxa"/>
@@ -1278,9 +1207,9 @@
               <w:rPr>
                 <w:rFonts w:ascii="Arial" w:hAnsi="Arial" w:eastAsia="Apple SD Gothic Neo"/>
                 <w:b w:val="0"/>
-                <w:sz w:val="17"/>
+                <w:sz w:val="16"/>
               </w:rPr>
-              <w:t>오늘 아기는요 본문</w:t>
+              <w:t>앱: 홈 말풍선</w:t>
             </w:r>
           </w:p>
         </w:tc>
@@ -1313,7 +1242,7 @@
         </w:tc>
         <w:tc>
           <w:tcPr>
-            <w:tcW w:type="dxa" w:w="3240"/>
+            <w:tcW w:type="dxa" w:w="3024"/>
             <w:tcMar>
               <w:top w:w="80" w:type="dxa"/>
               <w:bottom w:w="80" w:type="dxa"/>
@@ -1331,9 +1260,9 @@
               <w:rPr>
                 <w:rFonts w:ascii="Arial" w:hAnsi="Arial" w:eastAsia="Apple SD Gothic Neo"/>
                 <w:b w:val="0"/>
-                <w:sz w:val="17"/>
+                <w:sz w:val="16"/>
               </w:rPr>
-              <w:t>자산 관리 &gt; 주차별 &gt; 해당 주차 &gt; 일별 본문</w:t>
+              <w:t>공통 풀 &gt; 홈 위안 풀</w:t>
             </w:r>
           </w:p>
         </w:tc>
@@ -1357,9 +1286,9 @@
               <w:rPr>
                 <w:rFonts w:ascii="Arial" w:hAnsi="Arial" w:eastAsia="Apple SD Gothic Neo"/>
                 <w:b w:val="0"/>
-                <w:sz w:val="17"/>
+                <w:sz w:val="16"/>
               </w:rPr>
-              <w:t>일차별 아기 문구 수정</w:t>
+              <w:t>말풍선 제목/본문 템플릿 수정</w:t>
             </w:r>
           </w:p>
         </w:tc>
@@ -1367,7 +1296,7 @@
       <w:tr>
         <w:tc>
           <w:tcPr>
-            <w:tcW w:type="dxa" w:w="1944"/>
+            <w:tcW w:type="dxa" w:w="2448"/>
             <w:tcMar>
               <w:top w:w="80" w:type="dxa"/>
               <w:bottom w:w="80" w:type="dxa"/>
@@ -1385,9 +1314,9 @@
               <w:rPr>
                 <w:rFonts w:ascii="Arial" w:hAnsi="Arial" w:eastAsia="Apple SD Gothic Neo"/>
                 <w:b w:val="0"/>
-                <w:sz w:val="17"/>
+                <w:sz w:val="16"/>
               </w:rPr>
-              <w:t>오늘 엄마는요 본문</w:t>
+              <w:t>앱: 오늘의 한마디</w:t>
             </w:r>
           </w:p>
         </w:tc>
@@ -1420,7 +1349,7 @@
         </w:tc>
         <w:tc>
           <w:tcPr>
-            <w:tcW w:type="dxa" w:w="3240"/>
+            <w:tcW w:type="dxa" w:w="3024"/>
             <w:tcMar>
               <w:top w:w="80" w:type="dxa"/>
               <w:bottom w:w="80" w:type="dxa"/>
@@ -1438,9 +1367,9 @@
               <w:rPr>
                 <w:rFonts w:ascii="Arial" w:hAnsi="Arial" w:eastAsia="Apple SD Gothic Neo"/>
                 <w:b w:val="0"/>
-                <w:sz w:val="17"/>
+                <w:sz w:val="16"/>
               </w:rPr>
-              <w:t>자산 관리 &gt; 주차별 &gt; 해당 주차 &gt; 일별 본문</w:t>
+              <w:t>공통 풀 &gt; 홈 위안 풀</w:t>
             </w:r>
           </w:p>
         </w:tc>
@@ -1464,9 +1393,9 @@
               <w:rPr>
                 <w:rFonts w:ascii="Arial" w:hAnsi="Arial" w:eastAsia="Apple SD Gothic Neo"/>
                 <w:b w:val="0"/>
-                <w:sz w:val="17"/>
+                <w:sz w:val="16"/>
               </w:rPr>
-              <w:t>일차별 엄마 문구 수정</w:t>
+              <w:t>오늘의 한마디 위치 문구 수정</w:t>
             </w:r>
           </w:p>
         </w:tc>
@@ -1474,7 +1403,7 @@
       <w:tr>
         <w:tc>
           <w:tcPr>
-            <w:tcW w:type="dxa" w:w="1944"/>
+            <w:tcW w:type="dxa" w:w="2448"/>
             <w:tcMar>
               <w:top w:w="80" w:type="dxa"/>
               <w:bottom w:w="80" w:type="dxa"/>
@@ -1492,9 +1421,9 @@
               <w:rPr>
                 <w:rFonts w:ascii="Arial" w:hAnsi="Arial" w:eastAsia="Apple SD Gothic Neo"/>
                 <w:b w:val="0"/>
-                <w:sz w:val="17"/>
+                <w:sz w:val="16"/>
               </w:rPr>
-              <w:t>탭/섹션 고정 문구</w:t>
+              <w:t>앱: 공통 위안 문구</w:t>
             </w:r>
           </w:p>
         </w:tc>
@@ -1508,7 +1437,7 @@
               <w:end w:w="100" w:type="dxa"/>
             </w:tcMar>
             <w:vAlign w:val="center"/>
-            <w:shd w:fill="FFF0D9"/>
+            <w:shd w:fill="DFF2E6"/>
           </w:tcPr>
           <w:p>
             <w:pPr>
@@ -1521,13 +1450,13 @@
                 <w:b/>
                 <w:sz w:val="17"/>
               </w:rPr>
-              <w:t>보완 필요</w:t>
+              <w:t>수정 가능</w:t>
             </w:r>
           </w:p>
         </w:tc>
         <w:tc>
           <w:tcPr>
-            <w:tcW w:type="dxa" w:w="3240"/>
+            <w:tcW w:type="dxa" w:w="3024"/>
             <w:tcMar>
               <w:top w:w="80" w:type="dxa"/>
               <w:bottom w:w="80" w:type="dxa"/>
@@ -1545,9 +1474,9 @@
               <w:rPr>
                 <w:rFonts w:ascii="Arial" w:hAnsi="Arial" w:eastAsia="Apple SD Gothic Neo"/>
                 <w:b w:val="0"/>
-                <w:sz w:val="17"/>
+                <w:sz w:val="16"/>
               </w:rPr>
-              <w:t>앱 UI 문구 관리 또는 시스템 운영 &gt; 브랜딩</w:t>
+              <w:t>공통 풀 &gt; 아기 위안 풀</w:t>
             </w:r>
           </w:p>
         </w:tc>
@@ -1571,9 +1500,9 @@
               <w:rPr>
                 <w:rFonts w:ascii="Arial" w:hAnsi="Arial" w:eastAsia="Apple SD Gothic Neo"/>
                 <w:b w:val="0"/>
-                <w:sz w:val="17"/>
+                <w:sz w:val="16"/>
               </w:rPr>
-              <w:t>운영자가 바꾸려면 문구 관리 필드 추가</w:t>
+              <w:t>주차/기분 태그 기반 문구 관리</w:t>
             </w:r>
           </w:p>
         </w:tc>
@@ -1596,14 +1525,14 @@
           <w:color w:val="2E5C96"/>
           <w:sz w:val="30"/>
         </w:rPr>
-        <w:t>3. 오늘,우리 &gt; 임신백과 카드</w:t>
+        <w:t>3. 대화 엔진 &gt; 워크플로우</w:t>
       </w:r>
     </w:p>
     <w:p>
       <w:r>
         <w:drawing>
           <wp:inline xmlns:a="http://schemas.openxmlformats.org/drawingml/2006/main" xmlns:pic="http://schemas.openxmlformats.org/drawingml/2006/picture">
-            <wp:extent cx="2331720" cy="5068252"/>
+            <wp:extent cx="6035040" cy="4149090"/>
             <wp:docPr id="3" name="Picture 3"/>
             <wp:cNvGraphicFramePr>
               <a:graphicFrameLocks noChangeAspect="1"/>
@@ -1612,7 +1541,7 @@
               <a:graphicData uri="http://schemas.openxmlformats.org/drawingml/2006/picture">
                 <pic:pic>
                   <pic:nvPicPr>
-                    <pic:cNvPr id="0" name="03-encyclopedia-card.png"/>
+                    <pic:cNvPr id="0" name="03-admin-workflows.png"/>
                     <pic:cNvPicPr/>
                   </pic:nvPicPr>
                   <pic:blipFill>
@@ -1624,7 +1553,7 @@
                   <pic:spPr>
                     <a:xfrm>
                       <a:off x="0" y="0"/>
-                      <a:ext cx="2331720" cy="5068252"/>
+                      <a:ext cx="6035040" cy="4149090"/>
                     </a:xfrm>
                     <a:prstGeom prst="rect"/>
                   </pic:spPr>
@@ -1651,15 +1580,15 @@
         </w:tblBorders>
       </w:tblPr>
       <w:tblGrid>
-        <w:gridCol w:w="2520"/>
-        <w:gridCol w:w="2520"/>
-        <w:gridCol w:w="2520"/>
-        <w:gridCol w:w="2520"/>
+        <w:gridCol w:w="2556"/>
+        <w:gridCol w:w="2556"/>
+        <w:gridCol w:w="2556"/>
+        <w:gridCol w:w="2556"/>
       </w:tblGrid>
       <w:tr>
         <w:tc>
           <w:tcPr>
-            <w:tcW w:type="dxa" w:w="1944"/>
+            <w:tcW w:type="dxa" w:w="2448"/>
             <w:tcMar>
               <w:top w:w="80" w:type="dxa"/>
               <w:bottom w:w="80" w:type="dxa"/>
@@ -1679,7 +1608,7 @@
                 <w:b/>
                 <w:sz w:val="17"/>
               </w:rPr>
-              <w:t>앱 화면 요소</w:t>
+              <w:t>앱 반영 영역</w:t>
             </w:r>
           </w:p>
         </w:tc>
@@ -1711,7 +1640,7 @@
         </w:tc>
         <w:tc>
           <w:tcPr>
-            <w:tcW w:type="dxa" w:w="3240"/>
+            <w:tcW w:type="dxa" w:w="3024"/>
             <w:tcMar>
               <w:top w:w="80" w:type="dxa"/>
               <w:bottom w:w="80" w:type="dxa"/>
@@ -1731,7 +1660,7 @@
                 <w:b/>
                 <w:sz w:val="17"/>
               </w:rPr>
-              <w:t>관리자 수정 위치</w:t>
+              <w:t>관리자 웹 수정 위치</w:t>
             </w:r>
           </w:p>
         </w:tc>
@@ -1765,7 +1694,7 @@
       <w:tr>
         <w:tc>
           <w:tcPr>
-            <w:tcW w:type="dxa" w:w="1944"/>
+            <w:tcW w:type="dxa" w:w="2448"/>
             <w:tcMar>
               <w:top w:w="80" w:type="dxa"/>
               <w:bottom w:w="80" w:type="dxa"/>
@@ -1783,9 +1712,223 @@
               <w:rPr>
                 <w:rFonts w:ascii="Arial" w:hAnsi="Arial" w:eastAsia="Apple SD Gothic Neo"/>
                 <w:b w:val="0"/>
+                <w:sz w:val="16"/>
+              </w:rPr>
+              <w:t>앱: 기분 첫 질문/버튼</w:t>
+            </w:r>
+          </w:p>
+        </w:tc>
+        <w:tc>
+          <w:tcPr>
+            <w:tcW w:type="dxa" w:w="1440"/>
+            <w:tcMar>
+              <w:top w:w="80" w:type="dxa"/>
+              <w:bottom w:w="80" w:type="dxa"/>
+              <w:start w:w="100" w:type="dxa"/>
+              <w:end w:w="100" w:type="dxa"/>
+            </w:tcMar>
+            <w:vAlign w:val="center"/>
+            <w:shd w:fill="DFF2E6"/>
+          </w:tcPr>
+          <w:p>
+            <w:pPr>
+              <w:spacing w:after="0"/>
+            </w:pPr>
+            <w:r/>
+            <w:r>
+              <w:rPr>
+                <w:rFonts w:ascii="Arial" w:hAnsi="Arial" w:eastAsia="Apple SD Gothic Neo"/>
+                <w:b/>
                 <w:sz w:val="17"/>
               </w:rPr>
-              <w:t>임신백과 카드 설명</w:t>
+              <w:t>수정 가능</w:t>
+            </w:r>
+          </w:p>
+        </w:tc>
+        <w:tc>
+          <w:tcPr>
+            <w:tcW w:type="dxa" w:w="3024"/>
+            <w:tcMar>
+              <w:top w:w="80" w:type="dxa"/>
+              <w:bottom w:w="80" w:type="dxa"/>
+              <w:start w:w="100" w:type="dxa"/>
+              <w:end w:w="100" w:type="dxa"/>
+            </w:tcMar>
+            <w:vAlign w:val="center"/>
+          </w:tcPr>
+          <w:p>
+            <w:pPr>
+              <w:spacing w:after="0"/>
+            </w:pPr>
+            <w:r/>
+            <w:r>
+              <w:rPr>
+                <w:rFonts w:ascii="Arial" w:hAnsi="Arial" w:eastAsia="Apple SD Gothic Neo"/>
+                <w:b w:val="0"/>
+                <w:sz w:val="16"/>
+              </w:rPr>
+              <w:t>워크플로우</w:t>
+            </w:r>
+          </w:p>
+        </w:tc>
+        <w:tc>
+          <w:tcPr>
+            <w:tcW w:type="dxa" w:w="3312"/>
+            <w:tcMar>
+              <w:top w:w="80" w:type="dxa"/>
+              <w:bottom w:w="80" w:type="dxa"/>
+              <w:start w:w="100" w:type="dxa"/>
+              <w:end w:w="100" w:type="dxa"/>
+            </w:tcMar>
+            <w:vAlign w:val="center"/>
+          </w:tcPr>
+          <w:p>
+            <w:pPr>
+              <w:spacing w:after="0"/>
+            </w:pPr>
+            <w:r/>
+            <w:r>
+              <w:rPr>
+                <w:rFonts w:ascii="Arial" w:hAnsi="Arial" w:eastAsia="Apple SD Gothic Neo"/>
+                <w:b w:val="0"/>
+                <w:sz w:val="16"/>
+              </w:rPr>
+              <w:t>질문 문구와 버튼 라벨 수정</w:t>
+            </w:r>
+          </w:p>
+        </w:tc>
+      </w:tr>
+      <w:tr>
+        <w:tc>
+          <w:tcPr>
+            <w:tcW w:type="dxa" w:w="2448"/>
+            <w:tcMar>
+              <w:top w:w="80" w:type="dxa"/>
+              <w:bottom w:w="80" w:type="dxa"/>
+              <w:start w:w="100" w:type="dxa"/>
+              <w:end w:w="100" w:type="dxa"/>
+            </w:tcMar>
+            <w:vAlign w:val="center"/>
+          </w:tcPr>
+          <w:p>
+            <w:pPr>
+              <w:spacing w:after="0"/>
+            </w:pPr>
+            <w:r/>
+            <w:r>
+              <w:rPr>
+                <w:rFonts w:ascii="Arial" w:hAnsi="Arial" w:eastAsia="Apple SD Gothic Neo"/>
+                <w:b w:val="0"/>
+                <w:sz w:val="16"/>
+              </w:rPr>
+              <w:t>앱: 주차 정보 제안</w:t>
+            </w:r>
+          </w:p>
+        </w:tc>
+        <w:tc>
+          <w:tcPr>
+            <w:tcW w:type="dxa" w:w="1440"/>
+            <w:tcMar>
+              <w:top w:w="80" w:type="dxa"/>
+              <w:bottom w:w="80" w:type="dxa"/>
+              <w:start w:w="100" w:type="dxa"/>
+              <w:end w:w="100" w:type="dxa"/>
+            </w:tcMar>
+            <w:vAlign w:val="center"/>
+            <w:shd w:fill="DFF2E6"/>
+          </w:tcPr>
+          <w:p>
+            <w:pPr>
+              <w:spacing w:after="0"/>
+            </w:pPr>
+            <w:r/>
+            <w:r>
+              <w:rPr>
+                <w:rFonts w:ascii="Arial" w:hAnsi="Arial" w:eastAsia="Apple SD Gothic Neo"/>
+                <w:b/>
+                <w:sz w:val="17"/>
+              </w:rPr>
+              <w:t>수정 가능</w:t>
+            </w:r>
+          </w:p>
+        </w:tc>
+        <w:tc>
+          <w:tcPr>
+            <w:tcW w:type="dxa" w:w="3024"/>
+            <w:tcMar>
+              <w:top w:w="80" w:type="dxa"/>
+              <w:bottom w:w="80" w:type="dxa"/>
+              <w:start w:w="100" w:type="dxa"/>
+              <w:end w:w="100" w:type="dxa"/>
+            </w:tcMar>
+            <w:vAlign w:val="center"/>
+          </w:tcPr>
+          <w:p>
+            <w:pPr>
+              <w:spacing w:after="0"/>
+            </w:pPr>
+            <w:r/>
+            <w:r>
+              <w:rPr>
+                <w:rFonts w:ascii="Arial" w:hAnsi="Arial" w:eastAsia="Apple SD Gothic Neo"/>
+                <w:b w:val="0"/>
+                <w:sz w:val="16"/>
+              </w:rPr>
+              <w:t>워크플로우</w:t>
+            </w:r>
+          </w:p>
+        </w:tc>
+        <w:tc>
+          <w:tcPr>
+            <w:tcW w:type="dxa" w:w="3312"/>
+            <w:tcMar>
+              <w:top w:w="80" w:type="dxa"/>
+              <w:bottom w:w="80" w:type="dxa"/>
+              <w:start w:w="100" w:type="dxa"/>
+              <w:end w:w="100" w:type="dxa"/>
+            </w:tcMar>
+            <w:vAlign w:val="center"/>
+          </w:tcPr>
+          <w:p>
+            <w:pPr>
+              <w:spacing w:after="0"/>
+            </w:pPr>
+            <w:r/>
+            <w:r>
+              <w:rPr>
+                <w:rFonts w:ascii="Arial" w:hAnsi="Arial" w:eastAsia="Apple SD Gothic Neo"/>
+                <w:b w:val="0"/>
+                <w:sz w:val="16"/>
+              </w:rPr>
+              <w:t>네/나중에요 버튼과 제안 문구 수정</w:t>
+            </w:r>
+          </w:p>
+        </w:tc>
+      </w:tr>
+      <w:tr>
+        <w:tc>
+          <w:tcPr>
+            <w:tcW w:type="dxa" w:w="2448"/>
+            <w:tcMar>
+              <w:top w:w="80" w:type="dxa"/>
+              <w:bottom w:w="80" w:type="dxa"/>
+              <w:start w:w="100" w:type="dxa"/>
+              <w:end w:w="100" w:type="dxa"/>
+            </w:tcMar>
+            <w:vAlign w:val="center"/>
+          </w:tcPr>
+          <w:p>
+            <w:pPr>
+              <w:spacing w:after="0"/>
+            </w:pPr>
+            <w:r/>
+            <w:r>
+              <w:rPr>
+                <w:rFonts w:ascii="Arial" w:hAnsi="Arial" w:eastAsia="Apple SD Gothic Neo"/>
+                <w:b w:val="0"/>
+                <w:sz w:val="16"/>
+              </w:rPr>
+              <w:t>앱: 기분 -&gt; 질문 -&gt; 자유대화 흐름</w:t>
             </w:r>
           </w:p>
         </w:tc>
@@ -1818,7 +1961,7 @@
         </w:tc>
         <w:tc>
           <w:tcPr>
-            <w:tcW w:type="dxa" w:w="3240"/>
+            <w:tcW w:type="dxa" w:w="3024"/>
             <w:tcMar>
               <w:top w:w="80" w:type="dxa"/>
               <w:bottom w:w="80" w:type="dxa"/>
@@ -1836,9 +1979,9 @@
               <w:rPr>
                 <w:rFonts w:ascii="Arial" w:hAnsi="Arial" w:eastAsia="Apple SD Gothic Neo"/>
                 <w:b w:val="0"/>
-                <w:sz w:val="17"/>
+                <w:sz w:val="16"/>
               </w:rPr>
-              <w:t>자산 관리 &gt; 주차별 또는 앱 UI 문구 관리</w:t>
+              <w:t>워크플로우</w:t>
             </w:r>
           </w:p>
         </w:tc>
@@ -1862,229 +2005,20 @@
               <w:rPr>
                 <w:rFonts w:ascii="Arial" w:hAnsi="Arial" w:eastAsia="Apple SD Gothic Neo"/>
                 <w:b w:val="0"/>
-                <w:sz w:val="17"/>
+                <w:sz w:val="16"/>
               </w:rPr>
-              <w:t>현재 고정이면 관리자 필드 추가</w:t>
-            </w:r>
-          </w:p>
-        </w:tc>
-      </w:tr>
-      <w:tr>
-        <w:tc>
-          <w:tcPr>
-            <w:tcW w:type="dxa" w:w="1944"/>
-            <w:tcMar>
-              <w:top w:w="80" w:type="dxa"/>
-              <w:bottom w:w="80" w:type="dxa"/>
-              <w:start w:w="100" w:type="dxa"/>
-              <w:end w:w="100" w:type="dxa"/>
-            </w:tcMar>
-            <w:vAlign w:val="center"/>
-          </w:tcPr>
-          <w:p>
-            <w:pPr>
-              <w:spacing w:after="0"/>
-            </w:pPr>
-            <w:r/>
-            <w:r>
-              <w:rPr>
-                <w:rFonts w:ascii="Arial" w:hAnsi="Arial" w:eastAsia="Apple SD Gothic Neo"/>
-                <w:b w:val="0"/>
-                <w:sz w:val="17"/>
-              </w:rPr>
-              <w:t>이번 주 백과 보기</w:t>
-            </w:r>
-          </w:p>
-        </w:tc>
-        <w:tc>
-          <w:tcPr>
-            <w:tcW w:type="dxa" w:w="1440"/>
-            <w:tcMar>
-              <w:top w:w="80" w:type="dxa"/>
-              <w:bottom w:w="80" w:type="dxa"/>
-              <w:start w:w="100" w:type="dxa"/>
-              <w:end w:w="100" w:type="dxa"/>
-            </w:tcMar>
-            <w:vAlign w:val="center"/>
-            <w:shd w:fill="DFF2E6"/>
-          </w:tcPr>
-          <w:p>
-            <w:pPr>
-              <w:spacing w:after="0"/>
-            </w:pPr>
-            <w:r/>
-            <w:r>
-              <w:rPr>
-                <w:rFonts w:ascii="Arial" w:hAnsi="Arial" w:eastAsia="Apple SD Gothic Neo"/>
-                <w:b/>
-                <w:sz w:val="17"/>
-              </w:rPr>
-              <w:t>수정 가능</w:t>
-            </w:r>
-          </w:p>
-        </w:tc>
-        <w:tc>
-          <w:tcPr>
-            <w:tcW w:type="dxa" w:w="3240"/>
-            <w:tcMar>
-              <w:top w:w="80" w:type="dxa"/>
-              <w:bottom w:w="80" w:type="dxa"/>
-              <w:start w:w="100" w:type="dxa"/>
-              <w:end w:w="100" w:type="dxa"/>
-            </w:tcMar>
-            <w:vAlign w:val="center"/>
-          </w:tcPr>
-          <w:p>
-            <w:pPr>
-              <w:spacing w:after="0"/>
-            </w:pPr>
-            <w:r/>
-            <w:r>
-              <w:rPr>
-                <w:rFonts w:ascii="Arial" w:hAnsi="Arial" w:eastAsia="Apple SD Gothic Neo"/>
-                <w:b w:val="0"/>
-                <w:sz w:val="17"/>
-              </w:rPr>
-              <w:t>자산 관리 &gt; 주차별 &gt; 해당 주차 &gt; 기본 정보/노출본</w:t>
-            </w:r>
-          </w:p>
-        </w:tc>
-        <w:tc>
-          <w:tcPr>
-            <w:tcW w:type="dxa" w:w="3312"/>
-            <w:tcMar>
-              <w:top w:w="80" w:type="dxa"/>
-              <w:bottom w:w="80" w:type="dxa"/>
-              <w:start w:w="100" w:type="dxa"/>
-              <w:end w:w="100" w:type="dxa"/>
-            </w:tcMar>
-            <w:vAlign w:val="center"/>
-          </w:tcPr>
-          <w:p>
-            <w:pPr>
-              <w:spacing w:after="0"/>
-            </w:pPr>
-            <w:r/>
-            <w:r>
-              <w:rPr>
-                <w:rFonts w:ascii="Arial" w:hAnsi="Arial" w:eastAsia="Apple SD Gothic Neo"/>
-                <w:b w:val="0"/>
-                <w:sz w:val="17"/>
-              </w:rPr>
-              <w:t>주차별 백과 소개 문구 수정</w:t>
-            </w:r>
-          </w:p>
-        </w:tc>
-      </w:tr>
-      <w:tr>
-        <w:tc>
-          <w:tcPr>
-            <w:tcW w:type="dxa" w:w="1944"/>
-            <w:tcMar>
-              <w:top w:w="80" w:type="dxa"/>
-              <w:bottom w:w="80" w:type="dxa"/>
-              <w:start w:w="100" w:type="dxa"/>
-              <w:end w:w="100" w:type="dxa"/>
-            </w:tcMar>
-            <w:vAlign w:val="center"/>
-          </w:tcPr>
-          <w:p>
-            <w:pPr>
-              <w:spacing w:after="0"/>
-            </w:pPr>
-            <w:r/>
-            <w:r>
-              <w:rPr>
-                <w:rFonts w:ascii="Arial" w:hAnsi="Arial" w:eastAsia="Apple SD Gothic Neo"/>
-                <w:b w:val="0"/>
-                <w:sz w:val="17"/>
-              </w:rPr>
-              <w:t>다른 주차 찾아보기</w:t>
-            </w:r>
-          </w:p>
-        </w:tc>
-        <w:tc>
-          <w:tcPr>
-            <w:tcW w:type="dxa" w:w="1440"/>
-            <w:tcMar>
-              <w:top w:w="80" w:type="dxa"/>
-              <w:bottom w:w="80" w:type="dxa"/>
-              <w:start w:w="100" w:type="dxa"/>
-              <w:end w:w="100" w:type="dxa"/>
-            </w:tcMar>
-            <w:vAlign w:val="center"/>
-            <w:shd w:fill="FFF0D9"/>
-          </w:tcPr>
-          <w:p>
-            <w:pPr>
-              <w:spacing w:after="0"/>
-            </w:pPr>
-            <w:r/>
-            <w:r>
-              <w:rPr>
-                <w:rFonts w:ascii="Arial" w:hAnsi="Arial" w:eastAsia="Apple SD Gothic Neo"/>
-                <w:b/>
-                <w:sz w:val="17"/>
-              </w:rPr>
-              <w:t>보완 필요</w:t>
-            </w:r>
-          </w:p>
-        </w:tc>
-        <w:tc>
-          <w:tcPr>
-            <w:tcW w:type="dxa" w:w="3240"/>
-            <w:tcMar>
-              <w:top w:w="80" w:type="dxa"/>
-              <w:bottom w:w="80" w:type="dxa"/>
-              <w:start w:w="100" w:type="dxa"/>
-              <w:end w:w="100" w:type="dxa"/>
-            </w:tcMar>
-            <w:vAlign w:val="center"/>
-          </w:tcPr>
-          <w:p>
-            <w:pPr>
-              <w:spacing w:after="0"/>
-            </w:pPr>
-            <w:r/>
-            <w:r>
-              <w:rPr>
-                <w:rFonts w:ascii="Arial" w:hAnsi="Arial" w:eastAsia="Apple SD Gothic Neo"/>
-                <w:b w:val="0"/>
-                <w:sz w:val="17"/>
-              </w:rPr>
-              <w:t>자산 관리 &gt; 주차별</w:t>
-            </w:r>
-          </w:p>
-        </w:tc>
-        <w:tc>
-          <w:tcPr>
-            <w:tcW w:type="dxa" w:w="3312"/>
-            <w:tcMar>
-              <w:top w:w="80" w:type="dxa"/>
-              <w:bottom w:w="80" w:type="dxa"/>
-              <w:start w:w="100" w:type="dxa"/>
-              <w:end w:w="100" w:type="dxa"/>
-            </w:tcMar>
-            <w:vAlign w:val="center"/>
-          </w:tcPr>
-          <w:p>
-            <w:pPr>
-              <w:spacing w:after="0"/>
-            </w:pPr>
-            <w:r/>
-            <w:r>
-              <w:rPr>
-                <w:rFonts w:ascii="Arial" w:hAnsi="Arial" w:eastAsia="Apple SD Gothic Neo"/>
-                <w:b w:val="0"/>
-                <w:sz w:val="17"/>
-              </w:rPr>
-              <w:t>진입 문구/노출 여부 관리</w:t>
+              <w:t>단계별 앱 미리보기와 노출 위치 매핑 필요</w:t>
             </w:r>
           </w:p>
         </w:tc>
       </w:tr>
     </w:tbl>
     <w:p/>
+    <w:p>
+      <w:r>
+        <w:br w:type="page"/>
+      </w:r>
+    </w:p>
     <w:p>
       <w:pPr>
         <w:pStyle w:val="Heading1"/>
@@ -2096,14 +2030,14 @@
           <w:color w:val="2E5C96"/>
           <w:sz w:val="30"/>
         </w:rPr>
-        <w:t>4. 오늘,우리 &gt; 체크리스트</w:t>
+        <w:t>4. 대화 엔진 &gt; 기분별 변주</w:t>
       </w:r>
     </w:p>
     <w:p>
       <w:r>
         <w:drawing>
           <wp:inline xmlns:a="http://schemas.openxmlformats.org/drawingml/2006/main" xmlns:pic="http://schemas.openxmlformats.org/drawingml/2006/picture">
-            <wp:extent cx="2331720" cy="5068252"/>
+            <wp:extent cx="6035040" cy="4149090"/>
             <wp:docPr id="4" name="Picture 4"/>
             <wp:cNvGraphicFramePr>
               <a:graphicFrameLocks noChangeAspect="1"/>
@@ -2112,7 +2046,7 @@
               <a:graphicData uri="http://schemas.openxmlformats.org/drawingml/2006/picture">
                 <pic:pic>
                   <pic:nvPicPr>
-                    <pic:cNvPr id="0" name="04-checklist.png"/>
+                    <pic:cNvPr id="0" name="04-admin-moods.png"/>
                     <pic:cNvPicPr/>
                   </pic:nvPicPr>
                   <pic:blipFill>
@@ -2124,7 +2058,7 @@
                   <pic:spPr>
                     <a:xfrm>
                       <a:off x="0" y="0"/>
-                      <a:ext cx="2331720" cy="5068252"/>
+                      <a:ext cx="6035040" cy="4149090"/>
                     </a:xfrm>
                     <a:prstGeom prst="rect"/>
                   </pic:spPr>
@@ -2151,15 +2085,15 @@
         </w:tblBorders>
       </w:tblPr>
       <w:tblGrid>
-        <w:gridCol w:w="2520"/>
-        <w:gridCol w:w="2520"/>
-        <w:gridCol w:w="2520"/>
-        <w:gridCol w:w="2520"/>
+        <w:gridCol w:w="2556"/>
+        <w:gridCol w:w="2556"/>
+        <w:gridCol w:w="2556"/>
+        <w:gridCol w:w="2556"/>
       </w:tblGrid>
       <w:tr>
         <w:tc>
           <w:tcPr>
-            <w:tcW w:type="dxa" w:w="1944"/>
+            <w:tcW w:type="dxa" w:w="2448"/>
             <w:tcMar>
               <w:top w:w="80" w:type="dxa"/>
               <w:bottom w:w="80" w:type="dxa"/>
@@ -2179,7 +2113,7 @@
                 <w:b/>
                 <w:sz w:val="17"/>
               </w:rPr>
-              <w:t>앱 화면 요소</w:t>
+              <w:t>앱 반영 영역</w:t>
             </w:r>
           </w:p>
         </w:tc>
@@ -2211,7 +2145,7 @@
         </w:tc>
         <w:tc>
           <w:tcPr>
-            <w:tcW w:type="dxa" w:w="3240"/>
+            <w:tcW w:type="dxa" w:w="3024"/>
             <w:tcMar>
               <w:top w:w="80" w:type="dxa"/>
               <w:bottom w:w="80" w:type="dxa"/>
@@ -2231,7 +2165,7 @@
                 <w:b/>
                 <w:sz w:val="17"/>
               </w:rPr>
-              <w:t>관리자 수정 위치</w:t>
+              <w:t>관리자 웹 수정 위치</w:t>
             </w:r>
           </w:p>
         </w:tc>
@@ -2265,7 +2199,7 @@
       <w:tr>
         <w:tc>
           <w:tcPr>
-            <w:tcW w:type="dxa" w:w="1944"/>
+            <w:tcW w:type="dxa" w:w="2448"/>
             <w:tcMar>
               <w:top w:w="80" w:type="dxa"/>
               <w:bottom w:w="80" w:type="dxa"/>
@@ -2283,9 +2217,9 @@
               <w:rPr>
                 <w:rFonts w:ascii="Arial" w:hAnsi="Arial" w:eastAsia="Apple SD Gothic Neo"/>
                 <w:b w:val="0"/>
-                <w:sz w:val="17"/>
+                <w:sz w:val="16"/>
               </w:rPr>
-              <w:t>체크리스트 항목</w:t>
+              <w:t>앱: 기분 선택 후 공감 문장</w:t>
             </w:r>
           </w:p>
         </w:tc>
@@ -2318,7 +2252,7 @@
         </w:tc>
         <w:tc>
           <w:tcPr>
-            <w:tcW w:type="dxa" w:w="3240"/>
+            <w:tcW w:type="dxa" w:w="3024"/>
             <w:tcMar>
               <w:top w:w="80" w:type="dxa"/>
               <w:bottom w:w="80" w:type="dxa"/>
@@ -2336,9 +2270,9 @@
               <w:rPr>
                 <w:rFonts w:ascii="Arial" w:hAnsi="Arial" w:eastAsia="Apple SD Gothic Neo"/>
                 <w:b w:val="0"/>
-                <w:sz w:val="17"/>
+                <w:sz w:val="16"/>
               </w:rPr>
-              <w:t>자산 관리 &gt; 주차별 &gt; 해당 주차 &gt; 체크리스트</w:t>
+              <w:t>기분별 변주</w:t>
             </w:r>
           </w:p>
         </w:tc>
@@ -2362,9 +2296,9 @@
               <w:rPr>
                 <w:rFonts w:ascii="Arial" w:hAnsi="Arial" w:eastAsia="Apple SD Gothic Neo"/>
                 <w:b w:val="0"/>
-                <w:sz w:val="17"/>
+                <w:sz w:val="16"/>
               </w:rPr>
-              <w:t>항목 문구 수정</w:t>
+              <w:t>mood_intake 행의 기분별 응답 후보 수정</w:t>
             </w:r>
           </w:p>
         </w:tc>
@@ -2372,7 +2306,7 @@
       <w:tr>
         <w:tc>
           <w:tcPr>
-            <w:tcW w:type="dxa" w:w="1944"/>
+            <w:tcW w:type="dxa" w:w="2448"/>
             <w:tcMar>
               <w:top w:w="80" w:type="dxa"/>
               <w:bottom w:w="80" w:type="dxa"/>
@@ -2390,9 +2324,9 @@
               <w:rPr>
                 <w:rFonts w:ascii="Arial" w:hAnsi="Arial" w:eastAsia="Apple SD Gothic Neo"/>
                 <w:b w:val="0"/>
-                <w:sz w:val="17"/>
+                <w:sz w:val="16"/>
               </w:rPr>
-              <w:t>항목 노출 여부</w:t>
+              <w:t>앱: 기분별 톤 보정</w:t>
             </w:r>
           </w:p>
         </w:tc>
@@ -2425,7 +2359,7 @@
         </w:tc>
         <w:tc>
           <w:tcPr>
-            <w:tcW w:type="dxa" w:w="3240"/>
+            <w:tcW w:type="dxa" w:w="3024"/>
             <w:tcMar>
               <w:top w:w="80" w:type="dxa"/>
               <w:bottom w:w="80" w:type="dxa"/>
@@ -2443,9 +2377,9 @@
               <w:rPr>
                 <w:rFonts w:ascii="Arial" w:hAnsi="Arial" w:eastAsia="Apple SD Gothic Neo"/>
                 <w:b w:val="0"/>
-                <w:sz w:val="17"/>
+                <w:sz w:val="16"/>
               </w:rPr>
-              <w:t>자산 관리 &gt; 주차별 &gt; 해당 주차 &gt; 체크리스트</w:t>
+              <w:t>기분별 변주</w:t>
             </w:r>
           </w:p>
         </w:tc>
@@ -2469,116 +2403,9 @@
               <w:rPr>
                 <w:rFonts w:ascii="Arial" w:hAnsi="Arial" w:eastAsia="Apple SD Gothic Neo"/>
                 <w:b w:val="0"/>
-                <w:sz w:val="17"/>
+                <w:sz w:val="16"/>
               </w:rPr>
-              <w:t>항목별 앱 노출 on/off</w:t>
-            </w:r>
-          </w:p>
-        </w:tc>
-      </w:tr>
-      <w:tr>
-        <w:tc>
-          <w:tcPr>
-            <w:tcW w:type="dxa" w:w="1944"/>
-            <w:tcMar>
-              <w:top w:w="80" w:type="dxa"/>
-              <w:bottom w:w="80" w:type="dxa"/>
-              <w:start w:w="100" w:type="dxa"/>
-              <w:end w:w="100" w:type="dxa"/>
-            </w:tcMar>
-            <w:vAlign w:val="center"/>
-          </w:tcPr>
-          <w:p>
-            <w:pPr>
-              <w:spacing w:after="0"/>
-            </w:pPr>
-            <w:r/>
-            <w:r>
-              <w:rPr>
-                <w:rFonts w:ascii="Arial" w:hAnsi="Arial" w:eastAsia="Apple SD Gothic Neo"/>
-                <w:b w:val="0"/>
-                <w:sz w:val="17"/>
-              </w:rPr>
-              <w:t>완료율/체크 상태</w:t>
-            </w:r>
-          </w:p>
-        </w:tc>
-        <w:tc>
-          <w:tcPr>
-            <w:tcW w:type="dxa" w:w="1440"/>
-            <w:tcMar>
-              <w:top w:w="80" w:type="dxa"/>
-              <w:bottom w:w="80" w:type="dxa"/>
-              <w:start w:w="100" w:type="dxa"/>
-              <w:end w:w="100" w:type="dxa"/>
-            </w:tcMar>
-            <w:vAlign w:val="center"/>
-            <w:shd w:fill="EEEEEE"/>
-          </w:tcPr>
-          <w:p>
-            <w:pPr>
-              <w:spacing w:after="0"/>
-            </w:pPr>
-            <w:r/>
-            <w:r>
-              <w:rPr>
-                <w:rFonts w:ascii="Arial" w:hAnsi="Arial" w:eastAsia="Apple SD Gothic Neo"/>
-                <w:b/>
-                <w:sz w:val="17"/>
-              </w:rPr>
-              <w:t>사용자 기록</w:t>
-            </w:r>
-          </w:p>
-        </w:tc>
-        <w:tc>
-          <w:tcPr>
-            <w:tcW w:type="dxa" w:w="3240"/>
-            <w:tcMar>
-              <w:top w:w="80" w:type="dxa"/>
-              <w:bottom w:w="80" w:type="dxa"/>
-              <w:start w:w="100" w:type="dxa"/>
-              <w:end w:w="100" w:type="dxa"/>
-            </w:tcMar>
-            <w:vAlign w:val="center"/>
-          </w:tcPr>
-          <w:p>
-            <w:pPr>
-              <w:spacing w:after="0"/>
-            </w:pPr>
-            <w:r/>
-            <w:r>
-              <w:rPr>
-                <w:rFonts w:ascii="Arial" w:hAnsi="Arial" w:eastAsia="Apple SD Gothic Neo"/>
-                <w:b w:val="0"/>
-                <w:sz w:val="17"/>
-              </w:rPr>
-              <w:t>사용자별 기록 관리</w:t>
-            </w:r>
-          </w:p>
-        </w:tc>
-        <w:tc>
-          <w:tcPr>
-            <w:tcW w:type="dxa" w:w="3312"/>
-            <w:tcMar>
-              <w:top w:w="80" w:type="dxa"/>
-              <w:bottom w:w="80" w:type="dxa"/>
-              <w:start w:w="100" w:type="dxa"/>
-              <w:end w:w="100" w:type="dxa"/>
-            </w:tcMar>
-            <w:vAlign w:val="center"/>
-          </w:tcPr>
-          <w:p>
-            <w:pPr>
-              <w:spacing w:after="0"/>
-            </w:pPr>
-            <w:r/>
-            <w:r>
-              <w:rPr>
-                <w:rFonts w:ascii="Arial" w:hAnsi="Arial" w:eastAsia="Apple SD Gothic Neo"/>
-                <w:b w:val="0"/>
-                <w:sz w:val="17"/>
-              </w:rPr>
-              <w:t>보정 정책 필요 시 기능 추가</w:t>
+              <w:t>기쁨/걱정/슬픔 등 톤별 문구 관리</w:t>
             </w:r>
           </w:p>
         </w:tc>
@@ -2601,14 +2428,14 @@
           <w:color w:val="2E5C96"/>
           <w:sz w:val="30"/>
         </w:rPr>
-        <w:t>5. 아기와 대화 &gt; 기분 선택</w:t>
+        <w:t>5. 시스템 운영 &gt; 브랜딩</w:t>
       </w:r>
     </w:p>
     <w:p>
       <w:r>
         <w:drawing>
           <wp:inline xmlns:a="http://schemas.openxmlformats.org/drawingml/2006/main" xmlns:pic="http://schemas.openxmlformats.org/drawingml/2006/picture">
-            <wp:extent cx="2331720" cy="5068252"/>
+            <wp:extent cx="6035040" cy="4149090"/>
             <wp:docPr id="5" name="Picture 5"/>
             <wp:cNvGraphicFramePr>
               <a:graphicFrameLocks noChangeAspect="1"/>
@@ -2617,7 +2444,7 @@
               <a:graphicData uri="http://schemas.openxmlformats.org/drawingml/2006/picture">
                 <pic:pic>
                   <pic:nvPicPr>
-                    <pic:cNvPr id="0" name="05-chat-mood.png"/>
+                    <pic:cNvPr id="0" name="05-admin-branding.png"/>
                     <pic:cNvPicPr/>
                   </pic:nvPicPr>
                   <pic:blipFill>
@@ -2629,7 +2456,7 @@
                   <pic:spPr>
                     <a:xfrm>
                       <a:off x="0" y="0"/>
-                      <a:ext cx="2331720" cy="5068252"/>
+                      <a:ext cx="6035040" cy="4149090"/>
                     </a:xfrm>
                     <a:prstGeom prst="rect"/>
                   </pic:spPr>
@@ -2656,15 +2483,15 @@
         </w:tblBorders>
       </w:tblPr>
       <w:tblGrid>
-        <w:gridCol w:w="2520"/>
-        <w:gridCol w:w="2520"/>
-        <w:gridCol w:w="2520"/>
-        <w:gridCol w:w="2520"/>
+        <w:gridCol w:w="2556"/>
+        <w:gridCol w:w="2556"/>
+        <w:gridCol w:w="2556"/>
+        <w:gridCol w:w="2556"/>
       </w:tblGrid>
       <w:tr>
         <w:tc>
           <w:tcPr>
-            <w:tcW w:type="dxa" w:w="1944"/>
+            <w:tcW w:type="dxa" w:w="2448"/>
             <w:tcMar>
               <w:top w:w="80" w:type="dxa"/>
               <w:bottom w:w="80" w:type="dxa"/>
@@ -2684,7 +2511,7 @@
                 <w:b/>
                 <w:sz w:val="17"/>
               </w:rPr>
-              <w:t>앱 화면 요소</w:t>
+              <w:t>앱 반영 영역</w:t>
             </w:r>
           </w:p>
         </w:tc>
@@ -2716,7 +2543,7 @@
         </w:tc>
         <w:tc>
           <w:tcPr>
-            <w:tcW w:type="dxa" w:w="3240"/>
+            <w:tcW w:type="dxa" w:w="3024"/>
             <w:tcMar>
               <w:top w:w="80" w:type="dxa"/>
               <w:bottom w:w="80" w:type="dxa"/>
@@ -2736,7 +2563,7 @@
                 <w:b/>
                 <w:sz w:val="17"/>
               </w:rPr>
-              <w:t>관리자 수정 위치</w:t>
+              <w:t>관리자 웹 수정 위치</w:t>
             </w:r>
           </w:p>
         </w:tc>
@@ -2770,7 +2597,7 @@
       <w:tr>
         <w:tc>
           <w:tcPr>
-            <w:tcW w:type="dxa" w:w="1944"/>
+            <w:tcW w:type="dxa" w:w="2448"/>
             <w:tcMar>
               <w:top w:w="80" w:type="dxa"/>
               <w:bottom w:w="80" w:type="dxa"/>
@@ -2788,9 +2615,9 @@
               <w:rPr>
                 <w:rFonts w:ascii="Arial" w:hAnsi="Arial" w:eastAsia="Apple SD Gothic Neo"/>
                 <w:b w:val="0"/>
-                <w:sz w:val="17"/>
+                <w:sz w:val="16"/>
               </w:rPr>
-              <w:t>첫 질문</w:t>
+              <w:t>앱: 외부 설문 버튼</w:t>
             </w:r>
           </w:p>
         </w:tc>
@@ -2823,7 +2650,7 @@
         </w:tc>
         <w:tc>
           <w:tcPr>
-            <w:tcW w:type="dxa" w:w="3240"/>
+            <w:tcW w:type="dxa" w:w="3024"/>
             <w:tcMar>
               <w:top w:w="80" w:type="dxa"/>
               <w:bottom w:w="80" w:type="dxa"/>
@@ -2841,9 +2668,9 @@
               <w:rPr>
                 <w:rFonts w:ascii="Arial" w:hAnsi="Arial" w:eastAsia="Apple SD Gothic Neo"/>
                 <w:b w:val="0"/>
-                <w:sz w:val="17"/>
+                <w:sz w:val="16"/>
               </w:rPr>
-              <w:t>대화 엔진 &gt; 워크플로우</w:t>
+              <w:t>브랜딩 &gt; 외부 설문 노출</w:t>
             </w:r>
           </w:p>
         </w:tc>
@@ -2867,9 +2694,9 @@
               <w:rPr>
                 <w:rFonts w:ascii="Arial" w:hAnsi="Arial" w:eastAsia="Apple SD Gothic Neo"/>
                 <w:b w:val="0"/>
-                <w:sz w:val="17"/>
+                <w:sz w:val="16"/>
               </w:rPr>
-              <w:t>질문 문구 수정</w:t>
+              <w:t>버튼명, 링크, 보이기/가림 처리</w:t>
             </w:r>
           </w:p>
         </w:tc>
@@ -2877,7 +2704,7 @@
       <w:tr>
         <w:tc>
           <w:tcPr>
-            <w:tcW w:type="dxa" w:w="1944"/>
+            <w:tcW w:type="dxa" w:w="2448"/>
             <w:tcMar>
               <w:top w:w="80" w:type="dxa"/>
               <w:bottom w:w="80" w:type="dxa"/>
@@ -2895,9 +2722,9 @@
               <w:rPr>
                 <w:rFonts w:ascii="Arial" w:hAnsi="Arial" w:eastAsia="Apple SD Gothic Neo"/>
                 <w:b w:val="0"/>
-                <w:sz w:val="17"/>
+                <w:sz w:val="16"/>
               </w:rPr>
-              <w:t>기분 버튼</w:t>
+              <w:t>앱: 마스코트/브랜딩 이미지</w:t>
             </w:r>
           </w:p>
         </w:tc>
@@ -2930,7 +2757,7 @@
         </w:tc>
         <w:tc>
           <w:tcPr>
-            <w:tcW w:type="dxa" w:w="3240"/>
+            <w:tcW w:type="dxa" w:w="3024"/>
             <w:tcMar>
               <w:top w:w="80" w:type="dxa"/>
               <w:bottom w:w="80" w:type="dxa"/>
@@ -2948,9 +2775,9 @@
               <w:rPr>
                 <w:rFonts w:ascii="Arial" w:hAnsi="Arial" w:eastAsia="Apple SD Gothic Neo"/>
                 <w:b w:val="0"/>
-                <w:sz w:val="17"/>
+                <w:sz w:val="16"/>
               </w:rPr>
-              <w:t>대화 엔진 &gt; 워크플로우</w:t>
+              <w:t>브랜딩</w:t>
             </w:r>
           </w:p>
         </w:tc>
@@ -2974,9 +2801,9 @@
               <w:rPr>
                 <w:rFonts w:ascii="Arial" w:hAnsi="Arial" w:eastAsia="Apple SD Gothic Neo"/>
                 <w:b w:val="0"/>
-                <w:sz w:val="17"/>
+                <w:sz w:val="16"/>
               </w:rPr>
-              <w:t>버튼 라벨/전송 문구 수정</w:t>
+              <w:t>이미지 업로드/교체</w:t>
             </w:r>
           </w:p>
         </w:tc>
@@ -2984,7 +2811,7 @@
       <w:tr>
         <w:tc>
           <w:tcPr>
-            <w:tcW w:type="dxa" w:w="1944"/>
+            <w:tcW w:type="dxa" w:w="2448"/>
             <w:tcMar>
               <w:top w:w="80" w:type="dxa"/>
               <w:bottom w:w="80" w:type="dxa"/>
@@ -3002,116 +2829,9 @@
               <w:rPr>
                 <w:rFonts w:ascii="Arial" w:hAnsi="Arial" w:eastAsia="Apple SD Gothic Neo"/>
                 <w:b w:val="0"/>
-                <w:sz w:val="17"/>
+                <w:sz w:val="16"/>
               </w:rPr>
-              <w:t>공감 문장</w:t>
-            </w:r>
-          </w:p>
-        </w:tc>
-        <w:tc>
-          <w:tcPr>
-            <w:tcW w:type="dxa" w:w="1440"/>
-            <w:tcMar>
-              <w:top w:w="80" w:type="dxa"/>
-              <w:bottom w:w="80" w:type="dxa"/>
-              <w:start w:w="100" w:type="dxa"/>
-              <w:end w:w="100" w:type="dxa"/>
-            </w:tcMar>
-            <w:vAlign w:val="center"/>
-            <w:shd w:fill="DFF2E6"/>
-          </w:tcPr>
-          <w:p>
-            <w:pPr>
-              <w:spacing w:after="0"/>
-            </w:pPr>
-            <w:r/>
-            <w:r>
-              <w:rPr>
-                <w:rFonts w:ascii="Arial" w:hAnsi="Arial" w:eastAsia="Apple SD Gothic Neo"/>
-                <w:b/>
-                <w:sz w:val="17"/>
-              </w:rPr>
-              <w:t>수정 가능</w:t>
-            </w:r>
-          </w:p>
-        </w:tc>
-        <w:tc>
-          <w:tcPr>
-            <w:tcW w:type="dxa" w:w="3240"/>
-            <w:tcMar>
-              <w:top w:w="80" w:type="dxa"/>
-              <w:bottom w:w="80" w:type="dxa"/>
-              <w:start w:w="100" w:type="dxa"/>
-              <w:end w:w="100" w:type="dxa"/>
-            </w:tcMar>
-            <w:vAlign w:val="center"/>
-          </w:tcPr>
-          <w:p>
-            <w:pPr>
-              <w:spacing w:after="0"/>
-            </w:pPr>
-            <w:r/>
-            <w:r>
-              <w:rPr>
-                <w:rFonts w:ascii="Arial" w:hAnsi="Arial" w:eastAsia="Apple SD Gothic Neo"/>
-                <w:b w:val="0"/>
-                <w:sz w:val="17"/>
-              </w:rPr>
-              <w:t>대화 엔진 &gt; 기분별 변주</w:t>
-            </w:r>
-          </w:p>
-        </w:tc>
-        <w:tc>
-          <w:tcPr>
-            <w:tcW w:type="dxa" w:w="3312"/>
-            <w:tcMar>
-              <w:top w:w="80" w:type="dxa"/>
-              <w:bottom w:w="80" w:type="dxa"/>
-              <w:start w:w="100" w:type="dxa"/>
-              <w:end w:w="100" w:type="dxa"/>
-            </w:tcMar>
-            <w:vAlign w:val="center"/>
-          </w:tcPr>
-          <w:p>
-            <w:pPr>
-              <w:spacing w:after="0"/>
-            </w:pPr>
-            <w:r/>
-            <w:r>
-              <w:rPr>
-                <w:rFonts w:ascii="Arial" w:hAnsi="Arial" w:eastAsia="Apple SD Gothic Neo"/>
-                <w:b w:val="0"/>
-                <w:sz w:val="17"/>
-              </w:rPr>
-              <w:t>기분별 응답 후보 수정</w:t>
-            </w:r>
-          </w:p>
-        </w:tc>
-      </w:tr>
-      <w:tr>
-        <w:tc>
-          <w:tcPr>
-            <w:tcW w:type="dxa" w:w="1944"/>
-            <w:tcMar>
-              <w:top w:w="80" w:type="dxa"/>
-              <w:bottom w:w="80" w:type="dxa"/>
-              <w:start w:w="100" w:type="dxa"/>
-              <w:end w:w="100" w:type="dxa"/>
-            </w:tcMar>
-            <w:vAlign w:val="center"/>
-          </w:tcPr>
-          <w:p>
-            <w:pPr>
-              <w:spacing w:after="0"/>
-            </w:pPr>
-            <w:r/>
-            <w:r>
-              <w:rPr>
-                <w:rFonts w:ascii="Arial" w:hAnsi="Arial" w:eastAsia="Apple SD Gothic Neo"/>
-                <w:b w:val="0"/>
-                <w:sz w:val="17"/>
-              </w:rPr>
-              <w:t>입력창 안내문</w:t>
+              <w:t>앱: 사용설명서 보기</w:t>
             </w:r>
           </w:p>
         </w:tc>
@@ -3144,7 +2864,7 @@
         </w:tc>
         <w:tc>
           <w:tcPr>
-            <w:tcW w:type="dxa" w:w="3240"/>
+            <w:tcW w:type="dxa" w:w="3024"/>
             <w:tcMar>
               <w:top w:w="80" w:type="dxa"/>
               <w:bottom w:w="80" w:type="dxa"/>
@@ -3162,9 +2882,9 @@
               <w:rPr>
                 <w:rFonts w:ascii="Arial" w:hAnsi="Arial" w:eastAsia="Apple SD Gothic Neo"/>
                 <w:b w:val="0"/>
-                <w:sz w:val="17"/>
+                <w:sz w:val="16"/>
               </w:rPr>
-              <w:t>앱 UI 문구 관리</w:t>
+              <w:t>브랜딩 또는 앱 UI 문구 관리</w:t>
             </w:r>
           </w:p>
         </w:tc>
@@ -3188,15 +2908,20 @@
               <w:rPr>
                 <w:rFonts w:ascii="Arial" w:hAnsi="Arial" w:eastAsia="Apple SD Gothic Neo"/>
                 <w:b w:val="0"/>
-                <w:sz w:val="17"/>
+                <w:sz w:val="16"/>
               </w:rPr>
-              <w:t>현재 고정이면 관리자 필드 추가</w:t>
+              <w:t>사용설명서 문서 URL/파일 교체 기능 필요</w:t>
             </w:r>
           </w:p>
         </w:tc>
       </w:tr>
     </w:tbl>
     <w:p/>
+    <w:p>
+      <w:r>
+        <w:br w:type="page"/>
+      </w:r>
+    </w:p>
     <w:p>
       <w:pPr>
         <w:pStyle w:val="Heading1"/>
@@ -3208,14 +2933,14 @@
           <w:color w:val="2E5C96"/>
           <w:sz w:val="30"/>
         </w:rPr>
-        <w:t>6. 아기와 대화 &gt; 주차 정보 안내</w:t>
+        <w:t>6. 시스템 운영 &gt; 사용자 운영 액션</w:t>
       </w:r>
     </w:p>
     <w:p>
       <w:r>
         <w:drawing>
           <wp:inline xmlns:a="http://schemas.openxmlformats.org/drawingml/2006/main" xmlns:pic="http://schemas.openxmlformats.org/drawingml/2006/picture">
-            <wp:extent cx="2331720" cy="5068252"/>
+            <wp:extent cx="6035040" cy="4149090"/>
             <wp:docPr id="6" name="Picture 6"/>
             <wp:cNvGraphicFramePr>
               <a:graphicFrameLocks noChangeAspect="1"/>
@@ -3224,7 +2949,7 @@
               <a:graphicData uri="http://schemas.openxmlformats.org/drawingml/2006/picture">
                 <pic:pic>
                   <pic:nvPicPr>
-                    <pic:cNvPr id="0" name="06-chat-week-info.png"/>
+                    <pic:cNvPr id="0" name="06-admin-users.png"/>
                     <pic:cNvPicPr/>
                   </pic:nvPicPr>
                   <pic:blipFill>
@@ -3236,7 +2961,7 @@
                   <pic:spPr>
                     <a:xfrm>
                       <a:off x="0" y="0"/>
-                      <a:ext cx="2331720" cy="5068252"/>
+                      <a:ext cx="6035040" cy="4149090"/>
                     </a:xfrm>
                     <a:prstGeom prst="rect"/>
                   </pic:spPr>
@@ -3263,15 +2988,15 @@
         </w:tblBorders>
       </w:tblPr>
       <w:tblGrid>
-        <w:gridCol w:w="2520"/>
-        <w:gridCol w:w="2520"/>
-        <w:gridCol w:w="2520"/>
-        <w:gridCol w:w="2520"/>
+        <w:gridCol w:w="2556"/>
+        <w:gridCol w:w="2556"/>
+        <w:gridCol w:w="2556"/>
+        <w:gridCol w:w="2556"/>
       </w:tblGrid>
       <w:tr>
         <w:tc>
           <w:tcPr>
-            <w:tcW w:type="dxa" w:w="1944"/>
+            <w:tcW w:type="dxa" w:w="2448"/>
             <w:tcMar>
               <w:top w:w="80" w:type="dxa"/>
               <w:bottom w:w="80" w:type="dxa"/>
@@ -3291,7 +3016,7 @@
                 <w:b/>
                 <w:sz w:val="17"/>
               </w:rPr>
-              <w:t>앱 화면 요소</w:t>
+              <w:t>앱 반영 영역</w:t>
             </w:r>
           </w:p>
         </w:tc>
@@ -3323,7 +3048,7 @@
         </w:tc>
         <w:tc>
           <w:tcPr>
-            <w:tcW w:type="dxa" w:w="3240"/>
+            <w:tcW w:type="dxa" w:w="3024"/>
             <w:tcMar>
               <w:top w:w="80" w:type="dxa"/>
               <w:bottom w:w="80" w:type="dxa"/>
@@ -3343,7 +3068,7 @@
                 <w:b/>
                 <w:sz w:val="17"/>
               </w:rPr>
-              <w:t>관리자 수정 위치</w:t>
+              <w:t>관리자 웹 수정 위치</w:t>
             </w:r>
           </w:p>
         </w:tc>
@@ -3377,7 +3102,7 @@
       <w:tr>
         <w:tc>
           <w:tcPr>
-            <w:tcW w:type="dxa" w:w="1944"/>
+            <w:tcW w:type="dxa" w:w="2448"/>
             <w:tcMar>
               <w:top w:w="80" w:type="dxa"/>
               <w:bottom w:w="80" w:type="dxa"/>
@@ -3395,9 +3120,9 @@
               <w:rPr>
                 <w:rFonts w:ascii="Arial" w:hAnsi="Arial" w:eastAsia="Apple SD Gothic Neo"/>
                 <w:b w:val="0"/>
-                <w:sz w:val="17"/>
+                <w:sz w:val="16"/>
               </w:rPr>
-              <w:t>주차 정보 제안/버튼</w:t>
+              <w:t>앱: 15주 2일/임신일수/남은일수</w:t>
             </w:r>
           </w:p>
         </w:tc>
@@ -3411,7 +3136,7 @@
               <w:end w:w="100" w:type="dxa"/>
             </w:tcMar>
             <w:vAlign w:val="center"/>
-            <w:shd w:fill="DFF2E6"/>
+            <w:shd w:fill="E4ECFF"/>
           </w:tcPr>
           <w:p>
             <w:pPr>
@@ -3424,13 +3149,13 @@
                 <w:b/>
                 <w:sz w:val="17"/>
               </w:rPr>
-              <w:t>수정 가능</w:t>
+              <w:t>자동 계산/보정</w:t>
             </w:r>
           </w:p>
         </w:tc>
         <w:tc>
           <w:tcPr>
-            <w:tcW w:type="dxa" w:w="3240"/>
+            <w:tcW w:type="dxa" w:w="3024"/>
             <w:tcMar>
               <w:top w:w="80" w:type="dxa"/>
               <w:bottom w:w="80" w:type="dxa"/>
@@ -3448,9 +3173,9 @@
               <w:rPr>
                 <w:rFonts w:ascii="Arial" w:hAnsi="Arial" w:eastAsia="Apple SD Gothic Neo"/>
                 <w:b w:val="0"/>
-                <w:sz w:val="17"/>
+                <w:sz w:val="16"/>
               </w:rPr>
-              <w:t>대화 엔진 &gt; 워크플로우</w:t>
+              <w:t>사용자 운영 액션 또는 계정 &gt; 사용자 상세</w:t>
             </w:r>
           </w:p>
         </w:tc>
@@ -3474,9 +3199,9 @@
               <w:rPr>
                 <w:rFonts w:ascii="Arial" w:hAnsi="Arial" w:eastAsia="Apple SD Gothic Neo"/>
                 <w:b w:val="0"/>
-                <w:sz w:val="17"/>
+                <w:sz w:val="16"/>
               </w:rPr>
-              <w:t>제안 문구와 버튼 수정</w:t>
+              <w:t>출산예정일/주차 기준값 보정 필드 필요</w:t>
             </w:r>
           </w:p>
         </w:tc>
@@ -3484,7 +3209,7 @@
       <w:tr>
         <w:tc>
           <w:tcPr>
-            <w:tcW w:type="dxa" w:w="1944"/>
+            <w:tcW w:type="dxa" w:w="2448"/>
             <w:tcMar>
               <w:top w:w="80" w:type="dxa"/>
               <w:bottom w:w="80" w:type="dxa"/>
@@ -3502,9 +3227,9 @@
               <w:rPr>
                 <w:rFonts w:ascii="Arial" w:hAnsi="Arial" w:eastAsia="Apple SD Gothic Neo"/>
                 <w:b w:val="0"/>
-                <w:sz w:val="17"/>
+                <w:sz w:val="16"/>
               </w:rPr>
-              <w:t>아기/엄마 bullet</w:t>
+              <w:t>앱: 사용자 상태/접근 제어</w:t>
             </w:r>
           </w:p>
         </w:tc>
@@ -3518,7 +3243,7 @@
               <w:end w:w="100" w:type="dxa"/>
             </w:tcMar>
             <w:vAlign w:val="center"/>
-            <w:shd w:fill="DFF2E6"/>
+            <w:shd w:fill="E4ECFF"/>
           </w:tcPr>
           <w:p>
             <w:pPr>
@@ -3531,13 +3256,13 @@
                 <w:b/>
                 <w:sz w:val="17"/>
               </w:rPr>
-              <w:t>수정 가능</w:t>
+              <w:t>현재 있음</w:t>
             </w:r>
           </w:p>
         </w:tc>
         <w:tc>
           <w:tcPr>
-            <w:tcW w:type="dxa" w:w="3240"/>
+            <w:tcW w:type="dxa" w:w="3024"/>
             <w:tcMar>
               <w:top w:w="80" w:type="dxa"/>
               <w:bottom w:w="80" w:type="dxa"/>
@@ -3555,9 +3280,9 @@
               <w:rPr>
                 <w:rFonts w:ascii="Arial" w:hAnsi="Arial" w:eastAsia="Apple SD Gothic Neo"/>
                 <w:b w:val="0"/>
-                <w:sz w:val="17"/>
+                <w:sz w:val="16"/>
               </w:rPr>
-              <w:t>자산 관리 &gt; 주차별 &gt; 해당 주차 &gt; 일별 본문/기본 정보</w:t>
+              <w:t>사용자 운영 액션</w:t>
             </w:r>
           </w:p>
         </w:tc>
@@ -3581,127 +3306,15 @@
               <w:rPr>
                 <w:rFonts w:ascii="Arial" w:hAnsi="Arial" w:eastAsia="Apple SD Gothic Neo"/>
                 <w:b w:val="0"/>
-                <w:sz w:val="17"/>
+                <w:sz w:val="16"/>
               </w:rPr>
-              <w:t>대화가 참조하는 주차 콘텐츠 수정</w:t>
-            </w:r>
-          </w:p>
-        </w:tc>
-      </w:tr>
-      <w:tr>
-        <w:tc>
-          <w:tcPr>
-            <w:tcW w:type="dxa" w:w="1944"/>
-            <w:tcMar>
-              <w:top w:w="80" w:type="dxa"/>
-              <w:bottom w:w="80" w:type="dxa"/>
-              <w:start w:w="100" w:type="dxa"/>
-              <w:end w:w="100" w:type="dxa"/>
-            </w:tcMar>
-            <w:vAlign w:val="center"/>
-          </w:tcPr>
-          <w:p>
-            <w:pPr>
-              <w:spacing w:after="0"/>
-            </w:pPr>
-            <w:r/>
-            <w:r>
-              <w:rPr>
-                <w:rFonts w:ascii="Arial" w:hAnsi="Arial" w:eastAsia="Apple SD Gothic Neo"/>
-                <w:b w:val="0"/>
-                <w:sz w:val="17"/>
-              </w:rPr>
-              <w:t>임신백과 링크 라벨</w:t>
-            </w:r>
-          </w:p>
-        </w:tc>
-        <w:tc>
-          <w:tcPr>
-            <w:tcW w:type="dxa" w:w="1440"/>
-            <w:tcMar>
-              <w:top w:w="80" w:type="dxa"/>
-              <w:bottom w:w="80" w:type="dxa"/>
-              <w:start w:w="100" w:type="dxa"/>
-              <w:end w:w="100" w:type="dxa"/>
-            </w:tcMar>
-            <w:vAlign w:val="center"/>
-            <w:shd w:fill="FFF0D9"/>
-          </w:tcPr>
-          <w:p>
-            <w:pPr>
-              <w:spacing w:after="0"/>
-            </w:pPr>
-            <w:r/>
-            <w:r>
-              <w:rPr>
-                <w:rFonts w:ascii="Arial" w:hAnsi="Arial" w:eastAsia="Apple SD Gothic Neo"/>
-                <w:b/>
-                <w:sz w:val="17"/>
-              </w:rPr>
-              <w:t>보완 필요</w:t>
-            </w:r>
-          </w:p>
-        </w:tc>
-        <w:tc>
-          <w:tcPr>
-            <w:tcW w:type="dxa" w:w="3240"/>
-            <w:tcMar>
-              <w:top w:w="80" w:type="dxa"/>
-              <w:bottom w:w="80" w:type="dxa"/>
-              <w:start w:w="100" w:type="dxa"/>
-              <w:end w:w="100" w:type="dxa"/>
-            </w:tcMar>
-            <w:vAlign w:val="center"/>
-          </w:tcPr>
-          <w:p>
-            <w:pPr>
-              <w:spacing w:after="0"/>
-            </w:pPr>
-            <w:r/>
-            <w:r>
-              <w:rPr>
-                <w:rFonts w:ascii="Arial" w:hAnsi="Arial" w:eastAsia="Apple SD Gothic Neo"/>
-                <w:b w:val="0"/>
-                <w:sz w:val="17"/>
-              </w:rPr>
-              <w:t>자산 관리 &gt; 주차별 또는 대화 엔진</w:t>
-            </w:r>
-          </w:p>
-        </w:tc>
-        <w:tc>
-          <w:tcPr>
-            <w:tcW w:type="dxa" w:w="3312"/>
-            <w:tcMar>
-              <w:top w:w="80" w:type="dxa"/>
-              <w:bottom w:w="80" w:type="dxa"/>
-              <w:start w:w="100" w:type="dxa"/>
-              <w:end w:w="100" w:type="dxa"/>
-            </w:tcMar>
-            <w:vAlign w:val="center"/>
-          </w:tcPr>
-          <w:p>
-            <w:pPr>
-              <w:spacing w:after="0"/>
-            </w:pPr>
-            <w:r/>
-            <w:r>
-              <w:rPr>
-                <w:rFonts w:ascii="Arial" w:hAnsi="Arial" w:eastAsia="Apple SD Gothic Neo"/>
-                <w:b w:val="0"/>
-                <w:sz w:val="17"/>
-              </w:rPr>
-              <w:t>자동 생성이면 라벨 템플릿 관리 필요</w:t>
+              <w:t>계정 상태 조회/운영 조치</w:t>
             </w:r>
           </w:p>
         </w:tc>
       </w:tr>
     </w:tbl>
     <w:p/>
-    <w:p>
-      <w:r>
-        <w:br w:type="page"/>
-      </w:r>
-    </w:p>
     <w:p>
       <w:pPr>
         <w:pStyle w:val="Heading1"/>
@@ -3713,43 +3326,7 @@
           <w:color w:val="2E5C96"/>
           <w:sz w:val="30"/>
         </w:rPr>
-        <w:t>7. 아기와 대화 &gt; 태교 질문</w:t>
-      </w:r>
-    </w:p>
-    <w:p>
-      <w:r>
-        <w:drawing>
-          <wp:inline xmlns:a="http://schemas.openxmlformats.org/drawingml/2006/main" xmlns:pic="http://schemas.openxmlformats.org/drawingml/2006/picture">
-            <wp:extent cx="2331720" cy="5068252"/>
-            <wp:docPr id="7" name="Picture 7"/>
-            <wp:cNvGraphicFramePr>
-              <a:graphicFrameLocks noChangeAspect="1"/>
-            </wp:cNvGraphicFramePr>
-            <a:graphic>
-              <a:graphicData uri="http://schemas.openxmlformats.org/drawingml/2006/picture">
-                <pic:pic>
-                  <pic:nvPicPr>
-                    <pic:cNvPr id="0" name="07-chat-questions.png"/>
-                    <pic:cNvPicPr/>
-                  </pic:nvPicPr>
-                  <pic:blipFill>
-                    <a:blip r:embed="rId15"/>
-                    <a:stretch>
-                      <a:fillRect/>
-                    </a:stretch>
-                  </pic:blipFill>
-                  <pic:spPr>
-                    <a:xfrm>
-                      <a:off x="0" y="0"/>
-                      <a:ext cx="2331720" cy="5068252"/>
-                    </a:xfrm>
-                    <a:prstGeom prst="rect"/>
-                  </pic:spPr>
-                </pic:pic>
-              </a:graphicData>
-            </a:graphic>
-          </wp:inline>
-        </w:drawing>
+        <w:t>외주사 검수 요구</w:t>
       </w:r>
     </w:p>
     <w:tbl>
@@ -3768,15 +3345,13 @@
         </w:tblBorders>
       </w:tblPr>
       <w:tblGrid>
-        <w:gridCol w:w="2520"/>
-        <w:gridCol w:w="2520"/>
-        <w:gridCol w:w="2520"/>
-        <w:gridCol w:w="2520"/>
+        <w:gridCol w:w="5112"/>
+        <w:gridCol w:w="5112"/>
       </w:tblGrid>
       <w:tr>
         <w:tc>
           <w:tcPr>
-            <w:tcW w:type="dxa" w:w="1944"/>
+            <w:tcW w:type="dxa" w:w="2160"/>
             <w:tcMar>
               <w:top w:w="80" w:type="dxa"/>
               <w:bottom w:w="80" w:type="dxa"/>
@@ -3796,1076 +3371,7 @@
                 <w:b/>
                 <w:sz w:val="17"/>
               </w:rPr>
-              <w:t>앱 화면 요소</w:t>
-            </w:r>
-          </w:p>
-        </w:tc>
-        <w:tc>
-          <w:tcPr>
-            <w:tcW w:type="dxa" w:w="1440"/>
-            <w:tcMar>
-              <w:top w:w="80" w:type="dxa"/>
-              <w:bottom w:w="80" w:type="dxa"/>
-              <w:start w:w="100" w:type="dxa"/>
-              <w:end w:w="100" w:type="dxa"/>
-            </w:tcMar>
-            <w:shd w:fill="F3F4F6"/>
-          </w:tcPr>
-          <w:p>
-            <w:pPr>
-              <w:spacing w:after="0"/>
-            </w:pPr>
-            <w:r/>
-            <w:r>
-              <w:rPr>
-                <w:rFonts w:ascii="Arial" w:hAnsi="Arial" w:eastAsia="Apple SD Gothic Neo"/>
-                <w:b/>
-                <w:sz w:val="17"/>
-              </w:rPr>
-              <w:t>판정</w:t>
-            </w:r>
-          </w:p>
-        </w:tc>
-        <w:tc>
-          <w:tcPr>
-            <w:tcW w:type="dxa" w:w="3240"/>
-            <w:tcMar>
-              <w:top w:w="80" w:type="dxa"/>
-              <w:bottom w:w="80" w:type="dxa"/>
-              <w:start w:w="100" w:type="dxa"/>
-              <w:end w:w="100" w:type="dxa"/>
-            </w:tcMar>
-            <w:shd w:fill="F3F4F6"/>
-          </w:tcPr>
-          <w:p>
-            <w:pPr>
-              <w:spacing w:after="0"/>
-            </w:pPr>
-            <w:r/>
-            <w:r>
-              <w:rPr>
-                <w:rFonts w:ascii="Arial" w:hAnsi="Arial" w:eastAsia="Apple SD Gothic Neo"/>
-                <w:b/>
-                <w:sz w:val="17"/>
-              </w:rPr>
-              <w:t>관리자 수정 위치</w:t>
-            </w:r>
-          </w:p>
-        </w:tc>
-        <w:tc>
-          <w:tcPr>
-            <w:tcW w:type="dxa" w:w="3312"/>
-            <w:tcMar>
-              <w:top w:w="80" w:type="dxa"/>
-              <w:bottom w:w="80" w:type="dxa"/>
-              <w:start w:w="100" w:type="dxa"/>
-              <w:end w:w="100" w:type="dxa"/>
-            </w:tcMar>
-            <w:shd w:fill="F3F4F6"/>
-          </w:tcPr>
-          <w:p>
-            <w:pPr>
-              <w:spacing w:after="0"/>
-            </w:pPr>
-            <w:r/>
-            <w:r>
-              <w:rPr>
-                <w:rFonts w:ascii="Arial" w:hAnsi="Arial" w:eastAsia="Apple SD Gothic Neo"/>
-                <w:b/>
-                <w:sz w:val="17"/>
-              </w:rPr>
-              <w:t>외주사 구현/확인 사항</w:t>
-            </w:r>
-          </w:p>
-        </w:tc>
-      </w:tr>
-      <w:tr>
-        <w:tc>
-          <w:tcPr>
-            <w:tcW w:type="dxa" w:w="1944"/>
-            <w:tcMar>
-              <w:top w:w="80" w:type="dxa"/>
-              <w:bottom w:w="80" w:type="dxa"/>
-              <w:start w:w="100" w:type="dxa"/>
-              <w:end w:w="100" w:type="dxa"/>
-            </w:tcMar>
-            <w:vAlign w:val="center"/>
-          </w:tcPr>
-          <w:p>
-            <w:pPr>
-              <w:spacing w:after="0"/>
-            </w:pPr>
-            <w:r/>
-            <w:r>
-              <w:rPr>
-                <w:rFonts w:ascii="Arial" w:hAnsi="Arial" w:eastAsia="Apple SD Gothic Neo"/>
-                <w:b w:val="0"/>
-                <w:sz w:val="17"/>
-              </w:rPr>
-              <w:t>안내 문구</w:t>
-            </w:r>
-          </w:p>
-        </w:tc>
-        <w:tc>
-          <w:tcPr>
-            <w:tcW w:type="dxa" w:w="1440"/>
-            <w:tcMar>
-              <w:top w:w="80" w:type="dxa"/>
-              <w:bottom w:w="80" w:type="dxa"/>
-              <w:start w:w="100" w:type="dxa"/>
-              <w:end w:w="100" w:type="dxa"/>
-            </w:tcMar>
-            <w:vAlign w:val="center"/>
-            <w:shd w:fill="DFF2E6"/>
-          </w:tcPr>
-          <w:p>
-            <w:pPr>
-              <w:spacing w:after="0"/>
-            </w:pPr>
-            <w:r/>
-            <w:r>
-              <w:rPr>
-                <w:rFonts w:ascii="Arial" w:hAnsi="Arial" w:eastAsia="Apple SD Gothic Neo"/>
-                <w:b/>
-                <w:sz w:val="17"/>
-              </w:rPr>
-              <w:t>수정 가능</w:t>
-            </w:r>
-          </w:p>
-        </w:tc>
-        <w:tc>
-          <w:tcPr>
-            <w:tcW w:type="dxa" w:w="3240"/>
-            <w:tcMar>
-              <w:top w:w="80" w:type="dxa"/>
-              <w:bottom w:w="80" w:type="dxa"/>
-              <w:start w:w="100" w:type="dxa"/>
-              <w:end w:w="100" w:type="dxa"/>
-            </w:tcMar>
-            <w:vAlign w:val="center"/>
-          </w:tcPr>
-          <w:p>
-            <w:pPr>
-              <w:spacing w:after="0"/>
-            </w:pPr>
-            <w:r/>
-            <w:r>
-              <w:rPr>
-                <w:rFonts w:ascii="Arial" w:hAnsi="Arial" w:eastAsia="Apple SD Gothic Neo"/>
-                <w:b w:val="0"/>
-                <w:sz w:val="17"/>
-              </w:rPr>
-              <w:t>대화 엔진 &gt; 워크플로우</w:t>
-            </w:r>
-          </w:p>
-        </w:tc>
-        <w:tc>
-          <w:tcPr>
-            <w:tcW w:type="dxa" w:w="3312"/>
-            <w:tcMar>
-              <w:top w:w="80" w:type="dxa"/>
-              <w:bottom w:w="80" w:type="dxa"/>
-              <w:start w:w="100" w:type="dxa"/>
-              <w:end w:w="100" w:type="dxa"/>
-            </w:tcMar>
-            <w:vAlign w:val="center"/>
-          </w:tcPr>
-          <w:p>
-            <w:pPr>
-              <w:spacing w:after="0"/>
-            </w:pPr>
-            <w:r/>
-            <w:r>
-              <w:rPr>
-                <w:rFonts w:ascii="Arial" w:hAnsi="Arial" w:eastAsia="Apple SD Gothic Neo"/>
-                <w:b w:val="0"/>
-                <w:sz w:val="17"/>
-              </w:rPr>
-              <w:t>질문 안내 문구 수정</w:t>
-            </w:r>
-          </w:p>
-        </w:tc>
-      </w:tr>
-      <w:tr>
-        <w:tc>
-          <w:tcPr>
-            <w:tcW w:type="dxa" w:w="1944"/>
-            <w:tcMar>
-              <w:top w:w="80" w:type="dxa"/>
-              <w:bottom w:w="80" w:type="dxa"/>
-              <w:start w:w="100" w:type="dxa"/>
-              <w:end w:w="100" w:type="dxa"/>
-            </w:tcMar>
-            <w:vAlign w:val="center"/>
-          </w:tcPr>
-          <w:p>
-            <w:pPr>
-              <w:spacing w:after="0"/>
-            </w:pPr>
-            <w:r/>
-            <w:r>
-              <w:rPr>
-                <w:rFonts w:ascii="Arial" w:hAnsi="Arial" w:eastAsia="Apple SD Gothic Neo"/>
-                <w:b w:val="0"/>
-                <w:sz w:val="17"/>
-              </w:rPr>
-              <w:t>태교 질문 카드</w:t>
-            </w:r>
-          </w:p>
-        </w:tc>
-        <w:tc>
-          <w:tcPr>
-            <w:tcW w:type="dxa" w:w="1440"/>
-            <w:tcMar>
-              <w:top w:w="80" w:type="dxa"/>
-              <w:bottom w:w="80" w:type="dxa"/>
-              <w:start w:w="100" w:type="dxa"/>
-              <w:end w:w="100" w:type="dxa"/>
-            </w:tcMar>
-            <w:vAlign w:val="center"/>
-            <w:shd w:fill="DFF2E6"/>
-          </w:tcPr>
-          <w:p>
-            <w:pPr>
-              <w:spacing w:after="0"/>
-            </w:pPr>
-            <w:r/>
-            <w:r>
-              <w:rPr>
-                <w:rFonts w:ascii="Arial" w:hAnsi="Arial" w:eastAsia="Apple SD Gothic Neo"/>
-                <w:b/>
-                <w:sz w:val="17"/>
-              </w:rPr>
-              <w:t>수정 가능</w:t>
-            </w:r>
-          </w:p>
-        </w:tc>
-        <w:tc>
-          <w:tcPr>
-            <w:tcW w:type="dxa" w:w="3240"/>
-            <w:tcMar>
-              <w:top w:w="80" w:type="dxa"/>
-              <w:bottom w:w="80" w:type="dxa"/>
-              <w:start w:w="100" w:type="dxa"/>
-              <w:end w:w="100" w:type="dxa"/>
-            </w:tcMar>
-            <w:vAlign w:val="center"/>
-          </w:tcPr>
-          <w:p>
-            <w:pPr>
-              <w:spacing w:after="0"/>
-            </w:pPr>
-            <w:r/>
-            <w:r>
-              <w:rPr>
-                <w:rFonts w:ascii="Arial" w:hAnsi="Arial" w:eastAsia="Apple SD Gothic Neo"/>
-                <w:b w:val="0"/>
-                <w:sz w:val="17"/>
-              </w:rPr>
-              <w:t>자산 관리 &gt; 주차별 &gt; 해당 주차 &gt; 질문</w:t>
-            </w:r>
-          </w:p>
-        </w:tc>
-        <w:tc>
-          <w:tcPr>
-            <w:tcW w:type="dxa" w:w="3312"/>
-            <w:tcMar>
-              <w:top w:w="80" w:type="dxa"/>
-              <w:bottom w:w="80" w:type="dxa"/>
-              <w:start w:w="100" w:type="dxa"/>
-              <w:end w:w="100" w:type="dxa"/>
-            </w:tcMar>
-            <w:vAlign w:val="center"/>
-          </w:tcPr>
-          <w:p>
-            <w:pPr>
-              <w:spacing w:after="0"/>
-            </w:pPr>
-            <w:r/>
-            <w:r>
-              <w:rPr>
-                <w:rFonts w:ascii="Arial" w:hAnsi="Arial" w:eastAsia="Apple SD Gothic Neo"/>
-                <w:b w:val="0"/>
-                <w:sz w:val="17"/>
-              </w:rPr>
-              <w:t>질문 문구 수정</w:t>
-            </w:r>
-          </w:p>
-        </w:tc>
-      </w:tr>
-      <w:tr>
-        <w:tc>
-          <w:tcPr>
-            <w:tcW w:type="dxa" w:w="1944"/>
-            <w:tcMar>
-              <w:top w:w="80" w:type="dxa"/>
-              <w:bottom w:w="80" w:type="dxa"/>
-              <w:start w:w="100" w:type="dxa"/>
-              <w:end w:w="100" w:type="dxa"/>
-            </w:tcMar>
-            <w:vAlign w:val="center"/>
-          </w:tcPr>
-          <w:p>
-            <w:pPr>
-              <w:spacing w:after="0"/>
-            </w:pPr>
-            <w:r/>
-            <w:r>
-              <w:rPr>
-                <w:rFonts w:ascii="Arial" w:hAnsi="Arial" w:eastAsia="Apple SD Gothic Neo"/>
-                <w:b w:val="0"/>
-                <w:sz w:val="17"/>
-              </w:rPr>
-              <w:t>질문 노출 여부</w:t>
-            </w:r>
-          </w:p>
-        </w:tc>
-        <w:tc>
-          <w:tcPr>
-            <w:tcW w:type="dxa" w:w="1440"/>
-            <w:tcMar>
-              <w:top w:w="80" w:type="dxa"/>
-              <w:bottom w:w="80" w:type="dxa"/>
-              <w:start w:w="100" w:type="dxa"/>
-              <w:end w:w="100" w:type="dxa"/>
-            </w:tcMar>
-            <w:vAlign w:val="center"/>
-            <w:shd w:fill="DFF2E6"/>
-          </w:tcPr>
-          <w:p>
-            <w:pPr>
-              <w:spacing w:after="0"/>
-            </w:pPr>
-            <w:r/>
-            <w:r>
-              <w:rPr>
-                <w:rFonts w:ascii="Arial" w:hAnsi="Arial" w:eastAsia="Apple SD Gothic Neo"/>
-                <w:b/>
-                <w:sz w:val="17"/>
-              </w:rPr>
-              <w:t>수정 가능</w:t>
-            </w:r>
-          </w:p>
-        </w:tc>
-        <w:tc>
-          <w:tcPr>
-            <w:tcW w:type="dxa" w:w="3240"/>
-            <w:tcMar>
-              <w:top w:w="80" w:type="dxa"/>
-              <w:bottom w:w="80" w:type="dxa"/>
-              <w:start w:w="100" w:type="dxa"/>
-              <w:end w:w="100" w:type="dxa"/>
-            </w:tcMar>
-            <w:vAlign w:val="center"/>
-          </w:tcPr>
-          <w:p>
-            <w:pPr>
-              <w:spacing w:after="0"/>
-            </w:pPr>
-            <w:r/>
-            <w:r>
-              <w:rPr>
-                <w:rFonts w:ascii="Arial" w:hAnsi="Arial" w:eastAsia="Apple SD Gothic Neo"/>
-                <w:b w:val="0"/>
-                <w:sz w:val="17"/>
-              </w:rPr>
-              <w:t>자산 관리 &gt; 주차별 &gt; 해당 주차 &gt; 질문</w:t>
-            </w:r>
-          </w:p>
-        </w:tc>
-        <w:tc>
-          <w:tcPr>
-            <w:tcW w:type="dxa" w:w="3312"/>
-            <w:tcMar>
-              <w:top w:w="80" w:type="dxa"/>
-              <w:bottom w:w="80" w:type="dxa"/>
-              <w:start w:w="100" w:type="dxa"/>
-              <w:end w:w="100" w:type="dxa"/>
-            </w:tcMar>
-            <w:vAlign w:val="center"/>
-          </w:tcPr>
-          <w:p>
-            <w:pPr>
-              <w:spacing w:after="0"/>
-            </w:pPr>
-            <w:r/>
-            <w:r>
-              <w:rPr>
-                <w:rFonts w:ascii="Arial" w:hAnsi="Arial" w:eastAsia="Apple SD Gothic Neo"/>
-                <w:b w:val="0"/>
-                <w:sz w:val="17"/>
-              </w:rPr>
-              <w:t>질문별 앱 노출 on/off</w:t>
-            </w:r>
-          </w:p>
-        </w:tc>
-      </w:tr>
-      <w:tr>
-        <w:tc>
-          <w:tcPr>
-            <w:tcW w:type="dxa" w:w="1944"/>
-            <w:tcMar>
-              <w:top w:w="80" w:type="dxa"/>
-              <w:bottom w:w="80" w:type="dxa"/>
-              <w:start w:w="100" w:type="dxa"/>
-              <w:end w:w="100" w:type="dxa"/>
-            </w:tcMar>
-            <w:vAlign w:val="center"/>
-          </w:tcPr>
-          <w:p>
-            <w:pPr>
-              <w:spacing w:after="0"/>
-            </w:pPr>
-            <w:r/>
-            <w:r>
-              <w:rPr>
-                <w:rFonts w:ascii="Arial" w:hAnsi="Arial" w:eastAsia="Apple SD Gothic Neo"/>
-                <w:b w:val="0"/>
-                <w:sz w:val="17"/>
-              </w:rPr>
-              <w:t>질문 후 자유대화 전환</w:t>
-            </w:r>
-          </w:p>
-        </w:tc>
-        <w:tc>
-          <w:tcPr>
-            <w:tcW w:type="dxa" w:w="1440"/>
-            <w:tcMar>
-              <w:top w:w="80" w:type="dxa"/>
-              <w:bottom w:w="80" w:type="dxa"/>
-              <w:start w:w="100" w:type="dxa"/>
-              <w:end w:w="100" w:type="dxa"/>
-            </w:tcMar>
-            <w:vAlign w:val="center"/>
-            <w:shd w:fill="FFF0D9"/>
-          </w:tcPr>
-          <w:p>
-            <w:pPr>
-              <w:spacing w:after="0"/>
-            </w:pPr>
-            <w:r/>
-            <w:r>
-              <w:rPr>
-                <w:rFonts w:ascii="Arial" w:hAnsi="Arial" w:eastAsia="Apple SD Gothic Neo"/>
-                <w:b/>
-                <w:sz w:val="17"/>
-              </w:rPr>
-              <w:t>보완 필요</w:t>
-            </w:r>
-          </w:p>
-        </w:tc>
-        <w:tc>
-          <w:tcPr>
-            <w:tcW w:type="dxa" w:w="3240"/>
-            <w:tcMar>
-              <w:top w:w="80" w:type="dxa"/>
-              <w:bottom w:w="80" w:type="dxa"/>
-              <w:start w:w="100" w:type="dxa"/>
-              <w:end w:w="100" w:type="dxa"/>
-            </w:tcMar>
-            <w:vAlign w:val="center"/>
-          </w:tcPr>
-          <w:p>
-            <w:pPr>
-              <w:spacing w:after="0"/>
-            </w:pPr>
-            <w:r/>
-            <w:r>
-              <w:rPr>
-                <w:rFonts w:ascii="Arial" w:hAnsi="Arial" w:eastAsia="Apple SD Gothic Neo"/>
-                <w:b w:val="0"/>
-                <w:sz w:val="17"/>
-              </w:rPr>
-              <w:t>대화 엔진 &gt; 워크플로우</w:t>
-            </w:r>
-          </w:p>
-        </w:tc>
-        <w:tc>
-          <w:tcPr>
-            <w:tcW w:type="dxa" w:w="3312"/>
-            <w:tcMar>
-              <w:top w:w="80" w:type="dxa"/>
-              <w:bottom w:w="80" w:type="dxa"/>
-              <w:start w:w="100" w:type="dxa"/>
-              <w:end w:w="100" w:type="dxa"/>
-            </w:tcMar>
-            <w:vAlign w:val="center"/>
-          </w:tcPr>
-          <w:p>
-            <w:pPr>
-              <w:spacing w:after="0"/>
-            </w:pPr>
-            <w:r/>
-            <w:r>
-              <w:rPr>
-                <w:rFonts w:ascii="Arial" w:hAnsi="Arial" w:eastAsia="Apple SD Gothic Neo"/>
-                <w:b w:val="0"/>
-                <w:sz w:val="17"/>
-              </w:rPr>
-              <w:t>플로우 미리보기 필요</w:t>
-            </w:r>
-          </w:p>
-        </w:tc>
-      </w:tr>
-    </w:tbl>
-    <w:p/>
-    <w:p>
-      <w:pPr>
-        <w:pStyle w:val="Heading1"/>
-      </w:pPr>
-      <w:r>
-        <w:rPr>
-          <w:rFonts w:ascii="Arial" w:hAnsi="Arial" w:eastAsia="Apple SD Gothic Neo"/>
-          <w:b/>
-          <w:color w:val="2E5C96"/>
-          <w:sz w:val="30"/>
-        </w:rPr>
-        <w:t>8. 마이페이지 &gt; 외부 설문/사용설명서</w:t>
-      </w:r>
-    </w:p>
-    <w:p>
-      <w:r>
-        <w:drawing>
-          <wp:inline xmlns:a="http://schemas.openxmlformats.org/drawingml/2006/main" xmlns:pic="http://schemas.openxmlformats.org/drawingml/2006/picture">
-            <wp:extent cx="2331720" cy="5068252"/>
-            <wp:docPr id="8" name="Picture 8"/>
-            <wp:cNvGraphicFramePr>
-              <a:graphicFrameLocks noChangeAspect="1"/>
-            </wp:cNvGraphicFramePr>
-            <a:graphic>
-              <a:graphicData uri="http://schemas.openxmlformats.org/drawingml/2006/picture">
-                <pic:pic>
-                  <pic:nvPicPr>
-                    <pic:cNvPr id="0" name="08-profile-survey.png"/>
-                    <pic:cNvPicPr/>
-                  </pic:nvPicPr>
-                  <pic:blipFill>
-                    <a:blip r:embed="rId16"/>
-                    <a:stretch>
-                      <a:fillRect/>
-                    </a:stretch>
-                  </pic:blipFill>
-                  <pic:spPr>
-                    <a:xfrm>
-                      <a:off x="0" y="0"/>
-                      <a:ext cx="2331720" cy="5068252"/>
-                    </a:xfrm>
-                    <a:prstGeom prst="rect"/>
-                  </pic:spPr>
-                </pic:pic>
-              </a:graphicData>
-            </a:graphic>
-          </wp:inline>
-        </w:drawing>
-      </w:r>
-    </w:p>
-    <w:tbl>
-      <w:tblPr>
-        <w:tblW w:type="auto" w:w="0"/>
-        <w:jc w:val="left"/>
-        <w:tblLayout w:type="fixed"/>
-        <w:tblLook w:firstColumn="1" w:firstRow="1" w:lastColumn="0" w:lastRow="0" w:noHBand="0" w:noVBand="1" w:val="04A0"/>
-        <w:tblBorders>
-          <w:top w:val="single" w:sz="4" w:space="0" w:color="DADCE0"/>
-          <w:left w:val="single" w:sz="4" w:space="0" w:color="DADCE0"/>
-          <w:bottom w:val="single" w:sz="4" w:space="0" w:color="DADCE0"/>
-          <w:right w:val="single" w:sz="4" w:space="0" w:color="DADCE0"/>
-          <w:insideH w:val="single" w:sz="4" w:space="0" w:color="DADCE0"/>
-          <w:insideV w:val="single" w:sz="4" w:space="0" w:color="DADCE0"/>
-        </w:tblBorders>
-      </w:tblPr>
-      <w:tblGrid>
-        <w:gridCol w:w="2520"/>
-        <w:gridCol w:w="2520"/>
-        <w:gridCol w:w="2520"/>
-        <w:gridCol w:w="2520"/>
-      </w:tblGrid>
-      <w:tr>
-        <w:tc>
-          <w:tcPr>
-            <w:tcW w:type="dxa" w:w="1944"/>
-            <w:tcMar>
-              <w:top w:w="80" w:type="dxa"/>
-              <w:bottom w:w="80" w:type="dxa"/>
-              <w:start w:w="100" w:type="dxa"/>
-              <w:end w:w="100" w:type="dxa"/>
-            </w:tcMar>
-            <w:shd w:fill="F3F4F6"/>
-          </w:tcPr>
-          <w:p>
-            <w:pPr>
-              <w:spacing w:after="0"/>
-            </w:pPr>
-            <w:r/>
-            <w:r>
-              <w:rPr>
-                <w:rFonts w:ascii="Arial" w:hAnsi="Arial" w:eastAsia="Apple SD Gothic Neo"/>
-                <w:b/>
-                <w:sz w:val="17"/>
-              </w:rPr>
-              <w:t>앱 화면 요소</w:t>
-            </w:r>
-          </w:p>
-        </w:tc>
-        <w:tc>
-          <w:tcPr>
-            <w:tcW w:type="dxa" w:w="1440"/>
-            <w:tcMar>
-              <w:top w:w="80" w:type="dxa"/>
-              <w:bottom w:w="80" w:type="dxa"/>
-              <w:start w:w="100" w:type="dxa"/>
-              <w:end w:w="100" w:type="dxa"/>
-            </w:tcMar>
-            <w:shd w:fill="F3F4F6"/>
-          </w:tcPr>
-          <w:p>
-            <w:pPr>
-              <w:spacing w:after="0"/>
-            </w:pPr>
-            <w:r/>
-            <w:r>
-              <w:rPr>
-                <w:rFonts w:ascii="Arial" w:hAnsi="Arial" w:eastAsia="Apple SD Gothic Neo"/>
-                <w:b/>
-                <w:sz w:val="17"/>
-              </w:rPr>
-              <w:t>판정</w:t>
-            </w:r>
-          </w:p>
-        </w:tc>
-        <w:tc>
-          <w:tcPr>
-            <w:tcW w:type="dxa" w:w="3240"/>
-            <w:tcMar>
-              <w:top w:w="80" w:type="dxa"/>
-              <w:bottom w:w="80" w:type="dxa"/>
-              <w:start w:w="100" w:type="dxa"/>
-              <w:end w:w="100" w:type="dxa"/>
-            </w:tcMar>
-            <w:shd w:fill="F3F4F6"/>
-          </w:tcPr>
-          <w:p>
-            <w:pPr>
-              <w:spacing w:after="0"/>
-            </w:pPr>
-            <w:r/>
-            <w:r>
-              <w:rPr>
-                <w:rFonts w:ascii="Arial" w:hAnsi="Arial" w:eastAsia="Apple SD Gothic Neo"/>
-                <w:b/>
-                <w:sz w:val="17"/>
-              </w:rPr>
-              <w:t>관리자 수정 위치</w:t>
-            </w:r>
-          </w:p>
-        </w:tc>
-        <w:tc>
-          <w:tcPr>
-            <w:tcW w:type="dxa" w:w="3312"/>
-            <w:tcMar>
-              <w:top w:w="80" w:type="dxa"/>
-              <w:bottom w:w="80" w:type="dxa"/>
-              <w:start w:w="100" w:type="dxa"/>
-              <w:end w:w="100" w:type="dxa"/>
-            </w:tcMar>
-            <w:shd w:fill="F3F4F6"/>
-          </w:tcPr>
-          <w:p>
-            <w:pPr>
-              <w:spacing w:after="0"/>
-            </w:pPr>
-            <w:r/>
-            <w:r>
-              <w:rPr>
-                <w:rFonts w:ascii="Arial" w:hAnsi="Arial" w:eastAsia="Apple SD Gothic Neo"/>
-                <w:b/>
-                <w:sz w:val="17"/>
-              </w:rPr>
-              <w:t>외주사 구현/확인 사항</w:t>
-            </w:r>
-          </w:p>
-        </w:tc>
-      </w:tr>
-      <w:tr>
-        <w:tc>
-          <w:tcPr>
-            <w:tcW w:type="dxa" w:w="1944"/>
-            <w:tcMar>
-              <w:top w:w="80" w:type="dxa"/>
-              <w:bottom w:w="80" w:type="dxa"/>
-              <w:start w:w="100" w:type="dxa"/>
-              <w:end w:w="100" w:type="dxa"/>
-            </w:tcMar>
-            <w:vAlign w:val="center"/>
-          </w:tcPr>
-          <w:p>
-            <w:pPr>
-              <w:spacing w:after="0"/>
-            </w:pPr>
-            <w:r/>
-            <w:r>
-              <w:rPr>
-                <w:rFonts w:ascii="Arial" w:hAnsi="Arial" w:eastAsia="Apple SD Gothic Neo"/>
-                <w:b w:val="0"/>
-                <w:sz w:val="17"/>
-              </w:rPr>
-              <w:t>외부 설문 버튼명/링크</w:t>
-            </w:r>
-          </w:p>
-        </w:tc>
-        <w:tc>
-          <w:tcPr>
-            <w:tcW w:type="dxa" w:w="1440"/>
-            <w:tcMar>
-              <w:top w:w="80" w:type="dxa"/>
-              <w:bottom w:w="80" w:type="dxa"/>
-              <w:start w:w="100" w:type="dxa"/>
-              <w:end w:w="100" w:type="dxa"/>
-            </w:tcMar>
-            <w:vAlign w:val="center"/>
-            <w:shd w:fill="DFF2E6"/>
-          </w:tcPr>
-          <w:p>
-            <w:pPr>
-              <w:spacing w:after="0"/>
-            </w:pPr>
-            <w:r/>
-            <w:r>
-              <w:rPr>
-                <w:rFonts w:ascii="Arial" w:hAnsi="Arial" w:eastAsia="Apple SD Gothic Neo"/>
-                <w:b/>
-                <w:sz w:val="17"/>
-              </w:rPr>
-              <w:t>수정 가능</w:t>
-            </w:r>
-          </w:p>
-        </w:tc>
-        <w:tc>
-          <w:tcPr>
-            <w:tcW w:type="dxa" w:w="3240"/>
-            <w:tcMar>
-              <w:top w:w="80" w:type="dxa"/>
-              <w:bottom w:w="80" w:type="dxa"/>
-              <w:start w:w="100" w:type="dxa"/>
-              <w:end w:w="100" w:type="dxa"/>
-            </w:tcMar>
-            <w:vAlign w:val="center"/>
-          </w:tcPr>
-          <w:p>
-            <w:pPr>
-              <w:spacing w:after="0"/>
-            </w:pPr>
-            <w:r/>
-            <w:r>
-              <w:rPr>
-                <w:rFonts w:ascii="Arial" w:hAnsi="Arial" w:eastAsia="Apple SD Gothic Neo"/>
-                <w:b w:val="0"/>
-                <w:sz w:val="17"/>
-              </w:rPr>
-              <w:t>시스템 운영 &gt; 브랜딩 &gt; 외부 설문 노출</w:t>
-            </w:r>
-          </w:p>
-        </w:tc>
-        <w:tc>
-          <w:tcPr>
-            <w:tcW w:type="dxa" w:w="3312"/>
-            <w:tcMar>
-              <w:top w:w="80" w:type="dxa"/>
-              <w:bottom w:w="80" w:type="dxa"/>
-              <w:start w:w="100" w:type="dxa"/>
-              <w:end w:w="100" w:type="dxa"/>
-            </w:tcMar>
-            <w:vAlign w:val="center"/>
-          </w:tcPr>
-          <w:p>
-            <w:pPr>
-              <w:spacing w:after="0"/>
-            </w:pPr>
-            <w:r/>
-            <w:r>
-              <w:rPr>
-                <w:rFonts w:ascii="Arial" w:hAnsi="Arial" w:eastAsia="Apple SD Gothic Neo"/>
-                <w:b w:val="0"/>
-                <w:sz w:val="17"/>
-              </w:rPr>
-              <w:t>버튼명, 링크 수정</w:t>
-            </w:r>
-          </w:p>
-        </w:tc>
-      </w:tr>
-      <w:tr>
-        <w:tc>
-          <w:tcPr>
-            <w:tcW w:type="dxa" w:w="1944"/>
-            <w:tcMar>
-              <w:top w:w="80" w:type="dxa"/>
-              <w:bottom w:w="80" w:type="dxa"/>
-              <w:start w:w="100" w:type="dxa"/>
-              <w:end w:w="100" w:type="dxa"/>
-            </w:tcMar>
-            <w:vAlign w:val="center"/>
-          </w:tcPr>
-          <w:p>
-            <w:pPr>
-              <w:spacing w:after="0"/>
-            </w:pPr>
-            <w:r/>
-            <w:r>
-              <w:rPr>
-                <w:rFonts w:ascii="Arial" w:hAnsi="Arial" w:eastAsia="Apple SD Gothic Neo"/>
-                <w:b w:val="0"/>
-                <w:sz w:val="17"/>
-              </w:rPr>
-              <w:t>설문 보이기/가림</w:t>
-            </w:r>
-          </w:p>
-        </w:tc>
-        <w:tc>
-          <w:tcPr>
-            <w:tcW w:type="dxa" w:w="1440"/>
-            <w:tcMar>
-              <w:top w:w="80" w:type="dxa"/>
-              <w:bottom w:w="80" w:type="dxa"/>
-              <w:start w:w="100" w:type="dxa"/>
-              <w:end w:w="100" w:type="dxa"/>
-            </w:tcMar>
-            <w:vAlign w:val="center"/>
-            <w:shd w:fill="DFF2E6"/>
-          </w:tcPr>
-          <w:p>
-            <w:pPr>
-              <w:spacing w:after="0"/>
-            </w:pPr>
-            <w:r/>
-            <w:r>
-              <w:rPr>
-                <w:rFonts w:ascii="Arial" w:hAnsi="Arial" w:eastAsia="Apple SD Gothic Neo"/>
-                <w:b/>
-                <w:sz w:val="17"/>
-              </w:rPr>
-              <w:t>수정 가능</w:t>
-            </w:r>
-          </w:p>
-        </w:tc>
-        <w:tc>
-          <w:tcPr>
-            <w:tcW w:type="dxa" w:w="3240"/>
-            <w:tcMar>
-              <w:top w:w="80" w:type="dxa"/>
-              <w:bottom w:w="80" w:type="dxa"/>
-              <w:start w:w="100" w:type="dxa"/>
-              <w:end w:w="100" w:type="dxa"/>
-            </w:tcMar>
-            <w:vAlign w:val="center"/>
-          </w:tcPr>
-          <w:p>
-            <w:pPr>
-              <w:spacing w:after="0"/>
-            </w:pPr>
-            <w:r/>
-            <w:r>
-              <w:rPr>
-                <w:rFonts w:ascii="Arial" w:hAnsi="Arial" w:eastAsia="Apple SD Gothic Neo"/>
-                <w:b w:val="0"/>
-                <w:sz w:val="17"/>
-              </w:rPr>
-              <w:t>시스템 운영 &gt; 브랜딩 &gt; 외부 설문 노출</w:t>
-            </w:r>
-          </w:p>
-        </w:tc>
-        <w:tc>
-          <w:tcPr>
-            <w:tcW w:type="dxa" w:w="3312"/>
-            <w:tcMar>
-              <w:top w:w="80" w:type="dxa"/>
-              <w:bottom w:w="80" w:type="dxa"/>
-              <w:start w:w="100" w:type="dxa"/>
-              <w:end w:w="100" w:type="dxa"/>
-            </w:tcMar>
-            <w:vAlign w:val="center"/>
-          </w:tcPr>
-          <w:p>
-            <w:pPr>
-              <w:spacing w:after="0"/>
-            </w:pPr>
-            <w:r/>
-            <w:r>
-              <w:rPr>
-                <w:rFonts w:ascii="Arial" w:hAnsi="Arial" w:eastAsia="Apple SD Gothic Neo"/>
-                <w:b w:val="0"/>
-                <w:sz w:val="17"/>
-              </w:rPr>
-              <w:t>설문별 노출 on/off</w:t>
-            </w:r>
-          </w:p>
-        </w:tc>
-      </w:tr>
-      <w:tr>
-        <w:tc>
-          <w:tcPr>
-            <w:tcW w:type="dxa" w:w="1944"/>
-            <w:tcMar>
-              <w:top w:w="80" w:type="dxa"/>
-              <w:bottom w:w="80" w:type="dxa"/>
-              <w:start w:w="100" w:type="dxa"/>
-              <w:end w:w="100" w:type="dxa"/>
-            </w:tcMar>
-            <w:vAlign w:val="center"/>
-          </w:tcPr>
-          <w:p>
-            <w:pPr>
-              <w:spacing w:after="0"/>
-            </w:pPr>
-            <w:r/>
-            <w:r>
-              <w:rPr>
-                <w:rFonts w:ascii="Arial" w:hAnsi="Arial" w:eastAsia="Apple SD Gothic Neo"/>
-                <w:b w:val="0"/>
-                <w:sz w:val="17"/>
-              </w:rPr>
-              <w:t>사용설명서 버튼/문서</w:t>
-            </w:r>
-          </w:p>
-        </w:tc>
-        <w:tc>
-          <w:tcPr>
-            <w:tcW w:type="dxa" w:w="1440"/>
-            <w:tcMar>
-              <w:top w:w="80" w:type="dxa"/>
-              <w:bottom w:w="80" w:type="dxa"/>
-              <w:start w:w="100" w:type="dxa"/>
-              <w:end w:w="100" w:type="dxa"/>
-            </w:tcMar>
-            <w:vAlign w:val="center"/>
-            <w:shd w:fill="FFF0D9"/>
-          </w:tcPr>
-          <w:p>
-            <w:pPr>
-              <w:spacing w:after="0"/>
-            </w:pPr>
-            <w:r/>
-            <w:r>
-              <w:rPr>
-                <w:rFonts w:ascii="Arial" w:hAnsi="Arial" w:eastAsia="Apple SD Gothic Neo"/>
-                <w:b/>
-                <w:sz w:val="17"/>
-              </w:rPr>
-              <w:t>보완 필요</w:t>
-            </w:r>
-          </w:p>
-        </w:tc>
-        <w:tc>
-          <w:tcPr>
-            <w:tcW w:type="dxa" w:w="3240"/>
-            <w:tcMar>
-              <w:top w:w="80" w:type="dxa"/>
-              <w:bottom w:w="80" w:type="dxa"/>
-              <w:start w:w="100" w:type="dxa"/>
-              <w:end w:w="100" w:type="dxa"/>
-            </w:tcMar>
-            <w:vAlign w:val="center"/>
-          </w:tcPr>
-          <w:p>
-            <w:pPr>
-              <w:spacing w:after="0"/>
-            </w:pPr>
-            <w:r/>
-            <w:r>
-              <w:rPr>
-                <w:rFonts w:ascii="Arial" w:hAnsi="Arial" w:eastAsia="Apple SD Gothic Neo"/>
-                <w:b w:val="0"/>
-                <w:sz w:val="17"/>
-              </w:rPr>
-              <w:t>시스템 운영 &gt; 브랜딩 또는 앱 UI 문구 관리</w:t>
-            </w:r>
-          </w:p>
-        </w:tc>
-        <w:tc>
-          <w:tcPr>
-            <w:tcW w:type="dxa" w:w="3312"/>
-            <w:tcMar>
-              <w:top w:w="80" w:type="dxa"/>
-              <w:bottom w:w="80" w:type="dxa"/>
-              <w:start w:w="100" w:type="dxa"/>
-              <w:end w:w="100" w:type="dxa"/>
-            </w:tcMar>
-            <w:vAlign w:val="center"/>
-          </w:tcPr>
-          <w:p>
-            <w:pPr>
-              <w:spacing w:after="0"/>
-            </w:pPr>
-            <w:r/>
-            <w:r>
-              <w:rPr>
-                <w:rFonts w:ascii="Arial" w:hAnsi="Arial" w:eastAsia="Apple SD Gothic Neo"/>
-                <w:b w:val="0"/>
-                <w:sz w:val="17"/>
-              </w:rPr>
-              <w:t>문서 URL/파일 교체 기능 필요</w:t>
-            </w:r>
-          </w:p>
-        </w:tc>
-      </w:tr>
-    </w:tbl>
-    <w:p/>
-    <w:p>
-      <w:pPr>
-        <w:pStyle w:val="Heading1"/>
-      </w:pPr>
-      <w:r>
-        <w:rPr>
-          <w:rFonts w:ascii="Arial" w:hAnsi="Arial" w:eastAsia="Apple SD Gothic Neo"/>
-          <w:b/>
-          <w:color w:val="2E5C96"/>
-          <w:sz w:val="30"/>
-        </w:rPr>
-        <w:t>외주사 전달 기준</w:t>
-      </w:r>
-    </w:p>
-    <w:tbl>
-      <w:tblPr>
-        <w:tblW w:type="auto" w:w="0"/>
-        <w:jc w:val="left"/>
-        <w:tblLayout w:type="fixed"/>
-        <w:tblLook w:firstColumn="1" w:firstRow="1" w:lastColumn="0" w:lastRow="0" w:noHBand="0" w:noVBand="1" w:val="04A0"/>
-        <w:tblBorders>
-          <w:top w:val="single" w:sz="4" w:space="0" w:color="DADCE0"/>
-          <w:left w:val="single" w:sz="4" w:space="0" w:color="DADCE0"/>
-          <w:bottom w:val="single" w:sz="4" w:space="0" w:color="DADCE0"/>
-          <w:right w:val="single" w:sz="4" w:space="0" w:color="DADCE0"/>
-          <w:insideH w:val="single" w:sz="4" w:space="0" w:color="DADCE0"/>
-          <w:insideV w:val="single" w:sz="4" w:space="0" w:color="DADCE0"/>
-        </w:tblBorders>
-      </w:tblPr>
-      <w:tblGrid>
-        <w:gridCol w:w="5040"/>
-        <w:gridCol w:w="5040"/>
-      </w:tblGrid>
-      <w:tr>
-        <w:tc>
-          <w:tcPr>
-            <w:tcW w:type="dxa" w:w="1872"/>
-            <w:tcMar>
-              <w:top w:w="80" w:type="dxa"/>
-              <w:bottom w:w="80" w:type="dxa"/>
-              <w:start w:w="100" w:type="dxa"/>
-              <w:end w:w="100" w:type="dxa"/>
-            </w:tcMar>
-            <w:shd w:fill="F3F4F6"/>
-          </w:tcPr>
-          <w:p>
-            <w:pPr>
-              <w:spacing w:after="0"/>
-            </w:pPr>
-            <w:r/>
-            <w:r>
-              <w:rPr>
-                <w:rFonts w:ascii="Arial" w:hAnsi="Arial" w:eastAsia="Apple SD Gothic Neo"/>
-                <w:b/>
-                <w:sz w:val="17"/>
-              </w:rPr>
-              <w:t>구분</w:t>
+              <w:t>항목</w:t>
             </w:r>
           </w:p>
         </w:tc>
@@ -4899,7 +3405,7 @@
       <w:tr>
         <w:tc>
           <w:tcPr>
-            <w:tcW w:type="dxa" w:w="1872"/>
+            <w:tcW w:type="dxa" w:w="2160"/>
             <w:tcMar>
               <w:top w:w="80" w:type="dxa"/>
               <w:bottom w:w="80" w:type="dxa"/>
@@ -4917,9 +3423,9 @@
               <w:rPr>
                 <w:rFonts w:ascii="Arial" w:hAnsi="Arial" w:eastAsia="Apple SD Gothic Neo"/>
                 <w:b w:val="0"/>
-                <w:sz w:val="17"/>
+                <w:sz w:val="16"/>
               </w:rPr>
-              <w:t>수정 가능</w:t>
+              <w:t>관리자 화면 증빙</w:t>
             </w:r>
           </w:p>
         </w:tc>
@@ -4943,9 +3449,9 @@
               <w:rPr>
                 <w:rFonts w:ascii="Arial" w:hAnsi="Arial" w:eastAsia="Apple SD Gothic Neo"/>
                 <w:b w:val="0"/>
-                <w:sz w:val="17"/>
+                <w:sz w:val="16"/>
               </w:rPr>
-              <w:t>관리자에서 저장하면 앱 화면에 반영되어야 합니다.</w:t>
+              <w:t>각 수정 항목마다 관리자 웹 경로와 저장 화면 캡처를 제출해야 합니다.</w:t>
             </w:r>
           </w:p>
         </w:tc>
@@ -4953,7 +3459,7 @@
       <w:tr>
         <w:tc>
           <w:tcPr>
-            <w:tcW w:type="dxa" w:w="1872"/>
+            <w:tcW w:type="dxa" w:w="2160"/>
             <w:tcMar>
               <w:top w:w="80" w:type="dxa"/>
               <w:bottom w:w="80" w:type="dxa"/>
@@ -4971,9 +3477,9 @@
               <w:rPr>
                 <w:rFonts w:ascii="Arial" w:hAnsi="Arial" w:eastAsia="Apple SD Gothic Neo"/>
                 <w:b w:val="0"/>
-                <w:sz w:val="17"/>
+                <w:sz w:val="16"/>
               </w:rPr>
-              <w:t>보완 필요</w:t>
+              <w:t>앱 반영 증빙</w:t>
             </w:r>
           </w:p>
         </w:tc>
@@ -4997,9 +3503,9 @@
               <w:rPr>
                 <w:rFonts w:ascii="Arial" w:hAnsi="Arial" w:eastAsia="Apple SD Gothic Neo"/>
                 <w:b w:val="0"/>
-                <w:sz w:val="17"/>
+                <w:sz w:val="16"/>
               </w:rPr>
-              <w:t>현재 관리자 필드가 없거나 흐름이 분산되어 있으면 새 관리 화면/필드/미리보기를 추가해야 합니다.</w:t>
+              <w:t>저장 후 앱 화면에서 실제 문구/노출 상태가 바뀐 캡처를 제출해야 합니다.</w:t>
             </w:r>
           </w:p>
         </w:tc>
@@ -5007,7 +3513,7 @@
       <w:tr>
         <w:tc>
           <w:tcPr>
-            <w:tcW w:type="dxa" w:w="1872"/>
+            <w:tcW w:type="dxa" w:w="2160"/>
             <w:tcMar>
               <w:top w:w="80" w:type="dxa"/>
               <w:bottom w:w="80" w:type="dxa"/>
@@ -5025,9 +3531,9 @@
               <w:rPr>
                 <w:rFonts w:ascii="Arial" w:hAnsi="Arial" w:eastAsia="Apple SD Gothic Neo"/>
                 <w:b w:val="0"/>
-                <w:sz w:val="17"/>
+                <w:sz w:val="16"/>
               </w:rPr>
-              <w:t>자동 계산/보정</w:t>
+              <w:t>보완 필요 항목</w:t>
             </w:r>
           </w:p>
         </w:tc>
@@ -5051,9 +3557,9 @@
               <w:rPr>
                 <w:rFonts w:ascii="Arial" w:hAnsi="Arial" w:eastAsia="Apple SD Gothic Neo"/>
                 <w:b w:val="0"/>
-                <w:sz w:val="17"/>
+                <w:sz w:val="16"/>
               </w:rPr>
-              <w:t>사용자별 출산예정일, 주차 기준값, 완료 기록처럼 콘텐츠가 아닌 값은 사용자 상세에서 보정 가능해야 합니다.</w:t>
+              <w:t>새 필드 또는 화면을 추가하고, 기존 고정 문구로 남기지 않아야 합니다.</w:t>
             </w:r>
           </w:p>
         </w:tc>
@@ -5061,7 +3567,7 @@
       <w:tr>
         <w:tc>
           <w:tcPr>
-            <w:tcW w:type="dxa" w:w="1872"/>
+            <w:tcW w:type="dxa" w:w="2160"/>
             <w:tcMar>
               <w:top w:w="80" w:type="dxa"/>
               <w:bottom w:w="80" w:type="dxa"/>
@@ -5079,9 +3585,9 @@
               <w:rPr>
                 <w:rFonts w:ascii="Arial" w:hAnsi="Arial" w:eastAsia="Apple SD Gothic Neo"/>
                 <w:b w:val="0"/>
-                <w:sz w:val="17"/>
+                <w:sz w:val="16"/>
               </w:rPr>
-              <w:t>검수 방식</w:t>
+              <w:t>자동 계산/보정 항목</w:t>
             </w:r>
           </w:p>
         </w:tc>
@@ -5105,9 +3611,9 @@
               <w:rPr>
                 <w:rFonts w:ascii="Arial" w:hAnsi="Arial" w:eastAsia="Apple SD Gothic Neo"/>
                 <w:b w:val="0"/>
-                <w:sz w:val="17"/>
+                <w:sz w:val="16"/>
               </w:rPr>
-              <w:t>외주사는 각 행에 대해 관리자 화면 경로, 저장 API, 앱 반영 화면을 캡처로 증빙해야 합니다.</w:t>
+              <w:t>콘텐츠 CMS가 아니라 사용자 상세/운영 액션에서 기준값 보정이 가능해야 합니다.</w:t>
             </w:r>
           </w:p>
         </w:tc>
@@ -5116,7 +3622,7 @@
     <w:p/>
     <w:sectPr>
       <w:pgSz w:w="12240" w:h="15840"/>
-      <w:pgMar w:top="1080" w:right="1080" w:bottom="1080" w:left="1080" w:header="720" w:footer="720" w:gutter="0"/>
+      <w:pgMar w:top="1008" w:right="1008" w:bottom="1008" w:left="1008" w:header="720" w:footer="720" w:gutter="0"/>
       <w:cols w:space="720"/>
       <w:docGrid w:linePitch="360"/>
     </w:sectPr>
@@ -5488,7 +3994,7 @@
     <w:qFormat/>
     <w:rsid w:val="00FC693F"/>
     <w:pPr>
-      <w:spacing w:after="100" w:line="264" w:lineRule="auto"/>
+      <w:spacing w:after="100"/>
     </w:pPr>
     <w:rPr>
       <w:rFonts w:ascii="Arial" w:hAnsi="Arial" w:eastAsia="Apple SD Gothic Neo"/>
@@ -5582,7 +4088,7 @@
       <w:b/>
       <w:bCs/>
       <w:color w:val="4F81BD" w:themeColor="accent1"/>
-      <w:sz w:val="26"/>
+      <w:sz w:val="24"/>
       <w:szCs w:val="26"/>
     </w:rPr>
   </w:style>
@@ -5602,11 +4108,10 @@
       <w:outlineLvl w:val="2"/>
     </w:pPr>
     <w:rPr>
-      <w:rFonts w:asciiTheme="majorHAnsi" w:eastAsiaTheme="majorEastAsia" w:hAnsiTheme="majorHAnsi" w:cstheme="majorBidi" w:ascii="Arial" w:hAnsi="Arial" w:eastAsia="Apple SD Gothic Neo"/>
+      <w:rFonts w:asciiTheme="majorHAnsi" w:eastAsiaTheme="majorEastAsia" w:hAnsiTheme="majorHAnsi" w:cstheme="majorBidi"/>
       <w:b/>
       <w:bCs/>
       <w:color w:val="4F81BD" w:themeColor="accent1"/>
-      <w:sz w:val="22"/>
     </w:rPr>
   </w:style>
   <w:style w:type="paragraph" w:styleId="Heading4">

--- a/docs/delivery/support/아가야_관리자_사용보고서.docx
+++ b/docs/delivery/support/아가야_관리자_사용보고서.docx
@@ -8,90 +8,69 @@
         <w:jc w:val="center"/>
       </w:pPr>
       <w:r>
-        <w:rPr>
-          <w:rFonts w:ascii="Arial" w:hAnsi="Arial" w:eastAsia="Apple SD Gothic Neo"/>
-          <w:b/>
-          <w:sz w:val="44"/>
-        </w:rPr>
         <w:t>아가야 관리자 사용 보고서</w:t>
       </w:r>
     </w:p>
     <w:p>
       <w:pPr>
+        <w:pStyle w:val="Subtitle"/>
+        <w:spacing w:after="280"/>
         <w:jc w:val="center"/>
       </w:pPr>
       <w:r>
-        <w:rPr>
-          <w:rFonts w:ascii="Arial" w:hAnsi="Arial" w:eastAsia="Apple SD Gothic Neo"/>
-          <w:b w:val="0"/>
-          <w:color w:val="505050"/>
-          <w:sz w:val="24"/>
-        </w:rPr>
-        <w:t>관리자 웹 화면별 수정 가능 여부 및 구현 확인표</w:t>
+        <w:t>관리자 화면별 수정 가능 여부 확인표</w:t>
       </w:r>
     </w:p>
     <w:p>
       <w:r>
         <w:rPr>
-          <w:rFonts w:ascii="Arial" w:hAnsi="Arial" w:eastAsia="Apple SD Gothic Neo"/>
-          <w:b w:val="0"/>
-          <w:sz w:val="18"/>
+          <w:b/>
         </w:rPr>
-        <w:t>작성일: 2026년 5월 12일</w:t>
+        <w:t xml:space="preserve">작성일: </w:t>
+      </w:r>
+      <w:r>
+        <w:t>2026년 5월 12일</w:t>
       </w:r>
     </w:p>
     <w:p>
       <w:r>
         <w:rPr>
-          <w:rFonts w:ascii="Arial" w:hAnsi="Arial" w:eastAsia="Apple SD Gothic Neo"/>
-          <w:b w:val="0"/>
-          <w:sz w:val="20"/>
+          <w:b/>
         </w:rPr>
-        <w:t>목적: 외주 개발사가 앱에서 보이는 각 영역을 관리자 웹의 어떤 화면에서 수정 가능하게 해야 하는지 확인할 수 있도록, 관리자 웹 캡처와 판정 마크를 함께 정리합니다.</w:t>
+        <w:t xml:space="preserve">목적: </w:t>
+      </w:r>
+      <w:r>
+        <w:t>앱에서 보이는 문구와 버튼, 상태값을 관리자 화면의 어느 위치에서 관리하는지 확인할 수 있도록 관리자 웹 캡처와 판정 마크를 함께 정리합니다.</w:t>
       </w:r>
     </w:p>
     <w:tbl>
       <w:tblPr>
+        <w:tblStyle w:val="TableGrid"/>
         <w:tblW w:type="auto" w:w="0"/>
-        <w:jc w:val="left"/>
-        <w:tblLayout w:type="fixed"/>
+        <w:jc w:val="center"/>
         <w:tblLook w:firstColumn="1" w:firstRow="1" w:lastColumn="0" w:lastRow="0" w:noHBand="0" w:noVBand="1" w:val="04A0"/>
-        <w:tblBorders>
-          <w:top w:val="single" w:sz="4" w:space="0" w:color="DADCE0"/>
-          <w:left w:val="single" w:sz="4" w:space="0" w:color="DADCE0"/>
-          <w:bottom w:val="single" w:sz="4" w:space="0" w:color="DADCE0"/>
-          <w:right w:val="single" w:sz="4" w:space="0" w:color="DADCE0"/>
-          <w:insideH w:val="single" w:sz="4" w:space="0" w:color="DADCE0"/>
-          <w:insideV w:val="single" w:sz="4" w:space="0" w:color="DADCE0"/>
-        </w:tblBorders>
       </w:tblPr>
       <w:tblGrid>
-        <w:gridCol w:w="3408"/>
-        <w:gridCol w:w="3408"/>
-        <w:gridCol w:w="3408"/>
+        <w:gridCol w:w="3360"/>
+        <w:gridCol w:w="3360"/>
+        <w:gridCol w:w="3360"/>
       </w:tblGrid>
       <w:tr>
         <w:tc>
           <w:tcPr>
             <w:tcW w:type="dxa" w:w="1728"/>
-            <w:tcMar>
-              <w:top w:w="80" w:type="dxa"/>
-              <w:bottom w:w="80" w:type="dxa"/>
-              <w:start w:w="100" w:type="dxa"/>
-              <w:end w:w="100" w:type="dxa"/>
-            </w:tcMar>
-            <w:shd w:fill="F3F4F6"/>
+            <w:vAlign w:val="center"/>
+            <w:shd w:fill="EEF3F8"/>
           </w:tcPr>
           <w:p>
             <w:pPr>
-              <w:spacing w:after="0"/>
+              <w:spacing w:after="0" w:line="276" w:lineRule="auto"/>
             </w:pPr>
-            <w:r/>
             <w:r>
               <w:rPr>
-                <w:rFonts w:ascii="Arial" w:hAnsi="Arial" w:eastAsia="Apple SD Gothic Neo"/>
+                <w:rFonts w:ascii="Pretendard" w:hAnsi="Pretendard" w:eastAsia="Pretendard"/>
                 <w:b/>
-                <w:sz w:val="17"/>
+                <w:sz w:val="18"/>
               </w:rPr>
               <w:t>마크</w:t>
             </w:r>
@@ -99,53 +78,41 @@
         </w:tc>
         <w:tc>
           <w:tcPr>
-            <w:tcW w:type="dxa" w:w="3456"/>
-            <w:tcMar>
-              <w:top w:w="80" w:type="dxa"/>
-              <w:bottom w:w="80" w:type="dxa"/>
-              <w:start w:w="100" w:type="dxa"/>
-              <w:end w:w="100" w:type="dxa"/>
-            </w:tcMar>
-            <w:shd w:fill="F3F4F6"/>
+            <w:tcW w:type="dxa" w:w="3744"/>
+            <w:vAlign w:val="center"/>
+            <w:shd w:fill="EEF3F8"/>
           </w:tcPr>
           <w:p>
             <w:pPr>
-              <w:spacing w:after="0"/>
+              <w:spacing w:after="0" w:line="276" w:lineRule="auto"/>
             </w:pPr>
-            <w:r/>
             <w:r>
               <w:rPr>
-                <w:rFonts w:ascii="Arial" w:hAnsi="Arial" w:eastAsia="Apple SD Gothic Neo"/>
+                <w:rFonts w:ascii="Pretendard" w:hAnsi="Pretendard" w:eastAsia="Pretendard"/>
                 <w:b/>
-                <w:sz w:val="17"/>
+                <w:sz w:val="18"/>
               </w:rPr>
-              <w:t>뜻</w:t>
+              <w:t>의미</w:t>
             </w:r>
           </w:p>
         </w:tc>
         <w:tc>
           <w:tcPr>
-            <w:tcW w:type="dxa" w:w="5040"/>
-            <w:tcMar>
-              <w:top w:w="80" w:type="dxa"/>
-              <w:bottom w:w="80" w:type="dxa"/>
-              <w:start w:w="100" w:type="dxa"/>
-              <w:end w:w="100" w:type="dxa"/>
-            </w:tcMar>
-            <w:shd w:fill="F3F4F6"/>
+            <w:tcW w:type="dxa" w:w="4320"/>
+            <w:vAlign w:val="center"/>
+            <w:shd w:fill="EEF3F8"/>
           </w:tcPr>
           <w:p>
             <w:pPr>
-              <w:spacing w:after="0"/>
+              <w:spacing w:after="0" w:line="276" w:lineRule="auto"/>
             </w:pPr>
-            <w:r/>
             <w:r>
               <w:rPr>
-                <w:rFonts w:ascii="Arial" w:hAnsi="Arial" w:eastAsia="Apple SD Gothic Neo"/>
+                <w:rFonts w:ascii="Pretendard" w:hAnsi="Pretendard" w:eastAsia="Pretendard"/>
                 <w:b/>
-                <w:sz w:val="17"/>
+                <w:sz w:val="18"/>
               </w:rPr>
-              <w:t>외주사 확인 사항</w:t>
+              <w:t>관리자 확인 내용</w:t>
             </w:r>
           </w:p>
         </w:tc>
@@ -154,24 +121,17 @@
         <w:tc>
           <w:tcPr>
             <w:tcW w:type="dxa" w:w="1728"/>
-            <w:tcMar>
-              <w:top w:w="80" w:type="dxa"/>
-              <w:bottom w:w="80" w:type="dxa"/>
-              <w:start w:w="100" w:type="dxa"/>
-              <w:end w:w="100" w:type="dxa"/>
-            </w:tcMar>
             <w:vAlign w:val="center"/>
           </w:tcPr>
           <w:p>
             <w:pPr>
-              <w:spacing w:after="0"/>
+              <w:spacing w:after="0" w:line="276" w:lineRule="auto"/>
             </w:pPr>
-            <w:r/>
             <w:r>
               <w:rPr>
-                <w:rFonts w:ascii="Arial" w:hAnsi="Arial" w:eastAsia="Apple SD Gothic Neo"/>
+                <w:rFonts w:ascii="Pretendard" w:hAnsi="Pretendard" w:eastAsia="Pretendard"/>
                 <w:b w:val="0"/>
-                <w:sz w:val="16"/>
+                <w:sz w:val="18"/>
               </w:rPr>
               <w:t>수정 가능</w:t>
             </w:r>
@@ -179,53 +139,39 @@
         </w:tc>
         <w:tc>
           <w:tcPr>
-            <w:tcW w:type="dxa" w:w="3456"/>
-            <w:tcMar>
-              <w:top w:w="80" w:type="dxa"/>
-              <w:bottom w:w="80" w:type="dxa"/>
-              <w:start w:w="100" w:type="dxa"/>
-              <w:end w:w="100" w:type="dxa"/>
-            </w:tcMar>
+            <w:tcW w:type="dxa" w:w="3744"/>
             <w:vAlign w:val="center"/>
           </w:tcPr>
           <w:p>
             <w:pPr>
-              <w:spacing w:after="0"/>
+              <w:spacing w:after="0" w:line="276" w:lineRule="auto"/>
             </w:pPr>
-            <w:r/>
             <w:r>
               <w:rPr>
-                <w:rFonts w:ascii="Arial" w:hAnsi="Arial" w:eastAsia="Apple SD Gothic Neo"/>
+                <w:rFonts w:ascii="Pretendard" w:hAnsi="Pretendard" w:eastAsia="Pretendard"/>
                 <w:b w:val="0"/>
-                <w:sz w:val="16"/>
+                <w:sz w:val="18"/>
               </w:rPr>
-              <w:t>해당 관리자 웹 화면에서 수정 가능해야 함</w:t>
+              <w:t>해당 관리자 화면에서 바로 수정하는 항목</w:t>
             </w:r>
           </w:p>
         </w:tc>
         <w:tc>
           <w:tcPr>
-            <w:tcW w:type="dxa" w:w="5040"/>
-            <w:tcMar>
-              <w:top w:w="80" w:type="dxa"/>
-              <w:bottom w:w="80" w:type="dxa"/>
-              <w:start w:w="100" w:type="dxa"/>
-              <w:end w:w="100" w:type="dxa"/>
-            </w:tcMar>
+            <w:tcW w:type="dxa" w:w="4320"/>
             <w:vAlign w:val="center"/>
           </w:tcPr>
           <w:p>
             <w:pPr>
-              <w:spacing w:after="0"/>
+              <w:spacing w:after="0" w:line="276" w:lineRule="auto"/>
             </w:pPr>
-            <w:r/>
             <w:r>
               <w:rPr>
-                <w:rFonts w:ascii="Arial" w:hAnsi="Arial" w:eastAsia="Apple SD Gothic Neo"/>
+                <w:rFonts w:ascii="Pretendard" w:hAnsi="Pretendard" w:eastAsia="Pretendard"/>
                 <w:b w:val="0"/>
-                <w:sz w:val="16"/>
+                <w:sz w:val="18"/>
               </w:rPr>
-              <w:t>저장 필드/API/앱 반영 캡처 증빙</w:t>
+              <w:t>저장 후 앱 문구와 노출 상태가 바뀌는지 확인</w:t>
             </w:r>
           </w:p>
         </w:tc>
@@ -234,24 +180,17 @@
         <w:tc>
           <w:tcPr>
             <w:tcW w:type="dxa" w:w="1728"/>
-            <w:tcMar>
-              <w:top w:w="80" w:type="dxa"/>
-              <w:bottom w:w="80" w:type="dxa"/>
-              <w:start w:w="100" w:type="dxa"/>
-              <w:end w:w="100" w:type="dxa"/>
-            </w:tcMar>
             <w:vAlign w:val="center"/>
           </w:tcPr>
           <w:p>
             <w:pPr>
-              <w:spacing w:after="0"/>
+              <w:spacing w:after="0" w:line="276" w:lineRule="auto"/>
             </w:pPr>
-            <w:r/>
             <w:r>
               <w:rPr>
-                <w:rFonts w:ascii="Arial" w:hAnsi="Arial" w:eastAsia="Apple SD Gothic Neo"/>
+                <w:rFonts w:ascii="Pretendard" w:hAnsi="Pretendard" w:eastAsia="Pretendard"/>
                 <w:b w:val="0"/>
-                <w:sz w:val="16"/>
+                <w:sz w:val="18"/>
               </w:rPr>
               <w:t>보완 필요</w:t>
             </w:r>
@@ -259,53 +198,39 @@
         </w:tc>
         <w:tc>
           <w:tcPr>
-            <w:tcW w:type="dxa" w:w="3456"/>
-            <w:tcMar>
-              <w:top w:w="80" w:type="dxa"/>
-              <w:bottom w:w="80" w:type="dxa"/>
-              <w:start w:w="100" w:type="dxa"/>
-              <w:end w:w="100" w:type="dxa"/>
-            </w:tcMar>
+            <w:tcW w:type="dxa" w:w="3744"/>
             <w:vAlign w:val="center"/>
           </w:tcPr>
           <w:p>
             <w:pPr>
-              <w:spacing w:after="0"/>
+              <w:spacing w:after="0" w:line="276" w:lineRule="auto"/>
             </w:pPr>
-            <w:r/>
             <w:r>
               <w:rPr>
-                <w:rFonts w:ascii="Arial" w:hAnsi="Arial" w:eastAsia="Apple SD Gothic Neo"/>
+                <w:rFonts w:ascii="Pretendard" w:hAnsi="Pretendard" w:eastAsia="Pretendard"/>
                 <w:b w:val="0"/>
-                <w:sz w:val="16"/>
+                <w:sz w:val="18"/>
               </w:rPr>
-              <w:t>현재 화면만으로는 부족하거나 새 기능 필요</w:t>
+              <w:t>현재 관리자 화면만으로는 관리 위치가 부족한 항목</w:t>
             </w:r>
           </w:p>
         </w:tc>
         <w:tc>
           <w:tcPr>
-            <w:tcW w:type="dxa" w:w="5040"/>
-            <w:tcMar>
-              <w:top w:w="80" w:type="dxa"/>
-              <w:bottom w:w="80" w:type="dxa"/>
-              <w:start w:w="100" w:type="dxa"/>
-              <w:end w:w="100" w:type="dxa"/>
-            </w:tcMar>
+            <w:tcW w:type="dxa" w:w="4320"/>
             <w:vAlign w:val="center"/>
           </w:tcPr>
           <w:p>
             <w:pPr>
-              <w:spacing w:after="0"/>
+              <w:spacing w:after="0" w:line="276" w:lineRule="auto"/>
             </w:pPr>
-            <w:r/>
             <w:r>
               <w:rPr>
-                <w:rFonts w:ascii="Arial" w:hAnsi="Arial" w:eastAsia="Apple SD Gothic Neo"/>
+                <w:rFonts w:ascii="Pretendard" w:hAnsi="Pretendard" w:eastAsia="Pretendard"/>
                 <w:b w:val="0"/>
-                <w:sz w:val="16"/>
+                <w:sz w:val="18"/>
               </w:rPr>
-              <w:t>필드 추가, 노출 제어, 미리보기, 문서/링크 관리 추가</w:t>
+              <w:t>관리 메뉴, 입력칸, 미리보기, 문서 관리 화면 보강 필요</w:t>
             </w:r>
           </w:p>
         </w:tc>
@@ -314,24 +239,17 @@
         <w:tc>
           <w:tcPr>
             <w:tcW w:type="dxa" w:w="1728"/>
-            <w:tcMar>
-              <w:top w:w="80" w:type="dxa"/>
-              <w:bottom w:w="80" w:type="dxa"/>
-              <w:start w:w="100" w:type="dxa"/>
-              <w:end w:w="100" w:type="dxa"/>
-            </w:tcMar>
             <w:vAlign w:val="center"/>
           </w:tcPr>
           <w:p>
             <w:pPr>
-              <w:spacing w:after="0"/>
+              <w:spacing w:after="0" w:line="276" w:lineRule="auto"/>
             </w:pPr>
-            <w:r/>
             <w:r>
               <w:rPr>
-                <w:rFonts w:ascii="Arial" w:hAnsi="Arial" w:eastAsia="Apple SD Gothic Neo"/>
+                <w:rFonts w:ascii="Pretendard" w:hAnsi="Pretendard" w:eastAsia="Pretendard"/>
                 <w:b w:val="0"/>
-                <w:sz w:val="16"/>
+                <w:sz w:val="18"/>
               </w:rPr>
               <w:t>자동 계산/보정</w:t>
             </w:r>
@@ -339,59 +257,49 @@
         </w:tc>
         <w:tc>
           <w:tcPr>
-            <w:tcW w:type="dxa" w:w="3456"/>
-            <w:tcMar>
-              <w:top w:w="80" w:type="dxa"/>
-              <w:bottom w:w="80" w:type="dxa"/>
-              <w:start w:w="100" w:type="dxa"/>
-              <w:end w:w="100" w:type="dxa"/>
-            </w:tcMar>
+            <w:tcW w:type="dxa" w:w="3744"/>
             <w:vAlign w:val="center"/>
           </w:tcPr>
           <w:p>
             <w:pPr>
-              <w:spacing w:after="0"/>
+              <w:spacing w:after="0" w:line="276" w:lineRule="auto"/>
             </w:pPr>
-            <w:r/>
             <w:r>
               <w:rPr>
-                <w:rFonts w:ascii="Arial" w:hAnsi="Arial" w:eastAsia="Apple SD Gothic Neo"/>
+                <w:rFonts w:ascii="Pretendard" w:hAnsi="Pretendard" w:eastAsia="Pretendard"/>
                 <w:b w:val="0"/>
-                <w:sz w:val="16"/>
+                <w:sz w:val="18"/>
               </w:rPr>
-              <w:t>콘텐츠가 아니라 사용자 상태값</w:t>
+              <w:t>문구가 아니라 사용자 기준일이나 상태에 따라 표시되는 값</w:t>
             </w:r>
           </w:p>
         </w:tc>
         <w:tc>
           <w:tcPr>
-            <w:tcW w:type="dxa" w:w="5040"/>
-            <w:tcMar>
-              <w:top w:w="80" w:type="dxa"/>
-              <w:bottom w:w="80" w:type="dxa"/>
-              <w:start w:w="100" w:type="dxa"/>
-              <w:end w:w="100" w:type="dxa"/>
-            </w:tcMar>
+            <w:tcW w:type="dxa" w:w="4320"/>
             <w:vAlign w:val="center"/>
           </w:tcPr>
           <w:p>
             <w:pPr>
-              <w:spacing w:after="0"/>
+              <w:spacing w:after="0" w:line="276" w:lineRule="auto"/>
             </w:pPr>
-            <w:r/>
             <w:r>
               <w:rPr>
-                <w:rFonts w:ascii="Arial" w:hAnsi="Arial" w:eastAsia="Apple SD Gothic Neo"/>
+                <w:rFonts w:ascii="Pretendard" w:hAnsi="Pretendard" w:eastAsia="Pretendard"/>
                 <w:b w:val="0"/>
-                <w:sz w:val="16"/>
+                <w:sz w:val="18"/>
               </w:rPr>
-              <w:t>사용자 상세에서 기준값 보정 가능해야 함</w:t>
+              <w:t>사용자 상세에서 기준일을 확인하고 보정할 수 있어야 함</w:t>
             </w:r>
           </w:p>
         </w:tc>
       </w:tr>
     </w:tbl>
-    <w:p/>
+    <w:p>
+      <w:pPr>
+        <w:spacing w:after="80"/>
+      </w:pPr>
+    </w:p>
     <w:p>
       <w:r>
         <w:br w:type="page"/>
@@ -400,22 +308,20 @@
     <w:p>
       <w:pPr>
         <w:pStyle w:val="Heading1"/>
+        <w:spacing w:before="160" w:after="160"/>
       </w:pPr>
       <w:r>
-        <w:rPr>
-          <w:rFonts w:ascii="Arial" w:hAnsi="Arial" w:eastAsia="Apple SD Gothic Neo"/>
-          <w:b/>
-          <w:color w:val="2E5C96"/>
-          <w:sz w:val="30"/>
-        </w:rPr>
         <w:t>1. 자산 관리 &gt; 주차별</w:t>
       </w:r>
     </w:p>
     <w:p>
+      <w:pPr>
+        <w:jc w:val="center"/>
+      </w:pPr>
       <w:r>
         <w:drawing>
           <wp:inline xmlns:a="http://schemas.openxmlformats.org/drawingml/2006/main" xmlns:pic="http://schemas.openxmlformats.org/drawingml/2006/picture">
-            <wp:extent cx="6035040" cy="4149090"/>
+            <wp:extent cx="6172200" cy="4243388"/>
             <wp:docPr id="1" name="Picture 1"/>
             <wp:cNvGraphicFramePr>
               <a:graphicFrameLocks noChangeAspect="1"/>
@@ -436,7 +342,7 @@
                   <pic:spPr>
                     <a:xfrm>
                       <a:off x="0" y="0"/>
-                      <a:ext cx="6035040" cy="4149090"/>
+                      <a:ext cx="6172200" cy="4243388"/>
                     </a:xfrm>
                     <a:prstGeom prst="rect"/>
                   </pic:spPr>
@@ -449,73 +355,53 @@
     </w:p>
     <w:tbl>
       <w:tblPr>
+        <w:tblStyle w:val="TableGrid"/>
         <w:tblW w:type="auto" w:w="0"/>
-        <w:jc w:val="left"/>
-        <w:tblLayout w:type="fixed"/>
+        <w:jc w:val="center"/>
         <w:tblLook w:firstColumn="1" w:firstRow="1" w:lastColumn="0" w:lastRow="0" w:noHBand="0" w:noVBand="1" w:val="04A0"/>
-        <w:tblBorders>
-          <w:top w:val="single" w:sz="4" w:space="0" w:color="DADCE0"/>
-          <w:left w:val="single" w:sz="4" w:space="0" w:color="DADCE0"/>
-          <w:bottom w:val="single" w:sz="4" w:space="0" w:color="DADCE0"/>
-          <w:right w:val="single" w:sz="4" w:space="0" w:color="DADCE0"/>
-          <w:insideH w:val="single" w:sz="4" w:space="0" w:color="DADCE0"/>
-          <w:insideV w:val="single" w:sz="4" w:space="0" w:color="DADCE0"/>
-        </w:tblBorders>
       </w:tblPr>
       <w:tblGrid>
-        <w:gridCol w:w="2556"/>
-        <w:gridCol w:w="2556"/>
-        <w:gridCol w:w="2556"/>
-        <w:gridCol w:w="2556"/>
+        <w:gridCol w:w="2520"/>
+        <w:gridCol w:w="2520"/>
+        <w:gridCol w:w="2520"/>
+        <w:gridCol w:w="2520"/>
       </w:tblGrid>
       <w:tr>
         <w:tc>
           <w:tcPr>
-            <w:tcW w:type="dxa" w:w="2448"/>
-            <w:tcMar>
-              <w:top w:w="80" w:type="dxa"/>
-              <w:bottom w:w="80" w:type="dxa"/>
-              <w:start w:w="100" w:type="dxa"/>
-              <w:end w:w="100" w:type="dxa"/>
-            </w:tcMar>
-            <w:shd w:fill="F3F4F6"/>
+            <w:tcW w:type="dxa" w:w="2520"/>
+            <w:vAlign w:val="center"/>
+            <w:shd w:fill="EEF3F8"/>
           </w:tcPr>
           <w:p>
             <w:pPr>
-              <w:spacing w:after="0"/>
+              <w:spacing w:after="0" w:line="276" w:lineRule="auto"/>
             </w:pPr>
-            <w:r/>
             <w:r>
               <w:rPr>
-                <w:rFonts w:ascii="Arial" w:hAnsi="Arial" w:eastAsia="Apple SD Gothic Neo"/>
+                <w:rFonts w:ascii="Pretendard" w:hAnsi="Pretendard" w:eastAsia="Pretendard"/>
                 <w:b/>
-                <w:sz w:val="17"/>
+                <w:sz w:val="18"/>
               </w:rPr>
-              <w:t>앱 반영 영역</w:t>
+              <w:t>앱에서 보이는 영역</w:t>
             </w:r>
           </w:p>
         </w:tc>
         <w:tc>
           <w:tcPr>
             <w:tcW w:type="dxa" w:w="1440"/>
-            <w:tcMar>
-              <w:top w:w="80" w:type="dxa"/>
-              <w:bottom w:w="80" w:type="dxa"/>
-              <w:start w:w="100" w:type="dxa"/>
-              <w:end w:w="100" w:type="dxa"/>
-            </w:tcMar>
-            <w:shd w:fill="F3F4F6"/>
+            <w:vAlign w:val="center"/>
+            <w:shd w:fill="EEF3F8"/>
           </w:tcPr>
           <w:p>
             <w:pPr>
-              <w:spacing w:after="0"/>
+              <w:spacing w:after="0" w:line="276" w:lineRule="auto"/>
             </w:pPr>
-            <w:r/>
             <w:r>
               <w:rPr>
-                <w:rFonts w:ascii="Arial" w:hAnsi="Arial" w:eastAsia="Apple SD Gothic Neo"/>
+                <w:rFonts w:ascii="Pretendard" w:hAnsi="Pretendard" w:eastAsia="Pretendard"/>
                 <w:b/>
-                <w:sz w:val="17"/>
+                <w:sz w:val="18"/>
               </w:rPr>
               <w:t>판정</w:t>
             </w:r>
@@ -523,53 +409,41 @@
         </w:tc>
         <w:tc>
           <w:tcPr>
-            <w:tcW w:type="dxa" w:w="3024"/>
-            <w:tcMar>
-              <w:top w:w="80" w:type="dxa"/>
-              <w:bottom w:w="80" w:type="dxa"/>
-              <w:start w:w="100" w:type="dxa"/>
-              <w:end w:w="100" w:type="dxa"/>
-            </w:tcMar>
-            <w:shd w:fill="F3F4F6"/>
+            <w:tcW w:type="dxa" w:w="2664"/>
+            <w:vAlign w:val="center"/>
+            <w:shd w:fill="EEF3F8"/>
           </w:tcPr>
           <w:p>
             <w:pPr>
-              <w:spacing w:after="0"/>
+              <w:spacing w:after="0" w:line="276" w:lineRule="auto"/>
             </w:pPr>
-            <w:r/>
             <w:r>
               <w:rPr>
-                <w:rFonts w:ascii="Arial" w:hAnsi="Arial" w:eastAsia="Apple SD Gothic Neo"/>
+                <w:rFonts w:ascii="Pretendard" w:hAnsi="Pretendard" w:eastAsia="Pretendard"/>
                 <w:b/>
-                <w:sz w:val="17"/>
+                <w:sz w:val="18"/>
               </w:rPr>
-              <w:t>관리자 웹 수정 위치</w:t>
+              <w:t>관리자 화면 위치</w:t>
             </w:r>
           </w:p>
         </w:tc>
         <w:tc>
           <w:tcPr>
-            <w:tcW w:type="dxa" w:w="3312"/>
-            <w:tcMar>
-              <w:top w:w="80" w:type="dxa"/>
-              <w:bottom w:w="80" w:type="dxa"/>
-              <w:start w:w="100" w:type="dxa"/>
-              <w:end w:w="100" w:type="dxa"/>
-            </w:tcMar>
-            <w:shd w:fill="F3F4F6"/>
+            <w:tcW w:type="dxa" w:w="3168"/>
+            <w:vAlign w:val="center"/>
+            <w:shd w:fill="EEF3F8"/>
           </w:tcPr>
           <w:p>
             <w:pPr>
-              <w:spacing w:after="0"/>
+              <w:spacing w:after="0" w:line="276" w:lineRule="auto"/>
             </w:pPr>
-            <w:r/>
             <w:r>
               <w:rPr>
-                <w:rFonts w:ascii="Arial" w:hAnsi="Arial" w:eastAsia="Apple SD Gothic Neo"/>
+                <w:rFonts w:ascii="Pretendard" w:hAnsi="Pretendard" w:eastAsia="Pretendard"/>
                 <w:b/>
-                <w:sz w:val="17"/>
+                <w:sz w:val="18"/>
               </w:rPr>
-              <w:t>외주사 구현/확인 사항</w:t>
+              <w:t>관리자가 확인할 내용</w:t>
             </w:r>
           </w:p>
         </w:tc>
@@ -577,52 +451,37 @@
       <w:tr>
         <w:tc>
           <w:tcPr>
-            <w:tcW w:type="dxa" w:w="2448"/>
-            <w:tcMar>
-              <w:top w:w="80" w:type="dxa"/>
-              <w:bottom w:w="80" w:type="dxa"/>
-              <w:start w:w="100" w:type="dxa"/>
-              <w:end w:w="100" w:type="dxa"/>
-            </w:tcMar>
+            <w:tcW w:type="dxa" w:w="2520"/>
             <w:vAlign w:val="center"/>
           </w:tcPr>
           <w:p>
             <w:pPr>
-              <w:spacing w:after="0"/>
+              <w:spacing w:after="0" w:line="276" w:lineRule="auto"/>
             </w:pPr>
-            <w:r/>
             <w:r>
               <w:rPr>
-                <w:rFonts w:ascii="Arial" w:hAnsi="Arial" w:eastAsia="Apple SD Gothic Neo"/>
+                <w:rFonts w:ascii="Pretendard" w:hAnsi="Pretendard" w:eastAsia="Pretendard"/>
                 <w:b w:val="0"/>
-                <w:sz w:val="16"/>
+                <w:sz w:val="18"/>
               </w:rPr>
-              <w:t>앱: 오늘 아기는요/오늘 엄마는요</w:t>
+              <w:t>오늘 아기는요 / 오늘 엄마는요</w:t>
             </w:r>
           </w:p>
         </w:tc>
         <w:tc>
           <w:tcPr>
             <w:tcW w:type="dxa" w:w="1440"/>
-            <w:tcMar>
-              <w:top w:w="80" w:type="dxa"/>
-              <w:bottom w:w="80" w:type="dxa"/>
-              <w:start w:w="100" w:type="dxa"/>
-              <w:end w:w="100" w:type="dxa"/>
-            </w:tcMar>
             <w:vAlign w:val="center"/>
-            <w:shd w:fill="DFF2E6"/>
           </w:tcPr>
           <w:p>
             <w:pPr>
-              <w:spacing w:after="0"/>
+              <w:spacing w:after="0" w:line="276" w:lineRule="auto"/>
             </w:pPr>
-            <w:r/>
             <w:r>
               <w:rPr>
-                <w:rFonts w:ascii="Arial" w:hAnsi="Arial" w:eastAsia="Apple SD Gothic Neo"/>
-                <w:b/>
-                <w:sz w:val="17"/>
+                <w:rFonts w:ascii="Pretendard" w:hAnsi="Pretendard" w:eastAsia="Pretendard"/>
+                <w:b w:val="0"/>
+                <w:sz w:val="18"/>
               </w:rPr>
               <w:t>수정 가능</w:t>
             </w:r>
@@ -630,53 +489,39 @@
         </w:tc>
         <w:tc>
           <w:tcPr>
-            <w:tcW w:type="dxa" w:w="3024"/>
-            <w:tcMar>
-              <w:top w:w="80" w:type="dxa"/>
-              <w:bottom w:w="80" w:type="dxa"/>
-              <w:start w:w="100" w:type="dxa"/>
-              <w:end w:w="100" w:type="dxa"/>
-            </w:tcMar>
+            <w:tcW w:type="dxa" w:w="2664"/>
             <w:vAlign w:val="center"/>
           </w:tcPr>
           <w:p>
             <w:pPr>
-              <w:spacing w:after="0"/>
+              <w:spacing w:after="0" w:line="276" w:lineRule="auto"/>
             </w:pPr>
-            <w:r/>
             <w:r>
               <w:rPr>
-                <w:rFonts w:ascii="Arial" w:hAnsi="Arial" w:eastAsia="Apple SD Gothic Neo"/>
+                <w:rFonts w:ascii="Pretendard" w:hAnsi="Pretendard" w:eastAsia="Pretendard"/>
                 <w:b w:val="0"/>
-                <w:sz w:val="16"/>
+                <w:sz w:val="18"/>
               </w:rPr>
-              <w:t>주차별 &gt; 상세 편집 &gt; 일별 본문</w:t>
+              <w:t>주차별 &gt; 상세 편집 &gt; 일별 문구</w:t>
             </w:r>
           </w:p>
         </w:tc>
         <w:tc>
           <w:tcPr>
-            <w:tcW w:type="dxa" w:w="3312"/>
-            <w:tcMar>
-              <w:top w:w="80" w:type="dxa"/>
-              <w:bottom w:w="80" w:type="dxa"/>
-              <w:start w:w="100" w:type="dxa"/>
-              <w:end w:w="100" w:type="dxa"/>
-            </w:tcMar>
+            <w:tcW w:type="dxa" w:w="3168"/>
             <w:vAlign w:val="center"/>
           </w:tcPr>
           <w:p>
             <w:pPr>
-              <w:spacing w:after="0"/>
+              <w:spacing w:after="0" w:line="276" w:lineRule="auto"/>
             </w:pPr>
-            <w:r/>
             <w:r>
               <w:rPr>
-                <w:rFonts w:ascii="Arial" w:hAnsi="Arial" w:eastAsia="Apple SD Gothic Neo"/>
+                <w:rFonts w:ascii="Pretendard" w:hAnsi="Pretendard" w:eastAsia="Pretendard"/>
                 <w:b w:val="0"/>
-                <w:sz w:val="16"/>
+                <w:sz w:val="18"/>
               </w:rPr>
-              <w:t>아기/엄마 문구를 일차별로 분리 수정</w:t>
+              <w:t>아기/엄마 문구가 일차별로 나뉘어 저장되는지 확인</w:t>
             </w:r>
           </w:p>
         </w:tc>
@@ -684,52 +529,37 @@
       <w:tr>
         <w:tc>
           <w:tcPr>
-            <w:tcW w:type="dxa" w:w="2448"/>
-            <w:tcMar>
-              <w:top w:w="80" w:type="dxa"/>
-              <w:bottom w:w="80" w:type="dxa"/>
-              <w:start w:w="100" w:type="dxa"/>
-              <w:end w:w="100" w:type="dxa"/>
-            </w:tcMar>
+            <w:tcW w:type="dxa" w:w="2520"/>
             <w:vAlign w:val="center"/>
           </w:tcPr>
           <w:p>
             <w:pPr>
-              <w:spacing w:after="0"/>
+              <w:spacing w:after="0" w:line="276" w:lineRule="auto"/>
             </w:pPr>
-            <w:r/>
             <w:r>
               <w:rPr>
-                <w:rFonts w:ascii="Arial" w:hAnsi="Arial" w:eastAsia="Apple SD Gothic Neo"/>
+                <w:rFonts w:ascii="Pretendard" w:hAnsi="Pretendard" w:eastAsia="Pretendard"/>
                 <w:b w:val="0"/>
-                <w:sz w:val="16"/>
+                <w:sz w:val="18"/>
               </w:rPr>
-              <w:t>앱: 체크리스트</w:t>
+              <w:t>체크리스트</w:t>
             </w:r>
           </w:p>
         </w:tc>
         <w:tc>
           <w:tcPr>
             <w:tcW w:type="dxa" w:w="1440"/>
-            <w:tcMar>
-              <w:top w:w="80" w:type="dxa"/>
-              <w:bottom w:w="80" w:type="dxa"/>
-              <w:start w:w="100" w:type="dxa"/>
-              <w:end w:w="100" w:type="dxa"/>
-            </w:tcMar>
             <w:vAlign w:val="center"/>
-            <w:shd w:fill="DFF2E6"/>
           </w:tcPr>
           <w:p>
             <w:pPr>
-              <w:spacing w:after="0"/>
+              <w:spacing w:after="0" w:line="276" w:lineRule="auto"/>
             </w:pPr>
-            <w:r/>
             <w:r>
               <w:rPr>
-                <w:rFonts w:ascii="Arial" w:hAnsi="Arial" w:eastAsia="Apple SD Gothic Neo"/>
-                <w:b/>
-                <w:sz w:val="17"/>
+                <w:rFonts w:ascii="Pretendard" w:hAnsi="Pretendard" w:eastAsia="Pretendard"/>
+                <w:b w:val="0"/>
+                <w:sz w:val="18"/>
               </w:rPr>
               <w:t>수정 가능</w:t>
             </w:r>
@@ -737,25 +567,18 @@
         </w:tc>
         <w:tc>
           <w:tcPr>
-            <w:tcW w:type="dxa" w:w="3024"/>
-            <w:tcMar>
-              <w:top w:w="80" w:type="dxa"/>
-              <w:bottom w:w="80" w:type="dxa"/>
-              <w:start w:w="100" w:type="dxa"/>
-              <w:end w:w="100" w:type="dxa"/>
-            </w:tcMar>
+            <w:tcW w:type="dxa" w:w="2664"/>
             <w:vAlign w:val="center"/>
           </w:tcPr>
           <w:p>
             <w:pPr>
-              <w:spacing w:after="0"/>
+              <w:spacing w:after="0" w:line="276" w:lineRule="auto"/>
             </w:pPr>
-            <w:r/>
             <w:r>
               <w:rPr>
-                <w:rFonts w:ascii="Arial" w:hAnsi="Arial" w:eastAsia="Apple SD Gothic Neo"/>
+                <w:rFonts w:ascii="Pretendard" w:hAnsi="Pretendard" w:eastAsia="Pretendard"/>
                 <w:b w:val="0"/>
-                <w:sz w:val="16"/>
+                <w:sz w:val="18"/>
               </w:rPr>
               <w:t>주차별 &gt; 상세 편집 &gt; 체크리스트</w:t>
             </w:r>
@@ -763,27 +586,20 @@
         </w:tc>
         <w:tc>
           <w:tcPr>
-            <w:tcW w:type="dxa" w:w="3312"/>
-            <w:tcMar>
-              <w:top w:w="80" w:type="dxa"/>
-              <w:bottom w:w="80" w:type="dxa"/>
-              <w:start w:w="100" w:type="dxa"/>
-              <w:end w:w="100" w:type="dxa"/>
-            </w:tcMar>
+            <w:tcW w:type="dxa" w:w="3168"/>
             <w:vAlign w:val="center"/>
           </w:tcPr>
           <w:p>
             <w:pPr>
-              <w:spacing w:after="0"/>
+              <w:spacing w:after="0" w:line="276" w:lineRule="auto"/>
             </w:pPr>
-            <w:r/>
             <w:r>
               <w:rPr>
-                <w:rFonts w:ascii="Arial" w:hAnsi="Arial" w:eastAsia="Apple SD Gothic Neo"/>
+                <w:rFonts w:ascii="Pretendard" w:hAnsi="Pretendard" w:eastAsia="Pretendard"/>
                 <w:b w:val="0"/>
-                <w:sz w:val="16"/>
+                <w:sz w:val="18"/>
               </w:rPr>
-              <w:t>항목 문구와 앱 노출 on/off</w:t>
+              <w:t>항목 문구와 앱 노출 여부를 켜고 끌 수 있는지 확인</w:t>
             </w:r>
           </w:p>
         </w:tc>
@@ -791,52 +607,37 @@
       <w:tr>
         <w:tc>
           <w:tcPr>
-            <w:tcW w:type="dxa" w:w="2448"/>
-            <w:tcMar>
-              <w:top w:w="80" w:type="dxa"/>
-              <w:bottom w:w="80" w:type="dxa"/>
-              <w:start w:w="100" w:type="dxa"/>
-              <w:end w:w="100" w:type="dxa"/>
-            </w:tcMar>
+            <w:tcW w:type="dxa" w:w="2520"/>
             <w:vAlign w:val="center"/>
           </w:tcPr>
           <w:p>
             <w:pPr>
-              <w:spacing w:after="0"/>
+              <w:spacing w:after="0" w:line="276" w:lineRule="auto"/>
             </w:pPr>
-            <w:r/>
             <w:r>
               <w:rPr>
-                <w:rFonts w:ascii="Arial" w:hAnsi="Arial" w:eastAsia="Apple SD Gothic Neo"/>
+                <w:rFonts w:ascii="Pretendard" w:hAnsi="Pretendard" w:eastAsia="Pretendard"/>
                 <w:b w:val="0"/>
-                <w:sz w:val="16"/>
+                <w:sz w:val="18"/>
               </w:rPr>
-              <w:t>앱: 태교 질문</w:t>
+              <w:t>태교 질문</w:t>
             </w:r>
           </w:p>
         </w:tc>
         <w:tc>
           <w:tcPr>
             <w:tcW w:type="dxa" w:w="1440"/>
-            <w:tcMar>
-              <w:top w:w="80" w:type="dxa"/>
-              <w:bottom w:w="80" w:type="dxa"/>
-              <w:start w:w="100" w:type="dxa"/>
-              <w:end w:w="100" w:type="dxa"/>
-            </w:tcMar>
             <w:vAlign w:val="center"/>
-            <w:shd w:fill="DFF2E6"/>
           </w:tcPr>
           <w:p>
             <w:pPr>
-              <w:spacing w:after="0"/>
+              <w:spacing w:after="0" w:line="276" w:lineRule="auto"/>
             </w:pPr>
-            <w:r/>
             <w:r>
               <w:rPr>
-                <w:rFonts w:ascii="Arial" w:hAnsi="Arial" w:eastAsia="Apple SD Gothic Neo"/>
-                <w:b/>
-                <w:sz w:val="17"/>
+                <w:rFonts w:ascii="Pretendard" w:hAnsi="Pretendard" w:eastAsia="Pretendard"/>
+                <w:b w:val="0"/>
+                <w:sz w:val="18"/>
               </w:rPr>
               <w:t>수정 가능</w:t>
             </w:r>
@@ -844,25 +645,18 @@
         </w:tc>
         <w:tc>
           <w:tcPr>
-            <w:tcW w:type="dxa" w:w="3024"/>
-            <w:tcMar>
-              <w:top w:w="80" w:type="dxa"/>
-              <w:bottom w:w="80" w:type="dxa"/>
-              <w:start w:w="100" w:type="dxa"/>
-              <w:end w:w="100" w:type="dxa"/>
-            </w:tcMar>
+            <w:tcW w:type="dxa" w:w="2664"/>
             <w:vAlign w:val="center"/>
           </w:tcPr>
           <w:p>
             <w:pPr>
-              <w:spacing w:after="0"/>
+              <w:spacing w:after="0" w:line="276" w:lineRule="auto"/>
             </w:pPr>
-            <w:r/>
             <w:r>
               <w:rPr>
-                <w:rFonts w:ascii="Arial" w:hAnsi="Arial" w:eastAsia="Apple SD Gothic Neo"/>
+                <w:rFonts w:ascii="Pretendard" w:hAnsi="Pretendard" w:eastAsia="Pretendard"/>
                 <w:b w:val="0"/>
-                <w:sz w:val="16"/>
+                <w:sz w:val="18"/>
               </w:rPr>
               <w:t>주차별 &gt; 상세 편집 &gt; 질문</w:t>
             </w:r>
@@ -870,27 +664,20 @@
         </w:tc>
         <w:tc>
           <w:tcPr>
-            <w:tcW w:type="dxa" w:w="3312"/>
-            <w:tcMar>
-              <w:top w:w="80" w:type="dxa"/>
-              <w:bottom w:w="80" w:type="dxa"/>
-              <w:start w:w="100" w:type="dxa"/>
-              <w:end w:w="100" w:type="dxa"/>
-            </w:tcMar>
+            <w:tcW w:type="dxa" w:w="3168"/>
             <w:vAlign w:val="center"/>
           </w:tcPr>
           <w:p>
             <w:pPr>
-              <w:spacing w:after="0"/>
+              <w:spacing w:after="0" w:line="276" w:lineRule="auto"/>
             </w:pPr>
-            <w:r/>
             <w:r>
               <w:rPr>
-                <w:rFonts w:ascii="Arial" w:hAnsi="Arial" w:eastAsia="Apple SD Gothic Neo"/>
+                <w:rFonts w:ascii="Pretendard" w:hAnsi="Pretendard" w:eastAsia="Pretendard"/>
                 <w:b w:val="0"/>
-                <w:sz w:val="16"/>
+                <w:sz w:val="18"/>
               </w:rPr>
-              <w:t>질문 문구와 앱 노출 on/off</w:t>
+              <w:t>질문 문구와 앱 노출 여부를 확인</w:t>
             </w:r>
           </w:p>
         </w:tc>
@@ -898,52 +685,37 @@
       <w:tr>
         <w:tc>
           <w:tcPr>
-            <w:tcW w:type="dxa" w:w="2448"/>
-            <w:tcMar>
-              <w:top w:w="80" w:type="dxa"/>
-              <w:bottom w:w="80" w:type="dxa"/>
-              <w:start w:w="100" w:type="dxa"/>
-              <w:end w:w="100" w:type="dxa"/>
-            </w:tcMar>
+            <w:tcW w:type="dxa" w:w="2520"/>
             <w:vAlign w:val="center"/>
           </w:tcPr>
           <w:p>
             <w:pPr>
-              <w:spacing w:after="0"/>
+              <w:spacing w:after="0" w:line="276" w:lineRule="auto"/>
             </w:pPr>
-            <w:r/>
             <w:r>
               <w:rPr>
-                <w:rFonts w:ascii="Arial" w:hAnsi="Arial" w:eastAsia="Apple SD Gothic Neo"/>
+                <w:rFonts w:ascii="Pretendard" w:hAnsi="Pretendard" w:eastAsia="Pretendard"/>
                 <w:b w:val="0"/>
-                <w:sz w:val="16"/>
+                <w:sz w:val="18"/>
               </w:rPr>
-              <w:t>앱: 아기 이미지/임신백과</w:t>
+              <w:t>아기 이미지 / 임신백과</w:t>
             </w:r>
           </w:p>
         </w:tc>
         <w:tc>
           <w:tcPr>
             <w:tcW w:type="dxa" w:w="1440"/>
-            <w:tcMar>
-              <w:top w:w="80" w:type="dxa"/>
-              <w:bottom w:w="80" w:type="dxa"/>
-              <w:start w:w="100" w:type="dxa"/>
-              <w:end w:w="100" w:type="dxa"/>
-            </w:tcMar>
             <w:vAlign w:val="center"/>
-            <w:shd w:fill="DFF2E6"/>
           </w:tcPr>
           <w:p>
             <w:pPr>
-              <w:spacing w:after="0"/>
+              <w:spacing w:after="0" w:line="276" w:lineRule="auto"/>
             </w:pPr>
-            <w:r/>
             <w:r>
               <w:rPr>
-                <w:rFonts w:ascii="Arial" w:hAnsi="Arial" w:eastAsia="Apple SD Gothic Neo"/>
-                <w:b/>
-                <w:sz w:val="17"/>
+                <w:rFonts w:ascii="Pretendard" w:hAnsi="Pretendard" w:eastAsia="Pretendard"/>
+                <w:b w:val="0"/>
+                <w:sz w:val="18"/>
               </w:rPr>
               <w:t>수정 가능</w:t>
             </w:r>
@@ -951,25 +723,18 @@
         </w:tc>
         <w:tc>
           <w:tcPr>
-            <w:tcW w:type="dxa" w:w="3024"/>
-            <w:tcMar>
-              <w:top w:w="80" w:type="dxa"/>
-              <w:bottom w:w="80" w:type="dxa"/>
-              <w:start w:w="100" w:type="dxa"/>
-              <w:end w:w="100" w:type="dxa"/>
-            </w:tcMar>
+            <w:tcW w:type="dxa" w:w="2664"/>
             <w:vAlign w:val="center"/>
           </w:tcPr>
           <w:p>
             <w:pPr>
-              <w:spacing w:after="0"/>
+              <w:spacing w:after="0" w:line="276" w:lineRule="auto"/>
             </w:pPr>
-            <w:r/>
             <w:r>
               <w:rPr>
-                <w:rFonts w:ascii="Arial" w:hAnsi="Arial" w:eastAsia="Apple SD Gothic Neo"/>
+                <w:rFonts w:ascii="Pretendard" w:hAnsi="Pretendard" w:eastAsia="Pretendard"/>
                 <w:b w:val="0"/>
-                <w:sz w:val="16"/>
+                <w:sz w:val="18"/>
               </w:rPr>
               <w:t>주차별 &gt; 이미지/노출본</w:t>
             </w:r>
@@ -977,33 +742,30 @@
         </w:tc>
         <w:tc>
           <w:tcPr>
-            <w:tcW w:type="dxa" w:w="3312"/>
-            <w:tcMar>
-              <w:top w:w="80" w:type="dxa"/>
-              <w:bottom w:w="80" w:type="dxa"/>
-              <w:start w:w="100" w:type="dxa"/>
-              <w:end w:w="100" w:type="dxa"/>
-            </w:tcMar>
+            <w:tcW w:type="dxa" w:w="3168"/>
             <w:vAlign w:val="center"/>
           </w:tcPr>
           <w:p>
             <w:pPr>
-              <w:spacing w:after="0"/>
+              <w:spacing w:after="0" w:line="276" w:lineRule="auto"/>
             </w:pPr>
-            <w:r/>
             <w:r>
               <w:rPr>
-                <w:rFonts w:ascii="Arial" w:hAnsi="Arial" w:eastAsia="Apple SD Gothic Neo"/>
+                <w:rFonts w:ascii="Pretendard" w:hAnsi="Pretendard" w:eastAsia="Pretendard"/>
                 <w:b w:val="0"/>
-                <w:sz w:val="16"/>
+                <w:sz w:val="18"/>
               </w:rPr>
-              <w:t>이미지 교체와 백과 카드 문구 수정</w:t>
+              <w:t>이미지와 백과 카드 문구를 관리자 화면에서 교체할 수 있는지 확인</w:t>
             </w:r>
           </w:p>
         </w:tc>
       </w:tr>
     </w:tbl>
-    <w:p/>
+    <w:p>
+      <w:pPr>
+        <w:spacing w:after="80"/>
+      </w:pPr>
+    </w:p>
     <w:p>
       <w:r>
         <w:br w:type="page"/>
@@ -1012,22 +774,20 @@
     <w:p>
       <w:pPr>
         <w:pStyle w:val="Heading1"/>
+        <w:spacing w:before="160" w:after="160"/>
       </w:pPr>
       <w:r>
-        <w:rPr>
-          <w:rFonts w:ascii="Arial" w:hAnsi="Arial" w:eastAsia="Apple SD Gothic Neo"/>
-          <w:b/>
-          <w:color w:val="2E5C96"/>
-          <w:sz w:val="30"/>
-        </w:rPr>
         <w:t>2. 자산 관리 &gt; 공통 풀</w:t>
       </w:r>
     </w:p>
     <w:p>
+      <w:pPr>
+        <w:jc w:val="center"/>
+      </w:pPr>
       <w:r>
         <w:drawing>
           <wp:inline xmlns:a="http://schemas.openxmlformats.org/drawingml/2006/main" xmlns:pic="http://schemas.openxmlformats.org/drawingml/2006/picture">
-            <wp:extent cx="6035040" cy="4149090"/>
+            <wp:extent cx="6172200" cy="4243388"/>
             <wp:docPr id="2" name="Picture 2"/>
             <wp:cNvGraphicFramePr>
               <a:graphicFrameLocks noChangeAspect="1"/>
@@ -1048,7 +808,7 @@
                   <pic:spPr>
                     <a:xfrm>
                       <a:off x="0" y="0"/>
-                      <a:ext cx="6035040" cy="4149090"/>
+                      <a:ext cx="6172200" cy="4243388"/>
                     </a:xfrm>
                     <a:prstGeom prst="rect"/>
                   </pic:spPr>
@@ -1061,73 +821,53 @@
     </w:p>
     <w:tbl>
       <w:tblPr>
+        <w:tblStyle w:val="TableGrid"/>
         <w:tblW w:type="auto" w:w="0"/>
-        <w:jc w:val="left"/>
-        <w:tblLayout w:type="fixed"/>
+        <w:jc w:val="center"/>
         <w:tblLook w:firstColumn="1" w:firstRow="1" w:lastColumn="0" w:lastRow="0" w:noHBand="0" w:noVBand="1" w:val="04A0"/>
-        <w:tblBorders>
-          <w:top w:val="single" w:sz="4" w:space="0" w:color="DADCE0"/>
-          <w:left w:val="single" w:sz="4" w:space="0" w:color="DADCE0"/>
-          <w:bottom w:val="single" w:sz="4" w:space="0" w:color="DADCE0"/>
-          <w:right w:val="single" w:sz="4" w:space="0" w:color="DADCE0"/>
-          <w:insideH w:val="single" w:sz="4" w:space="0" w:color="DADCE0"/>
-          <w:insideV w:val="single" w:sz="4" w:space="0" w:color="DADCE0"/>
-        </w:tblBorders>
       </w:tblPr>
       <w:tblGrid>
-        <w:gridCol w:w="2556"/>
-        <w:gridCol w:w="2556"/>
-        <w:gridCol w:w="2556"/>
-        <w:gridCol w:w="2556"/>
+        <w:gridCol w:w="2520"/>
+        <w:gridCol w:w="2520"/>
+        <w:gridCol w:w="2520"/>
+        <w:gridCol w:w="2520"/>
       </w:tblGrid>
       <w:tr>
         <w:tc>
           <w:tcPr>
-            <w:tcW w:type="dxa" w:w="2448"/>
-            <w:tcMar>
-              <w:top w:w="80" w:type="dxa"/>
-              <w:bottom w:w="80" w:type="dxa"/>
-              <w:start w:w="100" w:type="dxa"/>
-              <w:end w:w="100" w:type="dxa"/>
-            </w:tcMar>
-            <w:shd w:fill="F3F4F6"/>
+            <w:tcW w:type="dxa" w:w="2520"/>
+            <w:vAlign w:val="center"/>
+            <w:shd w:fill="EEF3F8"/>
           </w:tcPr>
           <w:p>
             <w:pPr>
-              <w:spacing w:after="0"/>
+              <w:spacing w:after="0" w:line="276" w:lineRule="auto"/>
             </w:pPr>
-            <w:r/>
             <w:r>
               <w:rPr>
-                <w:rFonts w:ascii="Arial" w:hAnsi="Arial" w:eastAsia="Apple SD Gothic Neo"/>
+                <w:rFonts w:ascii="Pretendard" w:hAnsi="Pretendard" w:eastAsia="Pretendard"/>
                 <w:b/>
-                <w:sz w:val="17"/>
+                <w:sz w:val="18"/>
               </w:rPr>
-              <w:t>앱 반영 영역</w:t>
+              <w:t>앱에서 보이는 영역</w:t>
             </w:r>
           </w:p>
         </w:tc>
         <w:tc>
           <w:tcPr>
             <w:tcW w:type="dxa" w:w="1440"/>
-            <w:tcMar>
-              <w:top w:w="80" w:type="dxa"/>
-              <w:bottom w:w="80" w:type="dxa"/>
-              <w:start w:w="100" w:type="dxa"/>
-              <w:end w:w="100" w:type="dxa"/>
-            </w:tcMar>
-            <w:shd w:fill="F3F4F6"/>
+            <w:vAlign w:val="center"/>
+            <w:shd w:fill="EEF3F8"/>
           </w:tcPr>
           <w:p>
             <w:pPr>
-              <w:spacing w:after="0"/>
+              <w:spacing w:after="0" w:line="276" w:lineRule="auto"/>
             </w:pPr>
-            <w:r/>
             <w:r>
               <w:rPr>
-                <w:rFonts w:ascii="Arial" w:hAnsi="Arial" w:eastAsia="Apple SD Gothic Neo"/>
+                <w:rFonts w:ascii="Pretendard" w:hAnsi="Pretendard" w:eastAsia="Pretendard"/>
                 <w:b/>
-                <w:sz w:val="17"/>
+                <w:sz w:val="18"/>
               </w:rPr>
               <w:t>판정</w:t>
             </w:r>
@@ -1135,53 +875,41 @@
         </w:tc>
         <w:tc>
           <w:tcPr>
-            <w:tcW w:type="dxa" w:w="3024"/>
-            <w:tcMar>
-              <w:top w:w="80" w:type="dxa"/>
-              <w:bottom w:w="80" w:type="dxa"/>
-              <w:start w:w="100" w:type="dxa"/>
-              <w:end w:w="100" w:type="dxa"/>
-            </w:tcMar>
-            <w:shd w:fill="F3F4F6"/>
+            <w:tcW w:type="dxa" w:w="2664"/>
+            <w:vAlign w:val="center"/>
+            <w:shd w:fill="EEF3F8"/>
           </w:tcPr>
           <w:p>
             <w:pPr>
-              <w:spacing w:after="0"/>
+              <w:spacing w:after="0" w:line="276" w:lineRule="auto"/>
             </w:pPr>
-            <w:r/>
             <w:r>
               <w:rPr>
-                <w:rFonts w:ascii="Arial" w:hAnsi="Arial" w:eastAsia="Apple SD Gothic Neo"/>
+                <w:rFonts w:ascii="Pretendard" w:hAnsi="Pretendard" w:eastAsia="Pretendard"/>
                 <w:b/>
-                <w:sz w:val="17"/>
+                <w:sz w:val="18"/>
               </w:rPr>
-              <w:t>관리자 웹 수정 위치</w:t>
+              <w:t>관리자 화면 위치</w:t>
             </w:r>
           </w:p>
         </w:tc>
         <w:tc>
           <w:tcPr>
-            <w:tcW w:type="dxa" w:w="3312"/>
-            <w:tcMar>
-              <w:top w:w="80" w:type="dxa"/>
-              <w:bottom w:w="80" w:type="dxa"/>
-              <w:start w:w="100" w:type="dxa"/>
-              <w:end w:w="100" w:type="dxa"/>
-            </w:tcMar>
-            <w:shd w:fill="F3F4F6"/>
+            <w:tcW w:type="dxa" w:w="3168"/>
+            <w:vAlign w:val="center"/>
+            <w:shd w:fill="EEF3F8"/>
           </w:tcPr>
           <w:p>
             <w:pPr>
-              <w:spacing w:after="0"/>
+              <w:spacing w:after="0" w:line="276" w:lineRule="auto"/>
             </w:pPr>
-            <w:r/>
             <w:r>
               <w:rPr>
-                <w:rFonts w:ascii="Arial" w:hAnsi="Arial" w:eastAsia="Apple SD Gothic Neo"/>
+                <w:rFonts w:ascii="Pretendard" w:hAnsi="Pretendard" w:eastAsia="Pretendard"/>
                 <w:b/>
-                <w:sz w:val="17"/>
+                <w:sz w:val="18"/>
               </w:rPr>
-              <w:t>외주사 구현/확인 사항</w:t>
+              <w:t>관리자가 확인할 내용</w:t>
             </w:r>
           </w:p>
         </w:tc>
@@ -1189,52 +917,37 @@
       <w:tr>
         <w:tc>
           <w:tcPr>
-            <w:tcW w:type="dxa" w:w="2448"/>
-            <w:tcMar>
-              <w:top w:w="80" w:type="dxa"/>
-              <w:bottom w:w="80" w:type="dxa"/>
-              <w:start w:w="100" w:type="dxa"/>
-              <w:end w:w="100" w:type="dxa"/>
-            </w:tcMar>
+            <w:tcW w:type="dxa" w:w="2520"/>
             <w:vAlign w:val="center"/>
           </w:tcPr>
           <w:p>
             <w:pPr>
-              <w:spacing w:after="0"/>
+              <w:spacing w:after="0" w:line="276" w:lineRule="auto"/>
             </w:pPr>
-            <w:r/>
             <w:r>
               <w:rPr>
-                <w:rFonts w:ascii="Arial" w:hAnsi="Arial" w:eastAsia="Apple SD Gothic Neo"/>
+                <w:rFonts w:ascii="Pretendard" w:hAnsi="Pretendard" w:eastAsia="Pretendard"/>
                 <w:b w:val="0"/>
-                <w:sz w:val="16"/>
+                <w:sz w:val="18"/>
               </w:rPr>
-              <w:t>앱: 홈 말풍선</w:t>
+              <w:t>홈 말풍선</w:t>
             </w:r>
           </w:p>
         </w:tc>
         <w:tc>
           <w:tcPr>
             <w:tcW w:type="dxa" w:w="1440"/>
-            <w:tcMar>
-              <w:top w:w="80" w:type="dxa"/>
-              <w:bottom w:w="80" w:type="dxa"/>
-              <w:start w:w="100" w:type="dxa"/>
-              <w:end w:w="100" w:type="dxa"/>
-            </w:tcMar>
             <w:vAlign w:val="center"/>
-            <w:shd w:fill="DFF2E6"/>
           </w:tcPr>
           <w:p>
             <w:pPr>
-              <w:spacing w:after="0"/>
+              <w:spacing w:after="0" w:line="276" w:lineRule="auto"/>
             </w:pPr>
-            <w:r/>
             <w:r>
               <w:rPr>
-                <w:rFonts w:ascii="Arial" w:hAnsi="Arial" w:eastAsia="Apple SD Gothic Neo"/>
-                <w:b/>
-                <w:sz w:val="17"/>
+                <w:rFonts w:ascii="Pretendard" w:hAnsi="Pretendard" w:eastAsia="Pretendard"/>
+                <w:b w:val="0"/>
+                <w:sz w:val="18"/>
               </w:rPr>
               <w:t>수정 가능</w:t>
             </w:r>
@@ -1242,25 +955,18 @@
         </w:tc>
         <w:tc>
           <w:tcPr>
-            <w:tcW w:type="dxa" w:w="3024"/>
-            <w:tcMar>
-              <w:top w:w="80" w:type="dxa"/>
-              <w:bottom w:w="80" w:type="dxa"/>
-              <w:start w:w="100" w:type="dxa"/>
-              <w:end w:w="100" w:type="dxa"/>
-            </w:tcMar>
+            <w:tcW w:type="dxa" w:w="2664"/>
             <w:vAlign w:val="center"/>
           </w:tcPr>
           <w:p>
             <w:pPr>
-              <w:spacing w:after="0"/>
+              <w:spacing w:after="0" w:line="276" w:lineRule="auto"/>
             </w:pPr>
-            <w:r/>
             <w:r>
               <w:rPr>
-                <w:rFonts w:ascii="Arial" w:hAnsi="Arial" w:eastAsia="Apple SD Gothic Neo"/>
+                <w:rFonts w:ascii="Pretendard" w:hAnsi="Pretendard" w:eastAsia="Pretendard"/>
                 <w:b w:val="0"/>
-                <w:sz w:val="16"/>
+                <w:sz w:val="18"/>
               </w:rPr>
               <w:t>공통 풀 &gt; 홈 위안 풀</w:t>
             </w:r>
@@ -1268,27 +974,20 @@
         </w:tc>
         <w:tc>
           <w:tcPr>
-            <w:tcW w:type="dxa" w:w="3312"/>
-            <w:tcMar>
-              <w:top w:w="80" w:type="dxa"/>
-              <w:bottom w:w="80" w:type="dxa"/>
-              <w:start w:w="100" w:type="dxa"/>
-              <w:end w:w="100" w:type="dxa"/>
-            </w:tcMar>
+            <w:tcW w:type="dxa" w:w="3168"/>
             <w:vAlign w:val="center"/>
           </w:tcPr>
           <w:p>
             <w:pPr>
-              <w:spacing w:after="0"/>
+              <w:spacing w:after="0" w:line="276" w:lineRule="auto"/>
             </w:pPr>
-            <w:r/>
             <w:r>
               <w:rPr>
-                <w:rFonts w:ascii="Arial" w:hAnsi="Arial" w:eastAsia="Apple SD Gothic Neo"/>
+                <w:rFonts w:ascii="Pretendard" w:hAnsi="Pretendard" w:eastAsia="Pretendard"/>
                 <w:b w:val="0"/>
-                <w:sz w:val="16"/>
+                <w:sz w:val="18"/>
               </w:rPr>
-              <w:t>말풍선 제목/본문 템플릿 수정</w:t>
+              <w:t>말풍선 제목과 본문을 수정할 수 있는지 확인</w:t>
             </w:r>
           </w:p>
         </w:tc>
@@ -1296,52 +995,37 @@
       <w:tr>
         <w:tc>
           <w:tcPr>
-            <w:tcW w:type="dxa" w:w="2448"/>
-            <w:tcMar>
-              <w:top w:w="80" w:type="dxa"/>
-              <w:bottom w:w="80" w:type="dxa"/>
-              <w:start w:w="100" w:type="dxa"/>
-              <w:end w:w="100" w:type="dxa"/>
-            </w:tcMar>
+            <w:tcW w:type="dxa" w:w="2520"/>
             <w:vAlign w:val="center"/>
           </w:tcPr>
           <w:p>
             <w:pPr>
-              <w:spacing w:after="0"/>
+              <w:spacing w:after="0" w:line="276" w:lineRule="auto"/>
             </w:pPr>
-            <w:r/>
             <w:r>
               <w:rPr>
-                <w:rFonts w:ascii="Arial" w:hAnsi="Arial" w:eastAsia="Apple SD Gothic Neo"/>
+                <w:rFonts w:ascii="Pretendard" w:hAnsi="Pretendard" w:eastAsia="Pretendard"/>
                 <w:b w:val="0"/>
-                <w:sz w:val="16"/>
+                <w:sz w:val="18"/>
               </w:rPr>
-              <w:t>앱: 오늘의 한마디</w:t>
+              <w:t>오늘의 한마디</w:t>
             </w:r>
           </w:p>
         </w:tc>
         <w:tc>
           <w:tcPr>
             <w:tcW w:type="dxa" w:w="1440"/>
-            <w:tcMar>
-              <w:top w:w="80" w:type="dxa"/>
-              <w:bottom w:w="80" w:type="dxa"/>
-              <w:start w:w="100" w:type="dxa"/>
-              <w:end w:w="100" w:type="dxa"/>
-            </w:tcMar>
             <w:vAlign w:val="center"/>
-            <w:shd w:fill="DFF2E6"/>
           </w:tcPr>
           <w:p>
             <w:pPr>
-              <w:spacing w:after="0"/>
+              <w:spacing w:after="0" w:line="276" w:lineRule="auto"/>
             </w:pPr>
-            <w:r/>
             <w:r>
               <w:rPr>
-                <w:rFonts w:ascii="Arial" w:hAnsi="Arial" w:eastAsia="Apple SD Gothic Neo"/>
-                <w:b/>
-                <w:sz w:val="17"/>
+                <w:rFonts w:ascii="Pretendard" w:hAnsi="Pretendard" w:eastAsia="Pretendard"/>
+                <w:b w:val="0"/>
+                <w:sz w:val="18"/>
               </w:rPr>
               <w:t>수정 가능</w:t>
             </w:r>
@@ -1349,25 +1033,18 @@
         </w:tc>
         <w:tc>
           <w:tcPr>
-            <w:tcW w:type="dxa" w:w="3024"/>
-            <w:tcMar>
-              <w:top w:w="80" w:type="dxa"/>
-              <w:bottom w:w="80" w:type="dxa"/>
-              <w:start w:w="100" w:type="dxa"/>
-              <w:end w:w="100" w:type="dxa"/>
-            </w:tcMar>
+            <w:tcW w:type="dxa" w:w="2664"/>
             <w:vAlign w:val="center"/>
           </w:tcPr>
           <w:p>
             <w:pPr>
-              <w:spacing w:after="0"/>
+              <w:spacing w:after="0" w:line="276" w:lineRule="auto"/>
             </w:pPr>
-            <w:r/>
             <w:r>
               <w:rPr>
-                <w:rFonts w:ascii="Arial" w:hAnsi="Arial" w:eastAsia="Apple SD Gothic Neo"/>
+                <w:rFonts w:ascii="Pretendard" w:hAnsi="Pretendard" w:eastAsia="Pretendard"/>
                 <w:b w:val="0"/>
-                <w:sz w:val="16"/>
+                <w:sz w:val="18"/>
               </w:rPr>
               <w:t>공통 풀 &gt; 홈 위안 풀</w:t>
             </w:r>
@@ -1375,27 +1052,20 @@
         </w:tc>
         <w:tc>
           <w:tcPr>
-            <w:tcW w:type="dxa" w:w="3312"/>
-            <w:tcMar>
-              <w:top w:w="80" w:type="dxa"/>
-              <w:bottom w:w="80" w:type="dxa"/>
-              <w:start w:w="100" w:type="dxa"/>
-              <w:end w:w="100" w:type="dxa"/>
-            </w:tcMar>
+            <w:tcW w:type="dxa" w:w="3168"/>
             <w:vAlign w:val="center"/>
           </w:tcPr>
           <w:p>
             <w:pPr>
-              <w:spacing w:after="0"/>
+              <w:spacing w:after="0" w:line="276" w:lineRule="auto"/>
             </w:pPr>
-            <w:r/>
             <w:r>
               <w:rPr>
-                <w:rFonts w:ascii="Arial" w:hAnsi="Arial" w:eastAsia="Apple SD Gothic Neo"/>
+                <w:rFonts w:ascii="Pretendard" w:hAnsi="Pretendard" w:eastAsia="Pretendard"/>
                 <w:b w:val="0"/>
-                <w:sz w:val="16"/>
+                <w:sz w:val="18"/>
               </w:rPr>
-              <w:t>오늘의 한마디 위치 문구 수정</w:t>
+              <w:t>홈 카드 안의 한마디 문구가 바뀌는지 확인</w:t>
             </w:r>
           </w:p>
         </w:tc>
@@ -1403,52 +1073,37 @@
       <w:tr>
         <w:tc>
           <w:tcPr>
-            <w:tcW w:type="dxa" w:w="2448"/>
-            <w:tcMar>
-              <w:top w:w="80" w:type="dxa"/>
-              <w:bottom w:w="80" w:type="dxa"/>
-              <w:start w:w="100" w:type="dxa"/>
-              <w:end w:w="100" w:type="dxa"/>
-            </w:tcMar>
+            <w:tcW w:type="dxa" w:w="2520"/>
             <w:vAlign w:val="center"/>
           </w:tcPr>
           <w:p>
             <w:pPr>
-              <w:spacing w:after="0"/>
+              <w:spacing w:after="0" w:line="276" w:lineRule="auto"/>
             </w:pPr>
-            <w:r/>
             <w:r>
               <w:rPr>
-                <w:rFonts w:ascii="Arial" w:hAnsi="Arial" w:eastAsia="Apple SD Gothic Neo"/>
+                <w:rFonts w:ascii="Pretendard" w:hAnsi="Pretendard" w:eastAsia="Pretendard"/>
                 <w:b w:val="0"/>
-                <w:sz w:val="16"/>
+                <w:sz w:val="18"/>
               </w:rPr>
-              <w:t>앱: 공통 위안 문구</w:t>
+              <w:t>공통 위안 문구</w:t>
             </w:r>
           </w:p>
         </w:tc>
         <w:tc>
           <w:tcPr>
             <w:tcW w:type="dxa" w:w="1440"/>
-            <w:tcMar>
-              <w:top w:w="80" w:type="dxa"/>
-              <w:bottom w:w="80" w:type="dxa"/>
-              <w:start w:w="100" w:type="dxa"/>
-              <w:end w:w="100" w:type="dxa"/>
-            </w:tcMar>
             <w:vAlign w:val="center"/>
-            <w:shd w:fill="DFF2E6"/>
           </w:tcPr>
           <w:p>
             <w:pPr>
-              <w:spacing w:after="0"/>
+              <w:spacing w:after="0" w:line="276" w:lineRule="auto"/>
             </w:pPr>
-            <w:r/>
             <w:r>
               <w:rPr>
-                <w:rFonts w:ascii="Arial" w:hAnsi="Arial" w:eastAsia="Apple SD Gothic Neo"/>
-                <w:b/>
-                <w:sz w:val="17"/>
+                <w:rFonts w:ascii="Pretendard" w:hAnsi="Pretendard" w:eastAsia="Pretendard"/>
+                <w:b w:val="0"/>
+                <w:sz w:val="18"/>
               </w:rPr>
               <w:t>수정 가능</w:t>
             </w:r>
@@ -1456,25 +1111,18 @@
         </w:tc>
         <w:tc>
           <w:tcPr>
-            <w:tcW w:type="dxa" w:w="3024"/>
-            <w:tcMar>
-              <w:top w:w="80" w:type="dxa"/>
-              <w:bottom w:w="80" w:type="dxa"/>
-              <w:start w:w="100" w:type="dxa"/>
-              <w:end w:w="100" w:type="dxa"/>
-            </w:tcMar>
+            <w:tcW w:type="dxa" w:w="2664"/>
             <w:vAlign w:val="center"/>
           </w:tcPr>
           <w:p>
             <w:pPr>
-              <w:spacing w:after="0"/>
+              <w:spacing w:after="0" w:line="276" w:lineRule="auto"/>
             </w:pPr>
-            <w:r/>
             <w:r>
               <w:rPr>
-                <w:rFonts w:ascii="Arial" w:hAnsi="Arial" w:eastAsia="Apple SD Gothic Neo"/>
+                <w:rFonts w:ascii="Pretendard" w:hAnsi="Pretendard" w:eastAsia="Pretendard"/>
                 <w:b w:val="0"/>
-                <w:sz w:val="16"/>
+                <w:sz w:val="18"/>
               </w:rPr>
               <w:t>공통 풀 &gt; 아기 위안 풀</w:t>
             </w:r>
@@ -1482,33 +1130,30 @@
         </w:tc>
         <w:tc>
           <w:tcPr>
-            <w:tcW w:type="dxa" w:w="3312"/>
-            <w:tcMar>
-              <w:top w:w="80" w:type="dxa"/>
-              <w:bottom w:w="80" w:type="dxa"/>
-              <w:start w:w="100" w:type="dxa"/>
-              <w:end w:w="100" w:type="dxa"/>
-            </w:tcMar>
+            <w:tcW w:type="dxa" w:w="3168"/>
             <w:vAlign w:val="center"/>
           </w:tcPr>
           <w:p>
             <w:pPr>
-              <w:spacing w:after="0"/>
+              <w:spacing w:after="0" w:line="276" w:lineRule="auto"/>
             </w:pPr>
-            <w:r/>
             <w:r>
               <w:rPr>
-                <w:rFonts w:ascii="Arial" w:hAnsi="Arial" w:eastAsia="Apple SD Gothic Neo"/>
+                <w:rFonts w:ascii="Pretendard" w:hAnsi="Pretendard" w:eastAsia="Pretendard"/>
                 <w:b w:val="0"/>
-                <w:sz w:val="16"/>
+                <w:sz w:val="18"/>
               </w:rPr>
-              <w:t>주차/기분 태그 기반 문구 관리</w:t>
+              <w:t>주차와 기분 조건에 맞춰 문구를 관리할 수 있는지 확인</w:t>
             </w:r>
           </w:p>
         </w:tc>
       </w:tr>
     </w:tbl>
-    <w:p/>
+    <w:p>
+      <w:pPr>
+        <w:spacing w:after="80"/>
+      </w:pPr>
+    </w:p>
     <w:p>
       <w:r>
         <w:br w:type="page"/>
@@ -1517,22 +1162,20 @@
     <w:p>
       <w:pPr>
         <w:pStyle w:val="Heading1"/>
+        <w:spacing w:before="160" w:after="160"/>
       </w:pPr>
       <w:r>
-        <w:rPr>
-          <w:rFonts w:ascii="Arial" w:hAnsi="Arial" w:eastAsia="Apple SD Gothic Neo"/>
-          <w:b/>
-          <w:color w:val="2E5C96"/>
-          <w:sz w:val="30"/>
-        </w:rPr>
         <w:t>3. 대화 엔진 &gt; 워크플로우</w:t>
       </w:r>
     </w:p>
     <w:p>
+      <w:pPr>
+        <w:jc w:val="center"/>
+      </w:pPr>
       <w:r>
         <w:drawing>
           <wp:inline xmlns:a="http://schemas.openxmlformats.org/drawingml/2006/main" xmlns:pic="http://schemas.openxmlformats.org/drawingml/2006/picture">
-            <wp:extent cx="6035040" cy="4149090"/>
+            <wp:extent cx="6172200" cy="4243388"/>
             <wp:docPr id="3" name="Picture 3"/>
             <wp:cNvGraphicFramePr>
               <a:graphicFrameLocks noChangeAspect="1"/>
@@ -1553,7 +1196,7 @@
                   <pic:spPr>
                     <a:xfrm>
                       <a:off x="0" y="0"/>
-                      <a:ext cx="6035040" cy="4149090"/>
+                      <a:ext cx="6172200" cy="4243388"/>
                     </a:xfrm>
                     <a:prstGeom prst="rect"/>
                   </pic:spPr>
@@ -1566,73 +1209,53 @@
     </w:p>
     <w:tbl>
       <w:tblPr>
+        <w:tblStyle w:val="TableGrid"/>
         <w:tblW w:type="auto" w:w="0"/>
-        <w:jc w:val="left"/>
-        <w:tblLayout w:type="fixed"/>
+        <w:jc w:val="center"/>
         <w:tblLook w:firstColumn="1" w:firstRow="1" w:lastColumn="0" w:lastRow="0" w:noHBand="0" w:noVBand="1" w:val="04A0"/>
-        <w:tblBorders>
-          <w:top w:val="single" w:sz="4" w:space="0" w:color="DADCE0"/>
-          <w:left w:val="single" w:sz="4" w:space="0" w:color="DADCE0"/>
-          <w:bottom w:val="single" w:sz="4" w:space="0" w:color="DADCE0"/>
-          <w:right w:val="single" w:sz="4" w:space="0" w:color="DADCE0"/>
-          <w:insideH w:val="single" w:sz="4" w:space="0" w:color="DADCE0"/>
-          <w:insideV w:val="single" w:sz="4" w:space="0" w:color="DADCE0"/>
-        </w:tblBorders>
       </w:tblPr>
       <w:tblGrid>
-        <w:gridCol w:w="2556"/>
-        <w:gridCol w:w="2556"/>
-        <w:gridCol w:w="2556"/>
-        <w:gridCol w:w="2556"/>
+        <w:gridCol w:w="2520"/>
+        <w:gridCol w:w="2520"/>
+        <w:gridCol w:w="2520"/>
+        <w:gridCol w:w="2520"/>
       </w:tblGrid>
       <w:tr>
         <w:tc>
           <w:tcPr>
-            <w:tcW w:type="dxa" w:w="2448"/>
-            <w:tcMar>
-              <w:top w:w="80" w:type="dxa"/>
-              <w:bottom w:w="80" w:type="dxa"/>
-              <w:start w:w="100" w:type="dxa"/>
-              <w:end w:w="100" w:type="dxa"/>
-            </w:tcMar>
-            <w:shd w:fill="F3F4F6"/>
+            <w:tcW w:type="dxa" w:w="2520"/>
+            <w:vAlign w:val="center"/>
+            <w:shd w:fill="EEF3F8"/>
           </w:tcPr>
           <w:p>
             <w:pPr>
-              <w:spacing w:after="0"/>
+              <w:spacing w:after="0" w:line="276" w:lineRule="auto"/>
             </w:pPr>
-            <w:r/>
             <w:r>
               <w:rPr>
-                <w:rFonts w:ascii="Arial" w:hAnsi="Arial" w:eastAsia="Apple SD Gothic Neo"/>
+                <w:rFonts w:ascii="Pretendard" w:hAnsi="Pretendard" w:eastAsia="Pretendard"/>
                 <w:b/>
-                <w:sz w:val="17"/>
+                <w:sz w:val="18"/>
               </w:rPr>
-              <w:t>앱 반영 영역</w:t>
+              <w:t>앱에서 보이는 영역</w:t>
             </w:r>
           </w:p>
         </w:tc>
         <w:tc>
           <w:tcPr>
             <w:tcW w:type="dxa" w:w="1440"/>
-            <w:tcMar>
-              <w:top w:w="80" w:type="dxa"/>
-              <w:bottom w:w="80" w:type="dxa"/>
-              <w:start w:w="100" w:type="dxa"/>
-              <w:end w:w="100" w:type="dxa"/>
-            </w:tcMar>
-            <w:shd w:fill="F3F4F6"/>
+            <w:vAlign w:val="center"/>
+            <w:shd w:fill="EEF3F8"/>
           </w:tcPr>
           <w:p>
             <w:pPr>
-              <w:spacing w:after="0"/>
+              <w:spacing w:after="0" w:line="276" w:lineRule="auto"/>
             </w:pPr>
-            <w:r/>
             <w:r>
               <w:rPr>
-                <w:rFonts w:ascii="Arial" w:hAnsi="Arial" w:eastAsia="Apple SD Gothic Neo"/>
+                <w:rFonts w:ascii="Pretendard" w:hAnsi="Pretendard" w:eastAsia="Pretendard"/>
                 <w:b/>
-                <w:sz w:val="17"/>
+                <w:sz w:val="18"/>
               </w:rPr>
               <w:t>판정</w:t>
             </w:r>
@@ -1640,53 +1263,41 @@
         </w:tc>
         <w:tc>
           <w:tcPr>
-            <w:tcW w:type="dxa" w:w="3024"/>
-            <w:tcMar>
-              <w:top w:w="80" w:type="dxa"/>
-              <w:bottom w:w="80" w:type="dxa"/>
-              <w:start w:w="100" w:type="dxa"/>
-              <w:end w:w="100" w:type="dxa"/>
-            </w:tcMar>
-            <w:shd w:fill="F3F4F6"/>
+            <w:tcW w:type="dxa" w:w="2664"/>
+            <w:vAlign w:val="center"/>
+            <w:shd w:fill="EEF3F8"/>
           </w:tcPr>
           <w:p>
             <w:pPr>
-              <w:spacing w:after="0"/>
+              <w:spacing w:after="0" w:line="276" w:lineRule="auto"/>
             </w:pPr>
-            <w:r/>
             <w:r>
               <w:rPr>
-                <w:rFonts w:ascii="Arial" w:hAnsi="Arial" w:eastAsia="Apple SD Gothic Neo"/>
+                <w:rFonts w:ascii="Pretendard" w:hAnsi="Pretendard" w:eastAsia="Pretendard"/>
                 <w:b/>
-                <w:sz w:val="17"/>
+                <w:sz w:val="18"/>
               </w:rPr>
-              <w:t>관리자 웹 수정 위치</w:t>
+              <w:t>관리자 화면 위치</w:t>
             </w:r>
           </w:p>
         </w:tc>
         <w:tc>
           <w:tcPr>
-            <w:tcW w:type="dxa" w:w="3312"/>
-            <w:tcMar>
-              <w:top w:w="80" w:type="dxa"/>
-              <w:bottom w:w="80" w:type="dxa"/>
-              <w:start w:w="100" w:type="dxa"/>
-              <w:end w:w="100" w:type="dxa"/>
-            </w:tcMar>
-            <w:shd w:fill="F3F4F6"/>
+            <w:tcW w:type="dxa" w:w="3168"/>
+            <w:vAlign w:val="center"/>
+            <w:shd w:fill="EEF3F8"/>
           </w:tcPr>
           <w:p>
             <w:pPr>
-              <w:spacing w:after="0"/>
+              <w:spacing w:after="0" w:line="276" w:lineRule="auto"/>
             </w:pPr>
-            <w:r/>
             <w:r>
               <w:rPr>
-                <w:rFonts w:ascii="Arial" w:hAnsi="Arial" w:eastAsia="Apple SD Gothic Neo"/>
+                <w:rFonts w:ascii="Pretendard" w:hAnsi="Pretendard" w:eastAsia="Pretendard"/>
                 <w:b/>
-                <w:sz w:val="17"/>
+                <w:sz w:val="18"/>
               </w:rPr>
-              <w:t>외주사 구현/확인 사항</w:t>
+              <w:t>관리자가 확인할 내용</w:t>
             </w:r>
           </w:p>
         </w:tc>
@@ -1694,52 +1305,37 @@
       <w:tr>
         <w:tc>
           <w:tcPr>
-            <w:tcW w:type="dxa" w:w="2448"/>
-            <w:tcMar>
-              <w:top w:w="80" w:type="dxa"/>
-              <w:bottom w:w="80" w:type="dxa"/>
-              <w:start w:w="100" w:type="dxa"/>
-              <w:end w:w="100" w:type="dxa"/>
-            </w:tcMar>
+            <w:tcW w:type="dxa" w:w="2520"/>
             <w:vAlign w:val="center"/>
           </w:tcPr>
           <w:p>
             <w:pPr>
-              <w:spacing w:after="0"/>
+              <w:spacing w:after="0" w:line="276" w:lineRule="auto"/>
             </w:pPr>
-            <w:r/>
             <w:r>
               <w:rPr>
-                <w:rFonts w:ascii="Arial" w:hAnsi="Arial" w:eastAsia="Apple SD Gothic Neo"/>
+                <w:rFonts w:ascii="Pretendard" w:hAnsi="Pretendard" w:eastAsia="Pretendard"/>
                 <w:b w:val="0"/>
-                <w:sz w:val="16"/>
+                <w:sz w:val="18"/>
               </w:rPr>
-              <w:t>앱: 기분 첫 질문/버튼</w:t>
+              <w:t>기분 첫 질문 / 선택 버튼</w:t>
             </w:r>
           </w:p>
         </w:tc>
         <w:tc>
           <w:tcPr>
             <w:tcW w:type="dxa" w:w="1440"/>
-            <w:tcMar>
-              <w:top w:w="80" w:type="dxa"/>
-              <w:bottom w:w="80" w:type="dxa"/>
-              <w:start w:w="100" w:type="dxa"/>
-              <w:end w:w="100" w:type="dxa"/>
-            </w:tcMar>
             <w:vAlign w:val="center"/>
-            <w:shd w:fill="DFF2E6"/>
           </w:tcPr>
           <w:p>
             <w:pPr>
-              <w:spacing w:after="0"/>
+              <w:spacing w:after="0" w:line="276" w:lineRule="auto"/>
             </w:pPr>
-            <w:r/>
             <w:r>
               <w:rPr>
-                <w:rFonts w:ascii="Arial" w:hAnsi="Arial" w:eastAsia="Apple SD Gothic Neo"/>
-                <w:b/>
-                <w:sz w:val="17"/>
+                <w:rFonts w:ascii="Pretendard" w:hAnsi="Pretendard" w:eastAsia="Pretendard"/>
+                <w:b w:val="0"/>
+                <w:sz w:val="18"/>
               </w:rPr>
               <w:t>수정 가능</w:t>
             </w:r>
@@ -1747,25 +1343,18 @@
         </w:tc>
         <w:tc>
           <w:tcPr>
-            <w:tcW w:type="dxa" w:w="3024"/>
-            <w:tcMar>
-              <w:top w:w="80" w:type="dxa"/>
-              <w:bottom w:w="80" w:type="dxa"/>
-              <w:start w:w="100" w:type="dxa"/>
-              <w:end w:w="100" w:type="dxa"/>
-            </w:tcMar>
+            <w:tcW w:type="dxa" w:w="2664"/>
             <w:vAlign w:val="center"/>
           </w:tcPr>
           <w:p>
             <w:pPr>
-              <w:spacing w:after="0"/>
+              <w:spacing w:after="0" w:line="276" w:lineRule="auto"/>
             </w:pPr>
-            <w:r/>
             <w:r>
               <w:rPr>
-                <w:rFonts w:ascii="Arial" w:hAnsi="Arial" w:eastAsia="Apple SD Gothic Neo"/>
+                <w:rFonts w:ascii="Pretendard" w:hAnsi="Pretendard" w:eastAsia="Pretendard"/>
                 <w:b w:val="0"/>
-                <w:sz w:val="16"/>
+                <w:sz w:val="18"/>
               </w:rPr>
               <w:t>워크플로우</w:t>
             </w:r>
@@ -1773,27 +1362,20 @@
         </w:tc>
         <w:tc>
           <w:tcPr>
-            <w:tcW w:type="dxa" w:w="3312"/>
-            <w:tcMar>
-              <w:top w:w="80" w:type="dxa"/>
-              <w:bottom w:w="80" w:type="dxa"/>
-              <w:start w:w="100" w:type="dxa"/>
-              <w:end w:w="100" w:type="dxa"/>
-            </w:tcMar>
+            <w:tcW w:type="dxa" w:w="3168"/>
             <w:vAlign w:val="center"/>
           </w:tcPr>
           <w:p>
             <w:pPr>
-              <w:spacing w:after="0"/>
+              <w:spacing w:after="0" w:line="276" w:lineRule="auto"/>
             </w:pPr>
-            <w:r/>
             <w:r>
               <w:rPr>
-                <w:rFonts w:ascii="Arial" w:hAnsi="Arial" w:eastAsia="Apple SD Gothic Neo"/>
+                <w:rFonts w:ascii="Pretendard" w:hAnsi="Pretendard" w:eastAsia="Pretendard"/>
                 <w:b w:val="0"/>
-                <w:sz w:val="16"/>
+                <w:sz w:val="18"/>
               </w:rPr>
-              <w:t>질문 문구와 버튼 라벨 수정</w:t>
+              <w:t>질문 문구와 버튼 이름을 관리자 화면에서 바꿀 수 있는지 확인</w:t>
             </w:r>
           </w:p>
         </w:tc>
@@ -1801,52 +1383,37 @@
       <w:tr>
         <w:tc>
           <w:tcPr>
-            <w:tcW w:type="dxa" w:w="2448"/>
-            <w:tcMar>
-              <w:top w:w="80" w:type="dxa"/>
-              <w:bottom w:w="80" w:type="dxa"/>
-              <w:start w:w="100" w:type="dxa"/>
-              <w:end w:w="100" w:type="dxa"/>
-            </w:tcMar>
+            <w:tcW w:type="dxa" w:w="2520"/>
             <w:vAlign w:val="center"/>
           </w:tcPr>
           <w:p>
             <w:pPr>
-              <w:spacing w:after="0"/>
+              <w:spacing w:after="0" w:line="276" w:lineRule="auto"/>
             </w:pPr>
-            <w:r/>
             <w:r>
               <w:rPr>
-                <w:rFonts w:ascii="Arial" w:hAnsi="Arial" w:eastAsia="Apple SD Gothic Neo"/>
+                <w:rFonts w:ascii="Pretendard" w:hAnsi="Pretendard" w:eastAsia="Pretendard"/>
                 <w:b w:val="0"/>
-                <w:sz w:val="16"/>
+                <w:sz w:val="18"/>
               </w:rPr>
-              <w:t>앱: 주차 정보 제안</w:t>
+              <w:t>주차 정보 제안</w:t>
             </w:r>
           </w:p>
         </w:tc>
         <w:tc>
           <w:tcPr>
             <w:tcW w:type="dxa" w:w="1440"/>
-            <w:tcMar>
-              <w:top w:w="80" w:type="dxa"/>
-              <w:bottom w:w="80" w:type="dxa"/>
-              <w:start w:w="100" w:type="dxa"/>
-              <w:end w:w="100" w:type="dxa"/>
-            </w:tcMar>
             <w:vAlign w:val="center"/>
-            <w:shd w:fill="DFF2E6"/>
           </w:tcPr>
           <w:p>
             <w:pPr>
-              <w:spacing w:after="0"/>
+              <w:spacing w:after="0" w:line="276" w:lineRule="auto"/>
             </w:pPr>
-            <w:r/>
             <w:r>
               <w:rPr>
-                <w:rFonts w:ascii="Arial" w:hAnsi="Arial" w:eastAsia="Apple SD Gothic Neo"/>
-                <w:b/>
-                <w:sz w:val="17"/>
+                <w:rFonts w:ascii="Pretendard" w:hAnsi="Pretendard" w:eastAsia="Pretendard"/>
+                <w:b w:val="0"/>
+                <w:sz w:val="18"/>
               </w:rPr>
               <w:t>수정 가능</w:t>
             </w:r>
@@ -1854,25 +1421,18 @@
         </w:tc>
         <w:tc>
           <w:tcPr>
-            <w:tcW w:type="dxa" w:w="3024"/>
-            <w:tcMar>
-              <w:top w:w="80" w:type="dxa"/>
-              <w:bottom w:w="80" w:type="dxa"/>
-              <w:start w:w="100" w:type="dxa"/>
-              <w:end w:w="100" w:type="dxa"/>
-            </w:tcMar>
+            <w:tcW w:type="dxa" w:w="2664"/>
             <w:vAlign w:val="center"/>
           </w:tcPr>
           <w:p>
             <w:pPr>
-              <w:spacing w:after="0"/>
+              <w:spacing w:after="0" w:line="276" w:lineRule="auto"/>
             </w:pPr>
-            <w:r/>
             <w:r>
               <w:rPr>
-                <w:rFonts w:ascii="Arial" w:hAnsi="Arial" w:eastAsia="Apple SD Gothic Neo"/>
+                <w:rFonts w:ascii="Pretendard" w:hAnsi="Pretendard" w:eastAsia="Pretendard"/>
                 <w:b w:val="0"/>
-                <w:sz w:val="16"/>
+                <w:sz w:val="18"/>
               </w:rPr>
               <w:t>워크플로우</w:t>
             </w:r>
@@ -1880,27 +1440,20 @@
         </w:tc>
         <w:tc>
           <w:tcPr>
-            <w:tcW w:type="dxa" w:w="3312"/>
-            <w:tcMar>
-              <w:top w:w="80" w:type="dxa"/>
-              <w:bottom w:w="80" w:type="dxa"/>
-              <w:start w:w="100" w:type="dxa"/>
-              <w:end w:w="100" w:type="dxa"/>
-            </w:tcMar>
+            <w:tcW w:type="dxa" w:w="3168"/>
             <w:vAlign w:val="center"/>
           </w:tcPr>
           <w:p>
             <w:pPr>
-              <w:spacing w:after="0"/>
+              <w:spacing w:after="0" w:line="276" w:lineRule="auto"/>
             </w:pPr>
-            <w:r/>
             <w:r>
               <w:rPr>
-                <w:rFonts w:ascii="Arial" w:hAnsi="Arial" w:eastAsia="Apple SD Gothic Neo"/>
+                <w:rFonts w:ascii="Pretendard" w:hAnsi="Pretendard" w:eastAsia="Pretendard"/>
                 <w:b w:val="0"/>
-                <w:sz w:val="16"/>
+                <w:sz w:val="18"/>
               </w:rPr>
-              <w:t>네/나중에요 버튼과 제안 문구 수정</w:t>
+              <w:t>네/나중에요 버튼과 제안 문구가 바뀌는지 확인</w:t>
             </w:r>
           </w:p>
         </w:tc>
@@ -1908,52 +1461,37 @@
       <w:tr>
         <w:tc>
           <w:tcPr>
-            <w:tcW w:type="dxa" w:w="2448"/>
-            <w:tcMar>
-              <w:top w:w="80" w:type="dxa"/>
-              <w:bottom w:w="80" w:type="dxa"/>
-              <w:start w:w="100" w:type="dxa"/>
-              <w:end w:w="100" w:type="dxa"/>
-            </w:tcMar>
+            <w:tcW w:type="dxa" w:w="2520"/>
             <w:vAlign w:val="center"/>
           </w:tcPr>
           <w:p>
             <w:pPr>
-              <w:spacing w:after="0"/>
+              <w:spacing w:after="0" w:line="276" w:lineRule="auto"/>
             </w:pPr>
-            <w:r/>
             <w:r>
               <w:rPr>
-                <w:rFonts w:ascii="Arial" w:hAnsi="Arial" w:eastAsia="Apple SD Gothic Neo"/>
+                <w:rFonts w:ascii="Pretendard" w:hAnsi="Pretendard" w:eastAsia="Pretendard"/>
                 <w:b w:val="0"/>
-                <w:sz w:val="16"/>
+                <w:sz w:val="18"/>
               </w:rPr>
-              <w:t>앱: 기분 -&gt; 질문 -&gt; 자유대화 흐름</w:t>
+              <w:t>기분 -&gt; 질문 -&gt; 자유대화 흐름</w:t>
             </w:r>
           </w:p>
         </w:tc>
         <w:tc>
           <w:tcPr>
             <w:tcW w:type="dxa" w:w="1440"/>
-            <w:tcMar>
-              <w:top w:w="80" w:type="dxa"/>
-              <w:bottom w:w="80" w:type="dxa"/>
-              <w:start w:w="100" w:type="dxa"/>
-              <w:end w:w="100" w:type="dxa"/>
-            </w:tcMar>
             <w:vAlign w:val="center"/>
-            <w:shd w:fill="FFF0D9"/>
           </w:tcPr>
           <w:p>
             <w:pPr>
-              <w:spacing w:after="0"/>
+              <w:spacing w:after="0" w:line="276" w:lineRule="auto"/>
             </w:pPr>
-            <w:r/>
             <w:r>
               <w:rPr>
-                <w:rFonts w:ascii="Arial" w:hAnsi="Arial" w:eastAsia="Apple SD Gothic Neo"/>
-                <w:b/>
-                <w:sz w:val="17"/>
+                <w:rFonts w:ascii="Pretendard" w:hAnsi="Pretendard" w:eastAsia="Pretendard"/>
+                <w:b w:val="0"/>
+                <w:sz w:val="18"/>
               </w:rPr>
               <w:t>보완 필요</w:t>
             </w:r>
@@ -1961,25 +1499,18 @@
         </w:tc>
         <w:tc>
           <w:tcPr>
-            <w:tcW w:type="dxa" w:w="3024"/>
-            <w:tcMar>
-              <w:top w:w="80" w:type="dxa"/>
-              <w:bottom w:w="80" w:type="dxa"/>
-              <w:start w:w="100" w:type="dxa"/>
-              <w:end w:w="100" w:type="dxa"/>
-            </w:tcMar>
+            <w:tcW w:type="dxa" w:w="2664"/>
             <w:vAlign w:val="center"/>
           </w:tcPr>
           <w:p>
             <w:pPr>
-              <w:spacing w:after="0"/>
+              <w:spacing w:after="0" w:line="276" w:lineRule="auto"/>
             </w:pPr>
-            <w:r/>
             <w:r>
               <w:rPr>
-                <w:rFonts w:ascii="Arial" w:hAnsi="Arial" w:eastAsia="Apple SD Gothic Neo"/>
+                <w:rFonts w:ascii="Pretendard" w:hAnsi="Pretendard" w:eastAsia="Pretendard"/>
                 <w:b w:val="0"/>
-                <w:sz w:val="16"/>
+                <w:sz w:val="18"/>
               </w:rPr>
               <w:t>워크플로우</w:t>
             </w:r>
@@ -1987,33 +1518,30 @@
         </w:tc>
         <w:tc>
           <w:tcPr>
-            <w:tcW w:type="dxa" w:w="3312"/>
-            <w:tcMar>
-              <w:top w:w="80" w:type="dxa"/>
-              <w:bottom w:w="80" w:type="dxa"/>
-              <w:start w:w="100" w:type="dxa"/>
-              <w:end w:w="100" w:type="dxa"/>
-            </w:tcMar>
+            <w:tcW w:type="dxa" w:w="3168"/>
             <w:vAlign w:val="center"/>
           </w:tcPr>
           <w:p>
             <w:pPr>
-              <w:spacing w:after="0"/>
+              <w:spacing w:after="0" w:line="276" w:lineRule="auto"/>
             </w:pPr>
-            <w:r/>
             <w:r>
               <w:rPr>
-                <w:rFonts w:ascii="Arial" w:hAnsi="Arial" w:eastAsia="Apple SD Gothic Neo"/>
+                <w:rFonts w:ascii="Pretendard" w:hAnsi="Pretendard" w:eastAsia="Pretendard"/>
                 <w:b w:val="0"/>
-                <w:sz w:val="16"/>
+                <w:sz w:val="18"/>
               </w:rPr>
-              <w:t>단계별 앱 미리보기와 노출 위치 매핑 필요</w:t>
+              <w:t>각 단계가 앱의 어느 화면에 보이는지 관리자 화면에서 바로 확인할 수 있어야 함</w:t>
             </w:r>
           </w:p>
         </w:tc>
       </w:tr>
     </w:tbl>
-    <w:p/>
+    <w:p>
+      <w:pPr>
+        <w:spacing w:after="80"/>
+      </w:pPr>
+    </w:p>
     <w:p>
       <w:r>
         <w:br w:type="page"/>
@@ -2022,22 +1550,20 @@
     <w:p>
       <w:pPr>
         <w:pStyle w:val="Heading1"/>
+        <w:spacing w:before="160" w:after="160"/>
       </w:pPr>
       <w:r>
-        <w:rPr>
-          <w:rFonts w:ascii="Arial" w:hAnsi="Arial" w:eastAsia="Apple SD Gothic Neo"/>
-          <w:b/>
-          <w:color w:val="2E5C96"/>
-          <w:sz w:val="30"/>
-        </w:rPr>
         <w:t>4. 대화 엔진 &gt; 기분별 변주</w:t>
       </w:r>
     </w:p>
     <w:p>
+      <w:pPr>
+        <w:jc w:val="center"/>
+      </w:pPr>
       <w:r>
         <w:drawing>
           <wp:inline xmlns:a="http://schemas.openxmlformats.org/drawingml/2006/main" xmlns:pic="http://schemas.openxmlformats.org/drawingml/2006/picture">
-            <wp:extent cx="6035040" cy="4149090"/>
+            <wp:extent cx="6172200" cy="4243388"/>
             <wp:docPr id="4" name="Picture 4"/>
             <wp:cNvGraphicFramePr>
               <a:graphicFrameLocks noChangeAspect="1"/>
@@ -2058,7 +1584,7 @@
                   <pic:spPr>
                     <a:xfrm>
                       <a:off x="0" y="0"/>
-                      <a:ext cx="6035040" cy="4149090"/>
+                      <a:ext cx="6172200" cy="4243388"/>
                     </a:xfrm>
                     <a:prstGeom prst="rect"/>
                   </pic:spPr>
@@ -2071,73 +1597,53 @@
     </w:p>
     <w:tbl>
       <w:tblPr>
+        <w:tblStyle w:val="TableGrid"/>
         <w:tblW w:type="auto" w:w="0"/>
-        <w:jc w:val="left"/>
-        <w:tblLayout w:type="fixed"/>
+        <w:jc w:val="center"/>
         <w:tblLook w:firstColumn="1" w:firstRow="1" w:lastColumn="0" w:lastRow="0" w:noHBand="0" w:noVBand="1" w:val="04A0"/>
-        <w:tblBorders>
-          <w:top w:val="single" w:sz="4" w:space="0" w:color="DADCE0"/>
-          <w:left w:val="single" w:sz="4" w:space="0" w:color="DADCE0"/>
-          <w:bottom w:val="single" w:sz="4" w:space="0" w:color="DADCE0"/>
-          <w:right w:val="single" w:sz="4" w:space="0" w:color="DADCE0"/>
-          <w:insideH w:val="single" w:sz="4" w:space="0" w:color="DADCE0"/>
-          <w:insideV w:val="single" w:sz="4" w:space="0" w:color="DADCE0"/>
-        </w:tblBorders>
       </w:tblPr>
       <w:tblGrid>
-        <w:gridCol w:w="2556"/>
-        <w:gridCol w:w="2556"/>
-        <w:gridCol w:w="2556"/>
-        <w:gridCol w:w="2556"/>
+        <w:gridCol w:w="2520"/>
+        <w:gridCol w:w="2520"/>
+        <w:gridCol w:w="2520"/>
+        <w:gridCol w:w="2520"/>
       </w:tblGrid>
       <w:tr>
         <w:tc>
           <w:tcPr>
-            <w:tcW w:type="dxa" w:w="2448"/>
-            <w:tcMar>
-              <w:top w:w="80" w:type="dxa"/>
-              <w:bottom w:w="80" w:type="dxa"/>
-              <w:start w:w="100" w:type="dxa"/>
-              <w:end w:w="100" w:type="dxa"/>
-            </w:tcMar>
-            <w:shd w:fill="F3F4F6"/>
+            <w:tcW w:type="dxa" w:w="2520"/>
+            <w:vAlign w:val="center"/>
+            <w:shd w:fill="EEF3F8"/>
           </w:tcPr>
           <w:p>
             <w:pPr>
-              <w:spacing w:after="0"/>
+              <w:spacing w:after="0" w:line="276" w:lineRule="auto"/>
             </w:pPr>
-            <w:r/>
             <w:r>
               <w:rPr>
-                <w:rFonts w:ascii="Arial" w:hAnsi="Arial" w:eastAsia="Apple SD Gothic Neo"/>
+                <w:rFonts w:ascii="Pretendard" w:hAnsi="Pretendard" w:eastAsia="Pretendard"/>
                 <w:b/>
-                <w:sz w:val="17"/>
+                <w:sz w:val="18"/>
               </w:rPr>
-              <w:t>앱 반영 영역</w:t>
+              <w:t>앱에서 보이는 영역</w:t>
             </w:r>
           </w:p>
         </w:tc>
         <w:tc>
           <w:tcPr>
             <w:tcW w:type="dxa" w:w="1440"/>
-            <w:tcMar>
-              <w:top w:w="80" w:type="dxa"/>
-              <w:bottom w:w="80" w:type="dxa"/>
-              <w:start w:w="100" w:type="dxa"/>
-              <w:end w:w="100" w:type="dxa"/>
-            </w:tcMar>
-            <w:shd w:fill="F3F4F6"/>
+            <w:vAlign w:val="center"/>
+            <w:shd w:fill="EEF3F8"/>
           </w:tcPr>
           <w:p>
             <w:pPr>
-              <w:spacing w:after="0"/>
+              <w:spacing w:after="0" w:line="276" w:lineRule="auto"/>
             </w:pPr>
-            <w:r/>
             <w:r>
               <w:rPr>
-                <w:rFonts w:ascii="Arial" w:hAnsi="Arial" w:eastAsia="Apple SD Gothic Neo"/>
+                <w:rFonts w:ascii="Pretendard" w:hAnsi="Pretendard" w:eastAsia="Pretendard"/>
                 <w:b/>
-                <w:sz w:val="17"/>
+                <w:sz w:val="18"/>
               </w:rPr>
               <w:t>판정</w:t>
             </w:r>
@@ -2145,53 +1651,41 @@
         </w:tc>
         <w:tc>
           <w:tcPr>
-            <w:tcW w:type="dxa" w:w="3024"/>
-            <w:tcMar>
-              <w:top w:w="80" w:type="dxa"/>
-              <w:bottom w:w="80" w:type="dxa"/>
-              <w:start w:w="100" w:type="dxa"/>
-              <w:end w:w="100" w:type="dxa"/>
-            </w:tcMar>
-            <w:shd w:fill="F3F4F6"/>
+            <w:tcW w:type="dxa" w:w="2664"/>
+            <w:vAlign w:val="center"/>
+            <w:shd w:fill="EEF3F8"/>
           </w:tcPr>
           <w:p>
             <w:pPr>
-              <w:spacing w:after="0"/>
+              <w:spacing w:after="0" w:line="276" w:lineRule="auto"/>
             </w:pPr>
-            <w:r/>
             <w:r>
               <w:rPr>
-                <w:rFonts w:ascii="Arial" w:hAnsi="Arial" w:eastAsia="Apple SD Gothic Neo"/>
+                <w:rFonts w:ascii="Pretendard" w:hAnsi="Pretendard" w:eastAsia="Pretendard"/>
                 <w:b/>
-                <w:sz w:val="17"/>
+                <w:sz w:val="18"/>
               </w:rPr>
-              <w:t>관리자 웹 수정 위치</w:t>
+              <w:t>관리자 화면 위치</w:t>
             </w:r>
           </w:p>
         </w:tc>
         <w:tc>
           <w:tcPr>
-            <w:tcW w:type="dxa" w:w="3312"/>
-            <w:tcMar>
-              <w:top w:w="80" w:type="dxa"/>
-              <w:bottom w:w="80" w:type="dxa"/>
-              <w:start w:w="100" w:type="dxa"/>
-              <w:end w:w="100" w:type="dxa"/>
-            </w:tcMar>
-            <w:shd w:fill="F3F4F6"/>
+            <w:tcW w:type="dxa" w:w="3168"/>
+            <w:vAlign w:val="center"/>
+            <w:shd w:fill="EEF3F8"/>
           </w:tcPr>
           <w:p>
             <w:pPr>
-              <w:spacing w:after="0"/>
+              <w:spacing w:after="0" w:line="276" w:lineRule="auto"/>
             </w:pPr>
-            <w:r/>
             <w:r>
               <w:rPr>
-                <w:rFonts w:ascii="Arial" w:hAnsi="Arial" w:eastAsia="Apple SD Gothic Neo"/>
+                <w:rFonts w:ascii="Pretendard" w:hAnsi="Pretendard" w:eastAsia="Pretendard"/>
                 <w:b/>
-                <w:sz w:val="17"/>
+                <w:sz w:val="18"/>
               </w:rPr>
-              <w:t>외주사 구현/확인 사항</w:t>
+              <w:t>관리자가 확인할 내용</w:t>
             </w:r>
           </w:p>
         </w:tc>
@@ -2199,52 +1693,37 @@
       <w:tr>
         <w:tc>
           <w:tcPr>
-            <w:tcW w:type="dxa" w:w="2448"/>
-            <w:tcMar>
-              <w:top w:w="80" w:type="dxa"/>
-              <w:bottom w:w="80" w:type="dxa"/>
-              <w:start w:w="100" w:type="dxa"/>
-              <w:end w:w="100" w:type="dxa"/>
-            </w:tcMar>
+            <w:tcW w:type="dxa" w:w="2520"/>
             <w:vAlign w:val="center"/>
           </w:tcPr>
           <w:p>
             <w:pPr>
-              <w:spacing w:after="0"/>
+              <w:spacing w:after="0" w:line="276" w:lineRule="auto"/>
             </w:pPr>
-            <w:r/>
             <w:r>
               <w:rPr>
-                <w:rFonts w:ascii="Arial" w:hAnsi="Arial" w:eastAsia="Apple SD Gothic Neo"/>
+                <w:rFonts w:ascii="Pretendard" w:hAnsi="Pretendard" w:eastAsia="Pretendard"/>
                 <w:b w:val="0"/>
-                <w:sz w:val="16"/>
+                <w:sz w:val="18"/>
               </w:rPr>
-              <w:t>앱: 기분 선택 후 공감 문장</w:t>
+              <w:t>기분 선택 후 공감 문장</w:t>
             </w:r>
           </w:p>
         </w:tc>
         <w:tc>
           <w:tcPr>
             <w:tcW w:type="dxa" w:w="1440"/>
-            <w:tcMar>
-              <w:top w:w="80" w:type="dxa"/>
-              <w:bottom w:w="80" w:type="dxa"/>
-              <w:start w:w="100" w:type="dxa"/>
-              <w:end w:w="100" w:type="dxa"/>
-            </w:tcMar>
             <w:vAlign w:val="center"/>
-            <w:shd w:fill="DFF2E6"/>
           </w:tcPr>
           <w:p>
             <w:pPr>
-              <w:spacing w:after="0"/>
+              <w:spacing w:after="0" w:line="276" w:lineRule="auto"/>
             </w:pPr>
-            <w:r/>
             <w:r>
               <w:rPr>
-                <w:rFonts w:ascii="Arial" w:hAnsi="Arial" w:eastAsia="Apple SD Gothic Neo"/>
-                <w:b/>
-                <w:sz w:val="17"/>
+                <w:rFonts w:ascii="Pretendard" w:hAnsi="Pretendard" w:eastAsia="Pretendard"/>
+                <w:b w:val="0"/>
+                <w:sz w:val="18"/>
               </w:rPr>
               <w:t>수정 가능</w:t>
             </w:r>
@@ -2252,25 +1731,18 @@
         </w:tc>
         <w:tc>
           <w:tcPr>
-            <w:tcW w:type="dxa" w:w="3024"/>
-            <w:tcMar>
-              <w:top w:w="80" w:type="dxa"/>
-              <w:bottom w:w="80" w:type="dxa"/>
-              <w:start w:w="100" w:type="dxa"/>
-              <w:end w:w="100" w:type="dxa"/>
-            </w:tcMar>
+            <w:tcW w:type="dxa" w:w="2664"/>
             <w:vAlign w:val="center"/>
           </w:tcPr>
           <w:p>
             <w:pPr>
-              <w:spacing w:after="0"/>
+              <w:spacing w:after="0" w:line="276" w:lineRule="auto"/>
             </w:pPr>
-            <w:r/>
             <w:r>
               <w:rPr>
-                <w:rFonts w:ascii="Arial" w:hAnsi="Arial" w:eastAsia="Apple SD Gothic Neo"/>
+                <w:rFonts w:ascii="Pretendard" w:hAnsi="Pretendard" w:eastAsia="Pretendard"/>
                 <w:b w:val="0"/>
-                <w:sz w:val="16"/>
+                <w:sz w:val="18"/>
               </w:rPr>
               <w:t>기분별 변주</w:t>
             </w:r>
@@ -2278,27 +1750,20 @@
         </w:tc>
         <w:tc>
           <w:tcPr>
-            <w:tcW w:type="dxa" w:w="3312"/>
-            <w:tcMar>
-              <w:top w:w="80" w:type="dxa"/>
-              <w:bottom w:w="80" w:type="dxa"/>
-              <w:start w:w="100" w:type="dxa"/>
-              <w:end w:w="100" w:type="dxa"/>
-            </w:tcMar>
+            <w:tcW w:type="dxa" w:w="3168"/>
             <w:vAlign w:val="center"/>
           </w:tcPr>
           <w:p>
             <w:pPr>
-              <w:spacing w:after="0"/>
+              <w:spacing w:after="0" w:line="276" w:lineRule="auto"/>
             </w:pPr>
-            <w:r/>
             <w:r>
               <w:rPr>
-                <w:rFonts w:ascii="Arial" w:hAnsi="Arial" w:eastAsia="Apple SD Gothic Neo"/>
+                <w:rFonts w:ascii="Pretendard" w:hAnsi="Pretendard" w:eastAsia="Pretendard"/>
                 <w:b w:val="0"/>
-                <w:sz w:val="16"/>
+                <w:sz w:val="18"/>
               </w:rPr>
-              <w:t>mood_intake 행의 기분별 응답 후보 수정</w:t>
+              <w:t>선택한 기분에 따라 나가는 공감 문장을 수정할 수 있는지 확인</w:t>
             </w:r>
           </w:p>
         </w:tc>
@@ -2306,52 +1771,37 @@
       <w:tr>
         <w:tc>
           <w:tcPr>
-            <w:tcW w:type="dxa" w:w="2448"/>
-            <w:tcMar>
-              <w:top w:w="80" w:type="dxa"/>
-              <w:bottom w:w="80" w:type="dxa"/>
-              <w:start w:w="100" w:type="dxa"/>
-              <w:end w:w="100" w:type="dxa"/>
-            </w:tcMar>
+            <w:tcW w:type="dxa" w:w="2520"/>
             <w:vAlign w:val="center"/>
           </w:tcPr>
           <w:p>
             <w:pPr>
-              <w:spacing w:after="0"/>
+              <w:spacing w:after="0" w:line="276" w:lineRule="auto"/>
             </w:pPr>
-            <w:r/>
             <w:r>
               <w:rPr>
-                <w:rFonts w:ascii="Arial" w:hAnsi="Arial" w:eastAsia="Apple SD Gothic Neo"/>
+                <w:rFonts w:ascii="Pretendard" w:hAnsi="Pretendard" w:eastAsia="Pretendard"/>
                 <w:b w:val="0"/>
-                <w:sz w:val="16"/>
+                <w:sz w:val="18"/>
               </w:rPr>
-              <w:t>앱: 기분별 톤 보정</w:t>
+              <w:t>기분별 말투 조정</w:t>
             </w:r>
           </w:p>
         </w:tc>
         <w:tc>
           <w:tcPr>
             <w:tcW w:type="dxa" w:w="1440"/>
-            <w:tcMar>
-              <w:top w:w="80" w:type="dxa"/>
-              <w:bottom w:w="80" w:type="dxa"/>
-              <w:start w:w="100" w:type="dxa"/>
-              <w:end w:w="100" w:type="dxa"/>
-            </w:tcMar>
             <w:vAlign w:val="center"/>
-            <w:shd w:fill="DFF2E6"/>
           </w:tcPr>
           <w:p>
             <w:pPr>
-              <w:spacing w:after="0"/>
+              <w:spacing w:after="0" w:line="276" w:lineRule="auto"/>
             </w:pPr>
-            <w:r/>
             <w:r>
               <w:rPr>
-                <w:rFonts w:ascii="Arial" w:hAnsi="Arial" w:eastAsia="Apple SD Gothic Neo"/>
-                <w:b/>
-                <w:sz w:val="17"/>
+                <w:rFonts w:ascii="Pretendard" w:hAnsi="Pretendard" w:eastAsia="Pretendard"/>
+                <w:b w:val="0"/>
+                <w:sz w:val="18"/>
               </w:rPr>
               <w:t>수정 가능</w:t>
             </w:r>
@@ -2359,25 +1809,18 @@
         </w:tc>
         <w:tc>
           <w:tcPr>
-            <w:tcW w:type="dxa" w:w="3024"/>
-            <w:tcMar>
-              <w:top w:w="80" w:type="dxa"/>
-              <w:bottom w:w="80" w:type="dxa"/>
-              <w:start w:w="100" w:type="dxa"/>
-              <w:end w:w="100" w:type="dxa"/>
-            </w:tcMar>
+            <w:tcW w:type="dxa" w:w="2664"/>
             <w:vAlign w:val="center"/>
           </w:tcPr>
           <w:p>
             <w:pPr>
-              <w:spacing w:after="0"/>
+              <w:spacing w:after="0" w:line="276" w:lineRule="auto"/>
             </w:pPr>
-            <w:r/>
             <w:r>
               <w:rPr>
-                <w:rFonts w:ascii="Arial" w:hAnsi="Arial" w:eastAsia="Apple SD Gothic Neo"/>
+                <w:rFonts w:ascii="Pretendard" w:hAnsi="Pretendard" w:eastAsia="Pretendard"/>
                 <w:b w:val="0"/>
-                <w:sz w:val="16"/>
+                <w:sz w:val="18"/>
               </w:rPr>
               <w:t>기분별 변주</w:t>
             </w:r>
@@ -2385,33 +1828,30 @@
         </w:tc>
         <w:tc>
           <w:tcPr>
-            <w:tcW w:type="dxa" w:w="3312"/>
-            <w:tcMar>
-              <w:top w:w="80" w:type="dxa"/>
-              <w:bottom w:w="80" w:type="dxa"/>
-              <w:start w:w="100" w:type="dxa"/>
-              <w:end w:w="100" w:type="dxa"/>
-            </w:tcMar>
+            <w:tcW w:type="dxa" w:w="3168"/>
             <w:vAlign w:val="center"/>
           </w:tcPr>
           <w:p>
             <w:pPr>
-              <w:spacing w:after="0"/>
+              <w:spacing w:after="0" w:line="276" w:lineRule="auto"/>
             </w:pPr>
-            <w:r/>
             <w:r>
               <w:rPr>
-                <w:rFonts w:ascii="Arial" w:hAnsi="Arial" w:eastAsia="Apple SD Gothic Neo"/>
+                <w:rFonts w:ascii="Pretendard" w:hAnsi="Pretendard" w:eastAsia="Pretendard"/>
                 <w:b w:val="0"/>
-                <w:sz w:val="16"/>
+                <w:sz w:val="18"/>
               </w:rPr>
-              <w:t>기쁨/걱정/슬픔 등 톤별 문구 관리</w:t>
+              <w:t>기쁨/걱정/슬픔 등 상태별 말투가 관리자 화면에서 관리되는지 확인</w:t>
             </w:r>
           </w:p>
         </w:tc>
       </w:tr>
     </w:tbl>
-    <w:p/>
+    <w:p>
+      <w:pPr>
+        <w:spacing w:after="80"/>
+      </w:pPr>
+    </w:p>
     <w:p>
       <w:r>
         <w:br w:type="page"/>
@@ -2420,22 +1860,20 @@
     <w:p>
       <w:pPr>
         <w:pStyle w:val="Heading1"/>
+        <w:spacing w:before="160" w:after="160"/>
       </w:pPr>
       <w:r>
-        <w:rPr>
-          <w:rFonts w:ascii="Arial" w:hAnsi="Arial" w:eastAsia="Apple SD Gothic Neo"/>
-          <w:b/>
-          <w:color w:val="2E5C96"/>
-          <w:sz w:val="30"/>
-        </w:rPr>
         <w:t>5. 시스템 운영 &gt; 브랜딩</w:t>
       </w:r>
     </w:p>
     <w:p>
+      <w:pPr>
+        <w:jc w:val="center"/>
+      </w:pPr>
       <w:r>
         <w:drawing>
           <wp:inline xmlns:a="http://schemas.openxmlformats.org/drawingml/2006/main" xmlns:pic="http://schemas.openxmlformats.org/drawingml/2006/picture">
-            <wp:extent cx="6035040" cy="4149090"/>
+            <wp:extent cx="6172200" cy="4243388"/>
             <wp:docPr id="5" name="Picture 5"/>
             <wp:cNvGraphicFramePr>
               <a:graphicFrameLocks noChangeAspect="1"/>
@@ -2456,7 +1894,7 @@
                   <pic:spPr>
                     <a:xfrm>
                       <a:off x="0" y="0"/>
-                      <a:ext cx="6035040" cy="4149090"/>
+                      <a:ext cx="6172200" cy="4243388"/>
                     </a:xfrm>
                     <a:prstGeom prst="rect"/>
                   </pic:spPr>
@@ -2469,73 +1907,53 @@
     </w:p>
     <w:tbl>
       <w:tblPr>
+        <w:tblStyle w:val="TableGrid"/>
         <w:tblW w:type="auto" w:w="0"/>
-        <w:jc w:val="left"/>
-        <w:tblLayout w:type="fixed"/>
+        <w:jc w:val="center"/>
         <w:tblLook w:firstColumn="1" w:firstRow="1" w:lastColumn="0" w:lastRow="0" w:noHBand="0" w:noVBand="1" w:val="04A0"/>
-        <w:tblBorders>
-          <w:top w:val="single" w:sz="4" w:space="0" w:color="DADCE0"/>
-          <w:left w:val="single" w:sz="4" w:space="0" w:color="DADCE0"/>
-          <w:bottom w:val="single" w:sz="4" w:space="0" w:color="DADCE0"/>
-          <w:right w:val="single" w:sz="4" w:space="0" w:color="DADCE0"/>
-          <w:insideH w:val="single" w:sz="4" w:space="0" w:color="DADCE0"/>
-          <w:insideV w:val="single" w:sz="4" w:space="0" w:color="DADCE0"/>
-        </w:tblBorders>
       </w:tblPr>
       <w:tblGrid>
-        <w:gridCol w:w="2556"/>
-        <w:gridCol w:w="2556"/>
-        <w:gridCol w:w="2556"/>
-        <w:gridCol w:w="2556"/>
+        <w:gridCol w:w="2520"/>
+        <w:gridCol w:w="2520"/>
+        <w:gridCol w:w="2520"/>
+        <w:gridCol w:w="2520"/>
       </w:tblGrid>
       <w:tr>
         <w:tc>
           <w:tcPr>
-            <w:tcW w:type="dxa" w:w="2448"/>
-            <w:tcMar>
-              <w:top w:w="80" w:type="dxa"/>
-              <w:bottom w:w="80" w:type="dxa"/>
-              <w:start w:w="100" w:type="dxa"/>
-              <w:end w:w="100" w:type="dxa"/>
-            </w:tcMar>
-            <w:shd w:fill="F3F4F6"/>
+            <w:tcW w:type="dxa" w:w="2520"/>
+            <w:vAlign w:val="center"/>
+            <w:shd w:fill="EEF3F8"/>
           </w:tcPr>
           <w:p>
             <w:pPr>
-              <w:spacing w:after="0"/>
+              <w:spacing w:after="0" w:line="276" w:lineRule="auto"/>
             </w:pPr>
-            <w:r/>
             <w:r>
               <w:rPr>
-                <w:rFonts w:ascii="Arial" w:hAnsi="Arial" w:eastAsia="Apple SD Gothic Neo"/>
+                <w:rFonts w:ascii="Pretendard" w:hAnsi="Pretendard" w:eastAsia="Pretendard"/>
                 <w:b/>
-                <w:sz w:val="17"/>
+                <w:sz w:val="18"/>
               </w:rPr>
-              <w:t>앱 반영 영역</w:t>
+              <w:t>앱에서 보이는 영역</w:t>
             </w:r>
           </w:p>
         </w:tc>
         <w:tc>
           <w:tcPr>
             <w:tcW w:type="dxa" w:w="1440"/>
-            <w:tcMar>
-              <w:top w:w="80" w:type="dxa"/>
-              <w:bottom w:w="80" w:type="dxa"/>
-              <w:start w:w="100" w:type="dxa"/>
-              <w:end w:w="100" w:type="dxa"/>
-            </w:tcMar>
-            <w:shd w:fill="F3F4F6"/>
+            <w:vAlign w:val="center"/>
+            <w:shd w:fill="EEF3F8"/>
           </w:tcPr>
           <w:p>
             <w:pPr>
-              <w:spacing w:after="0"/>
+              <w:spacing w:after="0" w:line="276" w:lineRule="auto"/>
             </w:pPr>
-            <w:r/>
             <w:r>
               <w:rPr>
-                <w:rFonts w:ascii="Arial" w:hAnsi="Arial" w:eastAsia="Apple SD Gothic Neo"/>
+                <w:rFonts w:ascii="Pretendard" w:hAnsi="Pretendard" w:eastAsia="Pretendard"/>
                 <w:b/>
-                <w:sz w:val="17"/>
+                <w:sz w:val="18"/>
               </w:rPr>
               <w:t>판정</w:t>
             </w:r>
@@ -2543,53 +1961,41 @@
         </w:tc>
         <w:tc>
           <w:tcPr>
-            <w:tcW w:type="dxa" w:w="3024"/>
-            <w:tcMar>
-              <w:top w:w="80" w:type="dxa"/>
-              <w:bottom w:w="80" w:type="dxa"/>
-              <w:start w:w="100" w:type="dxa"/>
-              <w:end w:w="100" w:type="dxa"/>
-            </w:tcMar>
-            <w:shd w:fill="F3F4F6"/>
+            <w:tcW w:type="dxa" w:w="2664"/>
+            <w:vAlign w:val="center"/>
+            <w:shd w:fill="EEF3F8"/>
           </w:tcPr>
           <w:p>
             <w:pPr>
-              <w:spacing w:after="0"/>
+              <w:spacing w:after="0" w:line="276" w:lineRule="auto"/>
             </w:pPr>
-            <w:r/>
             <w:r>
               <w:rPr>
-                <w:rFonts w:ascii="Arial" w:hAnsi="Arial" w:eastAsia="Apple SD Gothic Neo"/>
+                <w:rFonts w:ascii="Pretendard" w:hAnsi="Pretendard" w:eastAsia="Pretendard"/>
                 <w:b/>
-                <w:sz w:val="17"/>
+                <w:sz w:val="18"/>
               </w:rPr>
-              <w:t>관리자 웹 수정 위치</w:t>
+              <w:t>관리자 화면 위치</w:t>
             </w:r>
           </w:p>
         </w:tc>
         <w:tc>
           <w:tcPr>
-            <w:tcW w:type="dxa" w:w="3312"/>
-            <w:tcMar>
-              <w:top w:w="80" w:type="dxa"/>
-              <w:bottom w:w="80" w:type="dxa"/>
-              <w:start w:w="100" w:type="dxa"/>
-              <w:end w:w="100" w:type="dxa"/>
-            </w:tcMar>
-            <w:shd w:fill="F3F4F6"/>
+            <w:tcW w:type="dxa" w:w="3168"/>
+            <w:vAlign w:val="center"/>
+            <w:shd w:fill="EEF3F8"/>
           </w:tcPr>
           <w:p>
             <w:pPr>
-              <w:spacing w:after="0"/>
+              <w:spacing w:after="0" w:line="276" w:lineRule="auto"/>
             </w:pPr>
-            <w:r/>
             <w:r>
               <w:rPr>
-                <w:rFonts w:ascii="Arial" w:hAnsi="Arial" w:eastAsia="Apple SD Gothic Neo"/>
+                <w:rFonts w:ascii="Pretendard" w:hAnsi="Pretendard" w:eastAsia="Pretendard"/>
                 <w:b/>
-                <w:sz w:val="17"/>
+                <w:sz w:val="18"/>
               </w:rPr>
-              <w:t>외주사 구현/확인 사항</w:t>
+              <w:t>관리자가 확인할 내용</w:t>
             </w:r>
           </w:p>
         </w:tc>
@@ -2597,52 +2003,37 @@
       <w:tr>
         <w:tc>
           <w:tcPr>
-            <w:tcW w:type="dxa" w:w="2448"/>
-            <w:tcMar>
-              <w:top w:w="80" w:type="dxa"/>
-              <w:bottom w:w="80" w:type="dxa"/>
-              <w:start w:w="100" w:type="dxa"/>
-              <w:end w:w="100" w:type="dxa"/>
-            </w:tcMar>
+            <w:tcW w:type="dxa" w:w="2520"/>
             <w:vAlign w:val="center"/>
           </w:tcPr>
           <w:p>
             <w:pPr>
-              <w:spacing w:after="0"/>
+              <w:spacing w:after="0" w:line="276" w:lineRule="auto"/>
             </w:pPr>
-            <w:r/>
             <w:r>
               <w:rPr>
-                <w:rFonts w:ascii="Arial" w:hAnsi="Arial" w:eastAsia="Apple SD Gothic Neo"/>
+                <w:rFonts w:ascii="Pretendard" w:hAnsi="Pretendard" w:eastAsia="Pretendard"/>
                 <w:b w:val="0"/>
-                <w:sz w:val="16"/>
+                <w:sz w:val="18"/>
               </w:rPr>
-              <w:t>앱: 외부 설문 버튼</w:t>
+              <w:t>외부 설문 버튼</w:t>
             </w:r>
           </w:p>
         </w:tc>
         <w:tc>
           <w:tcPr>
             <w:tcW w:type="dxa" w:w="1440"/>
-            <w:tcMar>
-              <w:top w:w="80" w:type="dxa"/>
-              <w:bottom w:w="80" w:type="dxa"/>
-              <w:start w:w="100" w:type="dxa"/>
-              <w:end w:w="100" w:type="dxa"/>
-            </w:tcMar>
             <w:vAlign w:val="center"/>
-            <w:shd w:fill="DFF2E6"/>
           </w:tcPr>
           <w:p>
             <w:pPr>
-              <w:spacing w:after="0"/>
+              <w:spacing w:after="0" w:line="276" w:lineRule="auto"/>
             </w:pPr>
-            <w:r/>
             <w:r>
               <w:rPr>
-                <w:rFonts w:ascii="Arial" w:hAnsi="Arial" w:eastAsia="Apple SD Gothic Neo"/>
-                <w:b/>
-                <w:sz w:val="17"/>
+                <w:rFonts w:ascii="Pretendard" w:hAnsi="Pretendard" w:eastAsia="Pretendard"/>
+                <w:b w:val="0"/>
+                <w:sz w:val="18"/>
               </w:rPr>
               <w:t>수정 가능</w:t>
             </w:r>
@@ -2650,25 +2041,18 @@
         </w:tc>
         <w:tc>
           <w:tcPr>
-            <w:tcW w:type="dxa" w:w="3024"/>
-            <w:tcMar>
-              <w:top w:w="80" w:type="dxa"/>
-              <w:bottom w:w="80" w:type="dxa"/>
-              <w:start w:w="100" w:type="dxa"/>
-              <w:end w:w="100" w:type="dxa"/>
-            </w:tcMar>
+            <w:tcW w:type="dxa" w:w="2664"/>
             <w:vAlign w:val="center"/>
           </w:tcPr>
           <w:p>
             <w:pPr>
-              <w:spacing w:after="0"/>
+              <w:spacing w:after="0" w:line="276" w:lineRule="auto"/>
             </w:pPr>
-            <w:r/>
             <w:r>
               <w:rPr>
-                <w:rFonts w:ascii="Arial" w:hAnsi="Arial" w:eastAsia="Apple SD Gothic Neo"/>
+                <w:rFonts w:ascii="Pretendard" w:hAnsi="Pretendard" w:eastAsia="Pretendard"/>
                 <w:b w:val="0"/>
-                <w:sz w:val="16"/>
+                <w:sz w:val="18"/>
               </w:rPr>
               <w:t>브랜딩 &gt; 외부 설문 노출</w:t>
             </w:r>
@@ -2676,27 +2060,20 @@
         </w:tc>
         <w:tc>
           <w:tcPr>
-            <w:tcW w:type="dxa" w:w="3312"/>
-            <w:tcMar>
-              <w:top w:w="80" w:type="dxa"/>
-              <w:bottom w:w="80" w:type="dxa"/>
-              <w:start w:w="100" w:type="dxa"/>
-              <w:end w:w="100" w:type="dxa"/>
-            </w:tcMar>
+            <w:tcW w:type="dxa" w:w="3168"/>
             <w:vAlign w:val="center"/>
           </w:tcPr>
           <w:p>
             <w:pPr>
-              <w:spacing w:after="0"/>
+              <w:spacing w:after="0" w:line="276" w:lineRule="auto"/>
             </w:pPr>
-            <w:r/>
             <w:r>
               <w:rPr>
-                <w:rFonts w:ascii="Arial" w:hAnsi="Arial" w:eastAsia="Apple SD Gothic Neo"/>
+                <w:rFonts w:ascii="Pretendard" w:hAnsi="Pretendard" w:eastAsia="Pretendard"/>
                 <w:b w:val="0"/>
-                <w:sz w:val="16"/>
+                <w:sz w:val="18"/>
               </w:rPr>
-              <w:t>버튼명, 링크, 보이기/가림 처리</w:t>
+              <w:t>버튼명, 연결 주소, 보임/가림 상태를 바꿀 수 있는지 확인</w:t>
             </w:r>
           </w:p>
         </w:tc>
@@ -2704,52 +2081,37 @@
       <w:tr>
         <w:tc>
           <w:tcPr>
-            <w:tcW w:type="dxa" w:w="2448"/>
-            <w:tcMar>
-              <w:top w:w="80" w:type="dxa"/>
-              <w:bottom w:w="80" w:type="dxa"/>
-              <w:start w:w="100" w:type="dxa"/>
-              <w:end w:w="100" w:type="dxa"/>
-            </w:tcMar>
+            <w:tcW w:type="dxa" w:w="2520"/>
             <w:vAlign w:val="center"/>
           </w:tcPr>
           <w:p>
             <w:pPr>
-              <w:spacing w:after="0"/>
+              <w:spacing w:after="0" w:line="276" w:lineRule="auto"/>
             </w:pPr>
-            <w:r/>
             <w:r>
               <w:rPr>
-                <w:rFonts w:ascii="Arial" w:hAnsi="Arial" w:eastAsia="Apple SD Gothic Neo"/>
+                <w:rFonts w:ascii="Pretendard" w:hAnsi="Pretendard" w:eastAsia="Pretendard"/>
                 <w:b w:val="0"/>
-                <w:sz w:val="16"/>
+                <w:sz w:val="18"/>
               </w:rPr>
-              <w:t>앱: 마스코트/브랜딩 이미지</w:t>
+              <w:t>마스코트 / 브랜딩 이미지</w:t>
             </w:r>
           </w:p>
         </w:tc>
         <w:tc>
           <w:tcPr>
             <w:tcW w:type="dxa" w:w="1440"/>
-            <w:tcMar>
-              <w:top w:w="80" w:type="dxa"/>
-              <w:bottom w:w="80" w:type="dxa"/>
-              <w:start w:w="100" w:type="dxa"/>
-              <w:end w:w="100" w:type="dxa"/>
-            </w:tcMar>
             <w:vAlign w:val="center"/>
-            <w:shd w:fill="DFF2E6"/>
           </w:tcPr>
           <w:p>
             <w:pPr>
-              <w:spacing w:after="0"/>
+              <w:spacing w:after="0" w:line="276" w:lineRule="auto"/>
             </w:pPr>
-            <w:r/>
             <w:r>
               <w:rPr>
-                <w:rFonts w:ascii="Arial" w:hAnsi="Arial" w:eastAsia="Apple SD Gothic Neo"/>
-                <w:b/>
-                <w:sz w:val="17"/>
+                <w:rFonts w:ascii="Pretendard" w:hAnsi="Pretendard" w:eastAsia="Pretendard"/>
+                <w:b w:val="0"/>
+                <w:sz w:val="18"/>
               </w:rPr>
               <w:t>수정 가능</w:t>
             </w:r>
@@ -2757,25 +2119,18 @@
         </w:tc>
         <w:tc>
           <w:tcPr>
-            <w:tcW w:type="dxa" w:w="3024"/>
-            <w:tcMar>
-              <w:top w:w="80" w:type="dxa"/>
-              <w:bottom w:w="80" w:type="dxa"/>
-              <w:start w:w="100" w:type="dxa"/>
-              <w:end w:w="100" w:type="dxa"/>
-            </w:tcMar>
+            <w:tcW w:type="dxa" w:w="2664"/>
             <w:vAlign w:val="center"/>
           </w:tcPr>
           <w:p>
             <w:pPr>
-              <w:spacing w:after="0"/>
+              <w:spacing w:after="0" w:line="276" w:lineRule="auto"/>
             </w:pPr>
-            <w:r/>
             <w:r>
               <w:rPr>
-                <w:rFonts w:ascii="Arial" w:hAnsi="Arial" w:eastAsia="Apple SD Gothic Neo"/>
+                <w:rFonts w:ascii="Pretendard" w:hAnsi="Pretendard" w:eastAsia="Pretendard"/>
                 <w:b w:val="0"/>
-                <w:sz w:val="16"/>
+                <w:sz w:val="18"/>
               </w:rPr>
               <w:t>브랜딩</w:t>
             </w:r>
@@ -2783,27 +2138,20 @@
         </w:tc>
         <w:tc>
           <w:tcPr>
-            <w:tcW w:type="dxa" w:w="3312"/>
-            <w:tcMar>
-              <w:top w:w="80" w:type="dxa"/>
-              <w:bottom w:w="80" w:type="dxa"/>
-              <w:start w:w="100" w:type="dxa"/>
-              <w:end w:w="100" w:type="dxa"/>
-            </w:tcMar>
+            <w:tcW w:type="dxa" w:w="3168"/>
             <w:vAlign w:val="center"/>
           </w:tcPr>
           <w:p>
             <w:pPr>
-              <w:spacing w:after="0"/>
+              <w:spacing w:after="0" w:line="276" w:lineRule="auto"/>
             </w:pPr>
-            <w:r/>
             <w:r>
               <w:rPr>
-                <w:rFonts w:ascii="Arial" w:hAnsi="Arial" w:eastAsia="Apple SD Gothic Neo"/>
+                <w:rFonts w:ascii="Pretendard" w:hAnsi="Pretendard" w:eastAsia="Pretendard"/>
                 <w:b w:val="0"/>
-                <w:sz w:val="16"/>
+                <w:sz w:val="18"/>
               </w:rPr>
-              <w:t>이미지 업로드/교체</w:t>
+              <w:t>이미지를 업로드하거나 교체할 수 있는지 확인</w:t>
             </w:r>
           </w:p>
         </w:tc>
@@ -2811,52 +2159,37 @@
       <w:tr>
         <w:tc>
           <w:tcPr>
-            <w:tcW w:type="dxa" w:w="2448"/>
-            <w:tcMar>
-              <w:top w:w="80" w:type="dxa"/>
-              <w:bottom w:w="80" w:type="dxa"/>
-              <w:start w:w="100" w:type="dxa"/>
-              <w:end w:w="100" w:type="dxa"/>
-            </w:tcMar>
+            <w:tcW w:type="dxa" w:w="2520"/>
             <w:vAlign w:val="center"/>
           </w:tcPr>
           <w:p>
             <w:pPr>
-              <w:spacing w:after="0"/>
+              <w:spacing w:after="0" w:line="276" w:lineRule="auto"/>
             </w:pPr>
-            <w:r/>
             <w:r>
               <w:rPr>
-                <w:rFonts w:ascii="Arial" w:hAnsi="Arial" w:eastAsia="Apple SD Gothic Neo"/>
+                <w:rFonts w:ascii="Pretendard" w:hAnsi="Pretendard" w:eastAsia="Pretendard"/>
                 <w:b w:val="0"/>
-                <w:sz w:val="16"/>
+                <w:sz w:val="18"/>
               </w:rPr>
-              <w:t>앱: 사용설명서 보기</w:t>
+              <w:t>사용설명서 보기</w:t>
             </w:r>
           </w:p>
         </w:tc>
         <w:tc>
           <w:tcPr>
             <w:tcW w:type="dxa" w:w="1440"/>
-            <w:tcMar>
-              <w:top w:w="80" w:type="dxa"/>
-              <w:bottom w:w="80" w:type="dxa"/>
-              <w:start w:w="100" w:type="dxa"/>
-              <w:end w:w="100" w:type="dxa"/>
-            </w:tcMar>
             <w:vAlign w:val="center"/>
-            <w:shd w:fill="FFF0D9"/>
           </w:tcPr>
           <w:p>
             <w:pPr>
-              <w:spacing w:after="0"/>
+              <w:spacing w:after="0" w:line="276" w:lineRule="auto"/>
             </w:pPr>
-            <w:r/>
             <w:r>
               <w:rPr>
-                <w:rFonts w:ascii="Arial" w:hAnsi="Arial" w:eastAsia="Apple SD Gothic Neo"/>
-                <w:b/>
-                <w:sz w:val="17"/>
+                <w:rFonts w:ascii="Pretendard" w:hAnsi="Pretendard" w:eastAsia="Pretendard"/>
+                <w:b w:val="0"/>
+                <w:sz w:val="18"/>
               </w:rPr>
               <w:t>보완 필요</w:t>
             </w:r>
@@ -2864,59 +2197,49 @@
         </w:tc>
         <w:tc>
           <w:tcPr>
-            <w:tcW w:type="dxa" w:w="3024"/>
-            <w:tcMar>
-              <w:top w:w="80" w:type="dxa"/>
-              <w:bottom w:w="80" w:type="dxa"/>
-              <w:start w:w="100" w:type="dxa"/>
-              <w:end w:w="100" w:type="dxa"/>
-            </w:tcMar>
+            <w:tcW w:type="dxa" w:w="2664"/>
             <w:vAlign w:val="center"/>
           </w:tcPr>
           <w:p>
             <w:pPr>
-              <w:spacing w:after="0"/>
+              <w:spacing w:after="0" w:line="276" w:lineRule="auto"/>
             </w:pPr>
-            <w:r/>
             <w:r>
               <w:rPr>
-                <w:rFonts w:ascii="Arial" w:hAnsi="Arial" w:eastAsia="Apple SD Gothic Neo"/>
+                <w:rFonts w:ascii="Pretendard" w:hAnsi="Pretendard" w:eastAsia="Pretendard"/>
                 <w:b w:val="0"/>
-                <w:sz w:val="16"/>
+                <w:sz w:val="18"/>
               </w:rPr>
-              <w:t>브랜딩 또는 앱 UI 문구 관리</w:t>
+              <w:t>브랜딩 또는 문서 관리 화면</w:t>
             </w:r>
           </w:p>
         </w:tc>
         <w:tc>
           <w:tcPr>
-            <w:tcW w:type="dxa" w:w="3312"/>
-            <w:tcMar>
-              <w:top w:w="80" w:type="dxa"/>
-              <w:bottom w:w="80" w:type="dxa"/>
-              <w:start w:w="100" w:type="dxa"/>
-              <w:end w:w="100" w:type="dxa"/>
-            </w:tcMar>
+            <w:tcW w:type="dxa" w:w="3168"/>
             <w:vAlign w:val="center"/>
           </w:tcPr>
           <w:p>
             <w:pPr>
-              <w:spacing w:after="0"/>
+              <w:spacing w:after="0" w:line="276" w:lineRule="auto"/>
             </w:pPr>
-            <w:r/>
             <w:r>
               <w:rPr>
-                <w:rFonts w:ascii="Arial" w:hAnsi="Arial" w:eastAsia="Apple SD Gothic Neo"/>
+                <w:rFonts w:ascii="Pretendard" w:hAnsi="Pretendard" w:eastAsia="Pretendard"/>
                 <w:b w:val="0"/>
-                <w:sz w:val="16"/>
+                <w:sz w:val="18"/>
               </w:rPr>
-              <w:t>사용설명서 문서 URL/파일 교체 기능 필요</w:t>
+              <w:t>사용설명서 파일이나 연결 주소를 관리자 화면에서 바꿀 수 있어야 함</w:t>
             </w:r>
           </w:p>
         </w:tc>
       </w:tr>
     </w:tbl>
-    <w:p/>
+    <w:p>
+      <w:pPr>
+        <w:spacing w:after="80"/>
+      </w:pPr>
+    </w:p>
     <w:p>
       <w:r>
         <w:br w:type="page"/>
@@ -2925,22 +2248,20 @@
     <w:p>
       <w:pPr>
         <w:pStyle w:val="Heading1"/>
+        <w:spacing w:before="160" w:after="160"/>
       </w:pPr>
       <w:r>
-        <w:rPr>
-          <w:rFonts w:ascii="Arial" w:hAnsi="Arial" w:eastAsia="Apple SD Gothic Neo"/>
-          <w:b/>
-          <w:color w:val="2E5C96"/>
-          <w:sz w:val="30"/>
-        </w:rPr>
         <w:t>6. 시스템 운영 &gt; 사용자 운영 액션</w:t>
       </w:r>
     </w:p>
     <w:p>
+      <w:pPr>
+        <w:jc w:val="center"/>
+      </w:pPr>
       <w:r>
         <w:drawing>
           <wp:inline xmlns:a="http://schemas.openxmlformats.org/drawingml/2006/main" xmlns:pic="http://schemas.openxmlformats.org/drawingml/2006/picture">
-            <wp:extent cx="6035040" cy="4149090"/>
+            <wp:extent cx="6172200" cy="4243388"/>
             <wp:docPr id="6" name="Picture 6"/>
             <wp:cNvGraphicFramePr>
               <a:graphicFrameLocks noChangeAspect="1"/>
@@ -2961,7 +2282,7 @@
                   <pic:spPr>
                     <a:xfrm>
                       <a:off x="0" y="0"/>
-                      <a:ext cx="6035040" cy="4149090"/>
+                      <a:ext cx="6172200" cy="4243388"/>
                     </a:xfrm>
                     <a:prstGeom prst="rect"/>
                   </pic:spPr>
@@ -2974,73 +2295,53 @@
     </w:p>
     <w:tbl>
       <w:tblPr>
+        <w:tblStyle w:val="TableGrid"/>
         <w:tblW w:type="auto" w:w="0"/>
-        <w:jc w:val="left"/>
-        <w:tblLayout w:type="fixed"/>
+        <w:jc w:val="center"/>
         <w:tblLook w:firstColumn="1" w:firstRow="1" w:lastColumn="0" w:lastRow="0" w:noHBand="0" w:noVBand="1" w:val="04A0"/>
-        <w:tblBorders>
-          <w:top w:val="single" w:sz="4" w:space="0" w:color="DADCE0"/>
-          <w:left w:val="single" w:sz="4" w:space="0" w:color="DADCE0"/>
-          <w:bottom w:val="single" w:sz="4" w:space="0" w:color="DADCE0"/>
-          <w:right w:val="single" w:sz="4" w:space="0" w:color="DADCE0"/>
-          <w:insideH w:val="single" w:sz="4" w:space="0" w:color="DADCE0"/>
-          <w:insideV w:val="single" w:sz="4" w:space="0" w:color="DADCE0"/>
-        </w:tblBorders>
       </w:tblPr>
       <w:tblGrid>
-        <w:gridCol w:w="2556"/>
-        <w:gridCol w:w="2556"/>
-        <w:gridCol w:w="2556"/>
-        <w:gridCol w:w="2556"/>
+        <w:gridCol w:w="2520"/>
+        <w:gridCol w:w="2520"/>
+        <w:gridCol w:w="2520"/>
+        <w:gridCol w:w="2520"/>
       </w:tblGrid>
       <w:tr>
         <w:tc>
           <w:tcPr>
-            <w:tcW w:type="dxa" w:w="2448"/>
-            <w:tcMar>
-              <w:top w:w="80" w:type="dxa"/>
-              <w:bottom w:w="80" w:type="dxa"/>
-              <w:start w:w="100" w:type="dxa"/>
-              <w:end w:w="100" w:type="dxa"/>
-            </w:tcMar>
-            <w:shd w:fill="F3F4F6"/>
+            <w:tcW w:type="dxa" w:w="2520"/>
+            <w:vAlign w:val="center"/>
+            <w:shd w:fill="EEF3F8"/>
           </w:tcPr>
           <w:p>
             <w:pPr>
-              <w:spacing w:after="0"/>
+              <w:spacing w:after="0" w:line="276" w:lineRule="auto"/>
             </w:pPr>
-            <w:r/>
             <w:r>
               <w:rPr>
-                <w:rFonts w:ascii="Arial" w:hAnsi="Arial" w:eastAsia="Apple SD Gothic Neo"/>
+                <w:rFonts w:ascii="Pretendard" w:hAnsi="Pretendard" w:eastAsia="Pretendard"/>
                 <w:b/>
-                <w:sz w:val="17"/>
+                <w:sz w:val="18"/>
               </w:rPr>
-              <w:t>앱 반영 영역</w:t>
+              <w:t>앱에서 보이는 영역</w:t>
             </w:r>
           </w:p>
         </w:tc>
         <w:tc>
           <w:tcPr>
             <w:tcW w:type="dxa" w:w="1440"/>
-            <w:tcMar>
-              <w:top w:w="80" w:type="dxa"/>
-              <w:bottom w:w="80" w:type="dxa"/>
-              <w:start w:w="100" w:type="dxa"/>
-              <w:end w:w="100" w:type="dxa"/>
-            </w:tcMar>
-            <w:shd w:fill="F3F4F6"/>
+            <w:vAlign w:val="center"/>
+            <w:shd w:fill="EEF3F8"/>
           </w:tcPr>
           <w:p>
             <w:pPr>
-              <w:spacing w:after="0"/>
+              <w:spacing w:after="0" w:line="276" w:lineRule="auto"/>
             </w:pPr>
-            <w:r/>
             <w:r>
               <w:rPr>
-                <w:rFonts w:ascii="Arial" w:hAnsi="Arial" w:eastAsia="Apple SD Gothic Neo"/>
+                <w:rFonts w:ascii="Pretendard" w:hAnsi="Pretendard" w:eastAsia="Pretendard"/>
                 <w:b/>
-                <w:sz w:val="17"/>
+                <w:sz w:val="18"/>
               </w:rPr>
               <w:t>판정</w:t>
             </w:r>
@@ -3048,53 +2349,41 @@
         </w:tc>
         <w:tc>
           <w:tcPr>
-            <w:tcW w:type="dxa" w:w="3024"/>
-            <w:tcMar>
-              <w:top w:w="80" w:type="dxa"/>
-              <w:bottom w:w="80" w:type="dxa"/>
-              <w:start w:w="100" w:type="dxa"/>
-              <w:end w:w="100" w:type="dxa"/>
-            </w:tcMar>
-            <w:shd w:fill="F3F4F6"/>
+            <w:tcW w:type="dxa" w:w="2664"/>
+            <w:vAlign w:val="center"/>
+            <w:shd w:fill="EEF3F8"/>
           </w:tcPr>
           <w:p>
             <w:pPr>
-              <w:spacing w:after="0"/>
+              <w:spacing w:after="0" w:line="276" w:lineRule="auto"/>
             </w:pPr>
-            <w:r/>
             <w:r>
               <w:rPr>
-                <w:rFonts w:ascii="Arial" w:hAnsi="Arial" w:eastAsia="Apple SD Gothic Neo"/>
+                <w:rFonts w:ascii="Pretendard" w:hAnsi="Pretendard" w:eastAsia="Pretendard"/>
                 <w:b/>
-                <w:sz w:val="17"/>
+                <w:sz w:val="18"/>
               </w:rPr>
-              <w:t>관리자 웹 수정 위치</w:t>
+              <w:t>관리자 화면 위치</w:t>
             </w:r>
           </w:p>
         </w:tc>
         <w:tc>
           <w:tcPr>
-            <w:tcW w:type="dxa" w:w="3312"/>
-            <w:tcMar>
-              <w:top w:w="80" w:type="dxa"/>
-              <w:bottom w:w="80" w:type="dxa"/>
-              <w:start w:w="100" w:type="dxa"/>
-              <w:end w:w="100" w:type="dxa"/>
-            </w:tcMar>
-            <w:shd w:fill="F3F4F6"/>
+            <w:tcW w:type="dxa" w:w="3168"/>
+            <w:vAlign w:val="center"/>
+            <w:shd w:fill="EEF3F8"/>
           </w:tcPr>
           <w:p>
             <w:pPr>
-              <w:spacing w:after="0"/>
+              <w:spacing w:after="0" w:line="276" w:lineRule="auto"/>
             </w:pPr>
-            <w:r/>
             <w:r>
               <w:rPr>
-                <w:rFonts w:ascii="Arial" w:hAnsi="Arial" w:eastAsia="Apple SD Gothic Neo"/>
+                <w:rFonts w:ascii="Pretendard" w:hAnsi="Pretendard" w:eastAsia="Pretendard"/>
                 <w:b/>
-                <w:sz w:val="17"/>
+                <w:sz w:val="18"/>
               </w:rPr>
-              <w:t>외주사 구현/확인 사항</w:t>
+              <w:t>관리자가 확인할 내용</w:t>
             </w:r>
           </w:p>
         </w:tc>
@@ -3102,52 +2391,37 @@
       <w:tr>
         <w:tc>
           <w:tcPr>
-            <w:tcW w:type="dxa" w:w="2448"/>
-            <w:tcMar>
-              <w:top w:w="80" w:type="dxa"/>
-              <w:bottom w:w="80" w:type="dxa"/>
-              <w:start w:w="100" w:type="dxa"/>
-              <w:end w:w="100" w:type="dxa"/>
-            </w:tcMar>
+            <w:tcW w:type="dxa" w:w="2520"/>
             <w:vAlign w:val="center"/>
           </w:tcPr>
           <w:p>
             <w:pPr>
-              <w:spacing w:after="0"/>
+              <w:spacing w:after="0" w:line="276" w:lineRule="auto"/>
             </w:pPr>
-            <w:r/>
             <w:r>
               <w:rPr>
-                <w:rFonts w:ascii="Arial" w:hAnsi="Arial" w:eastAsia="Apple SD Gothic Neo"/>
+                <w:rFonts w:ascii="Pretendard" w:hAnsi="Pretendard" w:eastAsia="Pretendard"/>
                 <w:b w:val="0"/>
-                <w:sz w:val="16"/>
+                <w:sz w:val="18"/>
               </w:rPr>
-              <w:t>앱: 15주 2일/임신일수/남은일수</w:t>
+              <w:t>15주 2일 / 임신일수 / 남은일수</w:t>
             </w:r>
           </w:p>
         </w:tc>
         <w:tc>
           <w:tcPr>
             <w:tcW w:type="dxa" w:w="1440"/>
-            <w:tcMar>
-              <w:top w:w="80" w:type="dxa"/>
-              <w:bottom w:w="80" w:type="dxa"/>
-              <w:start w:w="100" w:type="dxa"/>
-              <w:end w:w="100" w:type="dxa"/>
-            </w:tcMar>
             <w:vAlign w:val="center"/>
-            <w:shd w:fill="E4ECFF"/>
           </w:tcPr>
           <w:p>
             <w:pPr>
-              <w:spacing w:after="0"/>
+              <w:spacing w:after="0" w:line="276" w:lineRule="auto"/>
             </w:pPr>
-            <w:r/>
             <w:r>
               <w:rPr>
-                <w:rFonts w:ascii="Arial" w:hAnsi="Arial" w:eastAsia="Apple SD Gothic Neo"/>
-                <w:b/>
-                <w:sz w:val="17"/>
+                <w:rFonts w:ascii="Pretendard" w:hAnsi="Pretendard" w:eastAsia="Pretendard"/>
+                <w:b w:val="0"/>
+                <w:sz w:val="18"/>
               </w:rPr>
               <w:t>자동 계산/보정</w:t>
             </w:r>
@@ -3155,53 +2429,39 @@
         </w:tc>
         <w:tc>
           <w:tcPr>
-            <w:tcW w:type="dxa" w:w="3024"/>
-            <w:tcMar>
-              <w:top w:w="80" w:type="dxa"/>
-              <w:bottom w:w="80" w:type="dxa"/>
-              <w:start w:w="100" w:type="dxa"/>
-              <w:end w:w="100" w:type="dxa"/>
-            </w:tcMar>
+            <w:tcW w:type="dxa" w:w="2664"/>
             <w:vAlign w:val="center"/>
           </w:tcPr>
           <w:p>
             <w:pPr>
-              <w:spacing w:after="0"/>
+              <w:spacing w:after="0" w:line="276" w:lineRule="auto"/>
             </w:pPr>
-            <w:r/>
             <w:r>
               <w:rPr>
-                <w:rFonts w:ascii="Arial" w:hAnsi="Arial" w:eastAsia="Apple SD Gothic Neo"/>
+                <w:rFonts w:ascii="Pretendard" w:hAnsi="Pretendard" w:eastAsia="Pretendard"/>
                 <w:b w:val="0"/>
-                <w:sz w:val="16"/>
+                <w:sz w:val="18"/>
               </w:rPr>
-              <w:t>사용자 운영 액션 또는 계정 &gt; 사용자 상세</w:t>
+              <w:t>사용자 운영 액션 또는 사용자 상세</w:t>
             </w:r>
           </w:p>
         </w:tc>
         <w:tc>
           <w:tcPr>
-            <w:tcW w:type="dxa" w:w="3312"/>
-            <w:tcMar>
-              <w:top w:w="80" w:type="dxa"/>
-              <w:bottom w:w="80" w:type="dxa"/>
-              <w:start w:w="100" w:type="dxa"/>
-              <w:end w:w="100" w:type="dxa"/>
-            </w:tcMar>
+            <w:tcW w:type="dxa" w:w="3168"/>
             <w:vAlign w:val="center"/>
           </w:tcPr>
           <w:p>
             <w:pPr>
-              <w:spacing w:after="0"/>
+              <w:spacing w:after="0" w:line="276" w:lineRule="auto"/>
             </w:pPr>
-            <w:r/>
             <w:r>
               <w:rPr>
-                <w:rFonts w:ascii="Arial" w:hAnsi="Arial" w:eastAsia="Apple SD Gothic Neo"/>
+                <w:rFonts w:ascii="Pretendard" w:hAnsi="Pretendard" w:eastAsia="Pretendard"/>
                 <w:b w:val="0"/>
-                <w:sz w:val="16"/>
+                <w:sz w:val="18"/>
               </w:rPr>
-              <w:t>출산예정일/주차 기준값 보정 필드 필요</w:t>
+              <w:t>출산예정일 또는 임신 시작 기준일을 관리자 화면에서 확인/수정할 수 있어야 함</w:t>
             </w:r>
           </w:p>
         </w:tc>
@@ -3209,52 +2469,37 @@
       <w:tr>
         <w:tc>
           <w:tcPr>
-            <w:tcW w:type="dxa" w:w="2448"/>
-            <w:tcMar>
-              <w:top w:w="80" w:type="dxa"/>
-              <w:bottom w:w="80" w:type="dxa"/>
-              <w:start w:w="100" w:type="dxa"/>
-              <w:end w:w="100" w:type="dxa"/>
-            </w:tcMar>
+            <w:tcW w:type="dxa" w:w="2520"/>
             <w:vAlign w:val="center"/>
           </w:tcPr>
           <w:p>
             <w:pPr>
-              <w:spacing w:after="0"/>
+              <w:spacing w:after="0" w:line="276" w:lineRule="auto"/>
             </w:pPr>
-            <w:r/>
             <w:r>
               <w:rPr>
-                <w:rFonts w:ascii="Arial" w:hAnsi="Arial" w:eastAsia="Apple SD Gothic Neo"/>
+                <w:rFonts w:ascii="Pretendard" w:hAnsi="Pretendard" w:eastAsia="Pretendard"/>
                 <w:b w:val="0"/>
-                <w:sz w:val="16"/>
+                <w:sz w:val="18"/>
               </w:rPr>
-              <w:t>앱: 사용자 상태/접근 제어</w:t>
+              <w:t>사용자 상태 / 접근 제어</w:t>
             </w:r>
           </w:p>
         </w:tc>
         <w:tc>
           <w:tcPr>
             <w:tcW w:type="dxa" w:w="1440"/>
-            <w:tcMar>
-              <w:top w:w="80" w:type="dxa"/>
-              <w:bottom w:w="80" w:type="dxa"/>
-              <w:start w:w="100" w:type="dxa"/>
-              <w:end w:w="100" w:type="dxa"/>
-            </w:tcMar>
             <w:vAlign w:val="center"/>
-            <w:shd w:fill="E4ECFF"/>
           </w:tcPr>
           <w:p>
             <w:pPr>
-              <w:spacing w:after="0"/>
+              <w:spacing w:after="0" w:line="276" w:lineRule="auto"/>
             </w:pPr>
-            <w:r/>
             <w:r>
               <w:rPr>
-                <w:rFonts w:ascii="Arial" w:hAnsi="Arial" w:eastAsia="Apple SD Gothic Neo"/>
-                <w:b/>
-                <w:sz w:val="17"/>
+                <w:rFonts w:ascii="Pretendard" w:hAnsi="Pretendard" w:eastAsia="Pretendard"/>
+                <w:b w:val="0"/>
+                <w:sz w:val="18"/>
               </w:rPr>
               <w:t>현재 있음</w:t>
             </w:r>
@@ -3262,25 +2507,18 @@
         </w:tc>
         <w:tc>
           <w:tcPr>
-            <w:tcW w:type="dxa" w:w="3024"/>
-            <w:tcMar>
-              <w:top w:w="80" w:type="dxa"/>
-              <w:bottom w:w="80" w:type="dxa"/>
-              <w:start w:w="100" w:type="dxa"/>
-              <w:end w:w="100" w:type="dxa"/>
-            </w:tcMar>
+            <w:tcW w:type="dxa" w:w="2664"/>
             <w:vAlign w:val="center"/>
           </w:tcPr>
           <w:p>
             <w:pPr>
-              <w:spacing w:after="0"/>
+              <w:spacing w:after="0" w:line="276" w:lineRule="auto"/>
             </w:pPr>
-            <w:r/>
             <w:r>
               <w:rPr>
-                <w:rFonts w:ascii="Arial" w:hAnsi="Arial" w:eastAsia="Apple SD Gothic Neo"/>
+                <w:rFonts w:ascii="Pretendard" w:hAnsi="Pretendard" w:eastAsia="Pretendard"/>
                 <w:b w:val="0"/>
-                <w:sz w:val="16"/>
+                <w:sz w:val="18"/>
               </w:rPr>
               <w:t>사용자 운영 액션</w:t>
             </w:r>
@@ -3288,88 +2526,66 @@
         </w:tc>
         <w:tc>
           <w:tcPr>
-            <w:tcW w:type="dxa" w:w="3312"/>
-            <w:tcMar>
-              <w:top w:w="80" w:type="dxa"/>
-              <w:bottom w:w="80" w:type="dxa"/>
-              <w:start w:w="100" w:type="dxa"/>
-              <w:end w:w="100" w:type="dxa"/>
-            </w:tcMar>
+            <w:tcW w:type="dxa" w:w="3168"/>
             <w:vAlign w:val="center"/>
           </w:tcPr>
           <w:p>
             <w:pPr>
-              <w:spacing w:after="0"/>
+              <w:spacing w:after="0" w:line="276" w:lineRule="auto"/>
             </w:pPr>
-            <w:r/>
             <w:r>
               <w:rPr>
-                <w:rFonts w:ascii="Arial" w:hAnsi="Arial" w:eastAsia="Apple SD Gothic Neo"/>
+                <w:rFonts w:ascii="Pretendard" w:hAnsi="Pretendard" w:eastAsia="Pretendard"/>
                 <w:b w:val="0"/>
-                <w:sz w:val="16"/>
+                <w:sz w:val="18"/>
               </w:rPr>
-              <w:t>계정 상태 조회/운영 조치</w:t>
+              <w:t>계정 상태를 조회하고 필요한 운영 조치를 할 수 있는지 확인</w:t>
             </w:r>
           </w:p>
         </w:tc>
       </w:tr>
     </w:tbl>
-    <w:p/>
+    <w:p>
+      <w:pPr>
+        <w:spacing w:after="80"/>
+      </w:pPr>
+    </w:p>
     <w:p>
       <w:pPr>
         <w:pStyle w:val="Heading1"/>
+        <w:spacing w:before="160" w:after="160"/>
       </w:pPr>
       <w:r>
-        <w:rPr>
-          <w:rFonts w:ascii="Arial" w:hAnsi="Arial" w:eastAsia="Apple SD Gothic Neo"/>
-          <w:b/>
-          <w:color w:val="2E5C96"/>
-          <w:sz w:val="30"/>
-        </w:rPr>
-        <w:t>외주사 검수 요구</w:t>
+        <w:t>관리자 검수 기준</w:t>
       </w:r>
     </w:p>
     <w:tbl>
       <w:tblPr>
+        <w:tblStyle w:val="TableGrid"/>
         <w:tblW w:type="auto" w:w="0"/>
-        <w:jc w:val="left"/>
-        <w:tblLayout w:type="fixed"/>
+        <w:jc w:val="center"/>
         <w:tblLook w:firstColumn="1" w:firstRow="1" w:lastColumn="0" w:lastRow="0" w:noHBand="0" w:noVBand="1" w:val="04A0"/>
-        <w:tblBorders>
-          <w:top w:val="single" w:sz="4" w:space="0" w:color="DADCE0"/>
-          <w:left w:val="single" w:sz="4" w:space="0" w:color="DADCE0"/>
-          <w:bottom w:val="single" w:sz="4" w:space="0" w:color="DADCE0"/>
-          <w:right w:val="single" w:sz="4" w:space="0" w:color="DADCE0"/>
-          <w:insideH w:val="single" w:sz="4" w:space="0" w:color="DADCE0"/>
-          <w:insideV w:val="single" w:sz="4" w:space="0" w:color="DADCE0"/>
-        </w:tblBorders>
       </w:tblPr>
       <w:tblGrid>
-        <w:gridCol w:w="5112"/>
-        <w:gridCol w:w="5112"/>
+        <w:gridCol w:w="5040"/>
+        <w:gridCol w:w="5040"/>
       </w:tblGrid>
       <w:tr>
         <w:tc>
           <w:tcPr>
-            <w:tcW w:type="dxa" w:w="2160"/>
-            <w:tcMar>
-              <w:top w:w="80" w:type="dxa"/>
-              <w:bottom w:w="80" w:type="dxa"/>
-              <w:start w:w="100" w:type="dxa"/>
-              <w:end w:w="100" w:type="dxa"/>
-            </w:tcMar>
-            <w:shd w:fill="F3F4F6"/>
+            <w:tcW w:type="dxa" w:w="2880"/>
+            <w:vAlign w:val="center"/>
+            <w:shd w:fill="EEF3F8"/>
           </w:tcPr>
           <w:p>
             <w:pPr>
-              <w:spacing w:after="0"/>
+              <w:spacing w:after="0" w:line="276" w:lineRule="auto"/>
             </w:pPr>
-            <w:r/>
             <w:r>
               <w:rPr>
-                <w:rFonts w:ascii="Arial" w:hAnsi="Arial" w:eastAsia="Apple SD Gothic Neo"/>
+                <w:rFonts w:ascii="Pretendard" w:hAnsi="Pretendard" w:eastAsia="Pretendard"/>
                 <w:b/>
-                <w:sz w:val="17"/>
+                <w:sz w:val="18"/>
               </w:rPr>
               <w:t>항목</w:t>
             </w:r>
@@ -3377,27 +2593,21 @@
         </w:tc>
         <w:tc>
           <w:tcPr>
-            <w:tcW w:type="dxa" w:w="8064"/>
-            <w:tcMar>
-              <w:top w:w="80" w:type="dxa"/>
-              <w:bottom w:w="80" w:type="dxa"/>
-              <w:start w:w="100" w:type="dxa"/>
-              <w:end w:w="100" w:type="dxa"/>
-            </w:tcMar>
-            <w:shd w:fill="F3F4F6"/>
+            <w:tcW w:type="dxa" w:w="6912"/>
+            <w:vAlign w:val="center"/>
+            <w:shd w:fill="EEF3F8"/>
           </w:tcPr>
           <w:p>
             <w:pPr>
-              <w:spacing w:after="0"/>
+              <w:spacing w:after="0" w:line="276" w:lineRule="auto"/>
             </w:pPr>
-            <w:r/>
             <w:r>
               <w:rPr>
-                <w:rFonts w:ascii="Arial" w:hAnsi="Arial" w:eastAsia="Apple SD Gothic Neo"/>
+                <w:rFonts w:ascii="Pretendard" w:hAnsi="Pretendard" w:eastAsia="Pretendard"/>
                 <w:b/>
-                <w:sz w:val="17"/>
+                <w:sz w:val="18"/>
               </w:rPr>
-              <w:t>요구사항</w:t>
+              <w:t>확인 기준</w:t>
             </w:r>
           </w:p>
         </w:tc>
@@ -3405,25 +2615,18 @@
       <w:tr>
         <w:tc>
           <w:tcPr>
-            <w:tcW w:type="dxa" w:w="2160"/>
-            <w:tcMar>
-              <w:top w:w="80" w:type="dxa"/>
-              <w:bottom w:w="80" w:type="dxa"/>
-              <w:start w:w="100" w:type="dxa"/>
-              <w:end w:w="100" w:type="dxa"/>
-            </w:tcMar>
+            <w:tcW w:type="dxa" w:w="2880"/>
             <w:vAlign w:val="center"/>
           </w:tcPr>
           <w:p>
             <w:pPr>
-              <w:spacing w:after="0"/>
+              <w:spacing w:after="0" w:line="276" w:lineRule="auto"/>
             </w:pPr>
-            <w:r/>
             <w:r>
               <w:rPr>
-                <w:rFonts w:ascii="Arial" w:hAnsi="Arial" w:eastAsia="Apple SD Gothic Neo"/>
+                <w:rFonts w:ascii="Pretendard" w:hAnsi="Pretendard" w:eastAsia="Pretendard"/>
                 <w:b w:val="0"/>
-                <w:sz w:val="16"/>
+                <w:sz w:val="18"/>
               </w:rPr>
               <w:t>관리자 화면 증빙</w:t>
             </w:r>
@@ -3431,27 +2634,20 @@
         </w:tc>
         <w:tc>
           <w:tcPr>
-            <w:tcW w:type="dxa" w:w="8064"/>
-            <w:tcMar>
-              <w:top w:w="80" w:type="dxa"/>
-              <w:bottom w:w="80" w:type="dxa"/>
-              <w:start w:w="100" w:type="dxa"/>
-              <w:end w:w="100" w:type="dxa"/>
-            </w:tcMar>
+            <w:tcW w:type="dxa" w:w="6912"/>
             <w:vAlign w:val="center"/>
           </w:tcPr>
           <w:p>
             <w:pPr>
-              <w:spacing w:after="0"/>
+              <w:spacing w:after="0" w:line="276" w:lineRule="auto"/>
             </w:pPr>
-            <w:r/>
             <w:r>
               <w:rPr>
-                <w:rFonts w:ascii="Arial" w:hAnsi="Arial" w:eastAsia="Apple SD Gothic Neo"/>
+                <w:rFonts w:ascii="Pretendard" w:hAnsi="Pretendard" w:eastAsia="Pretendard"/>
                 <w:b w:val="0"/>
-                <w:sz w:val="16"/>
+                <w:sz w:val="18"/>
               </w:rPr>
-              <w:t>각 수정 항목마다 관리자 웹 경로와 저장 화면 캡처를 제출해야 합니다.</w:t>
+              <w:t>각 수정 항목마다 관리자 웹 경로와 저장 화면 캡처가 있어야 합니다.</w:t>
             </w:r>
           </w:p>
         </w:tc>
@@ -3459,25 +2655,18 @@
       <w:tr>
         <w:tc>
           <w:tcPr>
-            <w:tcW w:type="dxa" w:w="2160"/>
-            <w:tcMar>
-              <w:top w:w="80" w:type="dxa"/>
-              <w:bottom w:w="80" w:type="dxa"/>
-              <w:start w:w="100" w:type="dxa"/>
-              <w:end w:w="100" w:type="dxa"/>
-            </w:tcMar>
+            <w:tcW w:type="dxa" w:w="2880"/>
             <w:vAlign w:val="center"/>
           </w:tcPr>
           <w:p>
             <w:pPr>
-              <w:spacing w:after="0"/>
+              <w:spacing w:after="0" w:line="276" w:lineRule="auto"/>
             </w:pPr>
-            <w:r/>
             <w:r>
               <w:rPr>
-                <w:rFonts w:ascii="Arial" w:hAnsi="Arial" w:eastAsia="Apple SD Gothic Neo"/>
+                <w:rFonts w:ascii="Pretendard" w:hAnsi="Pretendard" w:eastAsia="Pretendard"/>
                 <w:b w:val="0"/>
-                <w:sz w:val="16"/>
+                <w:sz w:val="18"/>
               </w:rPr>
               <w:t>앱 반영 증빙</w:t>
             </w:r>
@@ -3485,27 +2674,20 @@
         </w:tc>
         <w:tc>
           <w:tcPr>
-            <w:tcW w:type="dxa" w:w="8064"/>
-            <w:tcMar>
-              <w:top w:w="80" w:type="dxa"/>
-              <w:bottom w:w="80" w:type="dxa"/>
-              <w:start w:w="100" w:type="dxa"/>
-              <w:end w:w="100" w:type="dxa"/>
-            </w:tcMar>
+            <w:tcW w:type="dxa" w:w="6912"/>
             <w:vAlign w:val="center"/>
           </w:tcPr>
           <w:p>
             <w:pPr>
-              <w:spacing w:after="0"/>
+              <w:spacing w:after="0" w:line="276" w:lineRule="auto"/>
             </w:pPr>
-            <w:r/>
             <w:r>
               <w:rPr>
-                <w:rFonts w:ascii="Arial" w:hAnsi="Arial" w:eastAsia="Apple SD Gothic Neo"/>
+                <w:rFonts w:ascii="Pretendard" w:hAnsi="Pretendard" w:eastAsia="Pretendard"/>
                 <w:b w:val="0"/>
-                <w:sz w:val="16"/>
+                <w:sz w:val="18"/>
               </w:rPr>
-              <w:t>저장 후 앱 화면에서 실제 문구/노출 상태가 바뀐 캡처를 제출해야 합니다.</w:t>
+              <w:t>저장 후 앱 화면에서 실제 문구 또는 노출 상태가 바뀐 캡처가 있어야 합니다.</w:t>
             </w:r>
           </w:p>
         </w:tc>
@@ -3513,25 +2695,18 @@
       <w:tr>
         <w:tc>
           <w:tcPr>
-            <w:tcW w:type="dxa" w:w="2160"/>
-            <w:tcMar>
-              <w:top w:w="80" w:type="dxa"/>
-              <w:bottom w:w="80" w:type="dxa"/>
-              <w:start w:w="100" w:type="dxa"/>
-              <w:end w:w="100" w:type="dxa"/>
-            </w:tcMar>
+            <w:tcW w:type="dxa" w:w="2880"/>
             <w:vAlign w:val="center"/>
           </w:tcPr>
           <w:p>
             <w:pPr>
-              <w:spacing w:after="0"/>
+              <w:spacing w:after="0" w:line="276" w:lineRule="auto"/>
             </w:pPr>
-            <w:r/>
             <w:r>
               <w:rPr>
-                <w:rFonts w:ascii="Arial" w:hAnsi="Arial" w:eastAsia="Apple SD Gothic Neo"/>
+                <w:rFonts w:ascii="Pretendard" w:hAnsi="Pretendard" w:eastAsia="Pretendard"/>
                 <w:b w:val="0"/>
-                <w:sz w:val="16"/>
+                <w:sz w:val="18"/>
               </w:rPr>
               <w:t>보완 필요 항목</w:t>
             </w:r>
@@ -3539,27 +2714,20 @@
         </w:tc>
         <w:tc>
           <w:tcPr>
-            <w:tcW w:type="dxa" w:w="8064"/>
-            <w:tcMar>
-              <w:top w:w="80" w:type="dxa"/>
-              <w:bottom w:w="80" w:type="dxa"/>
-              <w:start w:w="100" w:type="dxa"/>
-              <w:end w:w="100" w:type="dxa"/>
-            </w:tcMar>
+            <w:tcW w:type="dxa" w:w="6912"/>
             <w:vAlign w:val="center"/>
           </w:tcPr>
           <w:p>
             <w:pPr>
-              <w:spacing w:after="0"/>
+              <w:spacing w:after="0" w:line="276" w:lineRule="auto"/>
             </w:pPr>
-            <w:r/>
             <w:r>
               <w:rPr>
-                <w:rFonts w:ascii="Arial" w:hAnsi="Arial" w:eastAsia="Apple SD Gothic Neo"/>
+                <w:rFonts w:ascii="Pretendard" w:hAnsi="Pretendard" w:eastAsia="Pretendard"/>
                 <w:b w:val="0"/>
-                <w:sz w:val="16"/>
+                <w:sz w:val="18"/>
               </w:rPr>
-              <w:t>새 필드 또는 화면을 추가하고, 기존 고정 문구로 남기지 않아야 합니다.</w:t>
+              <w:t>관리자 화면에서 직접 바꿀 수 있는 메뉴나 입력칸이 있어야 하며, 고정 문구로 남기면 안 됩니다.</w:t>
             </w:r>
           </w:p>
         </w:tc>
@@ -3567,25 +2735,18 @@
       <w:tr>
         <w:tc>
           <w:tcPr>
-            <w:tcW w:type="dxa" w:w="2160"/>
-            <w:tcMar>
-              <w:top w:w="80" w:type="dxa"/>
-              <w:bottom w:w="80" w:type="dxa"/>
-              <w:start w:w="100" w:type="dxa"/>
-              <w:end w:w="100" w:type="dxa"/>
-            </w:tcMar>
+            <w:tcW w:type="dxa" w:w="2880"/>
             <w:vAlign w:val="center"/>
           </w:tcPr>
           <w:p>
             <w:pPr>
-              <w:spacing w:after="0"/>
+              <w:spacing w:after="0" w:line="276" w:lineRule="auto"/>
             </w:pPr>
-            <w:r/>
             <w:r>
               <w:rPr>
-                <w:rFonts w:ascii="Arial" w:hAnsi="Arial" w:eastAsia="Apple SD Gothic Neo"/>
+                <w:rFonts w:ascii="Pretendard" w:hAnsi="Pretendard" w:eastAsia="Pretendard"/>
                 <w:b w:val="0"/>
-                <w:sz w:val="16"/>
+                <w:sz w:val="18"/>
               </w:rPr>
               <w:t>자동 계산/보정 항목</w:t>
             </w:r>
@@ -3593,36 +2754,33 @@
         </w:tc>
         <w:tc>
           <w:tcPr>
-            <w:tcW w:type="dxa" w:w="8064"/>
-            <w:tcMar>
-              <w:top w:w="80" w:type="dxa"/>
-              <w:bottom w:w="80" w:type="dxa"/>
-              <w:start w:w="100" w:type="dxa"/>
-              <w:end w:w="100" w:type="dxa"/>
-            </w:tcMar>
+            <w:tcW w:type="dxa" w:w="6912"/>
             <w:vAlign w:val="center"/>
           </w:tcPr>
           <w:p>
             <w:pPr>
-              <w:spacing w:after="0"/>
+              <w:spacing w:after="0" w:line="276" w:lineRule="auto"/>
             </w:pPr>
-            <w:r/>
             <w:r>
               <w:rPr>
-                <w:rFonts w:ascii="Arial" w:hAnsi="Arial" w:eastAsia="Apple SD Gothic Neo"/>
+                <w:rFonts w:ascii="Pretendard" w:hAnsi="Pretendard" w:eastAsia="Pretendard"/>
                 <w:b w:val="0"/>
-                <w:sz w:val="16"/>
+                <w:sz w:val="18"/>
               </w:rPr>
-              <w:t>콘텐츠 CMS가 아니라 사용자 상세/운영 액션에서 기준값 보정이 가능해야 합니다.</w:t>
+              <w:t>사용자 상세 또는 운영 화면에서 기준일을 확인하고 보정할 수 있어야 합니다.</w:t>
             </w:r>
           </w:p>
         </w:tc>
       </w:tr>
     </w:tbl>
-    <w:p/>
+    <w:p>
+      <w:pPr>
+        <w:spacing w:after="80"/>
+      </w:pPr>
+    </w:p>
     <w:sectPr>
       <w:pgSz w:w="12240" w:h="15840"/>
-      <w:pgMar w:top="1008" w:right="1008" w:bottom="1008" w:left="1008" w:header="720" w:footer="720" w:gutter="0"/>
+      <w:pgMar w:top="936" w:right="1080" w:bottom="936" w:left="1080" w:header="720" w:footer="720" w:gutter="0"/>
       <w:cols w:space="720"/>
       <w:docGrid w:linePitch="360"/>
     </w:sectPr>
@@ -3993,12 +3151,9 @@
     <w:name w:val="Normal"/>
     <w:qFormat/>
     <w:rsid w:val="00FC693F"/>
-    <w:pPr>
-      <w:spacing w:after="100"/>
-    </w:pPr>
     <w:rPr>
-      <w:rFonts w:ascii="Arial" w:hAnsi="Arial" w:eastAsia="Apple SD Gothic Neo"/>
-      <w:sz w:val="20"/>
+      <w:rFonts w:ascii="Pretendard" w:hAnsi="Pretendard" w:eastAsia="Pretendard"/>
+      <w:sz w:val="21"/>
     </w:rPr>
   </w:style>
   <w:style w:type="paragraph" w:styleId="Header">
@@ -4060,11 +3215,11 @@
       <w:outlineLvl w:val="0"/>
     </w:pPr>
     <w:rPr>
-      <w:rFonts w:asciiTheme="majorHAnsi" w:eastAsiaTheme="majorEastAsia" w:hAnsiTheme="majorHAnsi" w:cstheme="majorBidi" w:ascii="Arial" w:hAnsi="Arial" w:eastAsia="Apple SD Gothic Neo"/>
+      <w:rFonts w:asciiTheme="majorHAnsi" w:eastAsiaTheme="majorEastAsia" w:hAnsiTheme="majorHAnsi" w:cstheme="majorBidi" w:ascii="Pretendard" w:hAnsi="Pretendard" w:eastAsia="Pretendard"/>
       <w:b/>
       <w:bCs/>
-      <w:color w:val="365F91" w:themeColor="accent1" w:themeShade="BF"/>
-      <w:sz w:val="30"/>
+      <w:color w:val="245C9B"/>
+      <w:sz w:val="34"/>
       <w:szCs w:val="28"/>
     </w:rPr>
   </w:style>
@@ -4084,11 +3239,11 @@
       <w:outlineLvl w:val="1"/>
     </w:pPr>
     <w:rPr>
-      <w:rFonts w:asciiTheme="majorHAnsi" w:eastAsiaTheme="majorEastAsia" w:hAnsiTheme="majorHAnsi" w:cstheme="majorBidi" w:ascii="Arial" w:hAnsi="Arial" w:eastAsia="Apple SD Gothic Neo"/>
+      <w:rFonts w:asciiTheme="majorHAnsi" w:eastAsiaTheme="majorEastAsia" w:hAnsiTheme="majorHAnsi" w:cstheme="majorBidi" w:ascii="Pretendard" w:hAnsi="Pretendard" w:eastAsia="Pretendard"/>
       <w:b/>
       <w:bCs/>
-      <w:color w:val="4F81BD" w:themeColor="accent1"/>
-      <w:sz w:val="24"/>
+      <w:color w:val="173B66"/>
+      <w:sz w:val="26"/>
       <w:szCs w:val="26"/>
     </w:rPr>
   </w:style>
@@ -4349,11 +3504,12 @@
       <w:contextualSpacing/>
     </w:pPr>
     <w:rPr>
-      <w:rFonts w:asciiTheme="majorHAnsi" w:eastAsiaTheme="majorEastAsia" w:hAnsiTheme="majorHAnsi" w:cstheme="majorBidi" w:ascii="Arial" w:hAnsi="Arial" w:eastAsia="Apple SD Gothic Neo"/>
-      <w:color w:val="17365D" w:themeColor="text2" w:themeShade="BF"/>
+      <w:rFonts w:asciiTheme="majorHAnsi" w:eastAsiaTheme="majorEastAsia" w:hAnsiTheme="majorHAnsi" w:cstheme="majorBidi" w:ascii="Pretendard" w:hAnsi="Pretendard" w:eastAsia="Pretendard"/>
+      <w:b/>
+      <w:color w:val="173B66"/>
       <w:spacing w:val="5"/>
       <w:kern w:val="28"/>
-      <w:sz w:val="44"/>
+      <w:sz w:val="48"/>
       <w:szCs w:val="52"/>
     </w:rPr>
   </w:style>
@@ -4386,12 +3542,13 @@
       </w:numPr>
     </w:pPr>
     <w:rPr>
-      <w:rFonts w:asciiTheme="majorHAnsi" w:eastAsiaTheme="majorEastAsia" w:hAnsiTheme="majorHAnsi" w:cstheme="majorBidi"/>
+      <w:rFonts w:asciiTheme="majorHAnsi" w:eastAsiaTheme="majorEastAsia" w:hAnsiTheme="majorHAnsi" w:cstheme="majorBidi" w:ascii="Pretendard" w:hAnsi="Pretendard" w:eastAsia="Pretendard"/>
+      <w:b/>
       <w:i/>
       <w:iCs/>
-      <w:color w:val="4F81BD" w:themeColor="accent1"/>
+      <w:color w:val="555555"/>
       <w:spacing w:val="15"/>
-      <w:sz w:val="24"/>
+      <w:sz w:val="26"/>
       <w:szCs w:val="24"/>
     </w:rPr>
   </w:style>

--- a/docs/delivery/support/아가야_관리자_사용보고서.docx
+++ b/docs/delivery/support/아가야_관리자_사용보고서.docx
@@ -14,11 +14,11 @@
     <w:p>
       <w:pPr>
         <w:pStyle w:val="Subtitle"/>
-        <w:spacing w:after="280"/>
+        <w:spacing w:after="240"/>
         <w:jc w:val="center"/>
       </w:pPr>
       <w:r>
-        <w:t>관리자 화면별 수정 가능 여부 확인표</w:t>
+        <w:t>실제 관리자 웹 화면 기준 수정 위치 확인표</w:t>
       </w:r>
     </w:p>
     <w:p>
@@ -37,10 +37,43 @@
         <w:rPr>
           <w:b/>
         </w:rPr>
+        <w:t xml:space="preserve">캡처 기준: </w:t>
+      </w:r>
+      <w:r>
+        <w:t>실제 관리자 웹 서버</w:t>
+      </w:r>
+    </w:p>
+    <w:p>
+      <w:r>
+        <w:rPr>
+          <w:b/>
+        </w:rPr>
+        <w:t xml:space="preserve">접속 주소: </w:t>
+      </w:r>
+      <w:r>
+        <w:t>https://agaya-web-yvdnhntt7a-du.a.run.app</w:t>
+      </w:r>
+    </w:p>
+    <w:p>
+      <w:r>
+        <w:rPr>
+          <w:b/>
+        </w:rPr>
+        <w:t xml:space="preserve">캡처 시간: </w:t>
+      </w:r>
+      <w:r>
+        <w:t>2026년 5월 12일 15:40 KST</w:t>
+      </w:r>
+    </w:p>
+    <w:p>
+      <w:r>
+        <w:rPr>
+          <w:b/>
+        </w:rPr>
         <w:t xml:space="preserve">목적: </w:t>
       </w:r>
       <w:r>
-        <w:t>앱에서 보이는 문구와 버튼, 상태값을 관리자 화면의 어느 위치에서 관리하는지 확인할 수 있도록 관리자 웹 캡처와 판정 마크를 함께 정리합니다.</w:t>
+        <w:t>관리자가 실제 웹 화면에서 어느 메뉴를 열어 어떤 항목을 바꿀 수 있는지 확인하도록 정리합니다. 모든 경로와 화면은 실제 관리자 웹 서버 캡처 기준입니다.</w:t>
       </w:r>
     </w:p>
     <w:tbl>
@@ -78,7 +111,7 @@
         </w:tc>
         <w:tc>
           <w:tcPr>
-            <w:tcW w:type="dxa" w:w="3744"/>
+            <w:tcW w:type="dxa" w:w="3600"/>
             <w:vAlign w:val="center"/>
             <w:shd w:fill="EEF3F8"/>
           </w:tcPr>
@@ -98,7 +131,7 @@
         </w:tc>
         <w:tc>
           <w:tcPr>
-            <w:tcW w:type="dxa" w:w="4320"/>
+            <w:tcW w:type="dxa" w:w="4464"/>
             <w:vAlign w:val="center"/>
             <w:shd w:fill="EEF3F8"/>
           </w:tcPr>
@@ -112,7 +145,7 @@
                 <w:b/>
                 <w:sz w:val="18"/>
               </w:rPr>
-              <w:t>관리자 확인 내용</w:t>
+              <w:t>관리자 확인 기준</w:t>
             </w:r>
           </w:p>
         </w:tc>
@@ -139,7 +172,7 @@
         </w:tc>
         <w:tc>
           <w:tcPr>
-            <w:tcW w:type="dxa" w:w="3744"/>
+            <w:tcW w:type="dxa" w:w="3600"/>
             <w:vAlign w:val="center"/>
           </w:tcPr>
           <w:p>
@@ -152,13 +185,13 @@
                 <w:b w:val="0"/>
                 <w:sz w:val="18"/>
               </w:rPr>
-              <w:t>해당 관리자 화면에서 바로 수정하는 항목</w:t>
+              <w:t>현재 관리자 화면에서 관리 가능한 항목</w:t>
             </w:r>
           </w:p>
         </w:tc>
         <w:tc>
           <w:tcPr>
-            <w:tcW w:type="dxa" w:w="4320"/>
+            <w:tcW w:type="dxa" w:w="4464"/>
             <w:vAlign w:val="center"/>
           </w:tcPr>
           <w:p>
@@ -171,7 +204,7 @@
                 <w:b w:val="0"/>
                 <w:sz w:val="18"/>
               </w:rPr>
-              <w:t>저장 후 앱 문구와 노출 상태가 바뀌는지 확인</w:t>
+              <w:t>저장 후 관리자 화면과 서비스 화면의 문구 또는 노출 상태가 바뀌는지 확인</w:t>
             </w:r>
           </w:p>
         </w:tc>
@@ -198,7 +231,7 @@
         </w:tc>
         <w:tc>
           <w:tcPr>
-            <w:tcW w:type="dxa" w:w="3744"/>
+            <w:tcW w:type="dxa" w:w="3600"/>
             <w:vAlign w:val="center"/>
           </w:tcPr>
           <w:p>
@@ -211,13 +244,13 @@
                 <w:b w:val="0"/>
                 <w:sz w:val="18"/>
               </w:rPr>
-              <w:t>현재 관리자 화면만으로는 관리 위치가 부족한 항목</w:t>
+              <w:t>현재 관리자 화면만으로는 관리 단위가 부족한 항목</w:t>
             </w:r>
           </w:p>
         </w:tc>
         <w:tc>
           <w:tcPr>
-            <w:tcW w:type="dxa" w:w="4320"/>
+            <w:tcW w:type="dxa" w:w="4464"/>
             <w:vAlign w:val="center"/>
           </w:tcPr>
           <w:p>
@@ -230,7 +263,7 @@
                 <w:b w:val="0"/>
                 <w:sz w:val="18"/>
               </w:rPr>
-              <w:t>관리 메뉴, 입력칸, 미리보기, 문서 관리 화면 보강 필요</w:t>
+              <w:t>관리 메뉴, 입력칸, 미리보기, 문서 관리 화면을 보강해야 함</w:t>
             </w:r>
           </w:p>
         </w:tc>
@@ -257,7 +290,7 @@
         </w:tc>
         <w:tc>
           <w:tcPr>
-            <w:tcW w:type="dxa" w:w="3744"/>
+            <w:tcW w:type="dxa" w:w="3600"/>
             <w:vAlign w:val="center"/>
           </w:tcPr>
           <w:p>
@@ -276,7 +309,7 @@
         </w:tc>
         <w:tc>
           <w:tcPr>
-            <w:tcW w:type="dxa" w:w="4320"/>
+            <w:tcW w:type="dxa" w:w="4464"/>
             <w:vAlign w:val="center"/>
           </w:tcPr>
           <w:p>
@@ -289,7 +322,7 @@
                 <w:b w:val="0"/>
                 <w:sz w:val="18"/>
               </w:rPr>
-              <w:t>사용자 상세에서 기준일을 확인하고 보정할 수 있어야 함</w:t>
+              <w:t>사용자 상세 또는 운영 화면에서 기준일을 확인하고 보정할 수 있어야 함</w:t>
             </w:r>
           </w:p>
         </w:tc>
@@ -297,7 +330,7 @@
     </w:tbl>
     <w:p>
       <w:pPr>
-        <w:spacing w:after="80"/>
+        <w:spacing w:after="60"/>
       </w:pPr>
     </w:p>
     <w:p>
@@ -383,7 +416,7 @@
                 <w:b/>
                 <w:sz w:val="18"/>
               </w:rPr>
-              <w:t>앱에서 보이는 영역</w:t>
+              <w:t>관리 화면 항목</w:t>
             </w:r>
           </w:p>
         </w:tc>
@@ -423,7 +456,7 @@
                 <w:b/>
                 <w:sz w:val="18"/>
               </w:rPr>
-              <w:t>관리자 화면 위치</w:t>
+              <w:t>실제 관리자 웹 위치</w:t>
             </w:r>
           </w:p>
         </w:tc>
@@ -443,7 +476,7 @@
                 <w:b/>
                 <w:sz w:val="18"/>
               </w:rPr>
-              <w:t>관리자가 확인할 내용</w:t>
+              <w:t>관리자 확인 내용</w:t>
             </w:r>
           </w:p>
         </w:tc>
@@ -464,7 +497,7 @@
                 <w:b w:val="0"/>
                 <w:sz w:val="18"/>
               </w:rPr>
-              <w:t>오늘 아기는요 / 오늘 엄마는요</w:t>
+              <w:t>주차별 아기/엄마 문구</w:t>
             </w:r>
           </w:p>
         </w:tc>
@@ -502,7 +535,7 @@
                 <w:b w:val="0"/>
                 <w:sz w:val="18"/>
               </w:rPr>
-              <w:t>주차별 &gt; 상세 편집 &gt; 일별 문구</w:t>
+              <w:t>/admin/assets/weeks</w:t>
             </w:r>
           </w:p>
         </w:tc>
@@ -521,7 +554,7 @@
                 <w:b w:val="0"/>
                 <w:sz w:val="18"/>
               </w:rPr>
-              <w:t>아기/엄마 문구가 일차별로 나뉘어 저장되는지 확인</w:t>
+              <w:t>주차를 선택해 문구가 저장되는지 확인</w:t>
             </w:r>
           </w:p>
         </w:tc>
@@ -580,7 +613,7 @@
                 <w:b w:val="0"/>
                 <w:sz w:val="18"/>
               </w:rPr>
-              <w:t>주차별 &gt; 상세 편집 &gt; 체크리스트</w:t>
+              <w:t>/admin/assets/weeks</w:t>
             </w:r>
           </w:p>
         </w:tc>
@@ -599,7 +632,7 @@
                 <w:b w:val="0"/>
                 <w:sz w:val="18"/>
               </w:rPr>
-              <w:t>항목 문구와 앱 노출 여부를 켜고 끌 수 있는지 확인</w:t>
+              <w:t>항목 문구와 노출 상태를 관리할 수 있는지 확인</w:t>
             </w:r>
           </w:p>
         </w:tc>
@@ -658,7 +691,7 @@
                 <w:b w:val="0"/>
                 <w:sz w:val="18"/>
               </w:rPr>
-              <w:t>주차별 &gt; 상세 편집 &gt; 질문</w:t>
+              <w:t>/admin/assets/weeks</w:t>
             </w:r>
           </w:p>
         </w:tc>
@@ -677,7 +710,7 @@
                 <w:b w:val="0"/>
                 <w:sz w:val="18"/>
               </w:rPr>
-              <w:t>질문 문구와 앱 노출 여부를 확인</w:t>
+              <w:t>질문 문구와 노출 상태를 관리할 수 있는지 확인</w:t>
             </w:r>
           </w:p>
         </w:tc>
@@ -698,7 +731,7 @@
                 <w:b w:val="0"/>
                 <w:sz w:val="18"/>
               </w:rPr>
-              <w:t>아기 이미지 / 임신백과</w:t>
+              <w:t>주차 이미지/백과 카드</w:t>
             </w:r>
           </w:p>
         </w:tc>
@@ -736,7 +769,7 @@
                 <w:b w:val="0"/>
                 <w:sz w:val="18"/>
               </w:rPr>
-              <w:t>주차별 &gt; 이미지/노출본</w:t>
+              <w:t>/admin/assets/weeks</w:t>
             </w:r>
           </w:p>
         </w:tc>
@@ -755,7 +788,7 @@
                 <w:b w:val="0"/>
                 <w:sz w:val="18"/>
               </w:rPr>
-              <w:t>이미지와 백과 카드 문구를 관리자 화면에서 교체할 수 있는지 확인</w:t>
+              <w:t>이미지와 카드 문구를 바꿀 수 있는지 확인</w:t>
             </w:r>
           </w:p>
         </w:tc>
@@ -763,7 +796,7 @@
     </w:tbl>
     <w:p>
       <w:pPr>
-        <w:spacing w:after="80"/>
+        <w:spacing w:after="60"/>
       </w:pPr>
     </w:p>
     <w:p>
@@ -849,7 +882,7 @@
                 <w:b/>
                 <w:sz w:val="18"/>
               </w:rPr>
-              <w:t>앱에서 보이는 영역</w:t>
+              <w:t>관리 화면 항목</w:t>
             </w:r>
           </w:p>
         </w:tc>
@@ -889,7 +922,7 @@
                 <w:b/>
                 <w:sz w:val="18"/>
               </w:rPr>
-              <w:t>관리자 화면 위치</w:t>
+              <w:t>실제 관리자 웹 위치</w:t>
             </w:r>
           </w:p>
         </w:tc>
@@ -909,7 +942,7 @@
                 <w:b/>
                 <w:sz w:val="18"/>
               </w:rPr>
-              <w:t>관리자가 확인할 내용</w:t>
+              <w:t>관리자 확인 내용</w:t>
             </w:r>
           </w:p>
         </w:tc>
@@ -968,7 +1001,7 @@
                 <w:b w:val="0"/>
                 <w:sz w:val="18"/>
               </w:rPr>
-              <w:t>공통 풀 &gt; 홈 위안 풀</w:t>
+              <w:t>/admin/assets/pools</w:t>
             </w:r>
           </w:p>
         </w:tc>
@@ -987,7 +1020,7 @@
                 <w:b w:val="0"/>
                 <w:sz w:val="18"/>
               </w:rPr>
-              <w:t>말풍선 제목과 본문을 수정할 수 있는지 확인</w:t>
+              <w:t>제목과 본문을 수정할 수 있는지 확인</w:t>
             </w:r>
           </w:p>
         </w:tc>
@@ -1046,7 +1079,7 @@
                 <w:b w:val="0"/>
                 <w:sz w:val="18"/>
               </w:rPr>
-              <w:t>공통 풀 &gt; 홈 위안 풀</w:t>
+              <w:t>/admin/assets/pools</w:t>
             </w:r>
           </w:p>
         </w:tc>
@@ -1065,7 +1098,7 @@
                 <w:b w:val="0"/>
                 <w:sz w:val="18"/>
               </w:rPr>
-              <w:t>홈 카드 안의 한마디 문구가 바뀌는지 확인</w:t>
+              <w:t>오늘의 한마디 문구가 별도 항목으로 관리되는지 확인</w:t>
             </w:r>
           </w:p>
         </w:tc>
@@ -1086,7 +1119,7 @@
                 <w:b w:val="0"/>
                 <w:sz w:val="18"/>
               </w:rPr>
-              <w:t>공통 위안 문구</w:t>
+              <w:t>응원/위안 문구</w:t>
             </w:r>
           </w:p>
         </w:tc>
@@ -1124,7 +1157,7 @@
                 <w:b w:val="0"/>
                 <w:sz w:val="18"/>
               </w:rPr>
-              <w:t>공통 풀 &gt; 아기 위안 풀</w:t>
+              <w:t>/admin/assets/pools</w:t>
             </w:r>
           </w:p>
         </w:tc>
@@ -1151,7 +1184,7 @@
     </w:tbl>
     <w:p>
       <w:pPr>
-        <w:spacing w:after="80"/>
+        <w:spacing w:after="60"/>
       </w:pPr>
     </w:p>
     <w:p>
@@ -1237,7 +1270,7 @@
                 <w:b/>
                 <w:sz w:val="18"/>
               </w:rPr>
-              <w:t>앱에서 보이는 영역</w:t>
+              <w:t>관리 화면 항목</w:t>
             </w:r>
           </w:p>
         </w:tc>
@@ -1277,7 +1310,7 @@
                 <w:b/>
                 <w:sz w:val="18"/>
               </w:rPr>
-              <w:t>관리자 화면 위치</w:t>
+              <w:t>실제 관리자 웹 위치</w:t>
             </w:r>
           </w:p>
         </w:tc>
@@ -1297,7 +1330,7 @@
                 <w:b/>
                 <w:sz w:val="18"/>
               </w:rPr>
-              <w:t>관리자가 확인할 내용</w:t>
+              <w:t>관리자 확인 내용</w:t>
             </w:r>
           </w:p>
         </w:tc>
@@ -1318,7 +1351,7 @@
                 <w:b w:val="0"/>
                 <w:sz w:val="18"/>
               </w:rPr>
-              <w:t>기분 첫 질문 / 선택 버튼</w:t>
+              <w:t>기분 선택 이후 흐름</w:t>
             </w:r>
           </w:p>
         </w:tc>
@@ -1356,7 +1389,7 @@
                 <w:b w:val="0"/>
                 <w:sz w:val="18"/>
               </w:rPr>
-              <w:t>워크플로우</w:t>
+              <w:t>/admin/engine/workflows</w:t>
             </w:r>
           </w:p>
         </w:tc>
@@ -1375,7 +1408,7 @@
                 <w:b w:val="0"/>
                 <w:sz w:val="18"/>
               </w:rPr>
-              <w:t>질문 문구와 버튼 이름을 관리자 화면에서 바꿀 수 있는지 확인</w:t>
+              <w:t>질문과 다음 단계가 관리자 화면에서 관리되는지 확인</w:t>
             </w:r>
           </w:p>
         </w:tc>
@@ -1396,7 +1429,7 @@
                 <w:b w:val="0"/>
                 <w:sz w:val="18"/>
               </w:rPr>
-              <w:t>주차 정보 제안</w:t>
+              <w:t>버튼 선택지</w:t>
             </w:r>
           </w:p>
         </w:tc>
@@ -1434,7 +1467,7 @@
                 <w:b w:val="0"/>
                 <w:sz w:val="18"/>
               </w:rPr>
-              <w:t>워크플로우</w:t>
+              <w:t>/admin/engine/workflows</w:t>
             </w:r>
           </w:p>
         </w:tc>
@@ -1453,7 +1486,7 @@
                 <w:b w:val="0"/>
                 <w:sz w:val="18"/>
               </w:rPr>
-              <w:t>네/나중에요 버튼과 제안 문구가 바뀌는지 확인</w:t>
+              <w:t>선택 버튼 문구와 다음 흐름을 관리할 수 있는지 확인</w:t>
             </w:r>
           </w:p>
         </w:tc>
@@ -1474,7 +1507,7 @@
                 <w:b w:val="0"/>
                 <w:sz w:val="18"/>
               </w:rPr>
-              <w:t>기분 -&gt; 질문 -&gt; 자유대화 흐름</w:t>
+              <w:t>화면별 노출 위치 표시</w:t>
             </w:r>
           </w:p>
         </w:tc>
@@ -1512,7 +1545,7 @@
                 <w:b w:val="0"/>
                 <w:sz w:val="18"/>
               </w:rPr>
-              <w:t>워크플로우</w:t>
+              <w:t>/admin/engine/workflows</w:t>
             </w:r>
           </w:p>
         </w:tc>
@@ -1531,7 +1564,7 @@
                 <w:b w:val="0"/>
                 <w:sz w:val="18"/>
               </w:rPr>
-              <w:t>각 단계가 앱의 어느 화면에 보이는지 관리자 화면에서 바로 확인할 수 있어야 함</w:t>
+              <w:t>각 문구가 실제 어느 화면에 보이는지 관리자 화면에서 바로 확인 가능해야 함</w:t>
             </w:r>
           </w:p>
         </w:tc>
@@ -1539,7 +1572,7 @@
     </w:tbl>
     <w:p>
       <w:pPr>
-        <w:spacing w:after="80"/>
+        <w:spacing w:after="60"/>
       </w:pPr>
     </w:p>
     <w:p>
@@ -1625,7 +1658,7 @@
                 <w:b/>
                 <w:sz w:val="18"/>
               </w:rPr>
-              <w:t>앱에서 보이는 영역</w:t>
+              <w:t>관리 화면 항목</w:t>
             </w:r>
           </w:p>
         </w:tc>
@@ -1665,7 +1698,7 @@
                 <w:b/>
                 <w:sz w:val="18"/>
               </w:rPr>
-              <w:t>관리자 화면 위치</w:t>
+              <w:t>실제 관리자 웹 위치</w:t>
             </w:r>
           </w:p>
         </w:tc>
@@ -1685,7 +1718,7 @@
                 <w:b/>
                 <w:sz w:val="18"/>
               </w:rPr>
-              <w:t>관리자가 확인할 내용</w:t>
+              <w:t>관리자 확인 내용</w:t>
             </w:r>
           </w:p>
         </w:tc>
@@ -1706,7 +1739,7 @@
                 <w:b w:val="0"/>
                 <w:sz w:val="18"/>
               </w:rPr>
-              <w:t>기분 선택 후 공감 문장</w:t>
+              <w:t>기분별 공감 문장</w:t>
             </w:r>
           </w:p>
         </w:tc>
@@ -1744,7 +1777,7 @@
                 <w:b w:val="0"/>
                 <w:sz w:val="18"/>
               </w:rPr>
-              <w:t>기분별 변주</w:t>
+              <w:t>/admin/engine/moods</w:t>
             </w:r>
           </w:p>
         </w:tc>
@@ -1763,7 +1796,7 @@
                 <w:b w:val="0"/>
                 <w:sz w:val="18"/>
               </w:rPr>
-              <w:t>선택한 기분에 따라 나가는 공감 문장을 수정할 수 있는지 확인</w:t>
+              <w:t>선택한 기분별 응답 문구를 수정할 수 있는지 확인</w:t>
             </w:r>
           </w:p>
         </w:tc>
@@ -1784,7 +1817,7 @@
                 <w:b w:val="0"/>
                 <w:sz w:val="18"/>
               </w:rPr>
-              <w:t>기분별 말투 조정</w:t>
+              <w:t>기분별 말투</w:t>
             </w:r>
           </w:p>
         </w:tc>
@@ -1822,7 +1855,7 @@
                 <w:b w:val="0"/>
                 <w:sz w:val="18"/>
               </w:rPr>
-              <w:t>기분별 변주</w:t>
+              <w:t>/admin/engine/moods</w:t>
             </w:r>
           </w:p>
         </w:tc>
@@ -1841,7 +1874,7 @@
                 <w:b w:val="0"/>
                 <w:sz w:val="18"/>
               </w:rPr>
-              <w:t>기쁨/걱정/슬픔 등 상태별 말투가 관리자 화면에서 관리되는지 확인</w:t>
+              <w:t>기쁨/걱정/슬픔 등 상태별 말투가 별도로 관리되는지 확인</w:t>
             </w:r>
           </w:p>
         </w:tc>
@@ -1849,7 +1882,7 @@
     </w:tbl>
     <w:p>
       <w:pPr>
-        <w:spacing w:after="80"/>
+        <w:spacing w:after="60"/>
       </w:pPr>
     </w:p>
     <w:p>
@@ -1935,7 +1968,7 @@
                 <w:b/>
                 <w:sz w:val="18"/>
               </w:rPr>
-              <w:t>앱에서 보이는 영역</w:t>
+              <w:t>관리 화면 항목</w:t>
             </w:r>
           </w:p>
         </w:tc>
@@ -1975,7 +2008,7 @@
                 <w:b/>
                 <w:sz w:val="18"/>
               </w:rPr>
-              <w:t>관리자 화면 위치</w:t>
+              <w:t>실제 관리자 웹 위치</w:t>
             </w:r>
           </w:p>
         </w:tc>
@@ -1995,7 +2028,7 @@
                 <w:b/>
                 <w:sz w:val="18"/>
               </w:rPr>
-              <w:t>관리자가 확인할 내용</w:t>
+              <w:t>관리자 확인 내용</w:t>
             </w:r>
           </w:p>
         </w:tc>
@@ -2016,7 +2049,85 @@
                 <w:b w:val="0"/>
                 <w:sz w:val="18"/>
               </w:rPr>
-              <w:t>외부 설문 버튼</w:t>
+              <w:t>외부 설문 버튼 문구</w:t>
+            </w:r>
+          </w:p>
+        </w:tc>
+        <w:tc>
+          <w:tcPr>
+            <w:tcW w:type="dxa" w:w="1440"/>
+            <w:vAlign w:val="center"/>
+          </w:tcPr>
+          <w:p>
+            <w:pPr>
+              <w:spacing w:after="0" w:line="276" w:lineRule="auto"/>
+            </w:pPr>
+            <w:r>
+              <w:rPr>
+                <w:rFonts w:ascii="Pretendard" w:hAnsi="Pretendard" w:eastAsia="Pretendard"/>
+                <w:b w:val="0"/>
+                <w:sz w:val="18"/>
+              </w:rPr>
+              <w:t>보완 필요</w:t>
+            </w:r>
+          </w:p>
+        </w:tc>
+        <w:tc>
+          <w:tcPr>
+            <w:tcW w:type="dxa" w:w="2664"/>
+            <w:vAlign w:val="center"/>
+          </w:tcPr>
+          <w:p>
+            <w:pPr>
+              <w:spacing w:after="0" w:line="276" w:lineRule="auto"/>
+            </w:pPr>
+            <w:r>
+              <w:rPr>
+                <w:rFonts w:ascii="Pretendard" w:hAnsi="Pretendard" w:eastAsia="Pretendard"/>
+                <w:b w:val="0"/>
+                <w:sz w:val="18"/>
+              </w:rPr>
+              <w:t>/admin/ops/branding</w:t>
+            </w:r>
+          </w:p>
+        </w:tc>
+        <w:tc>
+          <w:tcPr>
+            <w:tcW w:type="dxa" w:w="3168"/>
+            <w:vAlign w:val="center"/>
+          </w:tcPr>
+          <w:p>
+            <w:pPr>
+              <w:spacing w:after="0" w:line="276" w:lineRule="auto"/>
+            </w:pPr>
+            <w:r>
+              <w:rPr>
+                <w:rFonts w:ascii="Pretendard" w:hAnsi="Pretendard" w:eastAsia="Pretendard"/>
+                <w:b w:val="0"/>
+                <w:sz w:val="18"/>
+              </w:rPr>
+              <w:t>버튼 문구를 별도 입력칸으로 관리할 수 있는지 확인</w:t>
+            </w:r>
+          </w:p>
+        </w:tc>
+      </w:tr>
+      <w:tr>
+        <w:tc>
+          <w:tcPr>
+            <w:tcW w:type="dxa" w:w="2520"/>
+            <w:vAlign w:val="center"/>
+          </w:tcPr>
+          <w:p>
+            <w:pPr>
+              <w:spacing w:after="0" w:line="276" w:lineRule="auto"/>
+            </w:pPr>
+            <w:r>
+              <w:rPr>
+                <w:rFonts w:ascii="Pretendard" w:hAnsi="Pretendard" w:eastAsia="Pretendard"/>
+                <w:b w:val="0"/>
+                <w:sz w:val="18"/>
+              </w:rPr>
+              <w:t>외부 설문 연결 주소</w:t>
             </w:r>
           </w:p>
         </w:tc>
@@ -2054,7 +2165,7 @@
                 <w:b w:val="0"/>
                 <w:sz w:val="18"/>
               </w:rPr>
-              <w:t>브랜딩 &gt; 외부 설문 노출</w:t>
+              <w:t>/admin/ops/branding</w:t>
             </w:r>
           </w:p>
         </w:tc>
@@ -2073,7 +2184,7 @@
                 <w:b w:val="0"/>
                 <w:sz w:val="18"/>
               </w:rPr>
-              <w:t>버튼명, 연결 주소, 보임/가림 상태를 바꿀 수 있는지 확인</w:t>
+              <w:t>연결 주소만 바꿔도 저장되고 반영되는지 확인</w:t>
             </w:r>
           </w:p>
         </w:tc>
@@ -2094,7 +2205,7 @@
                 <w:b w:val="0"/>
                 <w:sz w:val="18"/>
               </w:rPr>
-              <w:t>마스코트 / 브랜딩 이미지</w:t>
+              <w:t>외부 설문 보임/가림</w:t>
             </w:r>
           </w:p>
         </w:tc>
@@ -2132,7 +2243,85 @@
                 <w:b w:val="0"/>
                 <w:sz w:val="18"/>
               </w:rPr>
-              <w:t>브랜딩</w:t>
+              <w:t>/admin/ops/branding</w:t>
+            </w:r>
+          </w:p>
+        </w:tc>
+        <w:tc>
+          <w:tcPr>
+            <w:tcW w:type="dxa" w:w="3168"/>
+            <w:vAlign w:val="center"/>
+          </w:tcPr>
+          <w:p>
+            <w:pPr>
+              <w:spacing w:after="0" w:line="276" w:lineRule="auto"/>
+            </w:pPr>
+            <w:r>
+              <w:rPr>
+                <w:rFonts w:ascii="Pretendard" w:hAnsi="Pretendard" w:eastAsia="Pretendard"/>
+                <w:b w:val="0"/>
+                <w:sz w:val="18"/>
+              </w:rPr>
+              <w:t>주소 변경 없이 보임 상태만 켜고 끌 수 있는지 확인</w:t>
+            </w:r>
+          </w:p>
+        </w:tc>
+      </w:tr>
+      <w:tr>
+        <w:tc>
+          <w:tcPr>
+            <w:tcW w:type="dxa" w:w="2520"/>
+            <w:vAlign w:val="center"/>
+          </w:tcPr>
+          <w:p>
+            <w:pPr>
+              <w:spacing w:after="0" w:line="276" w:lineRule="auto"/>
+            </w:pPr>
+            <w:r>
+              <w:rPr>
+                <w:rFonts w:ascii="Pretendard" w:hAnsi="Pretendard" w:eastAsia="Pretendard"/>
+                <w:b w:val="0"/>
+                <w:sz w:val="18"/>
+              </w:rPr>
+              <w:t>마스코트/브랜딩 이미지</w:t>
+            </w:r>
+          </w:p>
+        </w:tc>
+        <w:tc>
+          <w:tcPr>
+            <w:tcW w:type="dxa" w:w="1440"/>
+            <w:vAlign w:val="center"/>
+          </w:tcPr>
+          <w:p>
+            <w:pPr>
+              <w:spacing w:after="0" w:line="276" w:lineRule="auto"/>
+            </w:pPr>
+            <w:r>
+              <w:rPr>
+                <w:rFonts w:ascii="Pretendard" w:hAnsi="Pretendard" w:eastAsia="Pretendard"/>
+                <w:b w:val="0"/>
+                <w:sz w:val="18"/>
+              </w:rPr>
+              <w:t>수정 가능</w:t>
+            </w:r>
+          </w:p>
+        </w:tc>
+        <w:tc>
+          <w:tcPr>
+            <w:tcW w:type="dxa" w:w="2664"/>
+            <w:vAlign w:val="center"/>
+          </w:tcPr>
+          <w:p>
+            <w:pPr>
+              <w:spacing w:after="0" w:line="276" w:lineRule="auto"/>
+            </w:pPr>
+            <w:r>
+              <w:rPr>
+                <w:rFonts w:ascii="Pretendard" w:hAnsi="Pretendard" w:eastAsia="Pretendard"/>
+                <w:b w:val="0"/>
+                <w:sz w:val="18"/>
+              </w:rPr>
+              <w:t>/admin/ops/branding</w:t>
             </w:r>
           </w:p>
         </w:tc>
@@ -2172,7 +2361,7 @@
                 <w:b w:val="0"/>
                 <w:sz w:val="18"/>
               </w:rPr>
-              <w:t>사용설명서 보기</w:t>
+              <w:t>사용설명서</w:t>
             </w:r>
           </w:p>
         </w:tc>
@@ -2210,7 +2399,7 @@
                 <w:b w:val="0"/>
                 <w:sz w:val="18"/>
               </w:rPr>
-              <w:t>브랜딩 또는 문서 관리 화면</w:t>
+              <w:t>/admin/ops/branding 또는 문서 관리 화면</w:t>
             </w:r>
           </w:p>
         </w:tc>
@@ -2229,7 +2418,7 @@
                 <w:b w:val="0"/>
                 <w:sz w:val="18"/>
               </w:rPr>
-              <w:t>사용설명서 파일이나 연결 주소를 관리자 화면에서 바꿀 수 있어야 함</w:t>
+              <w:t>문서 파일 또는 연결 주소를 관리자 화면에서 바꿀 수 있어야 함</w:t>
             </w:r>
           </w:p>
         </w:tc>
@@ -2237,7 +2426,7 @@
     </w:tbl>
     <w:p>
       <w:pPr>
-        <w:spacing w:after="80"/>
+        <w:spacing w:after="60"/>
       </w:pPr>
     </w:p>
     <w:p>
@@ -2323,7 +2512,7 @@
                 <w:b/>
                 <w:sz w:val="18"/>
               </w:rPr>
-              <w:t>앱에서 보이는 영역</w:t>
+              <w:t>관리 화면 항목</w:t>
             </w:r>
           </w:p>
         </w:tc>
@@ -2363,7 +2552,7 @@
                 <w:b/>
                 <w:sz w:val="18"/>
               </w:rPr>
-              <w:t>관리자 화면 위치</w:t>
+              <w:t>실제 관리자 웹 위치</w:t>
             </w:r>
           </w:p>
         </w:tc>
@@ -2383,7 +2572,7 @@
                 <w:b/>
                 <w:sz w:val="18"/>
               </w:rPr>
-              <w:t>관리자가 확인할 내용</w:t>
+              <w:t>관리자 확인 내용</w:t>
             </w:r>
           </w:p>
         </w:tc>
@@ -2442,7 +2631,7 @@
                 <w:b w:val="0"/>
                 <w:sz w:val="18"/>
               </w:rPr>
-              <w:t>사용자 운영 액션 또는 사용자 상세</w:t>
+              <w:t>/admin/ops/users</w:t>
             </w:r>
           </w:p>
         </w:tc>
@@ -2461,7 +2650,7 @@
                 <w:b w:val="0"/>
                 <w:sz w:val="18"/>
               </w:rPr>
-              <w:t>출산예정일 또는 임신 시작 기준일을 관리자 화면에서 확인/수정할 수 있어야 함</w:t>
+              <w:t>출산예정일 또는 임신 시작 기준일을 확인/수정할 수 있어야 함</w:t>
             </w:r>
           </w:p>
         </w:tc>
@@ -2520,7 +2709,7 @@
                 <w:b w:val="0"/>
                 <w:sz w:val="18"/>
               </w:rPr>
-              <w:t>사용자 운영 액션</w:t>
+              <w:t>/admin/ops/users</w:t>
             </w:r>
           </w:p>
         </w:tc>
@@ -2547,7 +2736,7 @@
     </w:tbl>
     <w:p>
       <w:pPr>
-        <w:spacing w:after="80"/>
+        <w:spacing w:after="60"/>
       </w:pPr>
     </w:p>
     <w:p>
@@ -2628,7 +2817,7 @@
                 <w:b w:val="0"/>
                 <w:sz w:val="18"/>
               </w:rPr>
-              <w:t>관리자 화면 증빙</w:t>
+              <w:t>실서버 화면 증빙</w:t>
             </w:r>
           </w:p>
         </w:tc>
@@ -2647,7 +2836,7 @@
                 <w:b w:val="0"/>
                 <w:sz w:val="18"/>
               </w:rPr>
-              <w:t>각 수정 항목마다 관리자 웹 경로와 저장 화면 캡처가 있어야 합니다.</w:t>
+              <w:t>각 항목은 실제 관리자 웹 주소와 저장 화면 캡처로 확인해야 합니다.</w:t>
             </w:r>
           </w:p>
         </w:tc>
@@ -2668,7 +2857,7 @@
                 <w:b w:val="0"/>
                 <w:sz w:val="18"/>
               </w:rPr>
-              <w:t>앱 반영 증빙</w:t>
+              <w:t>저장 후 반영 증빙</w:t>
             </w:r>
           </w:p>
         </w:tc>
@@ -2687,7 +2876,7 @@
                 <w:b w:val="0"/>
                 <w:sz w:val="18"/>
               </w:rPr>
-              <w:t>저장 후 앱 화면에서 실제 문구 또는 노출 상태가 바뀐 캡처가 있어야 합니다.</w:t>
+              <w:t>저장 후 실제 서비스 화면에서 문구 또는 노출 상태가 바뀐 캡처가 있어야 합니다.</w:t>
             </w:r>
           </w:p>
         </w:tc>
@@ -2748,6 +2937,46 @@
                 <w:b w:val="0"/>
                 <w:sz w:val="18"/>
               </w:rPr>
+              <w:t>분리 관리 항목</w:t>
+            </w:r>
+          </w:p>
+        </w:tc>
+        <w:tc>
+          <w:tcPr>
+            <w:tcW w:type="dxa" w:w="6912"/>
+            <w:vAlign w:val="center"/>
+          </w:tcPr>
+          <w:p>
+            <w:pPr>
+              <w:spacing w:after="0" w:line="276" w:lineRule="auto"/>
+            </w:pPr>
+            <w:r>
+              <w:rPr>
+                <w:rFonts w:ascii="Pretendard" w:hAnsi="Pretendard" w:eastAsia="Pretendard"/>
+                <w:b w:val="0"/>
+                <w:sz w:val="18"/>
+              </w:rPr>
+              <w:t>문구, 연결 주소, 보임/가림처럼 성격이 다른 값은 각각 따로 바꿀 수 있어야 합니다.</w:t>
+            </w:r>
+          </w:p>
+        </w:tc>
+      </w:tr>
+      <w:tr>
+        <w:tc>
+          <w:tcPr>
+            <w:tcW w:type="dxa" w:w="2880"/>
+            <w:vAlign w:val="center"/>
+          </w:tcPr>
+          <w:p>
+            <w:pPr>
+              <w:spacing w:after="0" w:line="276" w:lineRule="auto"/>
+            </w:pPr>
+            <w:r>
+              <w:rPr>
+                <w:rFonts w:ascii="Pretendard" w:hAnsi="Pretendard" w:eastAsia="Pretendard"/>
+                <w:b w:val="0"/>
+                <w:sz w:val="18"/>
+              </w:rPr>
               <w:t>자동 계산/보정 항목</w:t>
             </w:r>
           </w:p>
@@ -2773,14 +3002,9 @@
         </w:tc>
       </w:tr>
     </w:tbl>
-    <w:p>
-      <w:pPr>
-        <w:spacing w:after="80"/>
-      </w:pPr>
-    </w:p>
     <w:sectPr>
       <w:pgSz w:w="12240" w:h="15840"/>
-      <w:pgMar w:top="936" w:right="1080" w:bottom="936" w:left="1080" w:header="720" w:footer="720" w:gutter="0"/>
+      <w:pgMar w:top="936" w:right="1080" w:bottom="720" w:left="1080" w:header="720" w:footer="720" w:gutter="0"/>
       <w:cols w:space="720"/>
       <w:docGrid w:linePitch="360"/>
     </w:sectPr>
@@ -3153,7 +3377,7 @@
     <w:rsid w:val="00FC693F"/>
     <w:rPr>
       <w:rFonts w:ascii="Pretendard" w:hAnsi="Pretendard" w:eastAsia="Pretendard"/>
-      <w:sz w:val="21"/>
+      <w:sz w:val="20"/>
     </w:rPr>
   </w:style>
   <w:style w:type="paragraph" w:styleId="Header">
@@ -3170,6 +3394,9 @@
       </w:tabs>
       <w:spacing w:after="0" w:line="240" w:lineRule="auto"/>
     </w:pPr>
+    <w:rPr>
+      <w:rFonts w:ascii="Pretendard" w:hAnsi="Pretendard" w:eastAsia="Pretendard"/>
+    </w:rPr>
   </w:style>
   <w:style w:type="character" w:customStyle="1" w:styleId="HeaderChar">
     <w:name w:val="Header Char"/>
@@ -3192,6 +3419,9 @@
       </w:tabs>
       <w:spacing w:after="0" w:line="240" w:lineRule="auto"/>
     </w:pPr>
+    <w:rPr>
+      <w:rFonts w:ascii="Pretendard" w:hAnsi="Pretendard" w:eastAsia="Pretendard"/>
+    </w:rPr>
   </w:style>
   <w:style w:type="character" w:customStyle="1" w:styleId="FooterChar">
     <w:name w:val="Footer Char"/>
@@ -3242,7 +3472,7 @@
       <w:rFonts w:asciiTheme="majorHAnsi" w:eastAsiaTheme="majorEastAsia" w:hAnsiTheme="majorHAnsi" w:cstheme="majorBidi" w:ascii="Pretendard" w:hAnsi="Pretendard" w:eastAsia="Pretendard"/>
       <w:b/>
       <w:bCs/>
-      <w:color w:val="173B66"/>
+      <w:color w:val="4F81BD" w:themeColor="accent1"/>
       <w:sz w:val="26"/>
       <w:szCs w:val="26"/>
     </w:rPr>
@@ -3263,7 +3493,7 @@
       <w:outlineLvl w:val="2"/>
     </w:pPr>
     <w:rPr>
-      <w:rFonts w:asciiTheme="majorHAnsi" w:eastAsiaTheme="majorEastAsia" w:hAnsiTheme="majorHAnsi" w:cstheme="majorBidi"/>
+      <w:rFonts w:asciiTheme="majorHAnsi" w:eastAsiaTheme="majorEastAsia" w:hAnsiTheme="majorHAnsi" w:cstheme="majorBidi" w:ascii="Pretendard" w:hAnsi="Pretendard" w:eastAsia="Pretendard"/>
       <w:b/>
       <w:bCs/>
       <w:color w:val="4F81BD" w:themeColor="accent1"/>
@@ -3286,7 +3516,7 @@
       <w:outlineLvl w:val="3"/>
     </w:pPr>
     <w:rPr>
-      <w:rFonts w:asciiTheme="majorHAnsi" w:eastAsiaTheme="majorEastAsia" w:hAnsiTheme="majorHAnsi" w:cstheme="majorBidi"/>
+      <w:rFonts w:asciiTheme="majorHAnsi" w:eastAsiaTheme="majorEastAsia" w:hAnsiTheme="majorHAnsi" w:cstheme="majorBidi" w:ascii="Pretendard" w:hAnsi="Pretendard" w:eastAsia="Pretendard"/>
       <w:b/>
       <w:bCs/>
       <w:i/>
@@ -3311,7 +3541,7 @@
       <w:outlineLvl w:val="4"/>
     </w:pPr>
     <w:rPr>
-      <w:rFonts w:asciiTheme="majorHAnsi" w:eastAsiaTheme="majorEastAsia" w:hAnsiTheme="majorHAnsi" w:cstheme="majorBidi"/>
+      <w:rFonts w:asciiTheme="majorHAnsi" w:eastAsiaTheme="majorEastAsia" w:hAnsiTheme="majorHAnsi" w:cstheme="majorBidi" w:ascii="Pretendard" w:hAnsi="Pretendard" w:eastAsia="Pretendard"/>
       <w:color w:val="243F60" w:themeColor="accent1" w:themeShade="7F"/>
     </w:rPr>
   </w:style>
@@ -3332,7 +3562,7 @@
       <w:outlineLvl w:val="5"/>
     </w:pPr>
     <w:rPr>
-      <w:rFonts w:asciiTheme="majorHAnsi" w:eastAsiaTheme="majorEastAsia" w:hAnsiTheme="majorHAnsi" w:cstheme="majorBidi"/>
+      <w:rFonts w:asciiTheme="majorHAnsi" w:eastAsiaTheme="majorEastAsia" w:hAnsiTheme="majorHAnsi" w:cstheme="majorBidi" w:ascii="Pretendard" w:hAnsi="Pretendard" w:eastAsia="Pretendard"/>
       <w:i/>
       <w:iCs/>
       <w:color w:val="243F60" w:themeColor="accent1" w:themeShade="7F"/>
@@ -3355,7 +3585,7 @@
       <w:outlineLvl w:val="6"/>
     </w:pPr>
     <w:rPr>
-      <w:rFonts w:asciiTheme="majorHAnsi" w:eastAsiaTheme="majorEastAsia" w:hAnsiTheme="majorHAnsi" w:cstheme="majorBidi"/>
+      <w:rFonts w:asciiTheme="majorHAnsi" w:eastAsiaTheme="majorEastAsia" w:hAnsiTheme="majorHAnsi" w:cstheme="majorBidi" w:ascii="Pretendard" w:hAnsi="Pretendard" w:eastAsia="Pretendard"/>
       <w:i/>
       <w:iCs/>
       <w:color w:val="404040" w:themeColor="text1" w:themeTint="BF"/>
@@ -3378,7 +3608,7 @@
       <w:outlineLvl w:val="7"/>
     </w:pPr>
     <w:rPr>
-      <w:rFonts w:asciiTheme="majorHAnsi" w:eastAsiaTheme="majorEastAsia" w:hAnsiTheme="majorHAnsi" w:cstheme="majorBidi"/>
+      <w:rFonts w:asciiTheme="majorHAnsi" w:eastAsiaTheme="majorEastAsia" w:hAnsiTheme="majorHAnsi" w:cstheme="majorBidi" w:ascii="Pretendard" w:hAnsi="Pretendard" w:eastAsia="Pretendard"/>
       <w:color w:val="4F81BD" w:themeColor="accent1"/>
       <w:sz w:val="20"/>
       <w:szCs w:val="20"/>
@@ -3401,7 +3631,7 @@
       <w:outlineLvl w:val="8"/>
     </w:pPr>
     <w:rPr>
-      <w:rFonts w:asciiTheme="majorHAnsi" w:eastAsiaTheme="majorEastAsia" w:hAnsiTheme="majorHAnsi" w:cstheme="majorBidi"/>
+      <w:rFonts w:asciiTheme="majorHAnsi" w:eastAsiaTheme="majorEastAsia" w:hAnsiTheme="majorHAnsi" w:cstheme="majorBidi" w:ascii="Pretendard" w:hAnsi="Pretendard" w:eastAsia="Pretendard"/>
       <w:i/>
       <w:iCs/>
       <w:color w:val="404040" w:themeColor="text1" w:themeTint="BF"/>
@@ -3444,6 +3674,9 @@
     <w:pPr>
       <w:spacing w:after="0" w:line="240" w:lineRule="auto"/>
     </w:pPr>
+    <w:rPr>
+      <w:rFonts w:ascii="Pretendard" w:hAnsi="Pretendard" w:eastAsia="Pretendard"/>
+    </w:rPr>
   </w:style>
   <w:style w:type="character" w:customStyle="1" w:styleId="Heading1Char">
     <w:name w:val="Heading 1 Char"/>
@@ -3578,6 +3811,9 @@
       <w:ind w:left="720"/>
       <w:contextualSpacing/>
     </w:pPr>
+    <w:rPr>
+      <w:rFonts w:ascii="Pretendard" w:hAnsi="Pretendard" w:eastAsia="Pretendard"/>
+    </w:rPr>
   </w:style>
   <w:style w:type="paragraph" w:styleId="BodyText">
     <w:name w:val="Body Text"/>
@@ -3589,6 +3825,9 @@
     <w:pPr>
       <w:spacing w:after="120"/>
     </w:pPr>
+    <w:rPr>
+      <w:rFonts w:ascii="Pretendard" w:hAnsi="Pretendard" w:eastAsia="Pretendard"/>
+    </w:rPr>
   </w:style>
   <w:style w:type="character" w:customStyle="1" w:styleId="BodyTextChar">
     <w:name w:val="Body Text Char"/>
@@ -3607,6 +3846,9 @@
     <w:pPr>
       <w:spacing w:after="120" w:line="480" w:lineRule="auto"/>
     </w:pPr>
+    <w:rPr>
+      <w:rFonts w:ascii="Pretendard" w:hAnsi="Pretendard" w:eastAsia="Pretendard"/>
+    </w:rPr>
   </w:style>
   <w:style w:type="character" w:customStyle="1" w:styleId="BodyText2Char">
     <w:name w:val="Body Text 2 Char"/>
@@ -3626,6 +3868,7 @@
       <w:spacing w:after="120"/>
     </w:pPr>
     <w:rPr>
+      <w:rFonts w:ascii="Pretendard" w:hAnsi="Pretendard" w:eastAsia="Pretendard"/>
       <w:sz w:val="16"/>
       <w:szCs w:val="16"/>
     </w:rPr>
@@ -3651,6 +3894,9 @@
       <w:ind w:left="360" w:hanging="360"/>
       <w:contextualSpacing/>
     </w:pPr>
+    <w:rPr>
+      <w:rFonts w:ascii="Pretendard" w:hAnsi="Pretendard" w:eastAsia="Pretendard"/>
+    </w:rPr>
   </w:style>
   <w:style w:type="paragraph" w:styleId="List2">
     <w:name w:val="List 2"/>
@@ -3662,6 +3908,9 @@
       <w:ind w:left="720" w:hanging="360"/>
       <w:contextualSpacing/>
     </w:pPr>
+    <w:rPr>
+      <w:rFonts w:ascii="Pretendard" w:hAnsi="Pretendard" w:eastAsia="Pretendard"/>
+    </w:rPr>
   </w:style>
   <w:style w:type="paragraph" w:styleId="List3">
     <w:name w:val="List 3"/>
@@ -3673,6 +3922,9 @@
       <w:ind w:left="1080" w:hanging="360"/>
       <w:contextualSpacing/>
     </w:pPr>
+    <w:rPr>
+      <w:rFonts w:ascii="Pretendard" w:hAnsi="Pretendard" w:eastAsia="Pretendard"/>
+    </w:rPr>
   </w:style>
   <w:style w:type="paragraph" w:styleId="ListBullet">
     <w:name w:val="List Bullet"/>
@@ -3686,6 +3938,9 @@
       </w:numPr>
       <w:contextualSpacing/>
     </w:pPr>
+    <w:rPr>
+      <w:rFonts w:ascii="Pretendard" w:hAnsi="Pretendard" w:eastAsia="Pretendard"/>
+    </w:rPr>
   </w:style>
   <w:style w:type="paragraph" w:styleId="ListBullet2">
     <w:name w:val="List Bullet 2"/>
@@ -3699,6 +3954,9 @@
       </w:numPr>
       <w:contextualSpacing/>
     </w:pPr>
+    <w:rPr>
+      <w:rFonts w:ascii="Pretendard" w:hAnsi="Pretendard" w:eastAsia="Pretendard"/>
+    </w:rPr>
   </w:style>
   <w:style w:type="paragraph" w:styleId="ListBullet3">
     <w:name w:val="List Bullet 3"/>
@@ -3712,6 +3970,9 @@
       </w:numPr>
       <w:contextualSpacing/>
     </w:pPr>
+    <w:rPr>
+      <w:rFonts w:ascii="Pretendard" w:hAnsi="Pretendard" w:eastAsia="Pretendard"/>
+    </w:rPr>
   </w:style>
   <w:style w:type="paragraph" w:styleId="ListNumber">
     <w:name w:val="List Number"/>
@@ -3725,6 +3986,9 @@
       </w:numPr>
       <w:contextualSpacing/>
     </w:pPr>
+    <w:rPr>
+      <w:rFonts w:ascii="Pretendard" w:hAnsi="Pretendard" w:eastAsia="Pretendard"/>
+    </w:rPr>
   </w:style>
   <w:style w:type="paragraph" w:styleId="ListNumber2">
     <w:name w:val="List Number 2"/>
@@ -3738,6 +4002,9 @@
       </w:numPr>
       <w:contextualSpacing/>
     </w:pPr>
+    <w:rPr>
+      <w:rFonts w:ascii="Pretendard" w:hAnsi="Pretendard" w:eastAsia="Pretendard"/>
+    </w:rPr>
   </w:style>
   <w:style w:type="paragraph" w:styleId="ListNumber3">
     <w:name w:val="List Number 3"/>
@@ -3751,6 +4018,9 @@
       </w:numPr>
       <w:contextualSpacing/>
     </w:pPr>
+    <w:rPr>
+      <w:rFonts w:ascii="Pretendard" w:hAnsi="Pretendard" w:eastAsia="Pretendard"/>
+    </w:rPr>
   </w:style>
   <w:style w:type="paragraph" w:styleId="ListContinue">
     <w:name w:val="List Continue"/>
@@ -3763,6 +4033,9 @@
       <w:ind w:left="360"/>
       <w:contextualSpacing/>
     </w:pPr>
+    <w:rPr>
+      <w:rFonts w:ascii="Pretendard" w:hAnsi="Pretendard" w:eastAsia="Pretendard"/>
+    </w:rPr>
   </w:style>
   <w:style w:type="paragraph" w:styleId="ListContinue2">
     <w:name w:val="List Continue 2"/>
@@ -3775,6 +4048,9 @@
       <w:ind w:left="720"/>
       <w:contextualSpacing/>
     </w:pPr>
+    <w:rPr>
+      <w:rFonts w:ascii="Pretendard" w:hAnsi="Pretendard" w:eastAsia="Pretendard"/>
+    </w:rPr>
   </w:style>
   <w:style w:type="paragraph" w:styleId="ListContinue3">
     <w:name w:val="List Continue 3"/>
@@ -3787,6 +4063,9 @@
       <w:ind w:left="1080"/>
       <w:contextualSpacing/>
     </w:pPr>
+    <w:rPr>
+      <w:rFonts w:ascii="Pretendard" w:hAnsi="Pretendard" w:eastAsia="Pretendard"/>
+    </w:rPr>
   </w:style>
   <w:style w:type="paragraph" w:styleId="MacroText">
     <w:name w:val="macro"/>
@@ -3806,7 +4085,7 @@
       </w:tabs>
     </w:pPr>
     <w:rPr>
-      <w:rFonts w:ascii="Courier" w:hAnsi="Courier"/>
+      <w:rFonts w:ascii="Pretendard" w:hAnsi="Pretendard" w:eastAsia="Pretendard"/>
       <w:sz w:val="20"/>
       <w:szCs w:val="20"/>
     </w:rPr>
@@ -3832,6 +4111,7 @@
     <w:qFormat/>
     <w:rsid w:val="00FC693F"/>
     <w:rPr>
+      <w:rFonts w:ascii="Pretendard" w:hAnsi="Pretendard" w:eastAsia="Pretendard"/>
       <w:i/>
       <w:iCs/>
       <w:color w:val="000000" w:themeColor="text1"/>
@@ -3948,6 +4228,7 @@
       <w:spacing w:line="240" w:lineRule="auto"/>
     </w:pPr>
     <w:rPr>
+      <w:rFonts w:ascii="Pretendard" w:hAnsi="Pretendard" w:eastAsia="Pretendard"/>
       <w:b/>
       <w:bCs/>
       <w:color w:val="4F81BD" w:themeColor="accent1"/>
@@ -3993,6 +4274,7 @@
       <w:ind w:left="936" w:right="936"/>
     </w:pPr>
     <w:rPr>
+      <w:rFonts w:ascii="Pretendard" w:hAnsi="Pretendard" w:eastAsia="Pretendard"/>
       <w:b/>
       <w:bCs/>
       <w:i/>
@@ -4092,6 +4374,9 @@
     <w:pPr>
       <w:outlineLvl w:val="9"/>
     </w:pPr>
+    <w:rPr>
+      <w:rFonts w:ascii="Pretendard" w:hAnsi="Pretendard" w:eastAsia="Pretendard"/>
+    </w:rPr>
   </w:style>
   <w:style w:type="table" w:styleId="TableGrid">
     <w:name w:val="Table Grid"/>
